--- a/Report/Report.docx
+++ b/Report/Report.docx
@@ -363,7 +363,7 @@
           <w:sz w:val="22"/>
           <w:szCs w:val="22"/>
         </w:rPr>
-        <w:t>The aim of this research to is to produce a model that will rank the unplayed tracks in a listening queue, based on the outputted skip-probabilities. These skip-probabilities will be inferred using various audio and behavioural features present in the already played tracks (context). Four different models (with increasing complexity) will be evaluated over three loss functions to deduce what combination fits most accurately for this scenario. Further analysis will then be conducted to highlight the importance of each feature and the impact of contextual length on the results.</w:t>
+        <w:t>The aim of this research to is to produce a model that will rank the unplayed tracks in a listening queue, based on the outputted skip-probabilities. These skip-probabilities will be inferred using various audio and behavioural features present in the already played tracks (context). Four different models (with increasing complexity) will be evaluated over three loss functions to deduce what combination fits most accurately for this scenario. Further analysis will then be conducted to highlight the impact of contextual length on the results.</w:t>
       </w:r>
     </w:p>
     <w:p>
@@ -24719,7 +24719,23 @@
           <w:sz w:val="22"/>
           <w:szCs w:val="22"/>
         </w:rPr>
-        <w:t xml:space="preserve"> could be used in a practical setting. A demonstration of this is reported in Appendix C. </w:t>
+        <w:t xml:space="preserve"> could be used in a practical setting. A demonstration of this is reported in Appendix </w:t>
+      </w:r>
+      <w:r>
+        <w:rPr>
+          <w:color w:val="000000" w:themeColor="text1"/>
+          <w:sz w:val="22"/>
+          <w:szCs w:val="22"/>
+        </w:rPr>
+        <w:t>D</w:t>
+      </w:r>
+      <w:r>
+        <w:rPr>
+          <w:color w:val="000000" w:themeColor="text1"/>
+          <w:sz w:val="22"/>
+          <w:szCs w:val="22"/>
+        </w:rPr>
+        <w:t xml:space="preserve">. </w:t>
       </w:r>
     </w:p>
     <w:p>
@@ -26837,14 +26853,6 @@
         </w:rPr>
         <w:t>All code for this project is available at the following GitHub link.</w:t>
       </w:r>
-    </w:p>
-    <w:p>
-      <w:pPr>
-        <w:rPr>
-          <w:sz w:val="22"/>
-          <w:szCs w:val="22"/>
-        </w:rPr>
-      </w:pPr>
     </w:p>
     <w:p>
       <w:pPr>
@@ -27144,6 +27152,48 @@
                 <w:sz w:val="22"/>
                 <w:szCs w:val="22"/>
               </w:rPr>
+              <w:t>Info/</w:t>
+            </w:r>
+          </w:p>
+        </w:tc>
+        <w:tc>
+          <w:tcPr>
+            <w:tcW w:w="4508" w:type="dxa"/>
+          </w:tcPr>
+          <w:p>
+            <w:pPr>
+              <w:rPr>
+                <w:sz w:val="22"/>
+                <w:szCs w:val="22"/>
+              </w:rPr>
+            </w:pPr>
+            <w:r>
+              <w:rPr>
+                <w:sz w:val="22"/>
+                <w:szCs w:val="22"/>
+              </w:rPr>
+              <w:t>Volunteer consent forms &amp; information sheets, Progress Tracker, confirmation of ethics approval, ethics form, Project Proposal</w:t>
+            </w:r>
+          </w:p>
+        </w:tc>
+      </w:tr>
+      <w:tr>
+        <w:tc>
+          <w:tcPr>
+            <w:tcW w:w="4508" w:type="dxa"/>
+          </w:tcPr>
+          <w:p>
+            <w:pPr>
+              <w:rPr>
+                <w:sz w:val="22"/>
+                <w:szCs w:val="22"/>
+              </w:rPr>
+            </w:pPr>
+            <w:r>
+              <w:rPr>
+                <w:sz w:val="22"/>
+                <w:szCs w:val="22"/>
+              </w:rPr>
               <w:t>run_lstm.sh, run_sasrec.sh, submit_all.sh</w:t>
             </w:r>
           </w:p>
@@ -27189,14 +27239,6 @@
     <w:p>
       <w:pPr>
         <w:rPr>
-          <w:sz w:val="22"/>
-          <w:szCs w:val="22"/>
-        </w:rPr>
-      </w:pPr>
-    </w:p>
-    <w:p>
-      <w:pPr>
-        <w:rPr>
           <w:color w:val="3A3A3A" w:themeColor="background2" w:themeShade="40"/>
           <w:sz w:val="28"/>
           <w:szCs w:val="28"/>
@@ -27873,7 +27915,16 @@
           <w:sz w:val="22"/>
           <w:szCs w:val="22"/>
         </w:rPr>
-        <w:t xml:space="preserve"> files. All scripts to carry out the listening analysis for the volunteers have also been </w:t>
+        <w:t xml:space="preserve"> files. All </w:t>
+      </w:r>
+      <w:r>
+        <w:rPr>
+          <w:color w:val="3A3A3A" w:themeColor="background2" w:themeShade="40"/>
+          <w:sz w:val="22"/>
+          <w:szCs w:val="22"/>
+        </w:rPr>
+        <w:lastRenderedPageBreak/>
+        <w:t xml:space="preserve">scripts to carry out the listening analysis for the volunteers have also been </w:t>
       </w:r>
       <w:proofErr w:type="spellStart"/>
       <w:r>
@@ -28025,248 +28076,6 @@
           <w:color w:val="3A3A3A" w:themeColor="background2" w:themeShade="40"/>
           <w:sz w:val="22"/>
           <w:szCs w:val="22"/>
-        </w:rPr>
-      </w:pPr>
-    </w:p>
-    <w:p>
-      <w:pPr>
-        <w:rPr>
-          <w:color w:val="3A3A3A" w:themeColor="background2" w:themeShade="40"/>
-          <w:sz w:val="22"/>
-          <w:szCs w:val="22"/>
-        </w:rPr>
-      </w:pPr>
-    </w:p>
-    <w:p>
-      <w:pPr>
-        <w:rPr>
-          <w:color w:val="3A3A3A" w:themeColor="background2" w:themeShade="40"/>
-          <w:sz w:val="22"/>
-          <w:szCs w:val="22"/>
-        </w:rPr>
-      </w:pPr>
-    </w:p>
-    <w:p>
-      <w:pPr>
-        <w:rPr>
-          <w:color w:val="3A3A3A" w:themeColor="background2" w:themeShade="40"/>
-          <w:sz w:val="22"/>
-          <w:szCs w:val="22"/>
-        </w:rPr>
-      </w:pPr>
-    </w:p>
-    <w:p>
-      <w:pPr>
-        <w:jc w:val="center"/>
-        <w:rPr>
-          <w:sz w:val="40"/>
-          <w:szCs w:val="40"/>
-        </w:rPr>
-      </w:pPr>
-    </w:p>
-    <w:p>
-      <w:pPr>
-        <w:jc w:val="center"/>
-        <w:rPr>
-          <w:sz w:val="40"/>
-          <w:szCs w:val="40"/>
-        </w:rPr>
-      </w:pPr>
-    </w:p>
-    <w:p>
-      <w:pPr>
-        <w:jc w:val="center"/>
-        <w:rPr>
-          <w:sz w:val="40"/>
-          <w:szCs w:val="40"/>
-        </w:rPr>
-      </w:pPr>
-    </w:p>
-    <w:p>
-      <w:pPr>
-        <w:jc w:val="center"/>
-        <w:rPr>
-          <w:sz w:val="40"/>
-          <w:szCs w:val="40"/>
-        </w:rPr>
-      </w:pPr>
-    </w:p>
-    <w:p>
-      <w:pPr>
-        <w:jc w:val="center"/>
-        <w:rPr>
-          <w:sz w:val="40"/>
-          <w:szCs w:val="40"/>
-        </w:rPr>
-      </w:pPr>
-    </w:p>
-    <w:p>
-      <w:pPr>
-        <w:jc w:val="center"/>
-        <w:rPr>
-          <w:sz w:val="40"/>
-          <w:szCs w:val="40"/>
-        </w:rPr>
-      </w:pPr>
-    </w:p>
-    <w:p>
-      <w:pPr>
-        <w:jc w:val="center"/>
-        <w:rPr>
-          <w:sz w:val="40"/>
-          <w:szCs w:val="40"/>
-        </w:rPr>
-      </w:pPr>
-    </w:p>
-    <w:p>
-      <w:pPr>
-        <w:jc w:val="center"/>
-        <w:rPr>
-          <w:sz w:val="40"/>
-          <w:szCs w:val="40"/>
-        </w:rPr>
-      </w:pPr>
-    </w:p>
-    <w:p>
-      <w:pPr>
-        <w:jc w:val="center"/>
-        <w:rPr>
-          <w:sz w:val="40"/>
-          <w:szCs w:val="40"/>
-        </w:rPr>
-      </w:pPr>
-    </w:p>
-    <w:p>
-      <w:pPr>
-        <w:jc w:val="center"/>
-        <w:rPr>
-          <w:sz w:val="40"/>
-          <w:szCs w:val="40"/>
-        </w:rPr>
-      </w:pPr>
-    </w:p>
-    <w:p>
-      <w:pPr>
-        <w:jc w:val="center"/>
-        <w:rPr>
-          <w:sz w:val="40"/>
-          <w:szCs w:val="40"/>
-        </w:rPr>
-      </w:pPr>
-    </w:p>
-    <w:p>
-      <w:pPr>
-        <w:jc w:val="center"/>
-        <w:rPr>
-          <w:sz w:val="40"/>
-          <w:szCs w:val="40"/>
-        </w:rPr>
-      </w:pPr>
-    </w:p>
-    <w:p>
-      <w:pPr>
-        <w:jc w:val="center"/>
-        <w:rPr>
-          <w:sz w:val="40"/>
-          <w:szCs w:val="40"/>
-        </w:rPr>
-      </w:pPr>
-    </w:p>
-    <w:p>
-      <w:pPr>
-        <w:jc w:val="center"/>
-        <w:rPr>
-          <w:sz w:val="40"/>
-          <w:szCs w:val="40"/>
-        </w:rPr>
-      </w:pPr>
-    </w:p>
-    <w:p>
-      <w:pPr>
-        <w:jc w:val="center"/>
-        <w:rPr>
-          <w:sz w:val="40"/>
-          <w:szCs w:val="40"/>
-        </w:rPr>
-      </w:pPr>
-    </w:p>
-    <w:p>
-      <w:pPr>
-        <w:jc w:val="center"/>
-        <w:rPr>
-          <w:sz w:val="40"/>
-          <w:szCs w:val="40"/>
-        </w:rPr>
-      </w:pPr>
-    </w:p>
-    <w:p>
-      <w:pPr>
-        <w:jc w:val="center"/>
-        <w:rPr>
-          <w:sz w:val="40"/>
-          <w:szCs w:val="40"/>
-        </w:rPr>
-      </w:pPr>
-    </w:p>
-    <w:p>
-      <w:pPr>
-        <w:jc w:val="center"/>
-        <w:rPr>
-          <w:sz w:val="40"/>
-          <w:szCs w:val="40"/>
-        </w:rPr>
-      </w:pPr>
-    </w:p>
-    <w:p>
-      <w:pPr>
-        <w:jc w:val="center"/>
-        <w:rPr>
-          <w:sz w:val="40"/>
-          <w:szCs w:val="40"/>
-        </w:rPr>
-      </w:pPr>
-    </w:p>
-    <w:p>
-      <w:pPr>
-        <w:jc w:val="center"/>
-        <w:rPr>
-          <w:sz w:val="40"/>
-          <w:szCs w:val="40"/>
-        </w:rPr>
-      </w:pPr>
-    </w:p>
-    <w:p>
-      <w:pPr>
-        <w:jc w:val="center"/>
-        <w:rPr>
-          <w:sz w:val="40"/>
-          <w:szCs w:val="40"/>
-        </w:rPr>
-      </w:pPr>
-    </w:p>
-    <w:p>
-      <w:pPr>
-        <w:jc w:val="center"/>
-        <w:rPr>
-          <w:sz w:val="40"/>
-          <w:szCs w:val="40"/>
-        </w:rPr>
-      </w:pPr>
-    </w:p>
-    <w:p>
-      <w:pPr>
-        <w:jc w:val="center"/>
-        <w:rPr>
-          <w:sz w:val="40"/>
-          <w:szCs w:val="40"/>
-        </w:rPr>
-      </w:pPr>
-    </w:p>
-    <w:p>
-      <w:pPr>
-        <w:rPr>
-          <w:sz w:val="40"/>
-          <w:szCs w:val="40"/>
         </w:rPr>
       </w:pPr>
     </w:p>
@@ -28289,7 +28098,6 @@
           <w:szCs w:val="40"/>
           <w:u w:val="single"/>
         </w:rPr>
-        <w:lastRenderedPageBreak/>
         <w:t>Appendix B: AI Prompts &amp; Tools</w:t>
       </w:r>
     </w:p>
@@ -29108,6 +28916,7 @@
           <w:sz w:val="22"/>
           <w:szCs w:val="22"/>
         </w:rPr>
+        <w:lastRenderedPageBreak/>
         <w:t xml:space="preserve">Start back at the beginning, I just want to change the account on my laptop to willmckenna15 from </w:t>
       </w:r>
       <w:proofErr w:type="spellStart"/>
@@ -29266,7 +29075,10 @@
           <w:u w:val="single"/>
         </w:rPr>
       </w:pPr>
-      <w:r>
+    </w:p>
+    <w:p>
+      <w:pPr>
+        <w:jc w:val="center"/>
         <w:rPr>
           <w:b/>
           <w:bCs/>
@@ -29274,12 +29086,385 @@
           <w:szCs w:val="40"/>
           <w:u w:val="single"/>
         </w:rPr>
-        <w:lastRenderedPageBreak/>
-        <w:t>Appendix C: Model Demonstration Results</w:t>
-      </w:r>
-    </w:p>
-    <w:p>
-      <w:pPr>
+      </w:pPr>
+      <w:r>
+        <w:rPr>
+          <w:b/>
+          <w:bCs/>
+          <w:sz w:val="40"/>
+          <w:szCs w:val="40"/>
+          <w:u w:val="single"/>
+        </w:rPr>
+        <w:t>Appendix C: Ethics</w:t>
+      </w:r>
+    </w:p>
+    <w:p>
+      <w:pPr>
+        <w:rPr>
+          <w:sz w:val="22"/>
+          <w:szCs w:val="22"/>
+        </w:rPr>
+      </w:pPr>
+    </w:p>
+    <w:p>
+      <w:pPr>
+        <w:rPr>
+          <w:sz w:val="22"/>
+          <w:szCs w:val="22"/>
+        </w:rPr>
+      </w:pPr>
+      <w:r>
+        <w:rPr>
+          <w:sz w:val="22"/>
+          <w:szCs w:val="22"/>
+        </w:rPr>
+        <w:t>This research was submitted for ethical review to the School of Computing and Mathematical Sciences at Birkbeck University on the 13</w:t>
+      </w:r>
+      <w:r>
+        <w:rPr>
+          <w:sz w:val="22"/>
+          <w:szCs w:val="22"/>
+          <w:vertAlign w:val="superscript"/>
+        </w:rPr>
+        <w:t>th</w:t>
+      </w:r>
+      <w:r>
+        <w:rPr>
+          <w:sz w:val="22"/>
+          <w:szCs w:val="22"/>
+        </w:rPr>
+        <w:t xml:space="preserve"> of May 2026 under submission reference: </w:t>
+      </w:r>
+      <w:r>
+        <w:rPr>
+          <w:b/>
+          <w:bCs/>
+          <w:sz w:val="22"/>
+          <w:szCs w:val="22"/>
+        </w:rPr>
+        <w:t>cmpbdwek1005x01ju3jbwishn</w:t>
+      </w:r>
+      <w:r>
+        <w:rPr>
+          <w:b/>
+          <w:bCs/>
+          <w:sz w:val="22"/>
+          <w:szCs w:val="22"/>
+        </w:rPr>
+        <w:t xml:space="preserve">. </w:t>
+      </w:r>
+      <w:r>
+        <w:rPr>
+          <w:sz w:val="22"/>
+          <w:szCs w:val="22"/>
+        </w:rPr>
+        <w:t>It was classified as routine on the grounds that it collects personal music streaming data containing no sensitive categories, from volunteers over the age of 18 and proposes no risk to the participants or researcher. Approval was granted on the 13</w:t>
+      </w:r>
+      <w:r>
+        <w:rPr>
+          <w:sz w:val="22"/>
+          <w:szCs w:val="22"/>
+          <w:vertAlign w:val="superscript"/>
+        </w:rPr>
+        <w:t>th</w:t>
+      </w:r>
+      <w:r>
+        <w:rPr>
+          <w:sz w:val="22"/>
+          <w:szCs w:val="22"/>
+        </w:rPr>
+        <w:t xml:space="preserve"> of June 2026 by the School Research Ethics Officer. Data collection then began subsequently. The confirmation of approval can be found in the GitHub repo link in Appendix A.</w:t>
+      </w:r>
+    </w:p>
+    <w:p>
+      <w:pPr>
+        <w:rPr>
+          <w:sz w:val="22"/>
+          <w:szCs w:val="22"/>
+        </w:rPr>
+      </w:pPr>
+    </w:p>
+    <w:p>
+      <w:pPr>
+        <w:rPr>
+          <w:sz w:val="22"/>
+          <w:szCs w:val="22"/>
+        </w:rPr>
+      </w:pPr>
+    </w:p>
+    <w:p>
+      <w:pPr>
+        <w:jc w:val="center"/>
+        <w:rPr>
+          <w:b/>
+          <w:bCs/>
+          <w:sz w:val="40"/>
+          <w:szCs w:val="40"/>
+          <w:u w:val="single"/>
+        </w:rPr>
+      </w:pPr>
+    </w:p>
+    <w:p>
+      <w:pPr>
+        <w:jc w:val="center"/>
+        <w:rPr>
+          <w:b/>
+          <w:bCs/>
+          <w:sz w:val="40"/>
+          <w:szCs w:val="40"/>
+          <w:u w:val="single"/>
+        </w:rPr>
+      </w:pPr>
+    </w:p>
+    <w:p>
+      <w:pPr>
+        <w:jc w:val="center"/>
+        <w:rPr>
+          <w:b/>
+          <w:bCs/>
+          <w:sz w:val="40"/>
+          <w:szCs w:val="40"/>
+          <w:u w:val="single"/>
+        </w:rPr>
+      </w:pPr>
+    </w:p>
+    <w:p>
+      <w:pPr>
+        <w:jc w:val="center"/>
+        <w:rPr>
+          <w:b/>
+          <w:bCs/>
+          <w:sz w:val="40"/>
+          <w:szCs w:val="40"/>
+          <w:u w:val="single"/>
+        </w:rPr>
+      </w:pPr>
+    </w:p>
+    <w:p>
+      <w:pPr>
+        <w:jc w:val="center"/>
+        <w:rPr>
+          <w:b/>
+          <w:bCs/>
+          <w:sz w:val="40"/>
+          <w:szCs w:val="40"/>
+          <w:u w:val="single"/>
+        </w:rPr>
+      </w:pPr>
+    </w:p>
+    <w:p>
+      <w:pPr>
+        <w:jc w:val="center"/>
+        <w:rPr>
+          <w:b/>
+          <w:bCs/>
+          <w:sz w:val="40"/>
+          <w:szCs w:val="40"/>
+          <w:u w:val="single"/>
+        </w:rPr>
+      </w:pPr>
+    </w:p>
+    <w:p>
+      <w:pPr>
+        <w:jc w:val="center"/>
+        <w:rPr>
+          <w:b/>
+          <w:bCs/>
+          <w:sz w:val="40"/>
+          <w:szCs w:val="40"/>
+          <w:u w:val="single"/>
+        </w:rPr>
+      </w:pPr>
+    </w:p>
+    <w:p>
+      <w:pPr>
+        <w:jc w:val="center"/>
+        <w:rPr>
+          <w:b/>
+          <w:bCs/>
+          <w:sz w:val="40"/>
+          <w:szCs w:val="40"/>
+          <w:u w:val="single"/>
+        </w:rPr>
+      </w:pPr>
+    </w:p>
+    <w:p>
+      <w:pPr>
+        <w:jc w:val="center"/>
+        <w:rPr>
+          <w:b/>
+          <w:bCs/>
+          <w:sz w:val="40"/>
+          <w:szCs w:val="40"/>
+          <w:u w:val="single"/>
+        </w:rPr>
+      </w:pPr>
+    </w:p>
+    <w:p>
+      <w:pPr>
+        <w:jc w:val="center"/>
+        <w:rPr>
+          <w:b/>
+          <w:bCs/>
+          <w:sz w:val="40"/>
+          <w:szCs w:val="40"/>
+          <w:u w:val="single"/>
+        </w:rPr>
+      </w:pPr>
+    </w:p>
+    <w:p>
+      <w:pPr>
+        <w:jc w:val="center"/>
+        <w:rPr>
+          <w:b/>
+          <w:bCs/>
+          <w:sz w:val="40"/>
+          <w:szCs w:val="40"/>
+          <w:u w:val="single"/>
+        </w:rPr>
+      </w:pPr>
+    </w:p>
+    <w:p>
+      <w:pPr>
+        <w:jc w:val="center"/>
+        <w:rPr>
+          <w:b/>
+          <w:bCs/>
+          <w:sz w:val="40"/>
+          <w:szCs w:val="40"/>
+          <w:u w:val="single"/>
+        </w:rPr>
+      </w:pPr>
+    </w:p>
+    <w:p>
+      <w:pPr>
+        <w:jc w:val="center"/>
+        <w:rPr>
+          <w:b/>
+          <w:bCs/>
+          <w:sz w:val="40"/>
+          <w:szCs w:val="40"/>
+          <w:u w:val="single"/>
+        </w:rPr>
+      </w:pPr>
+    </w:p>
+    <w:p>
+      <w:pPr>
+        <w:jc w:val="center"/>
+        <w:rPr>
+          <w:b/>
+          <w:bCs/>
+          <w:sz w:val="40"/>
+          <w:szCs w:val="40"/>
+          <w:u w:val="single"/>
+        </w:rPr>
+      </w:pPr>
+    </w:p>
+    <w:p>
+      <w:pPr>
+        <w:jc w:val="center"/>
+        <w:rPr>
+          <w:b/>
+          <w:bCs/>
+          <w:sz w:val="40"/>
+          <w:szCs w:val="40"/>
+          <w:u w:val="single"/>
+        </w:rPr>
+      </w:pPr>
+    </w:p>
+    <w:p>
+      <w:pPr>
+        <w:jc w:val="center"/>
+        <w:rPr>
+          <w:b/>
+          <w:bCs/>
+          <w:sz w:val="40"/>
+          <w:szCs w:val="40"/>
+          <w:u w:val="single"/>
+        </w:rPr>
+      </w:pPr>
+    </w:p>
+    <w:p>
+      <w:pPr>
+        <w:jc w:val="center"/>
+        <w:rPr>
+          <w:b/>
+          <w:bCs/>
+          <w:sz w:val="40"/>
+          <w:szCs w:val="40"/>
+          <w:u w:val="single"/>
+        </w:rPr>
+      </w:pPr>
+    </w:p>
+    <w:p>
+      <w:pPr>
+        <w:jc w:val="center"/>
+        <w:rPr>
+          <w:b/>
+          <w:bCs/>
+          <w:sz w:val="40"/>
+          <w:szCs w:val="40"/>
+          <w:u w:val="single"/>
+        </w:rPr>
+      </w:pPr>
+    </w:p>
+    <w:p>
+      <w:pPr>
+        <w:jc w:val="center"/>
+        <w:rPr>
+          <w:b/>
+          <w:bCs/>
+          <w:sz w:val="40"/>
+          <w:szCs w:val="40"/>
+          <w:u w:val="single"/>
+        </w:rPr>
+      </w:pPr>
+      <w:r>
+        <w:rPr>
+          <w:b/>
+          <w:bCs/>
+          <w:sz w:val="40"/>
+          <w:szCs w:val="40"/>
+          <w:u w:val="single"/>
+        </w:rPr>
+        <w:t xml:space="preserve">Appendix </w:t>
+      </w:r>
+      <w:r>
+        <w:rPr>
+          <w:b/>
+          <w:bCs/>
+          <w:sz w:val="40"/>
+          <w:szCs w:val="40"/>
+          <w:u w:val="single"/>
+        </w:rPr>
+        <w:t>D</w:t>
+      </w:r>
+      <w:r>
+        <w:rPr>
+          <w:b/>
+          <w:bCs/>
+          <w:sz w:val="40"/>
+          <w:szCs w:val="40"/>
+          <w:u w:val="single"/>
+        </w:rPr>
+        <w:t>: Model Demonstration Results</w:t>
+      </w:r>
+    </w:p>
+    <w:p>
+      <w:pPr>
+        <w:jc w:val="center"/>
+        <w:rPr>
+          <w:b/>
+          <w:bCs/>
+          <w:sz w:val="40"/>
+          <w:szCs w:val="40"/>
+          <w:u w:val="single"/>
+        </w:rPr>
+      </w:pPr>
+    </w:p>
+    <w:p>
+      <w:pPr>
+        <w:jc w:val="center"/>
         <w:rPr>
           <w:noProof/>
           <w14:ligatures w14:val="standardContextual"/>
@@ -29292,9 +29477,9 @@
           <w:szCs w:val="22"/>
         </w:rPr>
         <w:drawing>
-          <wp:inline distT="0" distB="0" distL="0" distR="0" wp14:anchorId="0A46C7E0" wp14:editId="34074E09">
-            <wp:extent cx="2861586" cy="4531659"/>
-            <wp:effectExtent l="0" t="0" r="0" b="2540"/>
+          <wp:inline distT="0" distB="0" distL="0" distR="0" wp14:anchorId="0A46C7E0" wp14:editId="357F015C">
+            <wp:extent cx="4839629" cy="7664124"/>
+            <wp:effectExtent l="0" t="0" r="0" b="0"/>
             <wp:docPr id="396704565" name="Picture 1"/>
             <wp:cNvGraphicFramePr>
               <a:graphicFrameLocks xmlns:a="http://schemas.openxmlformats.org/drawingml/2006/main" noChangeAspect="1"/>
@@ -29315,7 +29500,7 @@
                   <pic:spPr>
                     <a:xfrm>
                       <a:off x="0" y="0"/>
-                      <a:ext cx="2885346" cy="4569286"/>
+                      <a:ext cx="4907607" cy="7771775"/>
                     </a:xfrm>
                     <a:prstGeom prst="rect">
                       <a:avLst/>
@@ -29338,6 +29523,7 @@
     </w:p>
     <w:p>
       <w:pPr>
+        <w:jc w:val="center"/>
         <w:rPr>
           <w:color w:val="3A3A3A" w:themeColor="background2" w:themeShade="40"/>
           <w:sz w:val="22"/>
@@ -29346,21 +29532,14 @@
       </w:pPr>
       <w:r>
         <w:rPr>
-          <w:noProof/>
-          <w14:ligatures w14:val="standardContextual"/>
+          <w:color w:val="3A3A3A" w:themeColor="background2" w:themeShade="40"/>
+          <w:sz w:val="22"/>
+          <w:szCs w:val="22"/>
         </w:rPr>
         <w:lastRenderedPageBreak/>
-        <w:t xml:space="preserve"> </w:t>
-      </w:r>
-      <w:r>
-        <w:rPr>
-          <w:color w:val="3A3A3A" w:themeColor="background2" w:themeShade="40"/>
-          <w:sz w:val="22"/>
-          <w:szCs w:val="22"/>
-        </w:rPr>
         <w:drawing>
-          <wp:inline distT="0" distB="0" distL="0" distR="0" wp14:anchorId="016CAD0F" wp14:editId="4137D883">
-            <wp:extent cx="3721100" cy="4978400"/>
+          <wp:inline distT="0" distB="0" distL="0" distR="0" wp14:anchorId="016CAD0F" wp14:editId="156C6438">
+            <wp:extent cx="5452946" cy="7295409"/>
             <wp:effectExtent l="0" t="0" r="0" b="0"/>
             <wp:docPr id="519449987" name="Picture 1"/>
             <wp:cNvGraphicFramePr>
@@ -29382,7 +29561,7 @@
                   <pic:spPr>
                     <a:xfrm>
                       <a:off x="0" y="0"/>
-                      <a:ext cx="3721100" cy="4978400"/>
+                      <a:ext cx="5478989" cy="7330252"/>
                     </a:xfrm>
                     <a:prstGeom prst="rect">
                       <a:avLst/>
@@ -29399,17 +29578,10 @@
           <w:noProof/>
           <w14:ligatures w14:val="standardContextual"/>
         </w:rPr>
-        <w:t xml:space="preserve"> </w:t>
-      </w:r>
-      <w:r>
-        <w:rPr>
-          <w:noProof/>
-          <w14:ligatures w14:val="standardContextual"/>
-        </w:rPr>
         <w:lastRenderedPageBreak/>
         <w:drawing>
-          <wp:inline distT="0" distB="0" distL="0" distR="0" wp14:anchorId="7FF83BE7" wp14:editId="711F0387">
-            <wp:extent cx="3721100" cy="5588000"/>
+          <wp:inline distT="0" distB="0" distL="0" distR="0" wp14:anchorId="7FF83BE7" wp14:editId="554992AE">
+            <wp:extent cx="5465314" cy="8207298"/>
             <wp:effectExtent l="0" t="0" r="0" b="0"/>
             <wp:docPr id="1451798785" name="Picture 1"/>
             <wp:cNvGraphicFramePr>
@@ -29431,7 +29603,7 @@
                   <pic:spPr>
                     <a:xfrm>
                       <a:off x="0" y="0"/>
-                      <a:ext cx="3721100" cy="5588000"/>
+                      <a:ext cx="5500344" cy="8259903"/>
                     </a:xfrm>
                     <a:prstGeom prst="rect">
                       <a:avLst/>
@@ -33700,6 +33872,18 @@
       <w:shd w:val="clear" w:color="auto" w:fill="E1DFDD"/>
     </w:rPr>
   </w:style>
+  <w:style w:type="character" w:styleId="FollowedHyperlink">
+    <w:name w:val="FollowedHyperlink"/>
+    <w:basedOn w:val="DefaultParagraphFont"/>
+    <w:uiPriority w:val="99"/>
+    <w:semiHidden/>
+    <w:unhideWhenUsed/>
+    <w:rsid w:val="00A072CF"/>
+    <w:rPr>
+      <w:color w:val="96607D" w:themeColor="followedHyperlink"/>
+      <w:u w:val="single"/>
+    </w:rPr>
+  </w:style>
 </w:styles>
 </file>
 

--- a/Report/Report.docx
+++ b/Report/Report.docx
@@ -162,7 +162,13 @@
         <w:rPr>
           <w:sz w:val="40"/>
         </w:rPr>
-        <w:t>Word Count: 11,698</w:t>
+        <w:t>Word Count: 11,</w:t>
+      </w:r>
+      <w:r>
+        <w:rPr>
+          <w:sz w:val="40"/>
+        </w:rPr>
+        <w:t>759</w:t>
       </w:r>
     </w:p>
     <w:p>
@@ -299,7 +305,15 @@
           <w:sz w:val="22"/>
           <w:szCs w:val="22"/>
         </w:rPr>
-        <w:t xml:space="preserve">unprocessed </w:t>
+        <w:t>filtered</w:t>
+      </w:r>
+      <w:r>
+        <w:rPr>
+          <w:color w:val="171717" w:themeColor="background2" w:themeShade="1A"/>
+          <w:sz w:val="22"/>
+          <w:szCs w:val="22"/>
+        </w:rPr>
+        <w:t xml:space="preserve"> </w:t>
       </w:r>
       <w:r>
         <w:rPr>
@@ -2596,7 +2610,21 @@
           <w:sz w:val="22"/>
           <w:szCs w:val="22"/>
         </w:rPr>
-        <w:t xml:space="preserve"> extend this argument by treating unusually short dwell times as actively negative rather than weakly positive. In the context of music streaming, this implies that a track abandoned after four seconds should be treated differently to a track that is skipped after two minutes of listening. The other skip-prediction works outlined in Section 1.5 fail to capture this information and is the inspiration for the inclusion of the time-weight in the PWTS loss function proposed in section 3.2.4.</w:t>
+        <w:t xml:space="preserve"> extend this argument by treating unusually short dwell times as actively negative rather than weakly positive. In the context of music streaming, this implies that a track abandoned after four seconds should be treated differently to a track that is skipped after two minutes of listening. The other skip-prediction works outlined in Section 1.5 fail to capture this information and is the inspiration for the inclusion of the time-weight in the PWTS loss function proposed in section 3.2.</w:t>
+      </w:r>
+      <w:r>
+        <w:rPr>
+          <w:sz w:val="22"/>
+          <w:szCs w:val="22"/>
+        </w:rPr>
+        <w:t>3</w:t>
+      </w:r>
+      <w:r>
+        <w:rPr>
+          <w:sz w:val="22"/>
+          <w:szCs w:val="22"/>
+        </w:rPr>
+        <w:t>.</w:t>
       </w:r>
     </w:p>
     <w:p>
@@ -2711,7 +2739,14 @@
           <w:sz w:val="22"/>
           <w:szCs w:val="22"/>
         </w:rPr>
-        <w:t>June</w:t>
+        <w:t>Ju</w:t>
+      </w:r>
+      <w:r>
+        <w:rPr>
+          <w:sz w:val="22"/>
+          <w:szCs w:val="22"/>
+        </w:rPr>
+        <w:t>ly</w:t>
       </w:r>
       <w:r>
         <w:rPr>
@@ -3882,7 +3917,35 @@
           <w:sz w:val="22"/>
           <w:szCs w:val="22"/>
         </w:rPr>
-        <w:t xml:space="preserve"> and the historical skip rate defined in 3.2.3 we can capture the strength of each of the signals.</w:t>
+        <w:t xml:space="preserve"> and the historical skip rate defined in 3.</w:t>
+      </w:r>
+      <w:r>
+        <w:rPr>
+          <w:sz w:val="22"/>
+          <w:szCs w:val="22"/>
+        </w:rPr>
+        <w:t>1</w:t>
+      </w:r>
+      <w:r>
+        <w:rPr>
+          <w:sz w:val="22"/>
+          <w:szCs w:val="22"/>
+        </w:rPr>
+        <w:t>.</w:t>
+      </w:r>
+      <w:r>
+        <w:rPr>
+          <w:sz w:val="22"/>
+          <w:szCs w:val="22"/>
+        </w:rPr>
+        <w:t>6</w:t>
+      </w:r>
+      <w:r>
+        <w:rPr>
+          <w:sz w:val="22"/>
+          <w:szCs w:val="22"/>
+        </w:rPr>
+        <w:t xml:space="preserve"> we can capture the strength of each of the signals.</w:t>
       </w:r>
       <w:r>
         <w:rPr>
@@ -4006,7 +4069,21 @@
           <w:sz w:val="22"/>
           <w:szCs w:val="22"/>
         </w:rPr>
-        <w:t xml:space="preserve"> This issue applies directly to queue reordering, with ordering decisions being made in a single session and is therefore applied in Section 5.1.</w:t>
+        <w:t xml:space="preserve"> This issue applies directly to queue reordering, with ordering decisions being made in a single session and is therefore applied in Section 5.</w:t>
+      </w:r>
+      <w:r>
+        <w:rPr>
+          <w:sz w:val="22"/>
+          <w:szCs w:val="22"/>
+        </w:rPr>
+        <w:t>2</w:t>
+      </w:r>
+      <w:r>
+        <w:rPr>
+          <w:sz w:val="22"/>
+          <w:szCs w:val="22"/>
+        </w:rPr>
+        <w:t>.</w:t>
       </w:r>
     </w:p>
     <w:p>
@@ -4493,7 +4570,7 @@
           <w:szCs w:val="22"/>
           <w:lang w:eastAsia="en-US"/>
         </w:rPr>
-        <w:t>C</w:t>
+        <w:t>Section 3.2.1</w:t>
       </w:r>
       <w:r>
         <w:rPr>
@@ -4501,17 +4578,51 @@
           <w:szCs w:val="22"/>
           <w:lang w:eastAsia="en-US"/>
         </w:rPr>
-        <w:t xml:space="preserve">hapter </w:t>
-      </w:r>
-      <w:r>
+        <w:t>.</w:t>
+      </w:r>
+    </w:p>
+    <w:p>
+      <w:pPr>
         <w:rPr>
           <w:sz w:val="22"/>
           <w:szCs w:val="22"/>
           <w:lang w:eastAsia="en-US"/>
         </w:rPr>
-        <w:t>4.</w:t>
-      </w:r>
-    </w:p>
+      </w:pPr>
+    </w:p>
+    <w:p>
+      <w:pPr>
+        <w:pStyle w:val="Subtitle"/>
+        <w:rPr>
+          <w:rFonts w:cs="Times New Roman"/>
+        </w:rPr>
+      </w:pPr>
+      <w:r>
+        <w:rPr>
+          <w:rFonts w:cs="Times New Roman"/>
+        </w:rPr>
+        <w:t>3.</w:t>
+      </w:r>
+      <w:r>
+        <w:rPr>
+          <w:rFonts w:cs="Times New Roman"/>
+        </w:rPr>
+        <w:t>1</w:t>
+      </w:r>
+      <w:r>
+        <w:rPr>
+          <w:rFonts w:cs="Times New Roman"/>
+        </w:rPr>
+        <w:t>.1</w:t>
+      </w:r>
+      <w:r>
+        <w:rPr>
+          <w:rFonts w:cs="Times New Roman"/>
+        </w:rPr>
+        <w:t xml:space="preserve"> Data Collection Ethics</w:t>
+      </w:r>
+    </w:p>
+    <w:p/>
     <w:p>
       <w:pPr>
         <w:rPr>
@@ -4520,55 +4631,21 @@
           <w:lang w:eastAsia="en-US"/>
         </w:rPr>
       </w:pPr>
-    </w:p>
-    <w:p>
-      <w:pPr>
-        <w:pStyle w:val="Subtitle"/>
-        <w:rPr>
-          <w:rFonts w:cs="Times New Roman"/>
-        </w:rPr>
-      </w:pPr>
-      <w:r>
-        <w:rPr>
-          <w:rFonts w:cs="Times New Roman"/>
-        </w:rPr>
-        <w:t>3.</w:t>
-      </w:r>
-      <w:r>
-        <w:rPr>
-          <w:rFonts w:cs="Times New Roman"/>
-        </w:rPr>
-        <w:t>1</w:t>
-      </w:r>
-      <w:r>
-        <w:rPr>
-          <w:rFonts w:cs="Times New Roman"/>
-        </w:rPr>
-        <w:t>.1</w:t>
-      </w:r>
-      <w:r>
-        <w:rPr>
-          <w:rFonts w:cs="Times New Roman"/>
-        </w:rPr>
-        <w:t xml:space="preserve"> Data Collection Ethics</w:t>
-      </w:r>
-    </w:p>
-    <w:p/>
-    <w:p>
-      <w:pPr>
+      <w:r>
         <w:rPr>
           <w:sz w:val="22"/>
           <w:szCs w:val="22"/>
           <w:lang w:eastAsia="en-US"/>
         </w:rPr>
-      </w:pPr>
+        <w:t xml:space="preserve">The participant group for this research consists of volunteers that the author reached out to via email/social media &amp; private messages. The number of volunteers culminated at 33, which met the minimum set-out in the research proposal of 30 individuals. Each volunteer was presented with an information sheet outlining how their data would be stored, anonymised, used and disposed of as well as a consent form which permits the author to use their data within the confines detailed in the information sheet. Volunteers were instructed to download their </w:t>
+      </w:r>
       <w:r>
         <w:rPr>
           <w:sz w:val="22"/>
           <w:szCs w:val="22"/>
           <w:lang w:eastAsia="en-US"/>
         </w:rPr>
-        <w:t xml:space="preserve">The participant group for this research consists of volunteers that the author reached out to via email/social media &amp; private messages. The number of volunteers culminated at 33, which met the minimum set-out in the research proposal of 30 individuals. Each volunteer was presented with an information sheet outlining how their data would be stored, anonymised, used and disposed of as well as a consent form which permits the author to use their data within the confines detailed in the information sheet. Volunteers were instructed to download their </w:t>
+        <w:t xml:space="preserve">Spotify </w:t>
       </w:r>
       <w:r>
         <w:rPr>
@@ -4576,7 +4653,7 @@
           <w:szCs w:val="22"/>
           <w:lang w:eastAsia="en-US"/>
         </w:rPr>
-        <w:t xml:space="preserve">Spotify </w:t>
+        <w:t xml:space="preserve">Extended Streaming History </w:t>
       </w:r>
       <w:r>
         <w:rPr>
@@ -4584,7 +4661,7 @@
           <w:szCs w:val="22"/>
           <w:lang w:eastAsia="en-US"/>
         </w:rPr>
-        <w:t xml:space="preserve">Extended Streaming History </w:t>
+        <w:t xml:space="preserve">Export (ESHE) </w:t>
       </w:r>
       <w:r>
         <w:rPr>
@@ -4592,7 +4669,7 @@
           <w:szCs w:val="22"/>
           <w:lang w:eastAsia="en-US"/>
         </w:rPr>
-        <w:t xml:space="preserve">Export (ESHE) </w:t>
+        <w:t xml:space="preserve">from their </w:t>
       </w:r>
       <w:r>
         <w:rPr>
@@ -4600,7 +4677,7 @@
           <w:szCs w:val="22"/>
           <w:lang w:eastAsia="en-US"/>
         </w:rPr>
-        <w:t xml:space="preserve">from their </w:t>
+        <w:t>S</w:t>
       </w:r>
       <w:r>
         <w:rPr>
@@ -4608,16 +4685,17 @@
           <w:szCs w:val="22"/>
           <w:lang w:eastAsia="en-US"/>
         </w:rPr>
-        <w:t>S</w:t>
-      </w:r>
-      <w:r>
+        <w:t xml:space="preserve">potify account and then email it to the researcher. </w:t>
+      </w:r>
+    </w:p>
+    <w:p>
+      <w:pPr>
         <w:rPr>
           <w:sz w:val="22"/>
           <w:szCs w:val="22"/>
           <w:lang w:eastAsia="en-US"/>
         </w:rPr>
-        <w:t xml:space="preserve">potify account and then email it to the researcher. </w:t>
-      </w:r>
+      </w:pPr>
     </w:p>
     <w:p>
       <w:pPr>
@@ -4627,22 +4705,21 @@
           <w:lang w:eastAsia="en-US"/>
         </w:rPr>
       </w:pPr>
-    </w:p>
-    <w:p>
-      <w:pPr>
+      <w:r>
         <w:rPr>
           <w:sz w:val="22"/>
           <w:szCs w:val="22"/>
           <w:lang w:eastAsia="en-US"/>
         </w:rPr>
-      </w:pPr>
+        <w:t>Volunteers were then offered an analysis of their listening history as a gesture of gratitude for providing their data (as outlined in the ethics application</w:t>
+      </w:r>
       <w:r>
         <w:rPr>
           <w:sz w:val="22"/>
           <w:szCs w:val="22"/>
           <w:lang w:eastAsia="en-US"/>
         </w:rPr>
-        <w:t>Volunteers were then offered an analysis of their listening history as a gesture of gratitude for providing their data (as outlined in the ethics application)</w:t>
+        <w:t xml:space="preserve"> (appendix C)</w:t>
       </w:r>
       <w:r>
         <w:rPr>
@@ -4650,6 +4727,14 @@
           <w:szCs w:val="22"/>
           <w:lang w:eastAsia="en-US"/>
         </w:rPr>
+        <w:t>)</w:t>
+      </w:r>
+      <w:r>
+        <w:rPr>
+          <w:sz w:val="22"/>
+          <w:szCs w:val="22"/>
+          <w:lang w:eastAsia="en-US"/>
+        </w:rPr>
         <w:t>. O</w:t>
       </w:r>
       <w:r>
@@ -4850,7 +4935,23 @@
           <w:szCs w:val="22"/>
           <w:lang w:eastAsia="en-US"/>
         </w:rPr>
-        <w:t>Upon the execution of the data_processing_main.py script a random uuid is assigned to each folder and is then broadcasted to each row in the combined JSON files. This ensures that there is no traceable attachment of the volunteer to their dataset. The raw exports persist on the researchers’ local machine until completion of the research as described in the ethics application.</w:t>
+        <w:t>Upon the execution of the data_processing_main.py script a random uuid is assigned to each folder and is then broadcasted to each row in the combined JSON files. This ensures that there is no traceable attachment of the volunteer to their dataset. The raw exports persist on the researchers’ local machine until completion of the research as described in the ethics application</w:t>
+      </w:r>
+      <w:r>
+        <w:rPr>
+          <w:sz w:val="22"/>
+          <w:szCs w:val="22"/>
+          <w:lang w:eastAsia="en-US"/>
+        </w:rPr>
+        <w:t xml:space="preserve"> (appendix C)</w:t>
+      </w:r>
+      <w:r>
+        <w:rPr>
+          <w:sz w:val="22"/>
+          <w:szCs w:val="22"/>
+          <w:lang w:eastAsia="en-US"/>
+        </w:rPr>
+        <w:t>.</w:t>
       </w:r>
     </w:p>
     <w:p>
@@ -7387,7 +7488,21 @@
           <w:sz w:val="22"/>
           <w:szCs w:val="22"/>
         </w:rPr>
-        <w:t>This feature is calculated by first ordering all listens for a user by its timestamps. Then using an expanding mean, for each track, the historical skip rate is calculated on all prior listens, this is to avoid future leakage</w:t>
+        <w:t>This feature is calculated by first ordering all listens for a user by its timestamps. Then using an expanding mean, for each track, the historical skip rate is calculated on all prior listens</w:t>
+      </w:r>
+      <w:r>
+        <w:rPr>
+          <w:sz w:val="22"/>
+          <w:szCs w:val="22"/>
+        </w:rPr>
+        <w:t xml:space="preserve"> (after filtering)</w:t>
+      </w:r>
+      <w:r>
+        <w:rPr>
+          <w:sz w:val="22"/>
+          <w:szCs w:val="22"/>
+        </w:rPr>
+        <w:t>, this is to avoid future leakage</w:t>
       </w:r>
       <w:r>
         <w:rPr>
@@ -7458,21 +7573,49 @@
           <w:sz w:val="22"/>
           <w:szCs w:val="22"/>
         </w:rPr>
-        <w:t xml:space="preserve"> feature was introduced to resolve a cold-start problem created by the historical skip rate. After initial analysis, 32.9% of listens had a historical skip rate of 0. However, 6</w:t>
-      </w:r>
-      <w:r>
-        <w:rPr>
-          <w:sz w:val="22"/>
-          <w:szCs w:val="22"/>
-        </w:rPr>
-        <w:t>7.</w:t>
-      </w:r>
-      <w:r>
-        <w:rPr>
-          <w:sz w:val="22"/>
-          <w:szCs w:val="22"/>
-        </w:rPr>
-        <w:t xml:space="preserve">5% of these 0 skip rate listens had historical listens of the same artist. This provides information to 112,000 rows that otherwise would have had no historical data. Aside from this, it also provides extra context intuitively, as if an individual </w:t>
+        <w:t xml:space="preserve"> feature was introduced to resolve a cold-start problem created by the historical skip rate. After initial analysis, 3</w:t>
+      </w:r>
+      <w:r>
+        <w:rPr>
+          <w:sz w:val="22"/>
+          <w:szCs w:val="22"/>
+        </w:rPr>
+        <w:t>2.2</w:t>
+      </w:r>
+      <w:r>
+        <w:rPr>
+          <w:sz w:val="22"/>
+          <w:szCs w:val="22"/>
+        </w:rPr>
+        <w:t>% of listens had a historical skip rate of 0. However, 6</w:t>
+      </w:r>
+      <w:r>
+        <w:rPr>
+          <w:sz w:val="22"/>
+          <w:szCs w:val="22"/>
+        </w:rPr>
+        <w:t>2.2</w:t>
+      </w:r>
+      <w:r>
+        <w:rPr>
+          <w:sz w:val="22"/>
+          <w:szCs w:val="22"/>
+        </w:rPr>
+        <w:t xml:space="preserve">% of these 0 skip rate listens had historical listens of the same artist. This provides information to </w:t>
+      </w:r>
+      <w:r>
+        <w:rPr>
+          <w:sz w:val="22"/>
+          <w:szCs w:val="22"/>
+        </w:rPr>
+        <w:t xml:space="preserve">710,376 </w:t>
+      </w:r>
+      <w:r>
+        <w:rPr>
+          <w:sz w:val="22"/>
+          <w:szCs w:val="22"/>
+        </w:rPr>
+        <w:t xml:space="preserve">rows that otherwise would have had no historical data. Aside from this, it also provides extra context intuitively, as if an individual </w:t>
       </w:r>
       <w:proofErr w:type="gramStart"/>
       <w:r>
@@ -7687,14 +7830,21 @@
           <w:sz w:val="22"/>
           <w:szCs w:val="22"/>
         </w:rPr>
-        <w:t xml:space="preserve">’ were initially included in the code but ultimately did not end up being an active feature in the models, more detail will be provided on this in chapter </w:t>
-      </w:r>
-      <w:r>
-        <w:rPr>
-          <w:sz w:val="22"/>
-          <w:szCs w:val="22"/>
-        </w:rPr>
-        <w:t>4.</w:t>
+        <w:t xml:space="preserve">’ were initially included in the code but ultimately did not end up being an active feature in the models, more detail will be provided on this in </w:t>
+      </w:r>
+      <w:r>
+        <w:rPr>
+          <w:sz w:val="22"/>
+          <w:szCs w:val="22"/>
+        </w:rPr>
+        <w:t>3.2.2</w:t>
+      </w:r>
+      <w:r>
+        <w:rPr>
+          <w:sz w:val="22"/>
+          <w:szCs w:val="22"/>
+        </w:rPr>
+        <w:t>.</w:t>
       </w:r>
     </w:p>
     <w:p/>
@@ -8023,7 +8173,21 @@
           <w:sz w:val="22"/>
           <w:szCs w:val="22"/>
         </w:rPr>
-        <w:t xml:space="preserve">As shown above, in Table 3.2, the validity filter excludes 23.8% (1.2m) of remaining rows </w:t>
+        <w:t>As shown above, in Table 3.2, the validity filter excludes 2</w:t>
+      </w:r>
+      <w:r>
+        <w:rPr>
+          <w:sz w:val="22"/>
+          <w:szCs w:val="22"/>
+        </w:rPr>
+        <w:t>4</w:t>
+      </w:r>
+      <w:r>
+        <w:rPr>
+          <w:sz w:val="22"/>
+          <w:szCs w:val="22"/>
+        </w:rPr>
+        <w:t xml:space="preserve">.8% (1.2m) of remaining rows </w:t>
       </w:r>
       <w:r>
         <w:rPr>
@@ -8917,7 +9081,23 @@
           <w:szCs w:val="22"/>
           <w:lang w:eastAsia="en-US"/>
         </w:rPr>
-        <w:t xml:space="preserve"> who states the neural recommender models often fail to beat linear models when tuned equally. Each model is included to isolate a particular capability; Log regression captures linear relationships, Extra-Trees Classifier adds non-linear relationships, LSTM adds recurrenc</w:t>
+        <w:t xml:space="preserve"> who states the neural recommender models often fail to beat </w:t>
+      </w:r>
+      <w:r>
+        <w:rPr>
+          <w:sz w:val="22"/>
+          <w:szCs w:val="22"/>
+          <w:lang w:eastAsia="en-US"/>
+        </w:rPr>
+        <w:t>simpler</w:t>
+      </w:r>
+      <w:r>
+        <w:rPr>
+          <w:sz w:val="22"/>
+          <w:szCs w:val="22"/>
+          <w:lang w:eastAsia="en-US"/>
+        </w:rPr>
+        <w:t xml:space="preserve"> models when tuned equally. Each model is included to isolate a particular capability; Log regression captures linear relationships, Extra-Trees Classifier adds non-linear relationships, LSTM adds recurrenc</w:t>
       </w:r>
       <w:r>
         <w:rPr>
@@ -8959,7 +9139,23 @@
           <w:szCs w:val="22"/>
           <w:lang w:eastAsia="en-US"/>
         </w:rPr>
-        <w:t xml:space="preserve"> The latter three models were tuned over various parameters using the </w:t>
+        <w:t xml:space="preserve"> The latter three models were tuned over various </w:t>
+      </w:r>
+      <w:r>
+        <w:rPr>
+          <w:sz w:val="22"/>
+          <w:szCs w:val="22"/>
+          <w:lang w:eastAsia="en-US"/>
+        </w:rPr>
+        <w:t>hyper-</w:t>
+      </w:r>
+      <w:r>
+        <w:rPr>
+          <w:sz w:val="22"/>
+          <w:szCs w:val="22"/>
+          <w:lang w:eastAsia="en-US"/>
+        </w:rPr>
+        <w:t xml:space="preserve">parameters using the </w:t>
       </w:r>
       <w:proofErr w:type="spellStart"/>
       <w:r>
@@ -9048,6 +9244,14 @@
                 <w:lang w:eastAsia="en-US"/>
               </w:rPr>
             </w:pPr>
+            <w:r>
+              <w:rPr>
+                <w:sz w:val="22"/>
+                <w:szCs w:val="22"/>
+                <w:lang w:eastAsia="en-US"/>
+              </w:rPr>
+              <w:t>Hyper-</w:t>
+            </w:r>
             <w:r>
               <w:rPr>
                 <w:sz w:val="22"/>
@@ -9462,7 +9666,7 @@
                 <w:szCs w:val="22"/>
                 <w:lang w:eastAsia="en-US"/>
               </w:rPr>
-              <w:t>Parameter</w:t>
+              <w:t>Hyper-Parameter</w:t>
             </w:r>
           </w:p>
         </w:tc>
@@ -9527,6 +9731,14 @@
                 <w:lang w:eastAsia="en-US"/>
               </w:rPr>
               <w:t>Values</w:t>
+            </w:r>
+            <w:r>
+              <w:rPr>
+                <w:sz w:val="22"/>
+                <w:szCs w:val="22"/>
+                <w:lang w:eastAsia="en-US"/>
+              </w:rPr>
+              <w:t xml:space="preserve"> on best arm</w:t>
             </w:r>
           </w:p>
         </w:tc>
@@ -10029,6 +10241,14 @@
                 <w:szCs w:val="22"/>
                 <w:lang w:eastAsia="en-US"/>
               </w:rPr>
+              <w:t>Hyper-</w:t>
+            </w:r>
+            <w:r>
+              <w:rPr>
+                <w:sz w:val="22"/>
+                <w:szCs w:val="22"/>
+                <w:lang w:eastAsia="en-US"/>
+              </w:rPr>
               <w:t>Parameter</w:t>
             </w:r>
           </w:p>
@@ -10102,6 +10322,14 @@
                 <w:lang w:eastAsia="en-US"/>
               </w:rPr>
               <w:t>s</w:t>
+            </w:r>
+            <w:r>
+              <w:rPr>
+                <w:sz w:val="22"/>
+                <w:szCs w:val="22"/>
+                <w:lang w:eastAsia="en-US"/>
+              </w:rPr>
+              <w:t xml:space="preserve"> on best arm</w:t>
             </w:r>
           </w:p>
         </w:tc>
@@ -10574,7 +10802,7 @@
           <w:szCs w:val="22"/>
           <w:lang w:eastAsia="en-US"/>
         </w:rPr>
-        <w:t xml:space="preserve"> using an encoder-decoder recurrent network in the WSDM Cup sequential skip prediction challenge, achieving a mean accuracy of 0.603</w:t>
+        <w:t xml:space="preserve"> using an encoder-decoder recurrent network in the WSDM Cup sequential skip prediction challenge, achieving a mean accuracy of 0.60</w:t>
       </w:r>
       <w:r>
         <w:rPr>
@@ -10582,7 +10810,23 @@
           <w:szCs w:val="22"/>
           <w:lang w:eastAsia="en-US"/>
         </w:rPr>
-        <w:t xml:space="preserve"> AUC</w:t>
+        <w:t>4</w:t>
+      </w:r>
+      <w:r>
+        <w:rPr>
+          <w:sz w:val="22"/>
+          <w:szCs w:val="22"/>
+          <w:lang w:eastAsia="en-US"/>
+        </w:rPr>
+        <w:t xml:space="preserve"> </w:t>
+      </w:r>
+      <w:r>
+        <w:rPr>
+          <w:sz w:val="22"/>
+          <w:szCs w:val="22"/>
+          <w:lang w:eastAsia="en-US"/>
+        </w:rPr>
+        <w:t>MAA</w:t>
       </w:r>
       <w:r>
         <w:rPr>
@@ -10943,6 +11187,14 @@
                 <w:lang w:eastAsia="en-US"/>
               </w:rPr>
             </w:pPr>
+            <w:r>
+              <w:rPr>
+                <w:sz w:val="22"/>
+                <w:szCs w:val="22"/>
+                <w:lang w:eastAsia="en-US"/>
+              </w:rPr>
+              <w:t>Hyper-</w:t>
+            </w:r>
             <w:r>
               <w:rPr>
                 <w:sz w:val="22"/>
@@ -11621,7 +11873,7 @@
           <w:sz w:val="22"/>
           <w:szCs w:val="22"/>
         </w:rPr>
-        <w:t>Huang et al. (2020)</w:t>
+        <w:t>Huang (2020)</w:t>
       </w:r>
       <w:r>
         <w:rPr>
@@ -11949,7 +12201,23 @@
           <w:szCs w:val="22"/>
           <w:lang w:eastAsia="en-US"/>
         </w:rPr>
-        <w:t>position preceding it. However, the reference model outputs a single score at a time. This model is scoring the whole query segment simultaneously so therefore would introduce circularity, for example if the track at position 7 is attending to position 5 (both in the query segment), this arrangement of the query segment is about to be altered by the model which will change the scoring, which will in turn affect the arrangement. The mask is therefore altered so that each position in the query segment may only attend to itself and the context, as demonstrated below in Figure 4.1.</w:t>
+        <w:t>position</w:t>
+      </w:r>
+      <w:r>
+        <w:rPr>
+          <w:sz w:val="22"/>
+          <w:szCs w:val="22"/>
+          <w:lang w:eastAsia="en-US"/>
+        </w:rPr>
+        <w:t>s</w:t>
+      </w:r>
+      <w:r>
+        <w:rPr>
+          <w:sz w:val="22"/>
+          <w:szCs w:val="22"/>
+          <w:lang w:eastAsia="en-US"/>
+        </w:rPr>
+        <w:t xml:space="preserve"> preceding it. However, the reference model outputs a single score at a time. This model is scoring the whole query segment simultaneously so therefore would introduce circularity, for example if the track at position 7 is attending to position 5 (both in the query segment), this arrangement of the query segment is about to be altered by the model which will change the scoring, which will in turn affect the arrangement. The mask is therefore altered so that each position in the query segment may only attend to itself and the context, as demonstrated below in Figure 4.1.</w:t>
       </w:r>
     </w:p>
     <w:p>
@@ -15450,7 +15718,7 @@
           <w:szCs w:val="22"/>
           <w:lang w:eastAsia="en-US"/>
         </w:rPr>
-        <w:t xml:space="preserve">Initially, two input features were included in addition to the 15 described in chapter </w:t>
+        <w:t xml:space="preserve">Initially, two input features were included in addition to the 15 described in </w:t>
       </w:r>
       <w:r>
         <w:rPr>
@@ -15458,7 +15726,7 @@
           <w:szCs w:val="22"/>
           <w:lang w:eastAsia="en-US"/>
         </w:rPr>
-        <w:t>4</w:t>
+        <w:t>Section 3.1.6</w:t>
       </w:r>
       <w:r>
         <w:rPr>
@@ -15836,16 +16104,15 @@
         <w:rPr>
           <w:sz w:val="22"/>
           <w:szCs w:val="22"/>
-          <w:highlight w:val="yellow"/>
-        </w:rPr>
-        <w:t>Z</w:t>
-      </w:r>
-      <w:r>
-        <w:rPr>
-          <w:sz w:val="22"/>
-          <w:szCs w:val="22"/>
-        </w:rPr>
-        <w:t>hang et al. (2025),</w:t>
+        </w:rPr>
+        <w:t>Zhang</w:t>
+      </w:r>
+      <w:r>
+        <w:rPr>
+          <w:sz w:val="22"/>
+          <w:szCs w:val="22"/>
+        </w:rPr>
+        <w:t xml:space="preserve"> et al. (2025),</w:t>
       </w:r>
       <w:r>
         <w:rPr>
@@ -19313,14 +19580,7 @@
           <w:sz w:val="22"/>
           <w:szCs w:val="22"/>
         </w:rPr>
-        <w:t xml:space="preserve"> stage. The weights are then combined using multiplication and then normalised to a mean of 1, so that with all weights inactive PWTS will default to BCE</w:t>
-      </w:r>
-      <w:r>
-        <w:rPr>
-          <w:sz w:val="22"/>
-          <w:szCs w:val="22"/>
-        </w:rPr>
-        <w:t>.</w:t>
+        <w:t xml:space="preserve"> stage. </w:t>
       </w:r>
     </w:p>
     <w:p>
@@ -19762,7 +20022,21 @@
           <w:sz w:val="22"/>
           <w:szCs w:val="22"/>
         </w:rPr>
-        <w:t xml:space="preserve">The length of sessions varies hugely, ranging from 7 tracks to 1147. When a batch is assembled, it is then padded to the length of the longest session, this results in </w:t>
+        <w:t>The length of sessions varies hugely, ranging from 7 tracks to 114</w:t>
+      </w:r>
+      <w:r>
+        <w:rPr>
+          <w:sz w:val="22"/>
+          <w:szCs w:val="22"/>
+        </w:rPr>
+        <w:t>8</w:t>
+      </w:r>
+      <w:r>
+        <w:rPr>
+          <w:sz w:val="22"/>
+          <w:szCs w:val="22"/>
+        </w:rPr>
+        <w:t xml:space="preserve">. When a batch is assembled, it is then padded to the length of the longest session, this results in </w:t>
       </w:r>
       <w:r>
         <w:rPr>
@@ -20020,15 +20294,13 @@
         </w:rPr>
         <w:t xml:space="preserve"> example of where this aided troubleshooting </w:t>
       </w:r>
-      <w:proofErr w:type="gramStart"/>
-      <w:r>
-        <w:rPr>
-          <w:sz w:val="22"/>
-          <w:szCs w:val="22"/>
-        </w:rPr>
-        <w:t>are</w:t>
-      </w:r>
-      <w:proofErr w:type="gramEnd"/>
+      <w:r>
+        <w:rPr>
+          <w:sz w:val="22"/>
+          <w:szCs w:val="22"/>
+        </w:rPr>
+        <w:t>is</w:t>
+      </w:r>
       <w:r>
         <w:rPr>
           <w:sz w:val="22"/>
@@ -20327,6 +20599,307 @@
     <w:p>
       <w:pPr>
         <w:rPr>
+          <w:b/>
+          <w:bCs/>
+          <w:u w:val="single"/>
+        </w:rPr>
+      </w:pPr>
+      <w:r>
+        <w:rPr>
+          <w:b/>
+          <w:bCs/>
+          <w:u w:val="single"/>
+        </w:rPr>
+        <w:t>Learnable DrRL Threshold Stepped Twice</w:t>
+      </w:r>
+    </w:p>
+    <w:p>
+      <w:pPr>
+        <w:rPr>
+          <w:sz w:val="22"/>
+          <w:szCs w:val="22"/>
+        </w:rPr>
+      </w:pPr>
+      <w:r>
+        <w:rPr>
+          <w:sz w:val="22"/>
+          <w:szCs w:val="22"/>
+        </w:rPr>
+        <w:t xml:space="preserve">The threshold </w:t>
+      </w:r>
+      <m:oMath>
+        <m:r>
+          <w:rPr>
+            <w:rFonts w:ascii="Cambria Math" w:hAnsi="Cambria Math"/>
+            <w:sz w:val="22"/>
+            <w:szCs w:val="22"/>
+          </w:rPr>
+          <m:t>β</m:t>
+        </m:r>
+      </m:oMath>
+      <w:r>
+        <w:rPr>
+          <w:sz w:val="22"/>
+          <w:szCs w:val="22"/>
+        </w:rPr>
+        <w:t xml:space="preserve"> in the DrRL loss is a learnable parameter with its own SGD optimiser. Because the model’s Adam optimiser is constructed from the model’s parameters combined with the loss function’s, </w:t>
+      </w:r>
+      <m:oMath>
+        <m:r>
+          <w:rPr>
+            <w:rFonts w:ascii="Cambria Math" w:hAnsi="Cambria Math"/>
+            <w:sz w:val="22"/>
+            <w:szCs w:val="22"/>
+          </w:rPr>
+          <m:t>β</m:t>
+        </m:r>
+      </m:oMath>
+      <w:r>
+        <w:rPr>
+          <w:sz w:val="22"/>
+          <w:szCs w:val="22"/>
+        </w:rPr>
+        <w:t xml:space="preserve"> was also registered with Adam. The gradient </w:t>
+      </w:r>
+      <w:r>
+        <w:rPr>
+          <w:sz w:val="22"/>
+          <w:szCs w:val="22"/>
+        </w:rPr>
+        <w:t xml:space="preserve">computed for </w:t>
+      </w:r>
+      <w:r>
+        <w:rPr>
+          <w:sz w:val="22"/>
+          <w:szCs w:val="22"/>
+        </w:rPr>
+        <w:t>the SGD</w:t>
+      </w:r>
+      <w:r>
+        <w:rPr>
+          <w:sz w:val="22"/>
+          <w:szCs w:val="22"/>
+        </w:rPr>
+        <w:t xml:space="preserve"> step</w:t>
+      </w:r>
+      <w:r>
+        <w:rPr>
+          <w:sz w:val="22"/>
+          <w:szCs w:val="22"/>
+        </w:rPr>
+        <w:t xml:space="preserve"> was therefore consumed a second time. Adam normalises its update with the gradient’s running magnitude</w:t>
+      </w:r>
+      <w:r>
+        <w:rPr>
+          <w:sz w:val="22"/>
+          <w:szCs w:val="22"/>
+        </w:rPr>
+        <w:t xml:space="preserve">, so moves a parameter according to its. own </w:t>
+      </w:r>
+      <m:oMath>
+        <m:r>
+          <w:rPr>
+            <w:rFonts w:ascii="Cambria Math" w:hAnsi="Cambria Math"/>
+            <w:sz w:val="22"/>
+            <w:szCs w:val="22"/>
+          </w:rPr>
+          <m:t>1×</m:t>
+        </m:r>
+        <m:sSup>
+          <m:sSupPr>
+            <m:ctrlPr>
+              <w:rPr>
+                <w:rFonts w:ascii="Cambria Math" w:hAnsi="Cambria Math"/>
+                <w:i/>
+                <w:sz w:val="22"/>
+                <w:szCs w:val="22"/>
+              </w:rPr>
+            </m:ctrlPr>
+          </m:sSupPr>
+          <m:e>
+            <m:r>
+              <w:rPr>
+                <w:rFonts w:ascii="Cambria Math" w:hAnsi="Cambria Math"/>
+                <w:sz w:val="22"/>
+                <w:szCs w:val="22"/>
+              </w:rPr>
+              <m:t>10</m:t>
+            </m:r>
+          </m:e>
+          <m:sup>
+            <m:r>
+              <w:rPr>
+                <w:rFonts w:ascii="Cambria Math" w:hAnsi="Cambria Math"/>
+                <w:sz w:val="22"/>
+                <w:szCs w:val="22"/>
+              </w:rPr>
+              <m:t>-3</m:t>
+            </m:r>
+          </m:sup>
+        </m:sSup>
+      </m:oMath>
+      <w:r>
+        <w:rPr>
+          <w:sz w:val="22"/>
+          <w:szCs w:val="22"/>
+        </w:rPr>
+        <w:t xml:space="preserve"> lr rather than the lr of </w:t>
+      </w:r>
+      <m:oMath>
+        <m:r>
+          <w:rPr>
+            <w:rFonts w:ascii="Cambria Math" w:hAnsi="Cambria Math"/>
+            <w:sz w:val="22"/>
+            <w:szCs w:val="22"/>
+          </w:rPr>
+          <m:t>1</m:t>
+        </m:r>
+        <m:r>
+          <w:rPr>
+            <w:rFonts w:ascii="Cambria Math" w:hAnsi="Cambria Math"/>
+            <w:sz w:val="22"/>
+            <w:szCs w:val="22"/>
+          </w:rPr>
+          <m:t>×</m:t>
+        </m:r>
+        <m:sSup>
+          <m:sSupPr>
+            <m:ctrlPr>
+              <w:rPr>
+                <w:rFonts w:ascii="Cambria Math" w:hAnsi="Cambria Math"/>
+                <w:i/>
+                <w:sz w:val="22"/>
+                <w:szCs w:val="22"/>
+              </w:rPr>
+            </m:ctrlPr>
+          </m:sSupPr>
+          <m:e>
+            <m:r>
+              <w:rPr>
+                <w:rFonts w:ascii="Cambria Math" w:hAnsi="Cambria Math"/>
+                <w:sz w:val="22"/>
+                <w:szCs w:val="22"/>
+              </w:rPr>
+              <m:t>10</m:t>
+            </m:r>
+          </m:e>
+          <m:sup>
+            <m:r>
+              <w:rPr>
+                <w:rFonts w:ascii="Cambria Math" w:hAnsi="Cambria Math"/>
+                <w:sz w:val="22"/>
+                <w:szCs w:val="22"/>
+              </w:rPr>
+              <m:t>-6</m:t>
+            </m:r>
+          </m:sup>
+        </m:sSup>
+        <m:r>
+          <w:rPr>
+            <w:rFonts w:ascii="Cambria Math" w:hAnsi="Cambria Math"/>
+            <w:sz w:val="22"/>
+            <w:szCs w:val="22"/>
+          </w:rPr>
+          <m:t xml:space="preserve"> </m:t>
+        </m:r>
+      </m:oMath>
+      <w:r>
+        <w:rPr>
+          <w:sz w:val="22"/>
+          <w:szCs w:val="22"/>
+        </w:rPr>
+        <w:t xml:space="preserve">intended for </w:t>
+      </w:r>
+      <m:oMath>
+        <m:r>
+          <w:rPr>
+            <w:rFonts w:ascii="Cambria Math" w:hAnsi="Cambria Math"/>
+            <w:sz w:val="22"/>
+            <w:szCs w:val="22"/>
+          </w:rPr>
+          <m:t>β</m:t>
+        </m:r>
+      </m:oMath>
+      <w:r>
+        <w:rPr>
+          <w:sz w:val="22"/>
+          <w:szCs w:val="22"/>
+        </w:rPr>
+        <w:t xml:space="preserve"> </w:t>
+      </w:r>
+      <w:r>
+        <w:rPr>
+          <w:sz w:val="22"/>
+          <w:szCs w:val="22"/>
+        </w:rPr>
+        <w:t>Therefore</w:t>
+      </w:r>
+      <w:r>
+        <w:rPr>
+          <w:sz w:val="22"/>
+          <w:szCs w:val="22"/>
+        </w:rPr>
+        <w:t>,</w:t>
+      </w:r>
+      <w:r>
+        <w:rPr>
+          <w:sz w:val="22"/>
+          <w:szCs w:val="22"/>
+        </w:rPr>
+        <w:t xml:space="preserve"> the threshold drifted a lot fast than designed, regularly changing which non-skipped tracks contributed to the penalty and destabilising the loss. This was corrected by clearing the gradient after the SGD and </w:t>
+      </w:r>
+      <m:oMath>
+        <m:r>
+          <w:rPr>
+            <w:rFonts w:ascii="Cambria Math" w:hAnsi="Cambria Math"/>
+            <w:sz w:val="22"/>
+            <w:szCs w:val="22"/>
+          </w:rPr>
+          <m:t>β</m:t>
+        </m:r>
+      </m:oMath>
+      <w:r>
+        <w:rPr>
+          <w:sz w:val="22"/>
+          <w:szCs w:val="22"/>
+        </w:rPr>
+        <w:t xml:space="preserve"> is now detached from the batch loss so that it is only moved by the SGD</w:t>
+      </w:r>
+      <w:r>
+        <w:rPr>
+          <w:sz w:val="22"/>
+          <w:szCs w:val="22"/>
+        </w:rPr>
+        <w:t>.</w:t>
+      </w:r>
+    </w:p>
+    <w:p>
+      <w:pPr>
+        <w:rPr>
+          <w:sz w:val="22"/>
+          <w:szCs w:val="22"/>
+        </w:rPr>
+      </w:pPr>
+    </w:p>
+    <w:p>
+      <w:pPr>
+        <w:rPr>
+          <w:sz w:val="22"/>
+          <w:szCs w:val="22"/>
+        </w:rPr>
+      </w:pPr>
+    </w:p>
+    <w:p>
+      <w:pPr>
+        <w:rPr>
+          <w:sz w:val="22"/>
+          <w:szCs w:val="22"/>
+        </w:rPr>
+      </w:pPr>
+    </w:p>
+    <w:p>
+      <w:pPr>
+        <w:rPr>
           <w:sz w:val="22"/>
           <w:szCs w:val="22"/>
         </w:rPr>
@@ -20615,7 +21188,21 @@
           <w:sz w:val="22"/>
           <w:szCs w:val="22"/>
         </w:rPr>
-        <w:t>.1%</w:t>
+        <w:t>.</w:t>
+      </w:r>
+      <w:r>
+        <w:rPr>
+          <w:sz w:val="22"/>
+          <w:szCs w:val="22"/>
+        </w:rPr>
+        <w:t>3</w:t>
+      </w:r>
+      <w:r>
+        <w:rPr>
+          <w:sz w:val="22"/>
+          <w:szCs w:val="22"/>
+        </w:rPr>
+        <w:t>%</w:t>
       </w:r>
       <w:r>
         <w:rPr>
@@ -20914,7 +21501,21 @@
           <w:sz w:val="22"/>
           <w:szCs w:val="22"/>
         </w:rPr>
-        <w:t>Included as an easily interpretable metric that any reader who is not well versed on the subject can understand. i.e. if the model scores P@5 = 0.7987, roughly 4 out of the next 5 songs in the queue would be played to completion by the listener.</w:t>
+        <w:t>Included as an easily interpretable metric that any reader who is not well versed on the subject can understand. i.e. if the model scores P@5 = 0.</w:t>
+      </w:r>
+      <w:r>
+        <w:rPr>
+          <w:sz w:val="22"/>
+          <w:szCs w:val="22"/>
+        </w:rPr>
+        <w:t>8</w:t>
+      </w:r>
+      <w:r>
+        <w:rPr>
+          <w:sz w:val="22"/>
+          <w:szCs w:val="22"/>
+        </w:rPr>
+        <w:t>, 4 out of the next 5 songs in the queue would be played to completion by the listener.</w:t>
       </w:r>
     </w:p>
     <w:p>
@@ -21017,35 +21618,22 @@
           <w:u w:val="single"/>
         </w:rPr>
       </w:pPr>
-      <w:r>
+    </w:p>
+    <w:p>
+      <w:pPr>
         <w:rPr>
           <w:b/>
           <w:bCs/>
           <w:u w:val="single"/>
         </w:rPr>
-        <w:t>AUC (pooled)</w:t>
-      </w:r>
-    </w:p>
-    <w:p>
-      <w:pPr>
-        <w:rPr>
-          <w:sz w:val="22"/>
-          <w:szCs w:val="22"/>
-        </w:rPr>
-      </w:pPr>
-      <w:r>
-        <w:rPr>
-          <w:sz w:val="22"/>
-          <w:szCs w:val="22"/>
-        </w:rPr>
-        <w:t>This is included as a justification as to why AUC was evaluated per session rather than over the whole dataset, more detail is provided in section 6.2.</w:t>
-      </w:r>
-    </w:p>
-    <w:p>
-      <w:pPr>
-        <w:rPr>
-          <w:sz w:val="22"/>
-          <w:szCs w:val="22"/>
+      </w:pPr>
+    </w:p>
+    <w:p>
+      <w:pPr>
+        <w:rPr>
+          <w:b/>
+          <w:bCs/>
+          <w:u w:val="single"/>
         </w:rPr>
       </w:pPr>
     </w:p>
@@ -21076,6 +21664,7 @@
     <w:p>
       <w:pPr>
         <w:pStyle w:val="Subtitle"/>
+        <w:spacing w:line="216" w:lineRule="auto"/>
         <w:rPr>
           <w:rFonts w:eastAsia="Times New Roman"/>
           <w:u w:val="single"/>
@@ -21093,9 +21682,14 @@
         <w:t>5.2 Evaluating per Session</w:t>
       </w:r>
     </w:p>
-    <w:p/>
-    <w:p>
-      <w:pPr>
+    <w:p>
+      <w:pPr>
+        <w:spacing w:line="216" w:lineRule="auto"/>
+      </w:pPr>
+    </w:p>
+    <w:p>
+      <w:pPr>
+        <w:spacing w:line="216" w:lineRule="auto"/>
         <w:rPr>
           <w:sz w:val="22"/>
           <w:szCs w:val="22"/>
@@ -21111,14 +21705,16 @@
     </w:p>
     <w:p>
       <w:pPr>
-        <w:rPr>
-          <w:sz w:val="22"/>
-          <w:szCs w:val="22"/>
-        </w:rPr>
-      </w:pPr>
-    </w:p>
-    <w:p>
-      <w:pPr>
+        <w:spacing w:line="216" w:lineRule="auto"/>
+        <w:rPr>
+          <w:sz w:val="22"/>
+          <w:szCs w:val="22"/>
+        </w:rPr>
+      </w:pPr>
+    </w:p>
+    <w:p>
+      <w:pPr>
+        <w:spacing w:line="216" w:lineRule="auto"/>
         <w:rPr>
           <w:sz w:val="22"/>
           <w:szCs w:val="22"/>
@@ -21134,14 +21730,16 @@
     </w:p>
     <w:p>
       <w:pPr>
-        <w:rPr>
-          <w:sz w:val="22"/>
-          <w:szCs w:val="22"/>
-        </w:rPr>
-      </w:pPr>
-    </w:p>
-    <w:p>
-      <w:pPr>
+        <w:spacing w:line="216" w:lineRule="auto"/>
+        <w:rPr>
+          <w:sz w:val="22"/>
+          <w:szCs w:val="22"/>
+        </w:rPr>
+      </w:pPr>
+    </w:p>
+    <w:p>
+      <w:pPr>
+        <w:spacing w:line="216" w:lineRule="auto"/>
         <w:rPr>
           <w:sz w:val="22"/>
           <w:szCs w:val="22"/>
@@ -21180,117 +21778,50 @@
           <w:sz w:val="22"/>
           <w:szCs w:val="22"/>
         </w:rPr>
-        <w:t xml:space="preserve"> results in positive tracks being compared to negative tracks which are in a different session. Again, this does not accurately depict the application of this model in real-life deployment. This decision significantly reduces the AUC score, as shown in Table </w:t>
-      </w:r>
-      <w:r>
-        <w:rPr>
-          <w:sz w:val="22"/>
-          <w:szCs w:val="22"/>
-        </w:rPr>
-        <w:t>5.1</w:t>
-      </w:r>
-      <w:r>
-        <w:rPr>
-          <w:sz w:val="22"/>
-          <w:szCs w:val="22"/>
-        </w:rPr>
-        <w:t>, however it is a necessary decision to ensure we are evaluating a real-life scenario.</w:t>
-      </w:r>
-    </w:p>
-    <w:p>
-      <w:pPr>
-        <w:rPr>
-          <w:sz w:val="22"/>
-          <w:szCs w:val="22"/>
-        </w:rPr>
-      </w:pPr>
-    </w:p>
-    <w:p>
-      <w:pPr>
-        <w:jc w:val="center"/>
-        <w:rPr>
-          <w:i/>
-          <w:iCs/>
-          <w:color w:val="3A3A3A" w:themeColor="background2" w:themeShade="40"/>
-        </w:rPr>
-      </w:pPr>
-      <w:r>
-        <w:rPr>
-          <w:i/>
-          <w:iCs/>
-          <w:color w:val="3A3A3A" w:themeColor="background2" w:themeShade="40"/>
-        </w:rPr>
-        <w:t xml:space="preserve">Table </w:t>
-      </w:r>
-      <w:r>
-        <w:rPr>
-          <w:i/>
-          <w:iCs/>
-          <w:color w:val="3A3A3A" w:themeColor="background2" w:themeShade="40"/>
-        </w:rPr>
-        <w:t>5.1) Per Session AUC vs. Pooled AUC measured over the LSTM model with PWTS</w:t>
-      </w:r>
-    </w:p>
-    <w:p>
-      <w:pPr>
-        <w:jc w:val="center"/>
-        <w:rPr>
-          <w:sz w:val="22"/>
-          <w:szCs w:val="22"/>
-        </w:rPr>
-      </w:pPr>
-      <w:r>
-        <w:rPr>
-          <w:noProof/>
-          <w:sz w:val="22"/>
-          <w:szCs w:val="22"/>
-        </w:rPr>
-        <w:drawing>
-          <wp:inline distT="0" distB="0" distL="0" distR="0" wp14:anchorId="04614957" wp14:editId="0B9E2B2A">
-            <wp:extent cx="1518082" cy="770241"/>
-            <wp:effectExtent l="0" t="0" r="0" b="5080"/>
-            <wp:docPr id="780737942" name="Picture 1"/>
-            <wp:cNvGraphicFramePr>
-              <a:graphicFrameLocks xmlns:a="http://schemas.openxmlformats.org/drawingml/2006/main" noChangeAspect="1"/>
-            </wp:cNvGraphicFramePr>
-            <a:graphic xmlns:a="http://schemas.openxmlformats.org/drawingml/2006/main">
-              <a:graphicData uri="http://schemas.openxmlformats.org/drawingml/2006/picture">
-                <pic:pic xmlns:pic="http://schemas.openxmlformats.org/drawingml/2006/picture">
-                  <pic:nvPicPr>
-                    <pic:cNvPr id="780737942" name=""/>
-                    <pic:cNvPicPr/>
-                  </pic:nvPicPr>
-                  <pic:blipFill>
-                    <a:blip r:embed="rId13">
-                      <a:extLst>
-                        <a:ext uri="{28A0092B-C50C-407E-A947-70E740481C1C}">
-                          <a14:useLocalDpi xmlns:a14="http://schemas.microsoft.com/office/drawing/2010/main" val="0"/>
-                        </a:ext>
-                      </a:extLst>
-                    </a:blip>
-                    <a:stretch>
-                      <a:fillRect/>
-                    </a:stretch>
-                  </pic:blipFill>
-                  <pic:spPr>
-                    <a:xfrm>
-                      <a:off x="0" y="0"/>
-                      <a:ext cx="1540523" cy="781627"/>
-                    </a:xfrm>
-                    <a:prstGeom prst="rect">
-                      <a:avLst/>
-                    </a:prstGeom>
-                  </pic:spPr>
-                </pic:pic>
-              </a:graphicData>
-            </a:graphic>
-          </wp:inline>
-        </w:drawing>
+        <w:t xml:space="preserve"> results in positive tracks being compared to negative tracks which are in a different session. Again, this does not accurately depict the application of this model in real-life deployment. This decision significantly reduces the AUC </w:t>
+      </w:r>
+      <w:proofErr w:type="gramStart"/>
+      <w:r>
+        <w:rPr>
+          <w:sz w:val="22"/>
+          <w:szCs w:val="22"/>
+        </w:rPr>
+        <w:t>score,</w:t>
+      </w:r>
+      <w:proofErr w:type="gramEnd"/>
+      <w:r>
+        <w:rPr>
+          <w:sz w:val="22"/>
+          <w:szCs w:val="22"/>
+        </w:rPr>
+        <w:t xml:space="preserve"> however</w:t>
+      </w:r>
+      <w:r>
+        <w:rPr>
+          <w:sz w:val="22"/>
+          <w:szCs w:val="22"/>
+        </w:rPr>
+        <w:t>,</w:t>
+      </w:r>
+      <w:r>
+        <w:rPr>
+          <w:sz w:val="22"/>
+          <w:szCs w:val="22"/>
+        </w:rPr>
+        <w:t xml:space="preserve"> it is a necessary decision to ensure we are evaluating a real-life scenario</w:t>
+      </w:r>
+      <w:r>
+        <w:rPr>
+          <w:sz w:val="22"/>
+          <w:szCs w:val="22"/>
+        </w:rPr>
+        <w:t>.</w:t>
       </w:r>
     </w:p>
     <w:p>
       <w:pPr>
         <w:pStyle w:val="Subtitle"/>
+        <w:spacing w:line="216" w:lineRule="auto"/>
         <w:rPr>
           <w:color w:val="000000" w:themeColor="text1"/>
           <w:sz w:val="32"/>
@@ -21302,6 +21833,7 @@
     <w:p>
       <w:pPr>
         <w:pStyle w:val="Subtitle"/>
+        <w:spacing w:line="216" w:lineRule="auto"/>
         <w:rPr>
           <w:color w:val="000000" w:themeColor="text1"/>
           <w:sz w:val="32"/>
@@ -21319,9 +21851,14 @@
         <w:t>5.3 Multi-Point Splitting</w:t>
       </w:r>
     </w:p>
-    <w:p/>
-    <w:p>
-      <w:pPr>
+    <w:p>
+      <w:pPr>
+        <w:spacing w:line="216" w:lineRule="auto"/>
+      </w:pPr>
+    </w:p>
+    <w:p>
+      <w:pPr>
+        <w:spacing w:line="216" w:lineRule="auto"/>
         <w:rPr>
           <w:sz w:val="22"/>
           <w:szCs w:val="22"/>
@@ -21337,14 +21874,16 @@
     </w:p>
     <w:p>
       <w:pPr>
-        <w:rPr>
-          <w:sz w:val="22"/>
-          <w:szCs w:val="22"/>
-        </w:rPr>
-      </w:pPr>
-    </w:p>
-    <w:p>
-      <w:pPr>
+        <w:spacing w:line="216" w:lineRule="auto"/>
+        <w:rPr>
+          <w:sz w:val="22"/>
+          <w:szCs w:val="22"/>
+        </w:rPr>
+      </w:pPr>
+    </w:p>
+    <w:p>
+      <w:pPr>
+        <w:spacing w:line="216" w:lineRule="auto"/>
         <w:rPr>
           <w:sz w:val="22"/>
           <w:szCs w:val="22"/>
@@ -21453,31 +21992,36 @@
           <w:sz w:val="22"/>
           <w:szCs w:val="22"/>
         </w:rPr>
-        <w:t xml:space="preserve"> states that the average standard deviation of NDCG@5 scores between the five splits is equal to 0.1364 and the average range of scores across a session is 0.3296. The spread between the best performing sequential model and worst is 0.0267, which means the variance of the model’s performance would be swallowed by the variance between random split choice.</w:t>
-      </w:r>
-    </w:p>
-    <w:p>
-      <w:pPr>
-        <w:rPr>
-          <w:sz w:val="22"/>
-          <w:szCs w:val="22"/>
-        </w:rPr>
-      </w:pPr>
-    </w:p>
-    <w:p>
-      <w:pPr>
-        <w:rPr>
-          <w:sz w:val="22"/>
-          <w:szCs w:val="22"/>
-        </w:rPr>
-      </w:pPr>
+        <w:t xml:space="preserve"> states that the average standard deviation of NDCG@5 scores between the five splits is equal to 0.1364 and the average range of scores across a session is 0.329</w:t>
+      </w:r>
+      <w:r>
+        <w:rPr>
+          <w:sz w:val="22"/>
+          <w:szCs w:val="22"/>
+        </w:rPr>
+        <w:t>7</w:t>
+      </w:r>
+      <w:r>
+        <w:rPr>
+          <w:sz w:val="22"/>
+          <w:szCs w:val="22"/>
+        </w:rPr>
+        <w:t>. The spread between the best performing sequential model and worst is 0.0267, which means the variance of the model’s performance would be swallowed by the variance between random split choice.</w:t>
+      </w:r>
+      <w:r>
+        <w:rPr>
+          <w:sz w:val="22"/>
+          <w:szCs w:val="22"/>
+        </w:rPr>
+        <w:t xml:space="preserve"> </w:t>
+      </w:r>
       <w:proofErr w:type="gramStart"/>
       <w:r>
         <w:rPr>
           <w:sz w:val="22"/>
           <w:szCs w:val="22"/>
         </w:rPr>
-        <w:t>Split-points</w:t>
+        <w:t>Split</w:t>
       </w:r>
       <w:proofErr w:type="gramEnd"/>
       <w:r>
@@ -21485,11 +22029,12 @@
           <w:sz w:val="22"/>
           <w:szCs w:val="22"/>
         </w:rPr>
-        <w:t xml:space="preserve"> are selected at five evenly spaced points dependent on the length of the session.  This ensures that there is no random seed generation and that each run is reproducible.</w:t>
-      </w:r>
-    </w:p>
-    <w:p>
-      <w:pPr>
+        <w:t>-points are selected at five evenly spaced points dependent on the length of the session.  This ensures that there is no random seed generation and that each run is reproducible.</w:t>
+      </w:r>
+    </w:p>
+    <w:p>
+      <w:pPr>
+        <w:spacing w:line="216" w:lineRule="auto"/>
         <w:rPr>
           <w:sz w:val="22"/>
           <w:szCs w:val="22"/>
@@ -21499,6 +22044,7 @@
     <w:p>
       <w:pPr>
         <w:pStyle w:val="Subtitle"/>
+        <w:spacing w:line="216" w:lineRule="auto"/>
         <w:rPr>
           <w:color w:val="000000" w:themeColor="text1"/>
           <w:sz w:val="32"/>
@@ -21516,9 +22062,14 @@
         <w:t>5.4 Research Design</w:t>
       </w:r>
     </w:p>
-    <w:p/>
-    <w:p>
-      <w:pPr>
+    <w:p>
+      <w:pPr>
+        <w:spacing w:line="216" w:lineRule="auto"/>
+      </w:pPr>
+    </w:p>
+    <w:p>
+      <w:pPr>
+        <w:spacing w:line="216" w:lineRule="auto"/>
         <w:rPr>
           <w:sz w:val="22"/>
           <w:szCs w:val="22"/>
@@ -21564,22 +22115,28 @@
           <w:sz w:val="22"/>
           <w:szCs w:val="22"/>
         </w:rPr>
-        <w:t xml:space="preserve"> on the test set</w:t>
-      </w:r>
-      <w:r>
-        <w:rPr>
-          <w:sz w:val="22"/>
-          <w:szCs w:val="22"/>
-        </w:rPr>
-        <w:t xml:space="preserve"> and evaluated again on the validation dataset with five randomly selected seeds using the </w:t>
-      </w:r>
-      <w:r>
-        <w:rPr>
-          <w:sz w:val="22"/>
-          <w:szCs w:val="22"/>
-        </w:rPr>
-        <w:lastRenderedPageBreak/>
-        <w:t>optimal configurations defined in the previous step. The resulting models were then scored against the test split. Therefore</w:t>
+        <w:t xml:space="preserve"> on the </w:t>
+      </w:r>
+      <w:r>
+        <w:rPr>
+          <w:sz w:val="22"/>
+          <w:szCs w:val="22"/>
+        </w:rPr>
+        <w:t>training</w:t>
+      </w:r>
+      <w:r>
+        <w:rPr>
+          <w:sz w:val="22"/>
+          <w:szCs w:val="22"/>
+        </w:rPr>
+        <w:t xml:space="preserve"> set</w:t>
+      </w:r>
+      <w:r>
+        <w:rPr>
+          <w:sz w:val="22"/>
+          <w:szCs w:val="22"/>
+        </w:rPr>
+        <w:t xml:space="preserve"> and evaluated again on the validation dataset with five randomly selected seeds using the optimal configurations defined in the previous step. The resulting models were then scored against the test split. Therefore</w:t>
       </w:r>
       <w:r>
         <w:rPr>
@@ -21598,14 +22155,16 @@
     </w:p>
     <w:p>
       <w:pPr>
-        <w:rPr>
-          <w:sz w:val="22"/>
-          <w:szCs w:val="22"/>
-        </w:rPr>
-      </w:pPr>
-    </w:p>
-    <w:p>
-      <w:pPr>
+        <w:spacing w:line="216" w:lineRule="auto"/>
+        <w:rPr>
+          <w:sz w:val="22"/>
+          <w:szCs w:val="22"/>
+        </w:rPr>
+      </w:pPr>
+    </w:p>
+    <w:p>
+      <w:pPr>
+        <w:spacing w:line="216" w:lineRule="auto"/>
         <w:rPr>
           <w:sz w:val="22"/>
           <w:szCs w:val="22"/>
@@ -21665,14 +22224,30 @@
           <w:sz w:val="22"/>
           <w:szCs w:val="22"/>
         </w:rPr>
-        <w:t>three</w:t>
-      </w:r>
-      <w:r>
-        <w:rPr>
-          <w:sz w:val="22"/>
-          <w:szCs w:val="22"/>
-        </w:rPr>
-        <w:t xml:space="preserve"> epochs and 20 max_epochs for </w:t>
+        <w:t xml:space="preserve">five </w:t>
+      </w:r>
+      <w:r>
+        <w:rPr>
+          <w:sz w:val="22"/>
+          <w:szCs w:val="22"/>
+        </w:rPr>
+        <w:t xml:space="preserve">epochs and 20 </w:t>
+      </w:r>
+      <w:proofErr w:type="spellStart"/>
+      <w:r>
+        <w:rPr>
+          <w:sz w:val="22"/>
+          <w:szCs w:val="22"/>
+        </w:rPr>
+        <w:t>max_epochs</w:t>
+      </w:r>
+      <w:proofErr w:type="spellEnd"/>
+      <w:r>
+        <w:rPr>
+          <w:sz w:val="22"/>
+          <w:szCs w:val="22"/>
+        </w:rPr>
+        <w:t xml:space="preserve"> for </w:t>
       </w:r>
       <w:proofErr w:type="spellStart"/>
       <w:r>
@@ -21721,283 +22296,6 @@
     </w:p>
     <w:p>
       <w:pPr>
-        <w:jc w:val="center"/>
-        <w:rPr>
-          <w:b/>
-          <w:bCs/>
-          <w:sz w:val="40"/>
-          <w:szCs w:val="40"/>
-          <w:u w:val="single"/>
-        </w:rPr>
-      </w:pPr>
-    </w:p>
-    <w:p>
-      <w:pPr>
-        <w:jc w:val="center"/>
-        <w:rPr>
-          <w:b/>
-          <w:bCs/>
-          <w:sz w:val="40"/>
-          <w:szCs w:val="40"/>
-          <w:u w:val="single"/>
-        </w:rPr>
-      </w:pPr>
-    </w:p>
-    <w:p>
-      <w:pPr>
-        <w:jc w:val="center"/>
-        <w:rPr>
-          <w:b/>
-          <w:bCs/>
-          <w:sz w:val="40"/>
-          <w:szCs w:val="40"/>
-          <w:u w:val="single"/>
-        </w:rPr>
-      </w:pPr>
-    </w:p>
-    <w:p>
-      <w:pPr>
-        <w:jc w:val="center"/>
-        <w:rPr>
-          <w:b/>
-          <w:bCs/>
-          <w:sz w:val="40"/>
-          <w:szCs w:val="40"/>
-          <w:u w:val="single"/>
-        </w:rPr>
-      </w:pPr>
-    </w:p>
-    <w:p>
-      <w:pPr>
-        <w:jc w:val="center"/>
-        <w:rPr>
-          <w:b/>
-          <w:bCs/>
-          <w:sz w:val="40"/>
-          <w:szCs w:val="40"/>
-          <w:u w:val="single"/>
-        </w:rPr>
-      </w:pPr>
-    </w:p>
-    <w:p>
-      <w:pPr>
-        <w:jc w:val="center"/>
-        <w:rPr>
-          <w:b/>
-          <w:bCs/>
-          <w:sz w:val="40"/>
-          <w:szCs w:val="40"/>
-          <w:u w:val="single"/>
-        </w:rPr>
-      </w:pPr>
-    </w:p>
-    <w:p>
-      <w:pPr>
-        <w:jc w:val="center"/>
-        <w:rPr>
-          <w:b/>
-          <w:bCs/>
-          <w:sz w:val="40"/>
-          <w:szCs w:val="40"/>
-          <w:u w:val="single"/>
-        </w:rPr>
-      </w:pPr>
-    </w:p>
-    <w:p>
-      <w:pPr>
-        <w:jc w:val="center"/>
-        <w:rPr>
-          <w:b/>
-          <w:bCs/>
-          <w:sz w:val="40"/>
-          <w:szCs w:val="40"/>
-          <w:u w:val="single"/>
-        </w:rPr>
-      </w:pPr>
-    </w:p>
-    <w:p>
-      <w:pPr>
-        <w:jc w:val="center"/>
-        <w:rPr>
-          <w:b/>
-          <w:bCs/>
-          <w:sz w:val="40"/>
-          <w:szCs w:val="40"/>
-          <w:u w:val="single"/>
-        </w:rPr>
-      </w:pPr>
-    </w:p>
-    <w:p>
-      <w:pPr>
-        <w:jc w:val="center"/>
-        <w:rPr>
-          <w:b/>
-          <w:bCs/>
-          <w:sz w:val="40"/>
-          <w:szCs w:val="40"/>
-          <w:u w:val="single"/>
-        </w:rPr>
-      </w:pPr>
-    </w:p>
-    <w:p>
-      <w:pPr>
-        <w:jc w:val="center"/>
-        <w:rPr>
-          <w:b/>
-          <w:bCs/>
-          <w:sz w:val="40"/>
-          <w:szCs w:val="40"/>
-          <w:u w:val="single"/>
-        </w:rPr>
-      </w:pPr>
-    </w:p>
-    <w:p>
-      <w:pPr>
-        <w:jc w:val="center"/>
-        <w:rPr>
-          <w:b/>
-          <w:bCs/>
-          <w:sz w:val="40"/>
-          <w:szCs w:val="40"/>
-          <w:u w:val="single"/>
-        </w:rPr>
-      </w:pPr>
-    </w:p>
-    <w:p>
-      <w:pPr>
-        <w:jc w:val="center"/>
-        <w:rPr>
-          <w:b/>
-          <w:bCs/>
-          <w:sz w:val="40"/>
-          <w:szCs w:val="40"/>
-          <w:u w:val="single"/>
-        </w:rPr>
-      </w:pPr>
-    </w:p>
-    <w:p>
-      <w:pPr>
-        <w:jc w:val="center"/>
-        <w:rPr>
-          <w:b/>
-          <w:bCs/>
-          <w:sz w:val="40"/>
-          <w:szCs w:val="40"/>
-          <w:u w:val="single"/>
-        </w:rPr>
-      </w:pPr>
-    </w:p>
-    <w:p>
-      <w:pPr>
-        <w:jc w:val="center"/>
-        <w:rPr>
-          <w:b/>
-          <w:bCs/>
-          <w:sz w:val="40"/>
-          <w:szCs w:val="40"/>
-          <w:u w:val="single"/>
-        </w:rPr>
-      </w:pPr>
-    </w:p>
-    <w:p>
-      <w:pPr>
-        <w:jc w:val="center"/>
-        <w:rPr>
-          <w:b/>
-          <w:bCs/>
-          <w:sz w:val="40"/>
-          <w:szCs w:val="40"/>
-          <w:u w:val="single"/>
-        </w:rPr>
-      </w:pPr>
-    </w:p>
-    <w:p>
-      <w:pPr>
-        <w:jc w:val="center"/>
-        <w:rPr>
-          <w:b/>
-          <w:bCs/>
-          <w:sz w:val="40"/>
-          <w:szCs w:val="40"/>
-          <w:u w:val="single"/>
-        </w:rPr>
-      </w:pPr>
-    </w:p>
-    <w:p>
-      <w:pPr>
-        <w:jc w:val="center"/>
-        <w:rPr>
-          <w:b/>
-          <w:bCs/>
-          <w:sz w:val="40"/>
-          <w:szCs w:val="40"/>
-          <w:u w:val="single"/>
-        </w:rPr>
-      </w:pPr>
-    </w:p>
-    <w:p>
-      <w:pPr>
-        <w:jc w:val="center"/>
-        <w:rPr>
-          <w:b/>
-          <w:bCs/>
-          <w:sz w:val="40"/>
-          <w:szCs w:val="40"/>
-          <w:u w:val="single"/>
-        </w:rPr>
-      </w:pPr>
-    </w:p>
-    <w:p>
-      <w:pPr>
-        <w:jc w:val="center"/>
-        <w:rPr>
-          <w:b/>
-          <w:bCs/>
-          <w:sz w:val="40"/>
-          <w:szCs w:val="40"/>
-          <w:u w:val="single"/>
-        </w:rPr>
-      </w:pPr>
-    </w:p>
-    <w:p>
-      <w:pPr>
-        <w:jc w:val="center"/>
-        <w:rPr>
-          <w:b/>
-          <w:bCs/>
-          <w:sz w:val="40"/>
-          <w:szCs w:val="40"/>
-          <w:u w:val="single"/>
-        </w:rPr>
-      </w:pPr>
-    </w:p>
-    <w:p>
-      <w:pPr>
-        <w:jc w:val="center"/>
-        <w:rPr>
-          <w:b/>
-          <w:bCs/>
-          <w:sz w:val="40"/>
-          <w:szCs w:val="40"/>
-          <w:u w:val="single"/>
-        </w:rPr>
-      </w:pPr>
-    </w:p>
-    <w:p>
-      <w:pPr>
-        <w:jc w:val="center"/>
-        <w:rPr>
-          <w:b/>
-          <w:bCs/>
-          <w:sz w:val="40"/>
-          <w:szCs w:val="40"/>
-          <w:u w:val="single"/>
-        </w:rPr>
-      </w:pPr>
-    </w:p>
-    <w:p>
-      <w:pPr>
-        <w:jc w:val="center"/>
         <w:rPr>
           <w:b/>
           <w:bCs/>
@@ -22098,7 +22396,7 @@
                     <pic:cNvPicPr/>
                   </pic:nvPicPr>
                   <pic:blipFill>
-                    <a:blip r:embed="rId14"/>
+                    <a:blip r:embed="rId13"/>
                     <a:stretch>
                       <a:fillRect/>
                     </a:stretch>
@@ -22201,7 +22499,7 @@
                     <pic:cNvPicPr/>
                   </pic:nvPicPr>
                   <pic:blipFill>
-                    <a:blip r:embed="rId15">
+                    <a:blip r:embed="rId14">
                       <a:extLst>
                         <a:ext uri="{28A0092B-C50C-407E-A947-70E740481C1C}">
                           <a14:useLocalDpi xmlns:a14="http://schemas.microsoft.com/office/drawing/2010/main" val="0"/>
@@ -22321,7 +22619,7 @@
                     <pic:cNvPicPr/>
                   </pic:nvPicPr>
                   <pic:blipFill>
-                    <a:blip r:embed="rId16"/>
+                    <a:blip r:embed="rId15"/>
                     <a:stretch>
                       <a:fillRect/>
                     </a:stretch>
@@ -22553,7 +22851,35 @@
           <w:sz w:val="22"/>
           <w:szCs w:val="22"/>
         </w:rPr>
-        <w:t>. On NDCG@5 the margins are 0.0028 (BCE), 0.0054 (PWTS) &amp; 0.0184 (DrRL). The decision is unanimous across all nine paired comparisons.</w:t>
+        <w:t>. On NDCG@5 the margins are 0.0028 (BCE), 0.005</w:t>
+      </w:r>
+      <w:r>
+        <w:rPr>
+          <w:sz w:val="22"/>
+          <w:szCs w:val="22"/>
+        </w:rPr>
+        <w:t>5</w:t>
+      </w:r>
+      <w:r>
+        <w:rPr>
+          <w:sz w:val="22"/>
+          <w:szCs w:val="22"/>
+        </w:rPr>
+        <w:t xml:space="preserve"> (PWTS) &amp; 0.0184 (DrRL). The decision is unanimous across all </w:t>
+      </w:r>
+      <w:r>
+        <w:rPr>
+          <w:sz w:val="22"/>
+          <w:szCs w:val="22"/>
+        </w:rPr>
+        <w:t>fifteen</w:t>
+      </w:r>
+      <w:r>
+        <w:rPr>
+          <w:sz w:val="22"/>
+          <w:szCs w:val="22"/>
+        </w:rPr>
+        <w:t xml:space="preserve"> paired comparisons.</w:t>
       </w:r>
     </w:p>
     <w:p>
@@ -22907,14 +23233,14 @@
           <w:sz w:val="22"/>
           <w:szCs w:val="22"/>
         </w:rPr>
-        <w:t>9</w:t>
-      </w:r>
-      <w:r>
-        <w:rPr>
-          <w:sz w:val="22"/>
-          <w:szCs w:val="22"/>
-        </w:rPr>
-        <w:t xml:space="preserve"> for AUC (10</w:t>
+        <w:t xml:space="preserve">1 </w:t>
+      </w:r>
+      <w:r>
+        <w:rPr>
+          <w:sz w:val="22"/>
+          <w:szCs w:val="22"/>
+        </w:rPr>
+        <w:t>for AUC (10</w:t>
       </w:r>
       <w:r>
         <w:rPr>
@@ -23399,7 +23725,7 @@
                     <pic:cNvPicPr/>
                   </pic:nvPicPr>
                   <pic:blipFill>
-                    <a:blip r:embed="rId17"/>
+                    <a:blip r:embed="rId16"/>
                     <a:stretch>
                       <a:fillRect/>
                     </a:stretch>
@@ -23459,7 +23785,7 @@
                     <pic:cNvPicPr/>
                   </pic:nvPicPr>
                   <pic:blipFill>
-                    <a:blip r:embed="rId18"/>
+                    <a:blip r:embed="rId17"/>
                     <a:stretch>
                       <a:fillRect/>
                     </a:stretch>
@@ -24940,7 +25266,7 @@
           <w:szCs w:val="22"/>
           <w:shd w:val="clear" w:color="auto" w:fill="FFFFFF"/>
         </w:rPr>
-        <w:t xml:space="preserve"> (2024) Spotify Sequential Skip Prediction Challenge — dataset access notice, 8 July 2024. Available at: https://www.aicrowd.com/challenges/spotify-sequential-skip-prediction-challenge (Accessed: </w:t>
+        <w:t xml:space="preserve"> (20</w:t>
       </w:r>
       <w:r>
         <w:rPr>
@@ -24949,6 +25275,24 @@
           <w:szCs w:val="22"/>
           <w:shd w:val="clear" w:color="auto" w:fill="FFFFFF"/>
         </w:rPr>
+        <w:t>19</w:t>
+      </w:r>
+      <w:r>
+        <w:rPr>
+          <w:color w:val="141A20"/>
+          <w:sz w:val="22"/>
+          <w:szCs w:val="22"/>
+          <w:shd w:val="clear" w:color="auto" w:fill="FFFFFF"/>
+        </w:rPr>
+        <w:t xml:space="preserve">) Spotify Sequential Skip Prediction Challenge — dataset access notice, 8 July 2024. Available at: https://www.aicrowd.com/challenges/spotify-sequential-skip-prediction-challenge (Accessed: </w:t>
+      </w:r>
+      <w:r>
+        <w:rPr>
+          <w:color w:val="141A20"/>
+          <w:sz w:val="22"/>
+          <w:szCs w:val="22"/>
+          <w:shd w:val="clear" w:color="auto" w:fill="FFFFFF"/>
+        </w:rPr>
         <w:t>20</w:t>
       </w:r>
       <w:r>
@@ -25488,7 +25832,36 @@
           <w:szCs w:val="22"/>
           <w:shd w:val="clear" w:color="auto" w:fill="FFFFFF"/>
         </w:rPr>
-        <w:t xml:space="preserve">Hochreiter, S. and </w:t>
+        <w:t>Hu, Y., Koren, Y. and Volinsky, C. (2008) 'Collaborative filtering for implicit feedback datasets', in 2008 Eighth IEEE International Conference on Data Mining (ICDM 2008). Piscataway: IEEE, pp. 263–272.</w:t>
+      </w:r>
+    </w:p>
+    <w:p>
+      <w:pPr>
+        <w:rPr>
+          <w:color w:val="141A20"/>
+          <w:sz w:val="22"/>
+          <w:szCs w:val="22"/>
+          <w:shd w:val="clear" w:color="auto" w:fill="FFFFFF"/>
+        </w:rPr>
+      </w:pPr>
+    </w:p>
+    <w:p>
+      <w:pPr>
+        <w:rPr>
+          <w:color w:val="141A20"/>
+          <w:sz w:val="22"/>
+          <w:szCs w:val="22"/>
+          <w:shd w:val="clear" w:color="auto" w:fill="FFFFFF"/>
+        </w:rPr>
+      </w:pPr>
+      <w:r>
+        <w:rPr>
+          <w:color w:val="141A20"/>
+          <w:sz w:val="22"/>
+          <w:szCs w:val="22"/>
+          <w:shd w:val="clear" w:color="auto" w:fill="FFFFFF"/>
+        </w:rPr>
+        <w:t xml:space="preserve">Huang, Z. (2020) </w:t>
       </w:r>
       <w:proofErr w:type="spellStart"/>
       <w:r>
@@ -25498,7 +25871,7 @@
           <w:szCs w:val="22"/>
           <w:shd w:val="clear" w:color="auto" w:fill="FFFFFF"/>
         </w:rPr>
-        <w:t>Schmidhuber</w:t>
+        <w:t>SASRec.pytorch</w:t>
       </w:r>
       <w:proofErr w:type="spellEnd"/>
       <w:r>
@@ -25508,7 +25881,7 @@
           <w:szCs w:val="22"/>
           <w:shd w:val="clear" w:color="auto" w:fill="FFFFFF"/>
         </w:rPr>
-        <w:t>, J. (1997) 'Long short-term memory', Neural Computation, 9(8), pp. 1735–1780.</w:t>
+        <w:t>. GitHub repository. Available at: https://github.com/pmixer/SASRec.pytorch (Accessed: 3 July 2026).</w:t>
       </w:r>
     </w:p>
     <w:p>
@@ -25530,6 +25903,7 @@
           <w:shd w:val="clear" w:color="auto" w:fill="FFFFFF"/>
         </w:rPr>
       </w:pPr>
+      <w:proofErr w:type="spellStart"/>
       <w:r>
         <w:rPr>
           <w:color w:val="141A20"/>
@@ -25537,18 +25911,18 @@
           <w:szCs w:val="22"/>
           <w:shd w:val="clear" w:color="auto" w:fill="FFFFFF"/>
         </w:rPr>
-        <w:t>Hu, Y., Koren, Y. and Volinsky, C. (2008) 'Collaborative filtering for implicit feedback datasets', in 2008 Eighth IEEE International Conference on Data Mining (ICDM 2008). Piscataway: IEEE, pp. 263–272.</w:t>
-      </w:r>
-    </w:p>
-    <w:p>
-      <w:pPr>
+        <w:t>Järvelin</w:t>
+      </w:r>
+      <w:proofErr w:type="spellEnd"/>
+      <w:r>
         <w:rPr>
           <w:color w:val="141A20"/>
           <w:sz w:val="22"/>
           <w:szCs w:val="22"/>
           <w:shd w:val="clear" w:color="auto" w:fill="FFFFFF"/>
         </w:rPr>
-      </w:pPr>
+        <w:t>, K. and Kekäläinen, J. (2002) 'Cumulated gain-based evaluation of IR techniques', ACM Transactions on Information Systems, 20(4), pp. 422–446.</w:t>
+      </w:r>
     </w:p>
     <w:p>
       <w:pPr>
@@ -25559,15 +25933,16 @@
           <w:shd w:val="clear" w:color="auto" w:fill="FFFFFF"/>
         </w:rPr>
       </w:pPr>
-      <w:r>
+    </w:p>
+    <w:p>
+      <w:pPr>
         <w:rPr>
           <w:color w:val="141A20"/>
           <w:sz w:val="22"/>
           <w:szCs w:val="22"/>
           <w:shd w:val="clear" w:color="auto" w:fill="FFFFFF"/>
         </w:rPr>
-        <w:t xml:space="preserve">Huang, Z. (2020) </w:t>
-      </w:r>
+      </w:pPr>
       <w:proofErr w:type="spellStart"/>
       <w:r>
         <w:rPr>
@@ -25576,7 +25951,7 @@
           <w:szCs w:val="22"/>
           <w:shd w:val="clear" w:color="auto" w:fill="FFFFFF"/>
         </w:rPr>
-        <w:t>SASRec.pytorch</w:t>
+        <w:t>Jeunen</w:t>
       </w:r>
       <w:proofErr w:type="spellEnd"/>
       <w:r>
@@ -25586,7 +25961,7 @@
           <w:szCs w:val="22"/>
           <w:shd w:val="clear" w:color="auto" w:fill="FFFFFF"/>
         </w:rPr>
-        <w:t>. GitHub repository. Available at: https://github.com/pmixer/SASRec.pytorch (Accessed: 3 July 2026).</w:t>
+        <w:t>, O. and Goethals, B. (2019) 'Predicting sequential user behaviour with session-based recurrent neural networks', in WSDM Cup 2019 Workshop. Melbourne. Fifth place, Spotify Sequential Skip Prediction Challenge.</w:t>
       </w:r>
     </w:p>
     <w:p>
@@ -25608,6 +25983,73 @@
           <w:shd w:val="clear" w:color="auto" w:fill="FFFFFF"/>
         </w:rPr>
       </w:pPr>
+      <w:r>
+        <w:rPr>
+          <w:color w:val="141A20"/>
+          <w:sz w:val="22"/>
+          <w:szCs w:val="22"/>
+          <w:shd w:val="clear" w:color="auto" w:fill="FFFFFF"/>
+        </w:rPr>
+        <w:t>Jin, S. and Lee, J. (2024) 'Effective music skip prediction based on late fusion architecture for user-interaction noise', Expert Systems with Applications, 238, 122098.</w:t>
+      </w:r>
+    </w:p>
+    <w:p>
+      <w:pPr>
+        <w:rPr>
+          <w:color w:val="141A20"/>
+          <w:sz w:val="22"/>
+          <w:szCs w:val="22"/>
+          <w:shd w:val="clear" w:color="auto" w:fill="FFFFFF"/>
+        </w:rPr>
+      </w:pPr>
+    </w:p>
+    <w:p>
+      <w:pPr>
+        <w:rPr>
+          <w:color w:val="141A20"/>
+          <w:sz w:val="22"/>
+          <w:szCs w:val="22"/>
+          <w:shd w:val="clear" w:color="auto" w:fill="FFFFFF"/>
+        </w:rPr>
+      </w:pPr>
+      <w:r>
+        <w:rPr>
+          <w:color w:val="141A20"/>
+          <w:sz w:val="22"/>
+          <w:szCs w:val="22"/>
+          <w:shd w:val="clear" w:color="auto" w:fill="FFFFFF"/>
+        </w:rPr>
+        <w:t>Kang, W.-C. and McAuley, J. (2018) 'Self-attentive sequential recommendation', in 2018 IEEE International Conference on Data Mining (ICDM 2018). Piscataway: IEEE, pp. 197–206.</w:t>
+      </w:r>
+    </w:p>
+    <w:p>
+      <w:pPr>
+        <w:rPr>
+          <w:color w:val="141A20"/>
+          <w:sz w:val="22"/>
+          <w:szCs w:val="22"/>
+          <w:shd w:val="clear" w:color="auto" w:fill="FFFFFF"/>
+        </w:rPr>
+      </w:pPr>
+    </w:p>
+    <w:p>
+      <w:pPr>
+        <w:rPr>
+          <w:color w:val="141A20"/>
+          <w:sz w:val="22"/>
+          <w:szCs w:val="22"/>
+          <w:shd w:val="clear" w:color="auto" w:fill="FFFFFF"/>
+        </w:rPr>
+      </w:pPr>
+      <w:r>
+        <w:rPr>
+          <w:color w:val="141A20"/>
+          <w:sz w:val="22"/>
+          <w:szCs w:val="22"/>
+          <w:shd w:val="clear" w:color="auto" w:fill="FFFFFF"/>
+        </w:rPr>
+        <w:t xml:space="preserve">Meggetto, F., Revie, C., Levine, J. and </w:t>
+      </w:r>
       <w:proofErr w:type="spellStart"/>
       <w:r>
         <w:rPr>
@@ -25616,7 +26058,7 @@
           <w:szCs w:val="22"/>
           <w:shd w:val="clear" w:color="auto" w:fill="FFFFFF"/>
         </w:rPr>
-        <w:t>Järvelin</w:t>
+        <w:t>Moshfeghi</w:t>
       </w:r>
       <w:proofErr w:type="spellEnd"/>
       <w:r>
@@ -25626,7 +26068,7 @@
           <w:szCs w:val="22"/>
           <w:shd w:val="clear" w:color="auto" w:fill="FFFFFF"/>
         </w:rPr>
-        <w:t>, K. and Kekäläinen, J. (2002) 'Cumulated gain-based evaluation of IR techniques', ACM Transactions on Information Systems, 20(4), pp. 422–446.</w:t>
+        <w:t>, Y. (2021) 'On skipping behaviour types in music streaming sessions', in Proceedings of the 30th ACM International Conference on Information and Knowledge Management (CIKM 2021). New York: ACM, pp. 3333–3337.</w:t>
       </w:r>
     </w:p>
     <w:p>
@@ -25648,6 +26090,15 @@
           <w:shd w:val="clear" w:color="auto" w:fill="FFFFFF"/>
         </w:rPr>
       </w:pPr>
+      <w:r>
+        <w:rPr>
+          <w:color w:val="141A20"/>
+          <w:sz w:val="22"/>
+          <w:szCs w:val="22"/>
+          <w:shd w:val="clear" w:color="auto" w:fill="FFFFFF"/>
+        </w:rPr>
+        <w:t xml:space="preserve">Meggetto, F., Revie, C., Levine, J. and </w:t>
+      </w:r>
       <w:proofErr w:type="spellStart"/>
       <w:r>
         <w:rPr>
@@ -25656,7 +26107,7 @@
           <w:szCs w:val="22"/>
           <w:shd w:val="clear" w:color="auto" w:fill="FFFFFF"/>
         </w:rPr>
-        <w:t>Jeunen</w:t>
+        <w:t>Moshfeghi</w:t>
       </w:r>
       <w:proofErr w:type="spellEnd"/>
       <w:r>
@@ -25666,7 +26117,7 @@
           <w:szCs w:val="22"/>
           <w:shd w:val="clear" w:color="auto" w:fill="FFFFFF"/>
         </w:rPr>
-        <w:t>, O. and Goethals, B. (2019) 'Predicting sequential user behaviour with session-based recurrent neural networks', in WSDM Cup 2019 Workshop. Melbourne. Fifth place, Spotify Sequential Skip Prediction Challenge.</w:t>
+        <w:t>, Y. (2023) 'Why people skip music? On predicting music skips using deep reinforcement learning', in Proceedings of the 2023 Conference on Human Information Interaction and Retrieval (CHIIR 2023). New York: ACM, pp. 95–106.</w:t>
       </w:r>
     </w:p>
     <w:p>
@@ -25695,37 +26146,38 @@
           <w:szCs w:val="22"/>
           <w:shd w:val="clear" w:color="auto" w:fill="FFFFFF"/>
         </w:rPr>
-        <w:t>Jin, S. and Lee, J. (2024) 'Effective music skip prediction based on late fusion architecture for user-interaction noise', Expert Systems with Applications, 238, 122098.</w:t>
-      </w:r>
-    </w:p>
-    <w:p>
-      <w:pPr>
+        <w:t>Meng, Z., McCreadie, R., Macdonald, C. and Ounis, I. (2020) 'Exploring data splitting strategies for the evaluation of recommendation models', in Fourteenth ACM Conference on Recommender Systems (</w:t>
+      </w:r>
+      <w:proofErr w:type="spellStart"/>
+      <w:r>
         <w:rPr>
           <w:color w:val="141A20"/>
           <w:sz w:val="22"/>
           <w:szCs w:val="22"/>
           <w:shd w:val="clear" w:color="auto" w:fill="FFFFFF"/>
         </w:rPr>
-      </w:pPr>
-    </w:p>
-    <w:p>
-      <w:pPr>
+        <w:t>RecSys</w:t>
+      </w:r>
+      <w:proofErr w:type="spellEnd"/>
+      <w:r>
         <w:rPr>
           <w:color w:val="141A20"/>
           <w:sz w:val="22"/>
           <w:szCs w:val="22"/>
           <w:shd w:val="clear" w:color="auto" w:fill="FFFFFF"/>
         </w:rPr>
-      </w:pPr>
-      <w:r>
+        <w:t xml:space="preserve"> 2020). New York: ACM, pp. 681–686.</w:t>
+      </w:r>
+    </w:p>
+    <w:p>
+      <w:pPr>
         <w:rPr>
           <w:color w:val="141A20"/>
           <w:sz w:val="22"/>
           <w:szCs w:val="22"/>
           <w:shd w:val="clear" w:color="auto" w:fill="FFFFFF"/>
         </w:rPr>
-        <w:t>Kang, W.-C. and McAuley, J. (2018) 'Self-attentive sequential recommendation', in 2018 IEEE International Conference on Data Mining (ICDM 2018). Piscataway: IEEE, pp. 197–206.</w:t>
-      </w:r>
+      </w:pPr>
     </w:p>
     <w:p>
       <w:pPr>
@@ -25736,16 +26188,16 @@
           <w:shd w:val="clear" w:color="auto" w:fill="FFFFFF"/>
         </w:rPr>
       </w:pPr>
-    </w:p>
-    <w:p>
-      <w:pPr>
+      <w:r>
         <w:rPr>
           <w:color w:val="141A20"/>
           <w:sz w:val="22"/>
           <w:szCs w:val="22"/>
           <w:shd w:val="clear" w:color="auto" w:fill="FFFFFF"/>
         </w:rPr>
-      </w:pPr>
+        <w:t xml:space="preserve">Moor, D., Yuan, Y., Mehrotra, R., Dai, Z. and </w:t>
+      </w:r>
+      <w:proofErr w:type="spellStart"/>
       <w:r>
         <w:rPr>
           <w:color w:val="141A20"/>
@@ -25753,8 +26205,67 @@
           <w:szCs w:val="22"/>
           <w:shd w:val="clear" w:color="auto" w:fill="FFFFFF"/>
         </w:rPr>
-        <w:t xml:space="preserve">Meggetto, F., Revie, C., Levine, J. and </w:t>
-      </w:r>
+        <w:t>Lalmas</w:t>
+      </w:r>
+      <w:proofErr w:type="spellEnd"/>
+      <w:r>
+        <w:rPr>
+          <w:color w:val="141A20"/>
+          <w:sz w:val="22"/>
+          <w:szCs w:val="22"/>
+          <w:shd w:val="clear" w:color="auto" w:fill="FFFFFF"/>
+        </w:rPr>
+        <w:t>, M. (2023) 'Exploiting sequential music preferences via optimisation-based sequencing', in Proceedings of the 32nd ACM International Conference on Information and Knowledge Management (CIKM 2023). New York: ACM, pp. 4759–4765.</w:t>
+      </w:r>
+    </w:p>
+    <w:p>
+      <w:pPr>
+        <w:rPr>
+          <w:color w:val="141A20"/>
+          <w:sz w:val="22"/>
+          <w:szCs w:val="22"/>
+          <w:shd w:val="clear" w:color="auto" w:fill="FFFFFF"/>
+        </w:rPr>
+      </w:pPr>
+    </w:p>
+    <w:p>
+      <w:pPr>
+        <w:rPr>
+          <w:color w:val="141A20"/>
+          <w:sz w:val="22"/>
+          <w:szCs w:val="22"/>
+          <w:shd w:val="clear" w:color="auto" w:fill="FFFFFF"/>
+        </w:rPr>
+      </w:pPr>
+      <w:r>
+        <w:rPr>
+          <w:color w:val="141A20"/>
+          <w:sz w:val="22"/>
+          <w:szCs w:val="22"/>
+          <w:shd w:val="clear" w:color="auto" w:fill="FFFFFF"/>
+        </w:rPr>
+        <w:t>Oramas, S., Nieto, O., Sordo, M. and Serra, X. (2017) 'A deep multimodal approach for cold-start music recommendation', in Proceedings of the 2nd Workshop on Deep Learning for Recommender Systems (DLRS 2017). New York: ACM, pp. 32–37.</w:t>
+      </w:r>
+    </w:p>
+    <w:p>
+      <w:pPr>
+        <w:rPr>
+          <w:color w:val="141A20"/>
+          <w:sz w:val="22"/>
+          <w:szCs w:val="22"/>
+          <w:shd w:val="clear" w:color="auto" w:fill="FFFFFF"/>
+        </w:rPr>
+      </w:pPr>
+    </w:p>
+    <w:p>
+      <w:pPr>
+        <w:rPr>
+          <w:color w:val="141A20"/>
+          <w:sz w:val="22"/>
+          <w:szCs w:val="22"/>
+          <w:shd w:val="clear" w:color="auto" w:fill="FFFFFF"/>
+        </w:rPr>
+      </w:pPr>
       <w:proofErr w:type="spellStart"/>
       <w:r>
         <w:rPr>
@@ -25763,7 +26274,7 @@
           <w:szCs w:val="22"/>
           <w:shd w:val="clear" w:color="auto" w:fill="FFFFFF"/>
         </w:rPr>
-        <w:t>Moshfeghi</w:t>
+        <w:t>ozefe</w:t>
       </w:r>
       <w:proofErr w:type="spellEnd"/>
       <w:r>
@@ -25773,28 +26284,26 @@
           <w:szCs w:val="22"/>
           <w:shd w:val="clear" w:color="auto" w:fill="FFFFFF"/>
         </w:rPr>
-        <w:t>, Y. (2021) 'On skipping behaviour types in music streaming sessions', in Proceedings of the 30th ACM International Conference on Information and Knowledge Management (CIKM 2021). New York: ACM, pp. 3333–3337.</w:t>
-      </w:r>
-    </w:p>
-    <w:p>
-      <w:pPr>
+        <w:t xml:space="preserve"> (2025) Spotify Tracks &amp; Audio Features Dataset [dataset]. Hugging Face. Available at: https://huggingface.co/datasets/ozefe/spotify_audio_features (Accessed: </w:t>
+      </w:r>
+      <w:r>
         <w:rPr>
           <w:color w:val="141A20"/>
           <w:sz w:val="22"/>
           <w:szCs w:val="22"/>
           <w:shd w:val="clear" w:color="auto" w:fill="FFFFFF"/>
         </w:rPr>
-      </w:pPr>
-    </w:p>
-    <w:p>
-      <w:pPr>
+        <w:t>28</w:t>
+      </w:r>
+      <w:r>
         <w:rPr>
           <w:color w:val="141A20"/>
           <w:sz w:val="22"/>
           <w:szCs w:val="22"/>
           <w:shd w:val="clear" w:color="auto" w:fill="FFFFFF"/>
         </w:rPr>
-      </w:pPr>
+        <w:t xml:space="preserve"> </w:t>
+      </w:r>
       <w:r>
         <w:rPr>
           <w:color w:val="141A20"/>
@@ -25802,7 +26311,45 @@
           <w:szCs w:val="22"/>
           <w:shd w:val="clear" w:color="auto" w:fill="FFFFFF"/>
         </w:rPr>
-        <w:t xml:space="preserve">Meggetto, F., Revie, C., Levine, J. and </w:t>
+        <w:t>May</w:t>
+      </w:r>
+      <w:r>
+        <w:rPr>
+          <w:color w:val="141A20"/>
+          <w:sz w:val="22"/>
+          <w:szCs w:val="22"/>
+          <w:shd w:val="clear" w:color="auto" w:fill="FFFFFF"/>
+        </w:rPr>
+        <w:t xml:space="preserve"> 2026).</w:t>
+      </w:r>
+    </w:p>
+    <w:p>
+      <w:pPr>
+        <w:rPr>
+          <w:color w:val="141A20"/>
+          <w:sz w:val="22"/>
+          <w:szCs w:val="22"/>
+          <w:shd w:val="clear" w:color="auto" w:fill="FFFFFF"/>
+        </w:rPr>
+      </w:pPr>
+    </w:p>
+    <w:p>
+      <w:pPr>
+        <w:rPr>
+          <w:color w:val="141A20"/>
+          <w:sz w:val="22"/>
+          <w:szCs w:val="22"/>
+          <w:shd w:val="clear" w:color="auto" w:fill="FFFFFF"/>
+        </w:rPr>
+      </w:pPr>
+      <w:r>
+        <w:rPr>
+          <w:color w:val="141A20"/>
+          <w:sz w:val="22"/>
+          <w:szCs w:val="22"/>
+          <w:shd w:val="clear" w:color="auto" w:fill="FFFFFF"/>
+        </w:rPr>
+        <w:t xml:space="preserve">Reimers, N. and </w:t>
       </w:r>
       <w:proofErr w:type="spellStart"/>
       <w:r>
@@ -25812,7 +26359,7 @@
           <w:szCs w:val="22"/>
           <w:shd w:val="clear" w:color="auto" w:fill="FFFFFF"/>
         </w:rPr>
-        <w:t>Moshfeghi</w:t>
+        <w:t>Gurevych</w:t>
       </w:r>
       <w:proofErr w:type="spellEnd"/>
       <w:r>
@@ -25822,37 +26369,48 @@
           <w:szCs w:val="22"/>
           <w:shd w:val="clear" w:color="auto" w:fill="FFFFFF"/>
         </w:rPr>
-        <w:t>, Y. (2023) 'Why people skip music? On predicting music skips using deep reinforcement learning', in Proceedings of the 2023 Conference on Human Information Interaction and Retrieval (CHIIR 2023). New York: ACM, pp. 95–106.</w:t>
-      </w:r>
-    </w:p>
-    <w:p>
-      <w:pPr>
+        <w:t xml:space="preserve">, I. (2017) 'Reporting score distributions </w:t>
+      </w:r>
+      <w:proofErr w:type="gramStart"/>
+      <w:r>
         <w:rPr>
           <w:color w:val="141A20"/>
           <w:sz w:val="22"/>
           <w:szCs w:val="22"/>
           <w:shd w:val="clear" w:color="auto" w:fill="FFFFFF"/>
         </w:rPr>
-      </w:pPr>
-    </w:p>
-    <w:p>
-      <w:pPr>
+        <w:t>makes</w:t>
+      </w:r>
+      <w:proofErr w:type="gramEnd"/>
+      <w:r>
         <w:rPr>
           <w:color w:val="141A20"/>
           <w:sz w:val="22"/>
           <w:szCs w:val="22"/>
           <w:shd w:val="clear" w:color="auto" w:fill="FFFFFF"/>
         </w:rPr>
-      </w:pPr>
-      <w:r>
+        <w:t xml:space="preserve"> a difference: performance study of LSTM-networks for sequence tagging', in Proceedings of the 2017 Conference on Empirical Methods in Natural Language Processing (EMNLP 2017). Stroudsburg: ACL, pp. 338–348.</w:t>
+      </w:r>
+    </w:p>
+    <w:p>
+      <w:pPr>
         <w:rPr>
           <w:color w:val="141A20"/>
           <w:sz w:val="22"/>
           <w:szCs w:val="22"/>
           <w:shd w:val="clear" w:color="auto" w:fill="FFFFFF"/>
         </w:rPr>
-        <w:t>Meng, Z., McCreadie, R., Macdonald, C. and Ounis, I. (2020) 'Exploring data splitting strategies for the evaluation of recommendation models', in Fourteenth ACM Conference on Recommender Systems (</w:t>
-      </w:r>
+      </w:pPr>
+    </w:p>
+    <w:p>
+      <w:pPr>
+        <w:rPr>
+          <w:color w:val="141A20"/>
+          <w:sz w:val="22"/>
+          <w:szCs w:val="22"/>
+          <w:shd w:val="clear" w:color="auto" w:fill="FFFFFF"/>
+        </w:rPr>
+      </w:pPr>
       <w:proofErr w:type="spellStart"/>
       <w:r>
         <w:rPr>
@@ -25861,6 +26419,75 @@
           <w:szCs w:val="22"/>
           <w:shd w:val="clear" w:color="auto" w:fill="FFFFFF"/>
         </w:rPr>
+        <w:t>Schedl</w:t>
+      </w:r>
+      <w:proofErr w:type="spellEnd"/>
+      <w:r>
+        <w:rPr>
+          <w:color w:val="141A20"/>
+          <w:sz w:val="22"/>
+          <w:szCs w:val="22"/>
+          <w:shd w:val="clear" w:color="auto" w:fill="FFFFFF"/>
+        </w:rPr>
+        <w:t xml:space="preserve">, M., Zamani, H., Chen, C.-W., </w:t>
+      </w:r>
+      <w:proofErr w:type="spellStart"/>
+      <w:r>
+        <w:rPr>
+          <w:color w:val="141A20"/>
+          <w:sz w:val="22"/>
+          <w:szCs w:val="22"/>
+          <w:shd w:val="clear" w:color="auto" w:fill="FFFFFF"/>
+        </w:rPr>
+        <w:t>Deldjoo</w:t>
+      </w:r>
+      <w:proofErr w:type="spellEnd"/>
+      <w:r>
+        <w:rPr>
+          <w:color w:val="141A20"/>
+          <w:sz w:val="22"/>
+          <w:szCs w:val="22"/>
+          <w:shd w:val="clear" w:color="auto" w:fill="FFFFFF"/>
+        </w:rPr>
+        <w:t>, Y. and Elahi, M. (2018) 'Current challenges and visions in music recommender systems research', International Journal of Multimedia Information Retrieval, 7(2), pp. 95–116.</w:t>
+      </w:r>
+    </w:p>
+    <w:p>
+      <w:pPr>
+        <w:rPr>
+          <w:color w:val="141A20"/>
+          <w:sz w:val="22"/>
+          <w:szCs w:val="22"/>
+          <w:shd w:val="clear" w:color="auto" w:fill="FFFFFF"/>
+        </w:rPr>
+      </w:pPr>
+    </w:p>
+    <w:p>
+      <w:pPr>
+        <w:rPr>
+          <w:color w:val="141A20"/>
+          <w:sz w:val="22"/>
+          <w:szCs w:val="22"/>
+          <w:shd w:val="clear" w:color="auto" w:fill="FFFFFF"/>
+        </w:rPr>
+      </w:pPr>
+      <w:r>
+        <w:rPr>
+          <w:color w:val="141A20"/>
+          <w:sz w:val="22"/>
+          <w:szCs w:val="22"/>
+          <w:shd w:val="clear" w:color="auto" w:fill="FFFFFF"/>
+        </w:rPr>
+        <w:t>Seshadri, P., Shashaani, S. and Knees, P. (2024) 'Enhancing sequential music recommendation with negative feedback-informed contrastive learning', in Proceedings of the 18th ACM Conference on Recommender Systems (</w:t>
+      </w:r>
+      <w:proofErr w:type="spellStart"/>
+      <w:r>
+        <w:rPr>
+          <w:color w:val="141A20"/>
+          <w:sz w:val="22"/>
+          <w:szCs w:val="22"/>
+          <w:shd w:val="clear" w:color="auto" w:fill="FFFFFF"/>
+        </w:rPr>
         <w:t>RecSys</w:t>
       </w:r>
       <w:proofErr w:type="spellEnd"/>
@@ -25871,7 +26498,7 @@
           <w:szCs w:val="22"/>
           <w:shd w:val="clear" w:color="auto" w:fill="FFFFFF"/>
         </w:rPr>
-        <w:t xml:space="preserve"> 2020). New York: ACM, pp. 681–686.</w:t>
+        <w:t xml:space="preserve"> 2024). New York: ACM, pp. 1028–1032.</w:t>
       </w:r>
     </w:p>
     <w:p>
@@ -25900,7 +26527,36 @@
           <w:szCs w:val="22"/>
           <w:shd w:val="clear" w:color="auto" w:fill="FFFFFF"/>
         </w:rPr>
-        <w:t xml:space="preserve">Moor, D., Yuan, Y., Mehrotra, R., Dai, Z. and </w:t>
+        <w:t>Sun, F., Liu, J., Wu, J., Pei, C., Lin, X., Ou, W. and Jiang, P. (2019) 'BERT4Rec: sequential recommendation with bidirectional encoder representations from transformer', in Proceedings of the 28th ACM International Conference on Information and Knowledge Management (CIKM 2019). New York: ACM, pp. 1441–1450.</w:t>
+      </w:r>
+    </w:p>
+    <w:p>
+      <w:pPr>
+        <w:rPr>
+          <w:color w:val="141A20"/>
+          <w:sz w:val="22"/>
+          <w:szCs w:val="22"/>
+          <w:shd w:val="clear" w:color="auto" w:fill="FFFFFF"/>
+        </w:rPr>
+      </w:pPr>
+    </w:p>
+    <w:p>
+      <w:pPr>
+        <w:rPr>
+          <w:color w:val="141A20"/>
+          <w:sz w:val="22"/>
+          <w:szCs w:val="22"/>
+          <w:shd w:val="clear" w:color="auto" w:fill="FFFFFF"/>
+        </w:rPr>
+      </w:pPr>
+      <w:r>
+        <w:rPr>
+          <w:color w:val="141A20"/>
+          <w:sz w:val="22"/>
+          <w:szCs w:val="22"/>
+          <w:shd w:val="clear" w:color="auto" w:fill="FFFFFF"/>
+        </w:rPr>
+        <w:t xml:space="preserve">van den Oord, A., Dieleman, S. and </w:t>
       </w:r>
       <w:proofErr w:type="spellStart"/>
       <w:r>
@@ -25910,7 +26566,7 @@
           <w:szCs w:val="22"/>
           <w:shd w:val="clear" w:color="auto" w:fill="FFFFFF"/>
         </w:rPr>
-        <w:t>Lalmas</w:t>
+        <w:t>Schrauwen</w:t>
       </w:r>
       <w:proofErr w:type="spellEnd"/>
       <w:r>
@@ -25920,7 +26576,7 @@
           <w:szCs w:val="22"/>
           <w:shd w:val="clear" w:color="auto" w:fill="FFFFFF"/>
         </w:rPr>
-        <w:t>, M. (2023) 'Exploiting sequential music preferences via optimisation-based sequencing', in Proceedings of the 32nd ACM International Conference on Information and Knowledge Management (CIKM 2023). New York: ACM, pp. 4759–4765.</w:t>
+        <w:t>, B. (2013) 'Deep content-based music recommendation', in Advances in Neural Information Processing Systems 26 (NIPS 2013), pp. 2643–2651.</w:t>
       </w:r>
     </w:p>
     <w:p>
@@ -25949,7 +26605,7 @@
           <w:szCs w:val="22"/>
           <w:shd w:val="clear" w:color="auto" w:fill="FFFFFF"/>
         </w:rPr>
-        <w:t>Oramas, S., Nieto, O., Sordo, M. and Serra, X. (2017) 'A deep multimodal approach for cold-start music recommendation', in Proceedings of the 2nd Workshop on Deep Learning for Recommender Systems (DLRS 2017). New York: ACM, pp. 32–37.</w:t>
+        <w:t>Wu, C., Wu, F., Huang, Y. and Xie, X. (2020) 'Neural news recommendation with negative feedback', CCF Transactions on Pervasive Computing and Interaction, 2(3), pp. 178–188.</w:t>
       </w:r>
     </w:p>
     <w:p>
@@ -25971,6 +26627,45 @@
           <w:shd w:val="clear" w:color="auto" w:fill="FFFFFF"/>
         </w:rPr>
       </w:pPr>
+      <w:r>
+        <w:rPr>
+          <w:color w:val="141A20"/>
+          <w:sz w:val="22"/>
+          <w:szCs w:val="22"/>
+          <w:shd w:val="clear" w:color="auto" w:fill="FFFFFF"/>
+        </w:rPr>
+        <w:t>Xu, C., Li, Q., Ge, J., Gao, J., Yang, X., Pei, C., Sun, F., Wu, J., Sun, H. and Ou, W. (2020) 'Privileged features distillation at Taobao recommendations', in Proceedings of the 26th ACM SIGKDD International Conference on Knowledge Discovery and Data Mining (KDD 2020). New York: ACM, pp. 2590–2598.</w:t>
+      </w:r>
+    </w:p>
+    <w:p>
+      <w:pPr>
+        <w:rPr>
+          <w:color w:val="141A20"/>
+          <w:sz w:val="22"/>
+          <w:szCs w:val="22"/>
+          <w:shd w:val="clear" w:color="auto" w:fill="FFFFFF"/>
+        </w:rPr>
+      </w:pPr>
+    </w:p>
+    <w:p>
+      <w:pPr>
+        <w:rPr>
+          <w:color w:val="141A20"/>
+          <w:sz w:val="22"/>
+          <w:szCs w:val="22"/>
+          <w:shd w:val="clear" w:color="auto" w:fill="FFFFFF"/>
+        </w:rPr>
+      </w:pPr>
+      <w:r>
+        <w:rPr>
+          <w:color w:val="141A20"/>
+          <w:sz w:val="22"/>
+          <w:szCs w:val="22"/>
+          <w:shd w:val="clear" w:color="auto" w:fill="FFFFFF"/>
+        </w:rPr>
+        <w:lastRenderedPageBreak/>
+        <w:t>Yi, X., Hong, L., Zhong, E., Liu, N.N. and Rajan, S. (2014) 'Beyond clicks: dwell time for personalization', in Proceedings of the 8th ACM Conference on Recommender Systems (</w:t>
+      </w:r>
       <w:proofErr w:type="spellStart"/>
       <w:r>
         <w:rPr>
@@ -25979,7 +26674,7 @@
           <w:szCs w:val="22"/>
           <w:shd w:val="clear" w:color="auto" w:fill="FFFFFF"/>
         </w:rPr>
-        <w:t>ozefe</w:t>
+        <w:t>RecSys</w:t>
       </w:r>
       <w:proofErr w:type="spellEnd"/>
       <w:r>
@@ -25989,26 +26684,28 @@
           <w:szCs w:val="22"/>
           <w:shd w:val="clear" w:color="auto" w:fill="FFFFFF"/>
         </w:rPr>
-        <w:t xml:space="preserve"> (2025) Spotify Tracks &amp; Audio Features Dataset [dataset]. Hugging Face. Available at: https://huggingface.co/datasets/ozefe/spotify_audio_features (Accessed: </w:t>
-      </w:r>
-      <w:r>
+        <w:t xml:space="preserve"> 2014). New York: ACM, pp. 113–120.</w:t>
+      </w:r>
+    </w:p>
+    <w:p>
+      <w:pPr>
         <w:rPr>
           <w:color w:val="141A20"/>
           <w:sz w:val="22"/>
           <w:szCs w:val="22"/>
           <w:shd w:val="clear" w:color="auto" w:fill="FFFFFF"/>
         </w:rPr>
-        <w:t>28</w:t>
-      </w:r>
-      <w:r>
+      </w:pPr>
+    </w:p>
+    <w:p>
+      <w:pPr>
         <w:rPr>
           <w:color w:val="141A20"/>
           <w:sz w:val="22"/>
           <w:szCs w:val="22"/>
           <w:shd w:val="clear" w:color="auto" w:fill="FFFFFF"/>
         </w:rPr>
-        <w:t xml:space="preserve"> </w:t>
-      </w:r>
+      </w:pPr>
       <w:r>
         <w:rPr>
           <w:color w:val="141A20"/>
@@ -26016,447 +26713,7 @@
           <w:szCs w:val="22"/>
           <w:shd w:val="clear" w:color="auto" w:fill="FFFFFF"/>
         </w:rPr>
-        <w:t>May</w:t>
-      </w:r>
-      <w:r>
-        <w:rPr>
-          <w:color w:val="141A20"/>
-          <w:sz w:val="22"/>
-          <w:szCs w:val="22"/>
-          <w:shd w:val="clear" w:color="auto" w:fill="FFFFFF"/>
-        </w:rPr>
-        <w:t xml:space="preserve"> 2026).</w:t>
-      </w:r>
-    </w:p>
-    <w:p>
-      <w:pPr>
-        <w:rPr>
-          <w:color w:val="141A20"/>
-          <w:sz w:val="22"/>
-          <w:szCs w:val="22"/>
-          <w:shd w:val="clear" w:color="auto" w:fill="FFFFFF"/>
-        </w:rPr>
-      </w:pPr>
-    </w:p>
-    <w:p>
-      <w:pPr>
-        <w:rPr>
-          <w:color w:val="141A20"/>
-          <w:sz w:val="22"/>
-          <w:szCs w:val="22"/>
-          <w:shd w:val="clear" w:color="auto" w:fill="FFFFFF"/>
-        </w:rPr>
-      </w:pPr>
-      <w:r>
-        <w:rPr>
-          <w:color w:val="141A20"/>
-          <w:sz w:val="22"/>
-          <w:szCs w:val="22"/>
-          <w:shd w:val="clear" w:color="auto" w:fill="FFFFFF"/>
-        </w:rPr>
-        <w:t xml:space="preserve">Reimers, N. and </w:t>
-      </w:r>
-      <w:proofErr w:type="spellStart"/>
-      <w:r>
-        <w:rPr>
-          <w:color w:val="141A20"/>
-          <w:sz w:val="22"/>
-          <w:szCs w:val="22"/>
-          <w:shd w:val="clear" w:color="auto" w:fill="FFFFFF"/>
-        </w:rPr>
-        <w:t>Gurevych</w:t>
-      </w:r>
-      <w:proofErr w:type="spellEnd"/>
-      <w:r>
-        <w:rPr>
-          <w:color w:val="141A20"/>
-          <w:sz w:val="22"/>
-          <w:szCs w:val="22"/>
-          <w:shd w:val="clear" w:color="auto" w:fill="FFFFFF"/>
-        </w:rPr>
-        <w:t xml:space="preserve">, I. (2017) 'Reporting score distributions </w:t>
-      </w:r>
-      <w:proofErr w:type="gramStart"/>
-      <w:r>
-        <w:rPr>
-          <w:color w:val="141A20"/>
-          <w:sz w:val="22"/>
-          <w:szCs w:val="22"/>
-          <w:shd w:val="clear" w:color="auto" w:fill="FFFFFF"/>
-        </w:rPr>
-        <w:t>makes</w:t>
-      </w:r>
-      <w:proofErr w:type="gramEnd"/>
-      <w:r>
-        <w:rPr>
-          <w:color w:val="141A20"/>
-          <w:sz w:val="22"/>
-          <w:szCs w:val="22"/>
-          <w:shd w:val="clear" w:color="auto" w:fill="FFFFFF"/>
-        </w:rPr>
-        <w:t xml:space="preserve"> a difference: performance study of LSTM-networks for sequence tagging', in Proceedings of the 2017 Conference on Empirical Methods in Natural Language Processing (EMNLP 2017). Stroudsburg: ACL, pp. 338–348.</w:t>
-      </w:r>
-    </w:p>
-    <w:p>
-      <w:pPr>
-        <w:rPr>
-          <w:color w:val="141A20"/>
-          <w:sz w:val="22"/>
-          <w:szCs w:val="22"/>
-          <w:shd w:val="clear" w:color="auto" w:fill="FFFFFF"/>
-        </w:rPr>
-      </w:pPr>
-    </w:p>
-    <w:p>
-      <w:pPr>
-        <w:rPr>
-          <w:color w:val="141A20"/>
-          <w:sz w:val="22"/>
-          <w:szCs w:val="22"/>
-          <w:shd w:val="clear" w:color="auto" w:fill="FFFFFF"/>
-        </w:rPr>
-      </w:pPr>
-      <w:proofErr w:type="spellStart"/>
-      <w:r>
-        <w:rPr>
-          <w:color w:val="141A20"/>
-          <w:sz w:val="22"/>
-          <w:szCs w:val="22"/>
-          <w:shd w:val="clear" w:color="auto" w:fill="FFFFFF"/>
-        </w:rPr>
-        <w:t>Schedl</w:t>
-      </w:r>
-      <w:proofErr w:type="spellEnd"/>
-      <w:r>
-        <w:rPr>
-          <w:color w:val="141A20"/>
-          <w:sz w:val="22"/>
-          <w:szCs w:val="22"/>
-          <w:shd w:val="clear" w:color="auto" w:fill="FFFFFF"/>
-        </w:rPr>
-        <w:t xml:space="preserve">, M., Zamani, H., Chen, C.-W., </w:t>
-      </w:r>
-      <w:proofErr w:type="spellStart"/>
-      <w:r>
-        <w:rPr>
-          <w:color w:val="141A20"/>
-          <w:sz w:val="22"/>
-          <w:szCs w:val="22"/>
-          <w:shd w:val="clear" w:color="auto" w:fill="FFFFFF"/>
-        </w:rPr>
-        <w:t>Deldjoo</w:t>
-      </w:r>
-      <w:proofErr w:type="spellEnd"/>
-      <w:r>
-        <w:rPr>
-          <w:color w:val="141A20"/>
-          <w:sz w:val="22"/>
-          <w:szCs w:val="22"/>
-          <w:shd w:val="clear" w:color="auto" w:fill="FFFFFF"/>
-        </w:rPr>
-        <w:t>, Y. and Elahi, M. (2018) 'Current challenges and visions in music recommender systems research', International Journal of Multimedia Information Retrieval, 7(2), pp. 95–116.</w:t>
-      </w:r>
-    </w:p>
-    <w:p>
-      <w:pPr>
-        <w:rPr>
-          <w:color w:val="141A20"/>
-          <w:sz w:val="22"/>
-          <w:szCs w:val="22"/>
-          <w:shd w:val="clear" w:color="auto" w:fill="FFFFFF"/>
-        </w:rPr>
-      </w:pPr>
-    </w:p>
-    <w:p>
-      <w:pPr>
-        <w:rPr>
-          <w:color w:val="141A20"/>
-          <w:sz w:val="22"/>
-          <w:szCs w:val="22"/>
-          <w:shd w:val="clear" w:color="auto" w:fill="FFFFFF"/>
-        </w:rPr>
-      </w:pPr>
-      <w:r>
-        <w:rPr>
-          <w:color w:val="141A20"/>
-          <w:sz w:val="22"/>
-          <w:szCs w:val="22"/>
-          <w:shd w:val="clear" w:color="auto" w:fill="FFFFFF"/>
-        </w:rPr>
-        <w:t>Seshadri, P., Shashaani, S. and Knees, P. (2024) 'Enhancing sequential music recommendation with negative feedback-informed contrastive learning', in Proceedings of the 18th ACM Conference on Recommender Systems (</w:t>
-      </w:r>
-      <w:proofErr w:type="spellStart"/>
-      <w:r>
-        <w:rPr>
-          <w:color w:val="141A20"/>
-          <w:sz w:val="22"/>
-          <w:szCs w:val="22"/>
-          <w:shd w:val="clear" w:color="auto" w:fill="FFFFFF"/>
-        </w:rPr>
-        <w:t>RecSys</w:t>
-      </w:r>
-      <w:proofErr w:type="spellEnd"/>
-      <w:r>
-        <w:rPr>
-          <w:color w:val="141A20"/>
-          <w:sz w:val="22"/>
-          <w:szCs w:val="22"/>
-          <w:shd w:val="clear" w:color="auto" w:fill="FFFFFF"/>
-        </w:rPr>
-        <w:t xml:space="preserve"> 2024). New York: ACM, pp. 1028–1032.</w:t>
-      </w:r>
-    </w:p>
-    <w:p>
-      <w:pPr>
-        <w:rPr>
-          <w:color w:val="141A20"/>
-          <w:sz w:val="22"/>
-          <w:szCs w:val="22"/>
-          <w:shd w:val="clear" w:color="auto" w:fill="FFFFFF"/>
-        </w:rPr>
-      </w:pPr>
-    </w:p>
-    <w:p>
-      <w:pPr>
-        <w:rPr>
-          <w:color w:val="141A20"/>
-          <w:sz w:val="22"/>
-          <w:szCs w:val="22"/>
-          <w:shd w:val="clear" w:color="auto" w:fill="FFFFFF"/>
-        </w:rPr>
-      </w:pPr>
-      <w:r>
-        <w:rPr>
-          <w:color w:val="141A20"/>
-          <w:sz w:val="22"/>
-          <w:szCs w:val="22"/>
-          <w:shd w:val="clear" w:color="auto" w:fill="FFFFFF"/>
-        </w:rPr>
-        <w:t>Sun, F., Liu, J., Wu, J., Pei, C., Lin, X., Ou, W. and Jiang, P. (2019) 'BERT4Rec: sequential recommendation with bidirectional encoder representations from transformer', in Proceedings of the 28th ACM International Conference on Information and Knowledge Management (CIKM 2019). New York: ACM, pp. 1441–1450.</w:t>
-      </w:r>
-    </w:p>
-    <w:p>
-      <w:pPr>
-        <w:rPr>
-          <w:color w:val="141A20"/>
-          <w:sz w:val="22"/>
-          <w:szCs w:val="22"/>
-          <w:shd w:val="clear" w:color="auto" w:fill="FFFFFF"/>
-        </w:rPr>
-      </w:pPr>
-    </w:p>
-    <w:p>
-      <w:pPr>
-        <w:rPr>
-          <w:color w:val="141A20"/>
-          <w:sz w:val="22"/>
-          <w:szCs w:val="22"/>
-          <w:shd w:val="clear" w:color="auto" w:fill="FFFFFF"/>
-        </w:rPr>
-      </w:pPr>
-      <w:r>
-        <w:rPr>
-          <w:color w:val="141A20"/>
-          <w:sz w:val="22"/>
-          <w:szCs w:val="22"/>
-          <w:shd w:val="clear" w:color="auto" w:fill="FFFFFF"/>
-        </w:rPr>
-        <w:t xml:space="preserve">van den Oord, A., Dieleman, S. and </w:t>
-      </w:r>
-      <w:proofErr w:type="spellStart"/>
-      <w:r>
-        <w:rPr>
-          <w:color w:val="141A20"/>
-          <w:sz w:val="22"/>
-          <w:szCs w:val="22"/>
-          <w:shd w:val="clear" w:color="auto" w:fill="FFFFFF"/>
-        </w:rPr>
-        <w:t>Schrauwen</w:t>
-      </w:r>
-      <w:proofErr w:type="spellEnd"/>
-      <w:r>
-        <w:rPr>
-          <w:color w:val="141A20"/>
-          <w:sz w:val="22"/>
-          <w:szCs w:val="22"/>
-          <w:shd w:val="clear" w:color="auto" w:fill="FFFFFF"/>
-        </w:rPr>
-        <w:t>, B. (2013) 'Deep content-based music recommendation', in Advances in Neural Information Processing Systems 26 (NIPS 2013), pp. 2643–2651.</w:t>
-      </w:r>
-    </w:p>
-    <w:p>
-      <w:pPr>
-        <w:rPr>
-          <w:color w:val="141A20"/>
-          <w:sz w:val="22"/>
-          <w:szCs w:val="22"/>
-          <w:shd w:val="clear" w:color="auto" w:fill="FFFFFF"/>
-        </w:rPr>
-      </w:pPr>
-    </w:p>
-    <w:p>
-      <w:pPr>
-        <w:rPr>
-          <w:color w:val="141A20"/>
-          <w:sz w:val="22"/>
-          <w:szCs w:val="22"/>
-          <w:shd w:val="clear" w:color="auto" w:fill="FFFFFF"/>
-        </w:rPr>
-      </w:pPr>
-      <w:r>
-        <w:rPr>
-          <w:color w:val="141A20"/>
-          <w:sz w:val="22"/>
-          <w:szCs w:val="22"/>
-          <w:shd w:val="clear" w:color="auto" w:fill="FFFFFF"/>
-        </w:rPr>
-        <w:t>Wu, C., Wu, F., Huang, Y. and Xie, X. (2020) 'Neural news recommendation with negative feedback', CCF Transactions on Pervasive Computing and Interaction, 2(3), pp. 178–188.</w:t>
-      </w:r>
-    </w:p>
-    <w:p>
-      <w:pPr>
-        <w:rPr>
-          <w:color w:val="141A20"/>
-          <w:sz w:val="22"/>
-          <w:szCs w:val="22"/>
-          <w:shd w:val="clear" w:color="auto" w:fill="FFFFFF"/>
-        </w:rPr>
-      </w:pPr>
-    </w:p>
-    <w:p>
-      <w:pPr>
-        <w:rPr>
-          <w:color w:val="141A20"/>
-          <w:sz w:val="22"/>
-          <w:szCs w:val="22"/>
-          <w:shd w:val="clear" w:color="auto" w:fill="FFFFFF"/>
-        </w:rPr>
-      </w:pPr>
-      <w:r>
-        <w:rPr>
-          <w:color w:val="141A20"/>
-          <w:sz w:val="22"/>
-          <w:szCs w:val="22"/>
-          <w:shd w:val="clear" w:color="auto" w:fill="FFFFFF"/>
-        </w:rPr>
-        <w:t xml:space="preserve">Xu, C., Li, Q., Ge, J., Gao, J., Yang, X., Pei, C., Sun, F., Wu, J., Sun, H. and Ou, W. (2020) 'Privileged features distillation at Taobao recommendations', in Proceedings of the 26th ACM </w:t>
-      </w:r>
-      <w:r>
-        <w:rPr>
-          <w:color w:val="141A20"/>
-          <w:sz w:val="22"/>
-          <w:szCs w:val="22"/>
-          <w:shd w:val="clear" w:color="auto" w:fill="FFFFFF"/>
-        </w:rPr>
-        <w:lastRenderedPageBreak/>
-        <w:t>SIGKDD International Conference on Knowledge Discovery and Data Mining (KDD 2020). New York: ACM, pp. 2590–2598.</w:t>
-      </w:r>
-    </w:p>
-    <w:p>
-      <w:pPr>
-        <w:rPr>
-          <w:color w:val="141A20"/>
-          <w:sz w:val="22"/>
-          <w:szCs w:val="22"/>
-          <w:shd w:val="clear" w:color="auto" w:fill="FFFFFF"/>
-        </w:rPr>
-      </w:pPr>
-    </w:p>
-    <w:p>
-      <w:pPr>
-        <w:rPr>
-          <w:color w:val="141A20"/>
-          <w:sz w:val="22"/>
-          <w:szCs w:val="22"/>
-          <w:shd w:val="clear" w:color="auto" w:fill="FFFFFF"/>
-        </w:rPr>
-      </w:pPr>
-      <w:r>
-        <w:rPr>
-          <w:color w:val="141A20"/>
-          <w:sz w:val="22"/>
-          <w:szCs w:val="22"/>
-          <w:shd w:val="clear" w:color="auto" w:fill="FFFFFF"/>
-        </w:rPr>
-        <w:t>Yi, X., Hong, L., Zhong, E., Liu, N.N. and Rajan, S. (2014) 'Beyond clicks: dwell time for personalization', in Proceedings of the 8th ACM Conference on Recommender Systems (</w:t>
-      </w:r>
-      <w:proofErr w:type="spellStart"/>
-      <w:r>
-        <w:rPr>
-          <w:color w:val="141A20"/>
-          <w:sz w:val="22"/>
-          <w:szCs w:val="22"/>
-          <w:shd w:val="clear" w:color="auto" w:fill="FFFFFF"/>
-        </w:rPr>
-        <w:t>RecSys</w:t>
-      </w:r>
-      <w:proofErr w:type="spellEnd"/>
-      <w:r>
-        <w:rPr>
-          <w:color w:val="141A20"/>
-          <w:sz w:val="22"/>
-          <w:szCs w:val="22"/>
-          <w:shd w:val="clear" w:color="auto" w:fill="FFFFFF"/>
-        </w:rPr>
-        <w:t xml:space="preserve"> 2014). New York: ACM, pp. 113–120.</w:t>
-      </w:r>
-    </w:p>
-    <w:p>
-      <w:pPr>
-        <w:rPr>
-          <w:color w:val="141A20"/>
-          <w:sz w:val="22"/>
-          <w:szCs w:val="22"/>
-          <w:shd w:val="clear" w:color="auto" w:fill="FFFFFF"/>
-        </w:rPr>
-      </w:pPr>
-    </w:p>
-    <w:p>
-      <w:pPr>
-        <w:rPr>
-          <w:color w:val="141A20"/>
-          <w:sz w:val="22"/>
-          <w:szCs w:val="22"/>
-          <w:shd w:val="clear" w:color="auto" w:fill="FFFFFF"/>
-        </w:rPr>
-      </w:pPr>
-      <w:r>
-        <w:rPr>
-          <w:color w:val="141A20"/>
-          <w:sz w:val="22"/>
-          <w:szCs w:val="22"/>
-          <w:shd w:val="clear" w:color="auto" w:fill="FFFFFF"/>
-        </w:rPr>
         <w:t>Zhang, S., Chen, J., Li, C., Zhou, S., Shi, Q., Feng, Y., Chen, C. and Wang, C. (2025) 'Advancing loss functions in recommender systems: a comparative study with a Rényi divergence-based solution', Proceedings of the AAAI Conference on Artificial Intelligence, 39(12), pp. 13286–13294.</w:t>
-      </w:r>
-    </w:p>
-    <w:p>
-      <w:pPr>
-        <w:rPr>
-          <w:color w:val="141A20"/>
-          <w:sz w:val="22"/>
-          <w:szCs w:val="22"/>
-          <w:shd w:val="clear" w:color="auto" w:fill="FFFFFF"/>
-        </w:rPr>
-      </w:pPr>
-    </w:p>
-    <w:p>
-      <w:pPr>
-        <w:rPr>
-          <w:color w:val="141A20"/>
-          <w:sz w:val="22"/>
-          <w:szCs w:val="22"/>
-          <w:shd w:val="clear" w:color="auto" w:fill="FFFFFF"/>
-        </w:rPr>
-      </w:pPr>
-      <w:r>
-        <w:rPr>
-          <w:color w:val="141A20"/>
-          <w:sz w:val="22"/>
-          <w:szCs w:val="22"/>
-          <w:shd w:val="clear" w:color="auto" w:fill="FFFFFF"/>
-        </w:rPr>
-        <w:t>Zhou, G., Zhu, X., Song, C., Fan, Y., Zhu, H., Ma, X., Yan, Y., Jin, J., Li, H. and Gai, K. (2018) 'Deep interest network for click-through rate prediction', in Proceedings of the 24th ACM SIGKDD International Conference on Knowledge Discovery and Data Mining (KDD 2018). New York: ACM, pp. 1059–1068.</w:t>
       </w:r>
     </w:p>
     <w:p>
@@ -26818,7 +27075,10 @@
           <w:u w:val="single"/>
         </w:rPr>
       </w:pPr>
-      <w:r>
+    </w:p>
+    <w:p>
+      <w:pPr>
+        <w:jc w:val="center"/>
         <w:rPr>
           <w:b/>
           <w:bCs/>
@@ -26827,6 +27087,55 @@
           <w:szCs w:val="40"/>
           <w:u w:val="single"/>
         </w:rPr>
+      </w:pPr>
+    </w:p>
+    <w:p>
+      <w:pPr>
+        <w:jc w:val="center"/>
+        <w:rPr>
+          <w:b/>
+          <w:bCs/>
+          <w:color w:val="3A3A3A" w:themeColor="background2" w:themeShade="40"/>
+          <w:sz w:val="40"/>
+          <w:szCs w:val="40"/>
+          <w:u w:val="single"/>
+        </w:rPr>
+      </w:pPr>
+    </w:p>
+    <w:p>
+      <w:pPr>
+        <w:jc w:val="center"/>
+        <w:rPr>
+          <w:b/>
+          <w:bCs/>
+          <w:color w:val="3A3A3A" w:themeColor="background2" w:themeShade="40"/>
+          <w:sz w:val="40"/>
+          <w:szCs w:val="40"/>
+          <w:u w:val="single"/>
+        </w:rPr>
+      </w:pPr>
+    </w:p>
+    <w:p>
+      <w:pPr>
+        <w:jc w:val="center"/>
+        <w:rPr>
+          <w:b/>
+          <w:bCs/>
+          <w:color w:val="3A3A3A" w:themeColor="background2" w:themeShade="40"/>
+          <w:sz w:val="40"/>
+          <w:szCs w:val="40"/>
+          <w:u w:val="single"/>
+        </w:rPr>
+      </w:pPr>
+      <w:r>
+        <w:rPr>
+          <w:b/>
+          <w:bCs/>
+          <w:color w:val="3A3A3A" w:themeColor="background2" w:themeShade="40"/>
+          <w:sz w:val="40"/>
+          <w:szCs w:val="40"/>
+          <w:u w:val="single"/>
+        </w:rPr>
         <w:lastRenderedPageBreak/>
         <w:t>Appendix A: Software Instructions</w:t>
       </w:r>
@@ -26861,7 +27170,7 @@
           <w:szCs w:val="22"/>
         </w:rPr>
       </w:pPr>
-      <w:hyperlink r:id="rId19" w:history="1">
+      <w:hyperlink r:id="rId18" w:history="1">
         <w:r>
           <w:rPr>
             <w:rStyle w:val="Hyperlink"/>
@@ -27068,7 +27377,7 @@
                 <w:sz w:val="22"/>
                 <w:szCs w:val="22"/>
               </w:rPr>
-              <w:t>Reports Scripts/</w:t>
+              <w:t>Report Scripts/</w:t>
             </w:r>
           </w:p>
         </w:tc>
@@ -27172,7 +27481,21 @@
                 <w:sz w:val="22"/>
                 <w:szCs w:val="22"/>
               </w:rPr>
-              <w:t>Volunteer consent forms &amp; information sheets, Progress Tracker, confirmation of ethics approval, ethics form, Project Proposal</w:t>
+              <w:t>Volunteer consent form</w:t>
+            </w:r>
+            <w:r>
+              <w:rPr>
+                <w:sz w:val="22"/>
+                <w:szCs w:val="22"/>
+              </w:rPr>
+              <w:t xml:space="preserve"> template</w:t>
+            </w:r>
+            <w:r>
+              <w:rPr>
+                <w:sz w:val="22"/>
+                <w:szCs w:val="22"/>
+              </w:rPr>
+              <w:t xml:space="preserve"> &amp; information sheets, Progress Tracker, confirmation of ethics approval, ethics form, Project Proposal</w:t>
             </w:r>
           </w:p>
         </w:tc>
@@ -27277,7 +27600,7 @@
           <w:sz w:val="22"/>
           <w:szCs w:val="22"/>
         </w:rPr>
-        <w:t xml:space="preserve"> “Data Scripts”/data_processing_main.py</w:t>
+        <w:t xml:space="preserve"> Data Scripts/data_processing_main.py</w:t>
       </w:r>
     </w:p>
     <w:p>
@@ -27295,6 +27618,14 @@
           <w:sz w:val="22"/>
           <w:szCs w:val="22"/>
         </w:rPr>
+        <w:t>/</w:t>
+      </w:r>
+      <w:r>
+        <w:rPr>
+          <w:color w:val="3A3A3A" w:themeColor="background2" w:themeShade="40"/>
+          <w:sz w:val="22"/>
+          <w:szCs w:val="22"/>
+        </w:rPr>
         <w:t>.submit_all.sh</w:t>
       </w:r>
       <w:proofErr w:type="gramEnd"/>
@@ -27332,6 +27663,14 @@
           <w:sz w:val="22"/>
           <w:szCs w:val="22"/>
         </w:rPr>
+        <w:t>/</w:t>
+      </w:r>
+      <w:r>
+        <w:rPr>
+          <w:color w:val="3A3A3A" w:themeColor="background2" w:themeShade="40"/>
+          <w:sz w:val="22"/>
+          <w:szCs w:val="22"/>
+        </w:rPr>
         <w:t>.submit_all.sh</w:t>
       </w:r>
       <w:proofErr w:type="gramEnd"/>
@@ -27369,6 +27708,14 @@
           <w:sz w:val="22"/>
           <w:szCs w:val="22"/>
         </w:rPr>
+        <w:t>/</w:t>
+      </w:r>
+      <w:r>
+        <w:rPr>
+          <w:color w:val="3A3A3A" w:themeColor="background2" w:themeShade="40"/>
+          <w:sz w:val="22"/>
+          <w:szCs w:val="22"/>
+        </w:rPr>
         <w:t>.submit_all.sh</w:t>
       </w:r>
       <w:proofErr w:type="gramEnd"/>
@@ -27405,7 +27752,7 @@
           <w:sz w:val="22"/>
           <w:szCs w:val="22"/>
         </w:rPr>
-        <w:t xml:space="preserve">python3 “Model Scripts”/RNN.py --loss </w:t>
+        <w:t xml:space="preserve">python3 Model Scripts/RNN.py --loss </w:t>
       </w:r>
       <w:proofErr w:type="spellStart"/>
       <w:r>
@@ -27432,7 +27779,7 @@
           <w:sz w:val="22"/>
           <w:szCs w:val="22"/>
         </w:rPr>
-        <w:t>python3 “Model Scripts”/RNN.p</w:t>
+        <w:t>python3 Model Scripts/RNN.p</w:t>
       </w:r>
       <w:r>
         <w:rPr>
@@ -27467,7 +27814,7 @@
           <w:sz w:val="22"/>
           <w:szCs w:val="22"/>
         </w:rPr>
-        <w:t>python3 “Model Scripts”/RNN.py</w:t>
+        <w:t>python3 Model Scripts/RNN.py</w:t>
       </w:r>
       <w:r>
         <w:rPr>
@@ -27502,7 +27849,7 @@
           <w:sz w:val="22"/>
           <w:szCs w:val="22"/>
         </w:rPr>
-        <w:t>python3 “Model Scripts”/</w:t>
+        <w:t>python3</w:t>
       </w:r>
       <w:r>
         <w:rPr>
@@ -27510,6 +27857,22 @@
           <w:sz w:val="22"/>
           <w:szCs w:val="22"/>
         </w:rPr>
+        <w:t xml:space="preserve"> </w:t>
+      </w:r>
+      <w:r>
+        <w:rPr>
+          <w:color w:val="3A3A3A" w:themeColor="background2" w:themeShade="40"/>
+          <w:sz w:val="22"/>
+          <w:szCs w:val="22"/>
+        </w:rPr>
+        <w:t>Model Scripts/</w:t>
+      </w:r>
+      <w:r>
+        <w:rPr>
+          <w:color w:val="3A3A3A" w:themeColor="background2" w:themeShade="40"/>
+          <w:sz w:val="22"/>
+          <w:szCs w:val="22"/>
+        </w:rPr>
         <w:t>SASRec</w:t>
       </w:r>
       <w:r>
@@ -27553,7 +27916,7 @@
           <w:sz w:val="22"/>
           <w:szCs w:val="22"/>
         </w:rPr>
-        <w:t xml:space="preserve">python3 “Model Scripts”/SASRec.py --loss </w:t>
+        <w:t xml:space="preserve">python3 Model Scripts/SASRec.py --loss </w:t>
       </w:r>
       <w:proofErr w:type="spellStart"/>
       <w:r>
@@ -27580,7 +27943,7 @@
           <w:sz w:val="22"/>
           <w:szCs w:val="22"/>
         </w:rPr>
-        <w:t xml:space="preserve">python3 “Model Scripts”/SASRec.py --loss </w:t>
+        <w:t xml:space="preserve">python3 Model Scripts/SASRec.py --loss </w:t>
       </w:r>
       <w:proofErr w:type="spellStart"/>
       <w:r>
@@ -27607,7 +27970,7 @@
           <w:sz w:val="22"/>
           <w:szCs w:val="22"/>
         </w:rPr>
-        <w:t>python3 “Model Scripts”/</w:t>
+        <w:t>python3 Model Scripts/</w:t>
       </w:r>
       <w:r>
         <w:rPr>
@@ -27632,7 +27995,7 @@
           <w:sz w:val="22"/>
           <w:szCs w:val="22"/>
         </w:rPr>
-        <w:t>python3 “Model Scripts”/ExtraTreesClassifier.py</w:t>
+        <w:t>python3 Model Scripts/ExtraTreesClassifier.py</w:t>
       </w:r>
     </w:p>
     <w:p>
@@ -27649,7 +28012,7 @@
           <w:sz w:val="22"/>
           <w:szCs w:val="22"/>
         </w:rPr>
-        <w:t>python3 “Report Scripts”/evaluate.py</w:t>
+        <w:t>python3 Report Scripts/evaluate.py</w:t>
       </w:r>
     </w:p>
     <w:p>
@@ -27666,7 +28029,7 @@
           <w:sz w:val="22"/>
           <w:szCs w:val="22"/>
         </w:rPr>
-        <w:t>python3 “Report Scripts”/</w:t>
+        <w:t>python3 Report Scripts/</w:t>
       </w:r>
       <w:r>
         <w:rPr>
@@ -27691,7 +28054,7 @@
           <w:sz w:val="22"/>
           <w:szCs w:val="22"/>
         </w:rPr>
-        <w:t>python3 “Report Scripts” /demo_reorder.py (3 times)</w:t>
+        <w:t>python3 Report Scripts/demo_reorder.py (3 times)</w:t>
       </w:r>
     </w:p>
     <w:p>
@@ -27879,7 +28242,23 @@
           <w:sz w:val="22"/>
           <w:szCs w:val="22"/>
         </w:rPr>
-        <w:t xml:space="preserve">, in line with the ethics application (Appendix D): Raw Data/, Volunteer Data/ and </w:t>
+        <w:t xml:space="preserve">, in line with the ethics application (Appendix </w:t>
+      </w:r>
+      <w:r>
+        <w:rPr>
+          <w:color w:val="3A3A3A" w:themeColor="background2" w:themeShade="40"/>
+          <w:sz w:val="22"/>
+          <w:szCs w:val="22"/>
+        </w:rPr>
+        <w:t>C</w:t>
+      </w:r>
+      <w:r>
+        <w:rPr>
+          <w:color w:val="3A3A3A" w:themeColor="background2" w:themeShade="40"/>
+          <w:sz w:val="22"/>
+          <w:szCs w:val="22"/>
+        </w:rPr>
+        <w:t xml:space="preserve">): Raw Data/, Volunteer Data/ and </w:t>
       </w:r>
       <w:proofErr w:type="gramStart"/>
       <w:r>
@@ -29108,10 +29487,7 @@
     </w:p>
     <w:p>
       <w:pPr>
-        <w:rPr>
-          <w:sz w:val="22"/>
-          <w:szCs w:val="22"/>
-        </w:rPr>
+        <w:pStyle w:val="p1"/>
       </w:pPr>
       <w:r>
         <w:rPr>
@@ -29137,12 +29513,13 @@
       </w:r>
       <w:r>
         <w:rPr>
+          <w:rFonts w:ascii="Times New Roman" w:hAnsi="Times New Roman"/>
           <w:b/>
           <w:bCs/>
           <w:sz w:val="22"/>
           <w:szCs w:val="22"/>
         </w:rPr>
-        <w:t>cmpbdwek1005x01ju3jbwishn</w:t>
+        <w:t>cmpbdwekq005x02ju3jbwishn</w:t>
       </w:r>
       <w:r>
         <w:rPr>
@@ -29472,15 +29849,14 @@
       </w:pPr>
       <w:r>
         <w:rPr>
-          <w:color w:val="3A3A3A" w:themeColor="background2" w:themeShade="40"/>
-          <w:sz w:val="22"/>
-          <w:szCs w:val="22"/>
+          <w:noProof/>
+          <w14:ligatures w14:val="standardContextual"/>
         </w:rPr>
         <w:drawing>
-          <wp:inline distT="0" distB="0" distL="0" distR="0" wp14:anchorId="0A46C7E0" wp14:editId="357F015C">
-            <wp:extent cx="4839629" cy="7664124"/>
-            <wp:effectExtent l="0" t="0" r="0" b="0"/>
-            <wp:docPr id="396704565" name="Picture 1"/>
+          <wp:inline distT="0" distB="0" distL="0" distR="0" wp14:anchorId="29E60DA5" wp14:editId="5F7A4C38">
+            <wp:extent cx="4648912" cy="7362100"/>
+            <wp:effectExtent l="0" t="0" r="0" b="4445"/>
+            <wp:docPr id="816528717" name="Picture 1"/>
             <wp:cNvGraphicFramePr>
               <a:graphicFrameLocks xmlns:a="http://schemas.openxmlformats.org/drawingml/2006/main" noChangeAspect="1"/>
             </wp:cNvGraphicFramePr>
@@ -29488,7 +29864,58 @@
               <a:graphicData uri="http://schemas.openxmlformats.org/drawingml/2006/picture">
                 <pic:pic xmlns:pic="http://schemas.openxmlformats.org/drawingml/2006/picture">
                   <pic:nvPicPr>
-                    <pic:cNvPr id="396704565" name=""/>
+                    <pic:cNvPr id="816528717" name=""/>
+                    <pic:cNvPicPr/>
+                  </pic:nvPicPr>
+                  <pic:blipFill>
+                    <a:blip r:embed="rId19"/>
+                    <a:stretch>
+                      <a:fillRect/>
+                    </a:stretch>
+                  </pic:blipFill>
+                  <pic:spPr>
+                    <a:xfrm>
+                      <a:off x="0" y="0"/>
+                      <a:ext cx="4676953" cy="7406506"/>
+                    </a:xfrm>
+                    <a:prstGeom prst="rect">
+                      <a:avLst/>
+                    </a:prstGeom>
+                  </pic:spPr>
+                </pic:pic>
+              </a:graphicData>
+            </a:graphic>
+          </wp:inline>
+        </w:drawing>
+      </w:r>
+    </w:p>
+    <w:p>
+      <w:pPr>
+        <w:jc w:val="center"/>
+        <w:rPr>
+          <w:noProof/>
+          <w14:ligatures w14:val="standardContextual"/>
+        </w:rPr>
+      </w:pPr>
+      <w:r>
+        <w:rPr>
+          <w:noProof/>
+          <w14:ligatures w14:val="standardContextual"/>
+        </w:rPr>
+        <w:lastRenderedPageBreak/>
+        <w:drawing>
+          <wp:inline distT="0" distB="0" distL="0" distR="0" wp14:anchorId="67E2A88A" wp14:editId="443C458C">
+            <wp:extent cx="5554766" cy="7431632"/>
+            <wp:effectExtent l="0" t="0" r="0" b="0"/>
+            <wp:docPr id="1170503902" name="Picture 1"/>
+            <wp:cNvGraphicFramePr>
+              <a:graphicFrameLocks xmlns:a="http://schemas.openxmlformats.org/drawingml/2006/main" noChangeAspect="1"/>
+            </wp:cNvGraphicFramePr>
+            <a:graphic xmlns:a="http://schemas.openxmlformats.org/drawingml/2006/main">
+              <a:graphicData uri="http://schemas.openxmlformats.org/drawingml/2006/picture">
+                <pic:pic xmlns:pic="http://schemas.openxmlformats.org/drawingml/2006/picture">
+                  <pic:nvPicPr>
+                    <pic:cNvPr id="1170503902" name=""/>
                     <pic:cNvPicPr/>
                   </pic:nvPicPr>
                   <pic:blipFill>
@@ -29500,7 +29927,7 @@
                   <pic:spPr>
                     <a:xfrm>
                       <a:off x="0" y="0"/>
-                      <a:ext cx="4907607" cy="7771775"/>
+                      <a:ext cx="5598586" cy="7490259"/>
                     </a:xfrm>
                     <a:prstGeom prst="rect">
                       <a:avLst/>
@@ -29515,14 +29942,6 @@
     </w:p>
     <w:p>
       <w:pPr>
-        <w:rPr>
-          <w:noProof/>
-          <w14:ligatures w14:val="standardContextual"/>
-        </w:rPr>
-      </w:pPr>
-    </w:p>
-    <w:p>
-      <w:pPr>
         <w:jc w:val="center"/>
         <w:rPr>
           <w:color w:val="3A3A3A" w:themeColor="background2" w:themeShade="40"/>
@@ -29538,10 +29957,10 @@
         </w:rPr>
         <w:lastRenderedPageBreak/>
         <w:drawing>
-          <wp:inline distT="0" distB="0" distL="0" distR="0" wp14:anchorId="016CAD0F" wp14:editId="156C6438">
-            <wp:extent cx="5452946" cy="7295409"/>
-            <wp:effectExtent l="0" t="0" r="0" b="0"/>
-            <wp:docPr id="519449987" name="Picture 1"/>
+          <wp:inline distT="0" distB="0" distL="0" distR="0" wp14:anchorId="09686529" wp14:editId="26822248">
+            <wp:extent cx="5836777" cy="8765126"/>
+            <wp:effectExtent l="0" t="0" r="5715" b="0"/>
+            <wp:docPr id="91317897" name="Picture 1"/>
             <wp:cNvGraphicFramePr>
               <a:graphicFrameLocks xmlns:a="http://schemas.openxmlformats.org/drawingml/2006/main" noChangeAspect="1"/>
             </wp:cNvGraphicFramePr>
@@ -29549,7 +29968,7 @@
               <a:graphicData uri="http://schemas.openxmlformats.org/drawingml/2006/picture">
                 <pic:pic xmlns:pic="http://schemas.openxmlformats.org/drawingml/2006/picture">
                   <pic:nvPicPr>
-                    <pic:cNvPr id="519449987" name=""/>
+                    <pic:cNvPr id="91317897" name=""/>
                     <pic:cNvPicPr/>
                   </pic:nvPicPr>
                   <pic:blipFill>
@@ -29561,49 +29980,7 @@
                   <pic:spPr>
                     <a:xfrm>
                       <a:off x="0" y="0"/>
-                      <a:ext cx="5478989" cy="7330252"/>
-                    </a:xfrm>
-                    <a:prstGeom prst="rect">
-                      <a:avLst/>
-                    </a:prstGeom>
-                  </pic:spPr>
-                </pic:pic>
-              </a:graphicData>
-            </a:graphic>
-          </wp:inline>
-        </w:drawing>
-      </w:r>
-      <w:r>
-        <w:rPr>
-          <w:noProof/>
-          <w14:ligatures w14:val="standardContextual"/>
-        </w:rPr>
-        <w:lastRenderedPageBreak/>
-        <w:drawing>
-          <wp:inline distT="0" distB="0" distL="0" distR="0" wp14:anchorId="7FF83BE7" wp14:editId="554992AE">
-            <wp:extent cx="5465314" cy="8207298"/>
-            <wp:effectExtent l="0" t="0" r="0" b="0"/>
-            <wp:docPr id="1451798785" name="Picture 1"/>
-            <wp:cNvGraphicFramePr>
-              <a:graphicFrameLocks xmlns:a="http://schemas.openxmlformats.org/drawingml/2006/main" noChangeAspect="1"/>
-            </wp:cNvGraphicFramePr>
-            <a:graphic xmlns:a="http://schemas.openxmlformats.org/drawingml/2006/main">
-              <a:graphicData uri="http://schemas.openxmlformats.org/drawingml/2006/picture">
-                <pic:pic xmlns:pic="http://schemas.openxmlformats.org/drawingml/2006/picture">
-                  <pic:nvPicPr>
-                    <pic:cNvPr id="1451798785" name=""/>
-                    <pic:cNvPicPr/>
-                  </pic:nvPicPr>
-                  <pic:blipFill>
-                    <a:blip r:embed="rId22"/>
-                    <a:stretch>
-                      <a:fillRect/>
-                    </a:stretch>
-                  </pic:blipFill>
-                  <pic:spPr>
-                    <a:xfrm>
-                      <a:off x="0" y="0"/>
-                      <a:ext cx="5500344" cy="8259903"/>
+                      <a:ext cx="5894190" cy="8851343"/>
                     </a:xfrm>
                     <a:prstGeom prst="rect">
                       <a:avLst/>
@@ -33884,6 +34261,17 @@
       <w:u w:val="single"/>
     </w:rPr>
   </w:style>
+  <w:style w:type="paragraph" w:customStyle="1" w:styleId="p1">
+    <w:name w:val="p1"/>
+    <w:basedOn w:val="Normal"/>
+    <w:rsid w:val="00D6336A"/>
+    <w:rPr>
+      <w:rFonts w:ascii="Helvetica" w:hAnsi="Helvetica"/>
+      <w:color w:val="000000"/>
+      <w:sz w:val="18"/>
+      <w:szCs w:val="18"/>
+    </w:rPr>
+  </w:style>
 </w:styles>
 </file>
 

--- a/Report/Report.docx
+++ b/Report/Report.docx
@@ -168,7 +168,7 @@
         <w:rPr>
           <w:sz w:val="40"/>
         </w:rPr>
-        <w:t>759</w:t>
+        <w:t>979</w:t>
       </w:r>
     </w:p>
     <w:p>
@@ -297,7 +297,7 @@
           <w:sz w:val="22"/>
           <w:szCs w:val="22"/>
         </w:rPr>
-        <w:t xml:space="preserve">Consider the following scenario; an individual opens Spotify to listen to some music. Unsure of what they want to listen to, they enter a playlist composed of hundreds of their favourite tracks and click play. Regardless of whether the listener is in shuffle mode the songs follow each other with no decided-upon order. Still unsure of what they want to listen to the user skips a track, then a couple of tracks that suit their mood in that given moment come on, before being interrupted by a track that does not, forcing another skip. This is a common occurrence, as reinforced by this research with the sample population experiencing an average of a 33.1% skip rate across their </w:t>
+        <w:t>Consider the following scenario; an individual opens Spotify to listen to music. Unsure of what they want to listen to, they enter a playlist composed of their favourite tracks and click play. Regardless of whether the listener is in shuffle mode the songs follow each other with no decided-upon order. Still unsure of what they want the user skips a track, then a couple of tracks that suit their mood</w:t>
       </w:r>
       <w:r>
         <w:rPr>
@@ -305,6 +305,22 @@
           <w:sz w:val="22"/>
           <w:szCs w:val="22"/>
         </w:rPr>
+        <w:t xml:space="preserve"> </w:t>
+      </w:r>
+      <w:r>
+        <w:rPr>
+          <w:color w:val="171717" w:themeColor="background2" w:themeShade="1A"/>
+          <w:sz w:val="22"/>
+          <w:szCs w:val="22"/>
+        </w:rPr>
+        <w:t xml:space="preserve">come on, before being interrupted by a track that does not, forcing another skip. This is a common occurrence, as reinforced by this research with the sample population experiencing an average of a 33.1% skip rate across their </w:t>
+      </w:r>
+      <w:r>
+        <w:rPr>
+          <w:color w:val="171717" w:themeColor="background2" w:themeShade="1A"/>
+          <w:sz w:val="22"/>
+          <w:szCs w:val="22"/>
+        </w:rPr>
         <w:t>filtered</w:t>
       </w:r>
       <w:r>
@@ -321,7 +337,7 @@
           <w:sz w:val="22"/>
           <w:szCs w:val="22"/>
         </w:rPr>
-        <w:t xml:space="preserve">listening history. This research intends to utilise these skip signals to model the users current listening mood, with the aim of calculating the probability of remaining songs being skipped </w:t>
+        <w:t xml:space="preserve">listening history. This research intends to utilise these skip signals to model the users current listening mood, </w:t>
       </w:r>
       <w:r>
         <w:rPr>
@@ -329,6 +345,38 @@
           <w:sz w:val="22"/>
           <w:szCs w:val="22"/>
         </w:rPr>
+        <w:t>by</w:t>
+      </w:r>
+      <w:r>
+        <w:rPr>
+          <w:color w:val="171717" w:themeColor="background2" w:themeShade="1A"/>
+          <w:sz w:val="22"/>
+          <w:szCs w:val="22"/>
+        </w:rPr>
+        <w:t xml:space="preserve"> calculating the probability of </w:t>
+      </w:r>
+      <w:r>
+        <w:rPr>
+          <w:color w:val="171717" w:themeColor="background2" w:themeShade="1A"/>
+          <w:sz w:val="22"/>
+          <w:szCs w:val="22"/>
+        </w:rPr>
+        <w:t xml:space="preserve">the </w:t>
+      </w:r>
+      <w:r>
+        <w:rPr>
+          <w:color w:val="171717" w:themeColor="background2" w:themeShade="1A"/>
+          <w:sz w:val="22"/>
+          <w:szCs w:val="22"/>
+        </w:rPr>
+        <w:t xml:space="preserve">remaining songs being skipped </w:t>
+      </w:r>
+      <w:r>
+        <w:rPr>
+          <w:color w:val="171717" w:themeColor="background2" w:themeShade="1A"/>
+          <w:sz w:val="22"/>
+          <w:szCs w:val="22"/>
+        </w:rPr>
         <w:t>and</w:t>
       </w:r>
       <w:r>
@@ -377,7 +425,21 @@
           <w:sz w:val="22"/>
           <w:szCs w:val="22"/>
         </w:rPr>
-        <w:t>The aim of this research to is to produce a model that will rank the unplayed tracks in a listening queue, based on the outputted skip-probabilities. These skip-probabilities will be inferred using various audio and behavioural features present in the already played tracks (context). Four different models (with increasing complexity) will be evaluated over three loss functions to deduce what combination fits most accurately for this scenario. Further analysis will then be conducted to highlight the impact of contextual length on the results.</w:t>
+        <w:t xml:space="preserve">The aim of this research is to produce a model that will rank the unplayed tracks in a listening queue, based on the outputted skip-probabilities. These skip-probabilities will be inferred using audio and behavioural features present in the played tracks (context). Four different models will be evaluated over three loss functions to deduce what combination fits </w:t>
+      </w:r>
+      <w:r>
+        <w:rPr>
+          <w:sz w:val="22"/>
+          <w:szCs w:val="22"/>
+        </w:rPr>
+        <w:t>best</w:t>
+      </w:r>
+      <w:r>
+        <w:rPr>
+          <w:sz w:val="22"/>
+          <w:szCs w:val="22"/>
+        </w:rPr>
+        <w:t xml:space="preserve"> for this scenario. Further analysis will then be conducted to highlight the impact of contextual length on the results.</w:t>
       </w:r>
     </w:p>
     <w:p>
@@ -412,7 +474,95 @@
           <w:sz w:val="22"/>
           <w:szCs w:val="22"/>
         </w:rPr>
-        <w:t xml:space="preserve">The way this research aims to model this behaviour is by treating skips as implicit feedback, regarding skips as ‘positive’ feedback and full plays as ‘negative’ feedback. This action can be treated as implicit as skips are actions that are already an integral part of the listening experience, so therefore will not add any extra cost to the listener. A limitation must be addressed at this stage as skip behaviour cannot be exclusively attributed to </w:t>
+        <w:t>T</w:t>
+      </w:r>
+      <w:r>
+        <w:rPr>
+          <w:color w:val="171717" w:themeColor="background2" w:themeShade="1A"/>
+          <w:sz w:val="22"/>
+          <w:szCs w:val="22"/>
+        </w:rPr>
+        <w:t>his research aims to model this behaviour by treating skips as implicit feedback, regarding skips as ‘positive’ feedback and full plays as ‘negative’ feedback. This action can be treated as implicit as skips are actions that are already an integral part of the listening experience</w:t>
+      </w:r>
+      <w:r>
+        <w:rPr>
+          <w:color w:val="171717" w:themeColor="background2" w:themeShade="1A"/>
+          <w:sz w:val="22"/>
+          <w:szCs w:val="22"/>
+        </w:rPr>
+        <w:t>.</w:t>
+      </w:r>
+      <w:r>
+        <w:rPr>
+          <w:color w:val="171717" w:themeColor="background2" w:themeShade="1A"/>
+          <w:sz w:val="22"/>
+          <w:szCs w:val="22"/>
+        </w:rPr>
+        <w:t xml:space="preserve"> </w:t>
+      </w:r>
+      <w:r>
+        <w:rPr>
+          <w:color w:val="171717" w:themeColor="background2" w:themeShade="1A"/>
+          <w:sz w:val="22"/>
+          <w:szCs w:val="22"/>
+        </w:rPr>
+        <w:t>T</w:t>
+      </w:r>
+      <w:r>
+        <w:rPr>
+          <w:color w:val="171717" w:themeColor="background2" w:themeShade="1A"/>
+          <w:sz w:val="22"/>
+          <w:szCs w:val="22"/>
+        </w:rPr>
+        <w:t>herefore</w:t>
+      </w:r>
+      <w:r>
+        <w:rPr>
+          <w:color w:val="171717" w:themeColor="background2" w:themeShade="1A"/>
+          <w:sz w:val="22"/>
+          <w:szCs w:val="22"/>
+        </w:rPr>
+        <w:t>, they</w:t>
+      </w:r>
+      <w:r>
+        <w:rPr>
+          <w:color w:val="171717" w:themeColor="background2" w:themeShade="1A"/>
+          <w:sz w:val="22"/>
+          <w:szCs w:val="22"/>
+        </w:rPr>
+        <w:t xml:space="preserve"> will not add any </w:t>
+      </w:r>
+      <w:r>
+        <w:rPr>
+          <w:color w:val="171717" w:themeColor="background2" w:themeShade="1A"/>
+          <w:sz w:val="22"/>
+          <w:szCs w:val="22"/>
+        </w:rPr>
+        <w:t>additional</w:t>
+      </w:r>
+      <w:r>
+        <w:rPr>
+          <w:color w:val="171717" w:themeColor="background2" w:themeShade="1A"/>
+          <w:sz w:val="22"/>
+          <w:szCs w:val="22"/>
+        </w:rPr>
+        <w:t xml:space="preserve"> cost to the listener. A limitation must be addressed</w:t>
+      </w:r>
+      <w:r>
+        <w:rPr>
+          <w:color w:val="171717" w:themeColor="background2" w:themeShade="1A"/>
+          <w:sz w:val="22"/>
+          <w:szCs w:val="22"/>
+        </w:rPr>
+        <w:t>,</w:t>
+      </w:r>
+      <w:r>
+        <w:rPr>
+          <w:color w:val="171717" w:themeColor="background2" w:themeShade="1A"/>
+          <w:sz w:val="22"/>
+          <w:szCs w:val="22"/>
+        </w:rPr>
+        <w:t xml:space="preserve"> as skip behaviour cannot be exclusively attributed to </w:t>
       </w:r>
       <w:proofErr w:type="gramStart"/>
       <w:r>
@@ -430,7 +580,7 @@
           <w:sz w:val="22"/>
           <w:szCs w:val="22"/>
         </w:rPr>
-        <w:t xml:space="preserve"> we can derive. There are human factors that can’t be modelled from the data available. This limitation will be expanded upon in Chapter 7. For the purposes of this research</w:t>
+        <w:t xml:space="preserve"> we can derive. There are human factors that can’t be modelled from the data available. This will be expanded upon in Chapter 7. For the purposes of this research</w:t>
       </w:r>
       <w:r>
         <w:rPr>
@@ -446,7 +596,15 @@
           <w:sz w:val="22"/>
           <w:szCs w:val="22"/>
         </w:rPr>
-        <w:t xml:space="preserve"> skips are defined as a conscious choice by the listener to move on to the next song, the exact definition will be stated in Section 3.5. </w:t>
+        <w:t xml:space="preserve"> skips are defined as a conscious choice by the listener to move on to the next song, the exact</w:t>
+      </w:r>
+      <w:r>
+        <w:rPr>
+          <w:color w:val="171717" w:themeColor="background2" w:themeShade="1A"/>
+          <w:sz w:val="22"/>
+          <w:szCs w:val="22"/>
+        </w:rPr>
+        <w:t xml:space="preserve"> definition will be stated in Section 3.5. </w:t>
       </w:r>
     </w:p>
     <w:p>
@@ -464,7 +622,7 @@
           <w:sz w:val="22"/>
           <w:szCs w:val="22"/>
         </w:rPr>
-        <w:t>The skip-behaviour will then be captured by four different models that will output skip-probabilities which will then be used to re-rank the unplayed portion of the queue. Logistic Regression and Extra Trees classifier were chosen as baselines. Two sequential models were then added to investigate whether treating the session as a sequence improves the ranking: A Long Short-Term Memory network (LSTM) and a Self-Attentive Sequential Recommendation network (SASRec)</w:t>
+        <w:t xml:space="preserve">The skip-behaviour will be captured by four different models that will output skip-probabilities </w:t>
       </w:r>
       <w:r>
         <w:rPr>
@@ -472,6 +630,22 @@
           <w:sz w:val="22"/>
           <w:szCs w:val="22"/>
         </w:rPr>
+        <w:t>that</w:t>
+      </w:r>
+      <w:r>
+        <w:rPr>
+          <w:color w:val="171717" w:themeColor="background2" w:themeShade="1A"/>
+          <w:sz w:val="22"/>
+          <w:szCs w:val="22"/>
+        </w:rPr>
+        <w:t xml:space="preserve"> will be used to re-rank the unplayed portion of the queue. Logistic Regression and Extra Trees classifier were chosen as baselines. Two sequential models were added to investigate whether treating the session as a sequence improves the ranking: A Long Short-Term Memory network (LSTM) and a Self-Attentive Sequential Recommendation network (SASRec)</w:t>
+      </w:r>
+      <w:r>
+        <w:rPr>
+          <w:color w:val="171717" w:themeColor="background2" w:themeShade="1A"/>
+          <w:sz w:val="22"/>
+          <w:szCs w:val="22"/>
+        </w:rPr>
         <w:t xml:space="preserve">, Kang and </w:t>
       </w:r>
       <w:proofErr w:type="spellStart"/>
@@ -498,7 +672,7 @@
           <w:sz w:val="22"/>
           <w:szCs w:val="22"/>
         </w:rPr>
-        <w:t xml:space="preserve">which were then compared against each other to evaluate a recurrent model vs. a self-attentive one. </w:t>
+        <w:t xml:space="preserve">which were compared against each other to evaluate a recurrent model vs. a self-attentive one. </w:t>
       </w:r>
     </w:p>
     <w:p>
@@ -515,7 +689,7 @@
           <w:sz w:val="22"/>
           <w:szCs w:val="22"/>
         </w:rPr>
-        <w:t xml:space="preserve">Three different loss functions were applied to the sequential models, to investigate different ways of penalising errors made by the model. The first is the standard Binary Cross-Entropy (BCE) which is used as a baseline to compare </w:t>
+        <w:t xml:space="preserve">Three different loss functions were applied to the sequential models to investigate different ways of penalising errors made by the model. The first is Binary Cross-Entropy (BCE) which is used as a baseline to compare </w:t>
       </w:r>
       <w:r>
         <w:rPr>
@@ -555,7 +729,7 @@
           <w:sz w:val="22"/>
           <w:szCs w:val="22"/>
         </w:rPr>
-        <w:t xml:space="preserve">n adapted version of the Distributionally robust Rényi Loss function proposed </w:t>
+        <w:t xml:space="preserve">n adapted version of the Distributionally robust Rényi Loss proposed </w:t>
       </w:r>
       <w:r>
         <w:rPr>
@@ -577,7 +751,7 @@
           <w:sz w:val="22"/>
           <w:szCs w:val="22"/>
         </w:rPr>
-        <w:t xml:space="preserve"> This was initially designed for a collaborative filtering problem so has been adapted from the reference code to suit this research.  The final, Positionally-Weighted Time-Sensitive loss (PWTS), is a custom loss function proposed in this research tailored for this specific application. It consists of three different weights to measure the following: position of the track in the session, time of the skip during the song and the user’s historical skip rate of that track.</w:t>
+        <w:t xml:space="preserve"> This was designed for a collaborative filtering problem so has been adapted from the reference code to suit this research.  The final, Positionally-Weighted Time-Sensitive loss (PWTS), is a custom loss proposed in this research tailored for this application. It consists of three weights to measure the following: position of the track in the session, time of the skip during the song and the user’s historical skip rate of that track.</w:t>
       </w:r>
     </w:p>
     <w:p>
@@ -587,6 +761,16 @@
           <w:sz w:val="22"/>
           <w:szCs w:val="22"/>
         </w:rPr>
+      </w:pPr>
+    </w:p>
+    <w:p>
+      <w:pPr>
+        <w:pStyle w:val="Subtitle"/>
+      </w:pPr>
+    </w:p>
+    <w:p>
+      <w:pPr>
+        <w:pStyle w:val="Subtitle"/>
       </w:pPr>
     </w:p>
     <w:p>
@@ -611,7 +795,7 @@
           <w:sz w:val="22"/>
           <w:szCs w:val="22"/>
         </w:rPr>
-        <w:t>All four models were evaluated over the same dataset, with the two sequential architectures being scored on each of the loss functions described previously. This gives eight trained arms against a randomly ordered baseline. Tuning for the sequential networks w</w:t>
+        <w:t>All four models were evaluated over the same dataset, with the two sequential architectures scored on each of the loss functions described previously. This gives eight trained arms against a randomly ordered baseline. Tuning for the sequential networks w</w:t>
       </w:r>
       <w:r>
         <w:rPr>
@@ -662,7 +846,7 @@
           <w:sz w:val="22"/>
           <w:szCs w:val="22"/>
         </w:rPr>
-        <w:t>Every model improved upon the randomly ordered baseline of 0.6881 NDCG@5 (the selection metric). The best arm, LSTM with loss function of PWTS, scored 0.7846 a gain of 0.0965 (31% of the available headroom left by the baseline). The Rank First Skip metric, included to intrinsically measure what the model hopes to achieve, states that with random ordering the user listens to an average of 3.7 tracks before skipping</w:t>
+        <w:t>Every model improved upon the randomly ordered baseline of 0.6881 NDCG@5 (the selection metric). The best arm, LSTM with loss of PWTS, scored 0.7846 a gain of 0.0965 (31% of the available headroom left by the baseline). The Rank First Skip metric, included to intrinsically measure what the model hopes to achieve, states that with random ordering the user listens to an average of 3.7 tracks before skipping</w:t>
       </w:r>
       <w:r>
         <w:rPr>
@@ -718,7 +902,21 @@
           <w:sz w:val="22"/>
           <w:szCs w:val="22"/>
         </w:rPr>
-        <w:t xml:space="preserve"> songs before their first skip, showing an improvement of 1.5 songs. Whilst this may seem like a modest improvement, it is in fact a 41% increase. Moreover, this is a measurement over a single reordering, in deployment the queue is reordered after each skip occurs</w:t>
+        <w:t xml:space="preserve"> songs, showing an improvement of 1.5 songs. Whilst this may seem like a modest improvement, it</w:t>
+      </w:r>
+      <w:r>
+        <w:rPr>
+          <w:sz w:val="22"/>
+          <w:szCs w:val="22"/>
+        </w:rPr>
+        <w:t>’s</w:t>
+      </w:r>
+      <w:r>
+        <w:rPr>
+          <w:sz w:val="22"/>
+          <w:szCs w:val="22"/>
+        </w:rPr>
+        <w:t xml:space="preserve"> a 41% increase. Moreover, this is a measurement over a single reordering, in deployment the queue is reordered after each skip</w:t>
       </w:r>
       <w:r>
         <w:rPr>
@@ -748,21 +946,50 @@
           <w:sz w:val="22"/>
           <w:szCs w:val="22"/>
         </w:rPr>
-        <w:t>A separate analysis into the effect of context length on the performance of the model confirmed the hypothesis that increased context length increases the predictive performance of said model</w:t>
-      </w:r>
-      <w:r>
-        <w:rPr>
-          <w:sz w:val="22"/>
-          <w:szCs w:val="22"/>
-        </w:rPr>
-        <w:t xml:space="preserve"> over the AUC metric</w:t>
-      </w:r>
-      <w:r>
-        <w:rPr>
-          <w:sz w:val="22"/>
-          <w:szCs w:val="22"/>
-        </w:rPr>
-        <w:t>, however</w:t>
+        <w:t>A separate analysis into the effect of context length on the performance of the model confirmed the hypothesis</w:t>
+      </w:r>
+      <w:r>
+        <w:rPr>
+          <w:sz w:val="22"/>
+          <w:szCs w:val="22"/>
+        </w:rPr>
+        <w:t>:</w:t>
+      </w:r>
+      <w:r>
+        <w:rPr>
+          <w:sz w:val="22"/>
+          <w:szCs w:val="22"/>
+        </w:rPr>
+        <w:t xml:space="preserve"> </w:t>
+      </w:r>
+      <w:r>
+        <w:rPr>
+          <w:sz w:val="22"/>
+          <w:szCs w:val="22"/>
+        </w:rPr>
+        <w:t>I</w:t>
+      </w:r>
+      <w:r>
+        <w:rPr>
+          <w:sz w:val="22"/>
+          <w:szCs w:val="22"/>
+        </w:rPr>
+        <w:t>ncreased context length increases the predictive performance of said model</w:t>
+      </w:r>
+      <w:r>
+        <w:rPr>
+          <w:sz w:val="22"/>
+          <w:szCs w:val="22"/>
+        </w:rPr>
+        <w:t xml:space="preserve"> over the AUC </w:t>
+      </w:r>
+      <w:proofErr w:type="gramStart"/>
+      <w:r>
+        <w:rPr>
+          <w:sz w:val="22"/>
+          <w:szCs w:val="22"/>
+        </w:rPr>
+        <w:t>metric</w:t>
       </w:r>
       <w:r>
         <w:rPr>
@@ -771,6 +998,21 @@
         </w:rPr>
         <w:t>,</w:t>
       </w:r>
+      <w:proofErr w:type="gramEnd"/>
+      <w:r>
+        <w:rPr>
+          <w:sz w:val="22"/>
+          <w:szCs w:val="22"/>
+        </w:rPr>
+        <w:t xml:space="preserve"> however</w:t>
+      </w:r>
+      <w:r>
+        <w:rPr>
+          <w:sz w:val="22"/>
+          <w:szCs w:val="22"/>
+        </w:rPr>
+        <w:t>,</w:t>
+      </w:r>
       <w:r>
         <w:rPr>
           <w:sz w:val="22"/>
@@ -910,7 +1152,7 @@
           <w:sz w:val="22"/>
           <w:szCs w:val="22"/>
         </w:rPr>
-        <w:t xml:space="preserve"> skip rates across millions of users. The skip-probability is calculated from historical behaviour patterns alone, with all tracks being treated as equivalent data points, no audio-features attached. This model can therefore identify that listener</w:t>
+        <w:t xml:space="preserve"> skip rates across users. The skip-probability is calculated from historical behaviour patterns, with all tracks being treated as equivalent data points. This model can therefore identify that listener</w:t>
       </w:r>
       <w:r>
         <w:rPr>
@@ -986,6 +1228,52 @@
         </w:rPr>
         <w:t>.</w:t>
       </w:r>
+    </w:p>
+    <w:p>
+      <w:pPr>
+        <w:rPr>
+          <w:sz w:val="22"/>
+          <w:szCs w:val="22"/>
+        </w:rPr>
+      </w:pPr>
+    </w:p>
+    <w:p>
+      <w:pPr>
+        <w:rPr>
+          <w:sz w:val="22"/>
+          <w:szCs w:val="22"/>
+        </w:rPr>
+      </w:pPr>
+      <w:r>
+        <w:rPr>
+          <w:sz w:val="22"/>
+          <w:szCs w:val="22"/>
+        </w:rPr>
+        <w:t>Meggetto et al. (2023) researched which features are most valuable when predicting the skip rate of a track. Dividing inputs into behavioural, content and contextual groups and f</w:t>
+      </w:r>
+      <w:r>
+        <w:rPr>
+          <w:sz w:val="22"/>
+          <w:szCs w:val="22"/>
+        </w:rPr>
+        <w:t>inding</w:t>
+      </w:r>
+      <w:r>
+        <w:rPr>
+          <w:sz w:val="22"/>
+          <w:szCs w:val="22"/>
+        </w:rPr>
+        <w:t xml:space="preserve"> that behavioural features dominate. </w:t>
+      </w:r>
+      <w:proofErr w:type="gramStart"/>
+      <w:r>
+        <w:rPr>
+          <w:sz w:val="22"/>
+          <w:szCs w:val="22"/>
+        </w:rPr>
+        <w:t>This research,</w:t>
+      </w:r>
+      <w:proofErr w:type="gramEnd"/>
       <w:r>
         <w:rPr>
           <w:sz w:val="22"/>
@@ -998,57 +1286,6 @@
           <w:sz w:val="22"/>
           <w:szCs w:val="22"/>
         </w:rPr>
-        <w:t>W</w:t>
-      </w:r>
-      <w:r>
-        <w:rPr>
-          <w:sz w:val="22"/>
-          <w:szCs w:val="22"/>
-        </w:rPr>
-        <w:t>hether that is its audio characteristics or the user’s behavioural history with that track.</w:t>
-      </w:r>
-    </w:p>
-    <w:p>
-      <w:pPr>
-        <w:rPr>
-          <w:sz w:val="22"/>
-          <w:szCs w:val="22"/>
-        </w:rPr>
-      </w:pPr>
-    </w:p>
-    <w:p>
-      <w:pPr>
-        <w:rPr>
-          <w:sz w:val="22"/>
-          <w:szCs w:val="22"/>
-        </w:rPr>
-      </w:pPr>
-      <w:r>
-        <w:rPr>
-          <w:sz w:val="22"/>
-          <w:szCs w:val="22"/>
-        </w:rPr>
-        <w:t>Meggetto et al. (2023) researched which features are most valuable when predicting the skip rate of a track. Dividing inputs into behavioural, content and contextual groups and f</w:t>
-      </w:r>
-      <w:r>
-        <w:rPr>
-          <w:sz w:val="22"/>
-          <w:szCs w:val="22"/>
-        </w:rPr>
-        <w:t>inding</w:t>
-      </w:r>
-      <w:r>
-        <w:rPr>
-          <w:sz w:val="22"/>
-          <w:szCs w:val="22"/>
-        </w:rPr>
-        <w:t xml:space="preserve"> that behavioural features dominate. This research, however, </w:t>
-      </w:r>
-      <w:r>
-        <w:rPr>
-          <w:sz w:val="22"/>
-          <w:szCs w:val="22"/>
-        </w:rPr>
         <w:t xml:space="preserve">uses </w:t>
       </w:r>
       <w:proofErr w:type="spellStart"/>
@@ -1065,14 +1302,42 @@
           <w:sz w:val="22"/>
           <w:szCs w:val="22"/>
         </w:rPr>
-        <w:t xml:space="preserve"> as one of their inputs and in fact is their strongest predictor. </w:t>
-      </w:r>
-      <w:r>
-        <w:rPr>
-          <w:sz w:val="22"/>
-          <w:szCs w:val="22"/>
-        </w:rPr>
-        <w:t>This introduces a limitation, as this feature is not knowable until the preceding track has finished and therefore deems the model unusable as a live predictive system</w:t>
+        <w:t xml:space="preserve"> as one of their inputs and is their strongest predictor. </w:t>
+      </w:r>
+      <w:r>
+        <w:rPr>
+          <w:sz w:val="22"/>
+          <w:szCs w:val="22"/>
+        </w:rPr>
+        <w:t xml:space="preserve">This introduces a limitation, as this feature is </w:t>
+      </w:r>
+      <w:r>
+        <w:rPr>
+          <w:sz w:val="22"/>
+          <w:szCs w:val="22"/>
+        </w:rPr>
+        <w:t>un</w:t>
+      </w:r>
+      <w:r>
+        <w:rPr>
+          <w:sz w:val="22"/>
+          <w:szCs w:val="22"/>
+        </w:rPr>
+        <w:t xml:space="preserve">knowable until the preceding track has finished </w:t>
+      </w:r>
+      <w:r>
+        <w:rPr>
+          <w:sz w:val="22"/>
+          <w:szCs w:val="22"/>
+        </w:rPr>
+        <w:t>so</w:t>
+      </w:r>
+      <w:r>
+        <w:rPr>
+          <w:sz w:val="22"/>
+          <w:szCs w:val="22"/>
+        </w:rPr>
+        <w:t xml:space="preserve"> deems the model unusable as a live predictive system</w:t>
       </w:r>
       <w:r>
         <w:rPr>
@@ -1086,7 +1351,21 @@
           <w:sz w:val="22"/>
           <w:szCs w:val="22"/>
         </w:rPr>
-        <w:t xml:space="preserve">. The task carried out is also framed as a binary classification, </w:t>
+        <w:t xml:space="preserve">. </w:t>
+      </w:r>
+      <w:r>
+        <w:rPr>
+          <w:sz w:val="22"/>
+          <w:szCs w:val="22"/>
+        </w:rPr>
+        <w:t>Additionally, t</w:t>
+      </w:r>
+      <w:r>
+        <w:rPr>
+          <w:sz w:val="22"/>
+          <w:szCs w:val="22"/>
+        </w:rPr>
+        <w:t xml:space="preserve">he task carried out is framed as a binary classification, </w:t>
       </w:r>
       <w:r>
         <w:rPr>
@@ -1144,7 +1423,21 @@
           <w:sz w:val="22"/>
           <w:szCs w:val="22"/>
         </w:rPr>
-        <w:t xml:space="preserve"> Lee (2024) produce the closest research to this work, combining audio and contextual features evaluated on the Music Streaming Sessions Dataset</w:t>
+        <w:t xml:space="preserve"> Lee (2024) produce the </w:t>
+      </w:r>
+      <w:r>
+        <w:rPr>
+          <w:sz w:val="22"/>
+          <w:szCs w:val="22"/>
+        </w:rPr>
+        <w:t>most similar work</w:t>
+      </w:r>
+      <w:r>
+        <w:rPr>
+          <w:sz w:val="22"/>
+          <w:szCs w:val="22"/>
+        </w:rPr>
+        <w:t>, combining audio and contextual features evaluated on the Music Streaming Sessions Dataset</w:t>
       </w:r>
       <w:r>
         <w:rPr>
@@ -1165,7 +1458,7 @@
           <w:sz w:val="22"/>
           <w:szCs w:val="22"/>
         </w:rPr>
-        <w:t xml:space="preserve"> (2019). However they set the context window at exactly ten tracks for every session, which is an inaccurate portrayal of how the model would operate in deployment. This research also frames the problem as a classification task with no ranking problem introduced and the loss function is confined to standard binary cross-entropy.</w:t>
+        <w:t xml:space="preserve"> (2019). However they set the context window at ten tracks for every session, which is an inaccurate portrayal of how the model would operate in deployment. This research also frames the problem as a classification task with no ranking problem introduced and the loss function is confined to standard binary cross-entropy.</w:t>
       </w:r>
     </w:p>
     <w:p>
@@ -1189,31 +1482,15 @@
           <w:szCs w:val="22"/>
         </w:rPr>
         <w:lastRenderedPageBreak/>
-        <w:t>Seshadri et al. (2024) do frame skip prediction as ranking</w:t>
-      </w:r>
-      <w:r>
-        <w:rPr>
-          <w:sz w:val="22"/>
-          <w:szCs w:val="22"/>
-        </w:rPr>
-        <w:t xml:space="preserve"> </w:t>
-      </w:r>
-      <w:proofErr w:type="gramStart"/>
-      <w:r>
-        <w:rPr>
-          <w:sz w:val="22"/>
-          <w:szCs w:val="22"/>
-        </w:rPr>
-        <w:t xml:space="preserve">and </w:t>
-      </w:r>
-      <w:r>
-        <w:rPr>
-          <w:sz w:val="22"/>
-          <w:szCs w:val="22"/>
-        </w:rPr>
-        <w:t>also</w:t>
-      </w:r>
-      <w:proofErr w:type="gramEnd"/>
+        <w:t>Seshadri et al. (2024) frame skip prediction as ranking</w:t>
+      </w:r>
+      <w:r>
+        <w:rPr>
+          <w:sz w:val="22"/>
+          <w:szCs w:val="22"/>
+        </w:rPr>
+        <w:t xml:space="preserve"> and</w:t>
+      </w:r>
       <w:r>
         <w:rPr>
           <w:sz w:val="22"/>
@@ -2197,7 +2474,7 @@
           <w:sz w:val="22"/>
           <w:szCs w:val="22"/>
         </w:rPr>
-        <w:t xml:space="preserve"> predict what a listener wants to hear at a particular moment. This author suggests that a listener’s acceptance of a given track varies with their current </w:t>
+        <w:t xml:space="preserve"> predict what a listener wants to hear at a particular moment. This author suggests that a listener’s acceptance of a track varies with their </w:t>
       </w:r>
       <w:r>
         <w:rPr>
@@ -2211,30 +2488,56 @@
           <w:sz w:val="22"/>
           <w:szCs w:val="22"/>
         </w:rPr>
-        <w:t xml:space="preserve"> will struggle to capture this</w:t>
-      </w:r>
-      <w:r>
-        <w:rPr>
-          <w:sz w:val="22"/>
-          <w:szCs w:val="22"/>
-        </w:rPr>
-        <w:t xml:space="preserve">. The unit of this model is therefore chosen as the session rather than the </w:t>
-      </w:r>
-      <w:proofErr w:type="gramStart"/>
-      <w:r>
-        <w:rPr>
-          <w:sz w:val="22"/>
-          <w:szCs w:val="22"/>
-        </w:rPr>
-        <w:t>user,</w:t>
-      </w:r>
-      <w:proofErr w:type="gramEnd"/>
-      <w:r>
-        <w:rPr>
-          <w:sz w:val="22"/>
-          <w:szCs w:val="22"/>
-        </w:rPr>
-        <w:t xml:space="preserve"> therefore the model is mainly conditioned on what is observed in the current session rather than a listening profile built over the user’s whole history</w:t>
+        <w:t xml:space="preserve"> struggle</w:t>
+      </w:r>
+      <w:r>
+        <w:rPr>
+          <w:sz w:val="22"/>
+          <w:szCs w:val="22"/>
+        </w:rPr>
+        <w:t>s</w:t>
+      </w:r>
+      <w:r>
+        <w:rPr>
+          <w:sz w:val="22"/>
+          <w:szCs w:val="22"/>
+        </w:rPr>
+        <w:t xml:space="preserve"> to capture this</w:t>
+      </w:r>
+      <w:r>
+        <w:rPr>
+          <w:sz w:val="22"/>
+          <w:szCs w:val="22"/>
+        </w:rPr>
+        <w:t>. The unit of this model is therefore chosen as the session rather than the user</w:t>
+      </w:r>
+      <w:r>
+        <w:rPr>
+          <w:sz w:val="22"/>
+          <w:szCs w:val="22"/>
+        </w:rPr>
+        <w:t>. T</w:t>
+      </w:r>
+      <w:r>
+        <w:rPr>
+          <w:sz w:val="22"/>
+          <w:szCs w:val="22"/>
+        </w:rPr>
+        <w:t>herefore</w:t>
+      </w:r>
+      <w:r>
+        <w:rPr>
+          <w:sz w:val="22"/>
+          <w:szCs w:val="22"/>
+        </w:rPr>
+        <w:t>,</w:t>
+      </w:r>
+      <w:r>
+        <w:rPr>
+          <w:sz w:val="22"/>
+          <w:szCs w:val="22"/>
+        </w:rPr>
+        <w:t xml:space="preserve"> the model is conditioned on what is observed in the current session rather than a listening profile built over the user’s history</w:t>
       </w:r>
       <w:r>
         <w:rPr>
@@ -2287,7 +2590,7 @@
           <w:sz w:val="22"/>
           <w:szCs w:val="22"/>
         </w:rPr>
-        <w:t>is defined as a deliberate, intentional action taken</w:t>
+        <w:t>is defined as a deliberate action taken</w:t>
       </w:r>
       <w:r>
         <w:rPr>
@@ -2308,7 +2611,21 @@
           <w:sz w:val="22"/>
           <w:szCs w:val="22"/>
         </w:rPr>
-        <w:t xml:space="preserve">This requires effort form the user </w:t>
+        <w:t>This requires effort f</w:t>
+      </w:r>
+      <w:r>
+        <w:rPr>
+          <w:sz w:val="22"/>
+          <w:szCs w:val="22"/>
+        </w:rPr>
+        <w:t>ro</w:t>
+      </w:r>
+      <w:r>
+        <w:rPr>
+          <w:sz w:val="22"/>
+          <w:szCs w:val="22"/>
+        </w:rPr>
+        <w:t xml:space="preserve">m the user </w:t>
       </w:r>
       <w:r>
         <w:rPr>
@@ -2322,7 +2639,513 @@
           <w:sz w:val="22"/>
           <w:szCs w:val="22"/>
         </w:rPr>
-        <w:t xml:space="preserve"> results in the signals being typically sparse. Implicit feedback, however</w:t>
+        <w:t xml:space="preserve"> results in the signals being typically sparse. Implicit feedback is an action that is inferred from a behaviour that occurs regardless. Skips belong to the latter, as they are generated through ordinary use of a streaming service. These signals are </w:t>
+      </w:r>
+      <w:r>
+        <w:rPr>
+          <w:sz w:val="22"/>
+          <w:szCs w:val="22"/>
+        </w:rPr>
+        <w:t>valuable</w:t>
+      </w:r>
+      <w:r>
+        <w:rPr>
+          <w:sz w:val="22"/>
+          <w:szCs w:val="22"/>
+        </w:rPr>
+        <w:t xml:space="preserve"> for the application of music recommendation as they are timestamped, common and impose no </w:t>
+      </w:r>
+      <w:r>
+        <w:rPr>
+          <w:sz w:val="22"/>
+          <w:szCs w:val="22"/>
+        </w:rPr>
+        <w:t>additional</w:t>
+      </w:r>
+      <w:r>
+        <w:rPr>
+          <w:sz w:val="22"/>
+          <w:szCs w:val="22"/>
+        </w:rPr>
+        <w:t xml:space="preserve"> effort </w:t>
+      </w:r>
+      <w:r>
+        <w:rPr>
+          <w:sz w:val="22"/>
+          <w:szCs w:val="22"/>
+        </w:rPr>
+        <w:t>to</w:t>
+      </w:r>
+      <w:r>
+        <w:rPr>
+          <w:sz w:val="22"/>
+          <w:szCs w:val="22"/>
+        </w:rPr>
+        <w:t xml:space="preserve"> the user.</w:t>
+      </w:r>
+    </w:p>
+    <w:p>
+      <w:pPr>
+        <w:rPr>
+          <w:sz w:val="22"/>
+          <w:szCs w:val="22"/>
+        </w:rPr>
+      </w:pPr>
+    </w:p>
+    <w:p>
+      <w:pPr>
+        <w:rPr>
+          <w:sz w:val="22"/>
+          <w:szCs w:val="22"/>
+        </w:rPr>
+      </w:pPr>
+      <w:r>
+        <w:rPr>
+          <w:sz w:val="22"/>
+          <w:szCs w:val="22"/>
+        </w:rPr>
+        <w:t xml:space="preserve">The use of implicit signals as noisy indicators of preference was formalised by </w:t>
+      </w:r>
+      <w:r>
+        <w:rPr>
+          <w:sz w:val="22"/>
+          <w:szCs w:val="22"/>
+        </w:rPr>
+        <w:t>Hu et al. (2008).</w:t>
+      </w:r>
+      <w:r>
+        <w:rPr>
+          <w:sz w:val="22"/>
+          <w:szCs w:val="22"/>
+        </w:rPr>
+        <w:t xml:space="preserve"> They address the problem that an absent interaction is indistinguishable from an item that was never </w:t>
+      </w:r>
+      <w:r>
+        <w:rPr>
+          <w:sz w:val="22"/>
+          <w:szCs w:val="22"/>
+        </w:rPr>
+        <w:t>seen, weighting</w:t>
+      </w:r>
+      <w:r>
+        <w:rPr>
+          <w:sz w:val="22"/>
+          <w:szCs w:val="22"/>
+        </w:rPr>
+        <w:t xml:space="preserve"> observations by confidence so that the strength of the available data is encoded. </w:t>
+      </w:r>
+      <w:r>
+        <w:rPr>
+          <w:sz w:val="22"/>
+          <w:szCs w:val="22"/>
+        </w:rPr>
+        <w:t xml:space="preserve">However, with this application, every track is observed whether skipped or not </w:t>
+      </w:r>
+      <w:r>
+        <w:rPr>
+          <w:sz w:val="22"/>
+          <w:szCs w:val="22"/>
+        </w:rPr>
+        <w:t>so the non-skipped tracks form a complementary class, rather than having to be inferred. Therefore,</w:t>
+      </w:r>
+      <w:r>
+        <w:rPr>
+          <w:sz w:val="22"/>
+          <w:szCs w:val="22"/>
+        </w:rPr>
+        <w:t xml:space="preserve"> the weighting is </w:t>
+      </w:r>
+      <w:r>
+        <w:rPr>
+          <w:sz w:val="22"/>
+          <w:szCs w:val="22"/>
+        </w:rPr>
+        <w:t>unnecessary,</w:t>
+      </w:r>
+      <w:r>
+        <w:rPr>
+          <w:sz w:val="22"/>
+          <w:szCs w:val="22"/>
+        </w:rPr>
+        <w:t xml:space="preserve"> and </w:t>
+      </w:r>
+      <w:r>
+        <w:rPr>
+          <w:sz w:val="22"/>
+          <w:szCs w:val="22"/>
+        </w:rPr>
+        <w:t>the skip</w:t>
+      </w:r>
+      <w:r>
+        <w:rPr>
+          <w:sz w:val="22"/>
+          <w:szCs w:val="22"/>
+        </w:rPr>
+        <w:t xml:space="preserve"> can</w:t>
+      </w:r>
+      <w:r>
+        <w:rPr>
+          <w:sz w:val="22"/>
+          <w:szCs w:val="22"/>
+        </w:rPr>
+        <w:t xml:space="preserve"> be the event that the model predicts, contradicting the usual convention where consumption is treated as the positive signal.</w:t>
+      </w:r>
+    </w:p>
+    <w:p>
+      <w:pPr>
+        <w:rPr>
+          <w:sz w:val="22"/>
+          <w:szCs w:val="22"/>
+        </w:rPr>
+      </w:pPr>
+    </w:p>
+    <w:p>
+      <w:pPr>
+        <w:rPr>
+          <w:sz w:val="22"/>
+          <w:szCs w:val="22"/>
+        </w:rPr>
+      </w:pPr>
+      <w:r>
+        <w:rPr>
+          <w:sz w:val="22"/>
+          <w:szCs w:val="22"/>
+        </w:rPr>
+        <w:t xml:space="preserve">This research is designed according to the fact that skip signals should not be treated equivalent to each other. </w:t>
+      </w:r>
+      <w:r>
+        <w:rPr>
+          <w:sz w:val="22"/>
+          <w:szCs w:val="22"/>
+        </w:rPr>
+        <w:t>Yi et al. (2014)</w:t>
+      </w:r>
+      <w:r>
+        <w:rPr>
+          <w:sz w:val="22"/>
+          <w:szCs w:val="22"/>
+        </w:rPr>
+        <w:t xml:space="preserve"> propose</w:t>
+      </w:r>
+      <w:r>
+        <w:rPr>
+          <w:sz w:val="22"/>
+          <w:szCs w:val="22"/>
+        </w:rPr>
+        <w:t xml:space="preserve"> </w:t>
+      </w:r>
+      <w:r>
+        <w:rPr>
+          <w:sz w:val="22"/>
+          <w:szCs w:val="22"/>
+        </w:rPr>
+        <w:t xml:space="preserve">that dwell time </w:t>
+      </w:r>
+      <w:r>
+        <w:rPr>
+          <w:sz w:val="22"/>
+          <w:szCs w:val="22"/>
+        </w:rPr>
+        <w:t>(</w:t>
+      </w:r>
+      <w:r>
+        <w:rPr>
+          <w:sz w:val="22"/>
+          <w:szCs w:val="22"/>
+        </w:rPr>
+        <w:t>the amount of time a user ‘dwells’ on a particular item</w:t>
+      </w:r>
+      <w:r>
+        <w:rPr>
+          <w:sz w:val="22"/>
+          <w:szCs w:val="22"/>
+        </w:rPr>
+        <w:t>)</w:t>
+      </w:r>
+      <w:r>
+        <w:rPr>
+          <w:sz w:val="22"/>
+          <w:szCs w:val="22"/>
+        </w:rPr>
+        <w:t xml:space="preserve"> is </w:t>
+      </w:r>
+      <w:r>
+        <w:rPr>
+          <w:sz w:val="22"/>
+          <w:szCs w:val="22"/>
+        </w:rPr>
+        <w:t>significant</w:t>
+      </w:r>
+      <w:r>
+        <w:rPr>
+          <w:sz w:val="22"/>
+          <w:szCs w:val="22"/>
+        </w:rPr>
+        <w:t xml:space="preserve"> and provides more to the model than a simple binary interaction.</w:t>
+      </w:r>
+      <w:r>
+        <w:rPr>
+          <w:sz w:val="22"/>
+          <w:szCs w:val="22"/>
+        </w:rPr>
+        <w:t xml:space="preserve"> </w:t>
+      </w:r>
+      <w:r>
+        <w:rPr>
+          <w:sz w:val="22"/>
+          <w:szCs w:val="22"/>
+        </w:rPr>
+        <w:t>W</w:t>
+      </w:r>
+      <w:r>
+        <w:rPr>
+          <w:sz w:val="22"/>
+          <w:szCs w:val="22"/>
+        </w:rPr>
+        <w:t>u</w:t>
+      </w:r>
+      <w:r>
+        <w:rPr>
+          <w:sz w:val="22"/>
+          <w:szCs w:val="22"/>
+        </w:rPr>
+        <w:t xml:space="preserve"> et al. (2020)</w:t>
+      </w:r>
+      <w:r>
+        <w:rPr>
+          <w:sz w:val="22"/>
+          <w:szCs w:val="22"/>
+        </w:rPr>
+        <w:t xml:space="preserve"> extend this argument by treating unusually short dwell times as actively negative rather than weakly positive. In the context of music streaming, this implies that a track abandoned after four seconds should be treated differently to a track that is skipped after two minutes. The other skip-prediction works outlined in Section 1.5 fail to capture this information and </w:t>
+      </w:r>
+      <w:r>
+        <w:rPr>
+          <w:sz w:val="22"/>
+          <w:szCs w:val="22"/>
+        </w:rPr>
+        <w:t>thus inspires the</w:t>
+      </w:r>
+      <w:r>
+        <w:rPr>
+          <w:sz w:val="22"/>
+          <w:szCs w:val="22"/>
+        </w:rPr>
+        <w:t xml:space="preserve"> inclusion of the time-weight in the PWTS loss function proposed in section 3.2.</w:t>
+      </w:r>
+      <w:r>
+        <w:rPr>
+          <w:sz w:val="22"/>
+          <w:szCs w:val="22"/>
+        </w:rPr>
+        <w:t>3</w:t>
+      </w:r>
+      <w:r>
+        <w:rPr>
+          <w:sz w:val="22"/>
+          <w:szCs w:val="22"/>
+        </w:rPr>
+        <w:t>.</w:t>
+      </w:r>
+    </w:p>
+    <w:p>
+      <w:pPr>
+        <w:rPr>
+          <w:sz w:val="22"/>
+          <w:szCs w:val="22"/>
+        </w:rPr>
+      </w:pPr>
+    </w:p>
+    <w:p>
+      <w:pPr>
+        <w:pStyle w:val="Subtitle"/>
+      </w:pPr>
+      <w:r>
+        <w:t>2.3 Data C</w:t>
+      </w:r>
+      <w:r>
+        <w:t>ollection &amp; Processing</w:t>
+      </w:r>
+    </w:p>
+    <w:p>
+      <w:pPr>
+        <w:rPr>
+          <w:sz w:val="22"/>
+          <w:szCs w:val="22"/>
+        </w:rPr>
+      </w:pPr>
+    </w:p>
+    <w:p>
+      <w:pPr>
+        <w:rPr>
+          <w:sz w:val="22"/>
+          <w:szCs w:val="22"/>
+        </w:rPr>
+      </w:pPr>
+      <w:r>
+        <w:rPr>
+          <w:sz w:val="22"/>
+          <w:szCs w:val="22"/>
+        </w:rPr>
+        <w:t>Other works carried out on the topic of skip prediction ha</w:t>
+      </w:r>
+      <w:r>
+        <w:rPr>
+          <w:sz w:val="22"/>
+          <w:szCs w:val="22"/>
+        </w:rPr>
+        <w:t>ve</w:t>
+      </w:r>
+      <w:r>
+        <w:rPr>
+          <w:sz w:val="22"/>
+          <w:szCs w:val="22"/>
+        </w:rPr>
+        <w:t xml:space="preserve"> largely used the Music Streaming Sessions Dataset (MSSD), </w:t>
+      </w:r>
+      <w:r>
+        <w:rPr>
+          <w:sz w:val="22"/>
+          <w:szCs w:val="22"/>
+        </w:rPr>
+        <w:t>Brost et al. (2019),</w:t>
+      </w:r>
+      <w:r>
+        <w:rPr>
+          <w:sz w:val="22"/>
+          <w:szCs w:val="22"/>
+        </w:rPr>
+        <w:t xml:space="preserve"> published in conjunction with the W</w:t>
+      </w:r>
+      <w:r>
+        <w:rPr>
+          <w:sz w:val="22"/>
+          <w:szCs w:val="22"/>
+        </w:rPr>
+        <w:t>SD</w:t>
+      </w:r>
+      <w:r>
+        <w:rPr>
+          <w:sz w:val="22"/>
+          <w:szCs w:val="22"/>
+        </w:rPr>
+        <w:t>M 2019 challenge</w:t>
+      </w:r>
+      <w:r>
+        <w:rPr>
+          <w:sz w:val="22"/>
+          <w:szCs w:val="22"/>
+        </w:rPr>
+        <w:t xml:space="preserve"> </w:t>
+      </w:r>
+      <w:proofErr w:type="spellStart"/>
+      <w:r>
+        <w:rPr>
+          <w:sz w:val="22"/>
+          <w:szCs w:val="22"/>
+        </w:rPr>
+        <w:t>AICrowd</w:t>
+      </w:r>
+      <w:proofErr w:type="spellEnd"/>
+      <w:r>
+        <w:rPr>
+          <w:sz w:val="22"/>
+          <w:szCs w:val="22"/>
+        </w:rPr>
+        <w:t xml:space="preserve"> (2019)</w:t>
+      </w:r>
+      <w:r>
+        <w:rPr>
+          <w:sz w:val="22"/>
+          <w:szCs w:val="22"/>
+        </w:rPr>
+        <w:t xml:space="preserve">. This challenge proposed the task format on which subsequent research has converged upon. That is that sessions are divided into an observed portion (played tracks) and a held-out portion (unplayed tracks), with the model predicting skipping behaviour in the second given the behaviour in the first. This dataset was withdrawn from public access in </w:t>
+      </w:r>
+      <w:r>
+        <w:rPr>
+          <w:sz w:val="22"/>
+          <w:szCs w:val="22"/>
+        </w:rPr>
+        <w:t>Ju</w:t>
+      </w:r>
+      <w:r>
+        <w:rPr>
+          <w:sz w:val="22"/>
+          <w:szCs w:val="22"/>
+        </w:rPr>
+        <w:t>ly</w:t>
+      </w:r>
+      <w:r>
+        <w:rPr>
+          <w:sz w:val="22"/>
+          <w:szCs w:val="22"/>
+        </w:rPr>
+        <w:t xml:space="preserve"> 2024, </w:t>
+      </w:r>
+      <w:r>
+        <w:rPr>
+          <w:sz w:val="22"/>
+          <w:szCs w:val="22"/>
+        </w:rPr>
+        <w:t xml:space="preserve">resulting in </w:t>
+      </w:r>
+      <w:r>
+        <w:rPr>
+          <w:sz w:val="22"/>
+          <w:szCs w:val="22"/>
+        </w:rPr>
+        <w:lastRenderedPageBreak/>
+        <w:t>this research using the more limited dataset collected independently from volunteers as outlined in section 3.1.1.</w:t>
+      </w:r>
+    </w:p>
+    <w:p>
+      <w:pPr>
+        <w:rPr>
+          <w:sz w:val="22"/>
+          <w:szCs w:val="22"/>
+        </w:rPr>
+      </w:pPr>
+    </w:p>
+    <w:p>
+      <w:pPr>
+        <w:rPr>
+          <w:sz w:val="22"/>
+          <w:szCs w:val="22"/>
+        </w:rPr>
+      </w:pPr>
+      <w:r>
+        <w:rPr>
+          <w:sz w:val="22"/>
+          <w:szCs w:val="22"/>
+        </w:rPr>
+        <w:t>The construction of the sessions from a raw listening history requires the sessions be split upon rules dictating when they start and finish. The widely used convention of thirty minutes</w:t>
+      </w:r>
+      <w:r>
+        <w:rPr>
+          <w:sz w:val="22"/>
+          <w:szCs w:val="22"/>
+        </w:rPr>
+        <w:t xml:space="preserve"> being</w:t>
+      </w:r>
+      <w:r>
+        <w:rPr>
+          <w:sz w:val="22"/>
+          <w:szCs w:val="22"/>
+        </w:rPr>
+        <w:t xml:space="preserve"> used as the standard length of time to indicate</w:t>
+      </w:r>
+      <w:r>
+        <w:rPr>
+          <w:sz w:val="22"/>
+          <w:szCs w:val="22"/>
+        </w:rPr>
+        <w:t xml:space="preserve"> online</w:t>
+      </w:r>
+      <w:r>
+        <w:rPr>
+          <w:sz w:val="22"/>
+          <w:szCs w:val="22"/>
+        </w:rPr>
+        <w:t xml:space="preserve"> inactivity</w:t>
       </w:r>
       <w:r>
         <w:rPr>
@@ -2336,96 +3159,625 @@
           <w:sz w:val="22"/>
           <w:szCs w:val="22"/>
         </w:rPr>
-        <w:t xml:space="preserve"> is an action that is inferred from a behaviour that occurs regardless. Skips belong to the latter, as they are generated through ordinary use of a music streaming service. These signals are </w:t>
-      </w:r>
-      <w:r>
-        <w:rPr>
-          <w:sz w:val="22"/>
-          <w:szCs w:val="22"/>
-        </w:rPr>
-        <w:t>valuable</w:t>
-      </w:r>
-      <w:r>
-        <w:rPr>
-          <w:sz w:val="22"/>
-          <w:szCs w:val="22"/>
-        </w:rPr>
-        <w:t xml:space="preserve"> for the application of music recommendation as they are timestamped, common and impose no </w:t>
-      </w:r>
-      <w:r>
-        <w:rPr>
-          <w:sz w:val="22"/>
-          <w:szCs w:val="22"/>
-        </w:rPr>
-        <w:t>additional</w:t>
-      </w:r>
-      <w:r>
-        <w:rPr>
-          <w:sz w:val="22"/>
-          <w:szCs w:val="22"/>
-        </w:rPr>
-        <w:t xml:space="preserve"> effort for the user.</w:t>
-      </w:r>
-    </w:p>
-    <w:p>
-      <w:pPr>
-        <w:rPr>
-          <w:sz w:val="22"/>
-          <w:szCs w:val="22"/>
-        </w:rPr>
-      </w:pPr>
-    </w:p>
-    <w:p>
-      <w:pPr>
-        <w:rPr>
-          <w:sz w:val="22"/>
-          <w:szCs w:val="22"/>
-        </w:rPr>
-      </w:pPr>
-      <w:r>
-        <w:rPr>
-          <w:sz w:val="22"/>
-          <w:szCs w:val="22"/>
-        </w:rPr>
-        <w:t xml:space="preserve">The use of implicit signals as noisy indicators of preference was formalised by </w:t>
-      </w:r>
-      <w:r>
-        <w:rPr>
-          <w:sz w:val="22"/>
-          <w:szCs w:val="22"/>
-        </w:rPr>
-        <w:t>Hu et al. (2008).</w:t>
-      </w:r>
-      <w:r>
-        <w:rPr>
-          <w:sz w:val="22"/>
-          <w:szCs w:val="22"/>
-        </w:rPr>
-        <w:t xml:space="preserve"> They address the problem that an absent interaction is indistinguishable from an item that was never </w:t>
-      </w:r>
-      <w:proofErr w:type="gramStart"/>
-      <w:r>
-        <w:rPr>
-          <w:sz w:val="22"/>
-          <w:szCs w:val="22"/>
-        </w:rPr>
-        <w:t>seen</w:t>
-      </w:r>
-      <w:r>
-        <w:rPr>
-          <w:sz w:val="22"/>
-          <w:szCs w:val="22"/>
-        </w:rPr>
-        <w:t xml:space="preserve">, </w:t>
-      </w:r>
-      <w:r>
-        <w:rPr>
-          <w:sz w:val="22"/>
-          <w:szCs w:val="22"/>
-        </w:rPr>
-        <w:t xml:space="preserve"> by</w:t>
-      </w:r>
-      <w:proofErr w:type="gramEnd"/>
+        <w:t xml:space="preserve"> originates from work carried out by </w:t>
+      </w:r>
+      <w:r>
+        <w:rPr>
+          <w:sz w:val="22"/>
+          <w:szCs w:val="22"/>
+        </w:rPr>
+        <w:t xml:space="preserve">Catledge and </w:t>
+      </w:r>
+      <w:proofErr w:type="spellStart"/>
+      <w:r>
+        <w:rPr>
+          <w:sz w:val="22"/>
+          <w:szCs w:val="22"/>
+        </w:rPr>
+        <w:t>Pitkow</w:t>
+      </w:r>
+      <w:proofErr w:type="spellEnd"/>
+      <w:r>
+        <w:rPr>
+          <w:sz w:val="22"/>
+          <w:szCs w:val="22"/>
+        </w:rPr>
+        <w:t xml:space="preserve"> (1995).</w:t>
+      </w:r>
+    </w:p>
+    <w:p>
+      <w:pPr>
+        <w:rPr>
+          <w:sz w:val="22"/>
+          <w:szCs w:val="22"/>
+        </w:rPr>
+      </w:pPr>
+    </w:p>
+    <w:p>
+      <w:pPr>
+        <w:rPr>
+          <w:sz w:val="22"/>
+          <w:szCs w:val="22"/>
+        </w:rPr>
+      </w:pPr>
+      <w:r>
+        <w:rPr>
+          <w:sz w:val="22"/>
+          <w:szCs w:val="22"/>
+        </w:rPr>
+        <w:t>Meggetto et al. (2023),</w:t>
+      </w:r>
+      <w:r>
+        <w:rPr>
+          <w:sz w:val="22"/>
+          <w:szCs w:val="22"/>
+        </w:rPr>
+        <w:t xml:space="preserve"> while investigating the importance of each feature on the MSSD identified a temporal data leakage in two features</w:t>
+      </w:r>
+      <w:r>
+        <w:rPr>
+          <w:sz w:val="22"/>
+          <w:szCs w:val="22"/>
+        </w:rPr>
+        <w:t xml:space="preserve">: </w:t>
+      </w:r>
+      <w:r>
+        <w:rPr>
+          <w:sz w:val="22"/>
+          <w:szCs w:val="22"/>
+        </w:rPr>
+        <w:t>the length of the session and the reason the track end</w:t>
+      </w:r>
+      <w:r>
+        <w:rPr>
+          <w:sz w:val="22"/>
+          <w:szCs w:val="22"/>
+        </w:rPr>
+        <w:t>s</w:t>
+      </w:r>
+      <w:r>
+        <w:rPr>
+          <w:sz w:val="22"/>
+          <w:szCs w:val="22"/>
+        </w:rPr>
+        <w:t>. Both features supply the model with data that no live system could possess. This informs both the causal construction of the historical skip rate defined in Section 3.1.6 and the detection of the leak in the pipeline in Section 4.4.</w:t>
+      </w:r>
+    </w:p>
+    <w:p>
+      <w:pPr>
+        <w:rPr>
+          <w:sz w:val="22"/>
+          <w:szCs w:val="22"/>
+        </w:rPr>
+      </w:pPr>
+    </w:p>
+    <w:p>
+      <w:pPr>
+        <w:rPr>
+          <w:sz w:val="22"/>
+          <w:szCs w:val="22"/>
+        </w:rPr>
+      </w:pPr>
+      <w:r>
+        <w:rPr>
+          <w:sz w:val="22"/>
+          <w:szCs w:val="22"/>
+        </w:rPr>
+        <w:t xml:space="preserve">The concern of temporal data leakage also applies when splitting the dataset into the training, validation and testing sets. </w:t>
+      </w:r>
+      <w:r>
+        <w:rPr>
+          <w:sz w:val="22"/>
+          <w:szCs w:val="22"/>
+        </w:rPr>
+        <w:t>Meng et al. (2020)</w:t>
+      </w:r>
+      <w:r>
+        <w:rPr>
+          <w:sz w:val="22"/>
+          <w:szCs w:val="22"/>
+        </w:rPr>
+        <w:t xml:space="preserve"> demonstrate</w:t>
+      </w:r>
+      <w:r>
+        <w:rPr>
+          <w:sz w:val="22"/>
+          <w:szCs w:val="22"/>
+        </w:rPr>
+        <w:t>s</w:t>
+      </w:r>
+      <w:r>
+        <w:rPr>
+          <w:sz w:val="22"/>
+          <w:szCs w:val="22"/>
+        </w:rPr>
+        <w:t xml:space="preserve"> that datasets that have been randomly split, allow a model to be trained on interactions that occur after those it is evaluated on. This supports the decision to split the dataset chronologically </w:t>
+      </w:r>
+      <w:r>
+        <w:rPr>
+          <w:sz w:val="22"/>
+          <w:szCs w:val="22"/>
+        </w:rPr>
+        <w:t xml:space="preserve">and </w:t>
+      </w:r>
+      <w:r>
+        <w:rPr>
+          <w:sz w:val="22"/>
+          <w:szCs w:val="22"/>
+        </w:rPr>
+        <w:t>per-user.</w:t>
+      </w:r>
+    </w:p>
+    <w:p>
+      <w:pPr>
+        <w:rPr>
+          <w:sz w:val="22"/>
+          <w:szCs w:val="22"/>
+        </w:rPr>
+      </w:pPr>
+    </w:p>
+    <w:p>
+      <w:pPr>
+        <w:pStyle w:val="Subtitle"/>
+      </w:pPr>
+      <w:r>
+        <w:t xml:space="preserve">2.4 The </w:t>
+      </w:r>
+      <w:r>
+        <w:t xml:space="preserve">Usable </w:t>
+      </w:r>
+      <w:r>
+        <w:t>Reasons Behind a Skip</w:t>
+      </w:r>
+    </w:p>
+    <w:p/>
+    <w:p>
+      <w:pPr>
+        <w:rPr>
+          <w:sz w:val="22"/>
+          <w:szCs w:val="22"/>
+        </w:rPr>
+      </w:pPr>
+      <w:r>
+        <w:rPr>
+          <w:sz w:val="22"/>
+          <w:szCs w:val="22"/>
+        </w:rPr>
+        <w:t>In this research, t</w:t>
+      </w:r>
+      <w:r>
+        <w:rPr>
+          <w:sz w:val="22"/>
+          <w:szCs w:val="22"/>
+        </w:rPr>
+        <w:t>he decision of what is used to inform the model about whether a track will be skipped</w:t>
+      </w:r>
+      <w:r>
+        <w:rPr>
+          <w:sz w:val="22"/>
+          <w:szCs w:val="22"/>
+        </w:rPr>
+        <w:t>, is answered in two parts. Firstly, which observable properties of the track, session or listener provide useful information and secondly, which of these observations are available to every track in the unplayed portio</w:t>
+      </w:r>
+      <w:r>
+        <w:rPr>
+          <w:sz w:val="22"/>
+          <w:szCs w:val="22"/>
+        </w:rPr>
+        <w:t>n</w:t>
+      </w:r>
+      <w:r>
+        <w:rPr>
+          <w:sz w:val="22"/>
+          <w:szCs w:val="22"/>
+        </w:rPr>
+        <w:t>.</w:t>
+      </w:r>
+    </w:p>
+    <w:p>
+      <w:pPr>
+        <w:rPr>
+          <w:sz w:val="22"/>
+          <w:szCs w:val="22"/>
+        </w:rPr>
+      </w:pPr>
+    </w:p>
+    <w:p>
+      <w:pPr>
+        <w:rPr>
+          <w:sz w:val="22"/>
+          <w:szCs w:val="22"/>
+        </w:rPr>
+      </w:pPr>
+      <w:r>
+        <w:rPr>
+          <w:sz w:val="22"/>
+          <w:szCs w:val="22"/>
+        </w:rPr>
+        <w:t>Meggetto et al. (2023)</w:t>
+      </w:r>
+      <w:r>
+        <w:rPr>
+          <w:sz w:val="22"/>
+          <w:szCs w:val="22"/>
+        </w:rPr>
+        <w:t xml:space="preserve"> attempt to provide an answer to the first part. They did so by estimating feature importance using SHAP and then validating</w:t>
+      </w:r>
+      <w:r>
+        <w:rPr>
+          <w:sz w:val="22"/>
+          <w:szCs w:val="22"/>
+        </w:rPr>
+        <w:t xml:space="preserve"> by ablation, removing one feature category at a time</w:t>
+      </w:r>
+      <w:r>
+        <w:rPr>
+          <w:sz w:val="22"/>
+          <w:szCs w:val="22"/>
+        </w:rPr>
+        <w:t xml:space="preserve">. They </w:t>
+      </w:r>
+      <w:r>
+        <w:rPr>
+          <w:sz w:val="22"/>
+          <w:szCs w:val="22"/>
+        </w:rPr>
+        <w:t>then carri</w:t>
+      </w:r>
+      <w:r>
+        <w:rPr>
+          <w:sz w:val="22"/>
+          <w:szCs w:val="22"/>
+        </w:rPr>
+        <w:t>ed</w:t>
+      </w:r>
+      <w:r>
+        <w:rPr>
+          <w:sz w:val="22"/>
+          <w:szCs w:val="22"/>
+        </w:rPr>
+        <w:t xml:space="preserve"> out paired t-tests on the resulting change in accuracy. The removal of the reason a track started cost 28% of the mean accuracy, the largest cost by far. </w:t>
+      </w:r>
+      <w:r>
+        <w:rPr>
+          <w:sz w:val="22"/>
+          <w:szCs w:val="22"/>
+        </w:rPr>
+        <w:t>Additionally</w:t>
+      </w:r>
+      <w:r>
+        <w:rPr>
+          <w:sz w:val="22"/>
+          <w:szCs w:val="22"/>
+        </w:rPr>
+        <w:t>,</w:t>
+      </w:r>
+      <w:r>
+        <w:rPr>
+          <w:sz w:val="22"/>
+          <w:szCs w:val="22"/>
+        </w:rPr>
+        <w:t xml:space="preserve"> they found that removing the content features had no significant change on the accuracy.</w:t>
+      </w:r>
+    </w:p>
+    <w:p>
+      <w:pPr>
+        <w:rPr>
+          <w:sz w:val="22"/>
+          <w:szCs w:val="22"/>
+        </w:rPr>
+      </w:pPr>
+    </w:p>
+    <w:p>
+      <w:pPr>
+        <w:rPr>
+          <w:sz w:val="22"/>
+          <w:szCs w:val="22"/>
+        </w:rPr>
+      </w:pPr>
+      <w:r>
+        <w:rPr>
+          <w:sz w:val="22"/>
+          <w:szCs w:val="22"/>
+        </w:rPr>
+        <w:t xml:space="preserve">This work contradicts prior work with </w:t>
+      </w:r>
+      <w:r>
+        <w:rPr>
+          <w:sz w:val="22"/>
+          <w:szCs w:val="22"/>
+        </w:rPr>
+        <w:t>van den Oord et al. (2013)</w:t>
+      </w:r>
+      <w:r>
+        <w:rPr>
+          <w:sz w:val="22"/>
+          <w:szCs w:val="22"/>
+        </w:rPr>
+        <w:t xml:space="preserve"> demonstrating the positive effect of content-based features and </w:t>
+      </w:r>
+      <w:r>
+        <w:rPr>
+          <w:sz w:val="22"/>
+          <w:szCs w:val="22"/>
+        </w:rPr>
+        <w:t>Oramas et al. (2017)</w:t>
+      </w:r>
+      <w:r>
+        <w:rPr>
+          <w:sz w:val="22"/>
+          <w:szCs w:val="22"/>
+        </w:rPr>
+        <w:t xml:space="preserve"> showing that audio features contribute when combined with other categories while being insignificant alone. The work of </w:t>
+      </w:r>
+      <w:r>
+        <w:rPr>
+          <w:sz w:val="22"/>
+          <w:szCs w:val="22"/>
+        </w:rPr>
+        <w:t>Jin and Lee (2024)</w:t>
+      </w:r>
+      <w:r>
+        <w:rPr>
+          <w:sz w:val="22"/>
+          <w:szCs w:val="22"/>
+        </w:rPr>
+        <w:t xml:space="preserve"> also support this, demonstrating that a combination of audio features and contextual features produce a more accurate prediction than contextual features alone. This research does</w:t>
+      </w:r>
+      <w:r>
+        <w:rPr>
+          <w:sz w:val="22"/>
+          <w:szCs w:val="22"/>
+        </w:rPr>
+        <w:t>n’</w:t>
+      </w:r>
+      <w:r>
+        <w:rPr>
+          <w:sz w:val="22"/>
+          <w:szCs w:val="22"/>
+        </w:rPr>
+        <w:t>t attempt to resolve this</w:t>
+      </w:r>
+      <w:r>
+        <w:rPr>
+          <w:sz w:val="22"/>
+          <w:szCs w:val="22"/>
+        </w:rPr>
+        <w:t>,</w:t>
+      </w:r>
+      <w:r>
+        <w:rPr>
+          <w:sz w:val="22"/>
+          <w:szCs w:val="22"/>
+        </w:rPr>
+        <w:t xml:space="preserve"> choosing to include the available audio features combined with behavioural and contextual features.</w:t>
+      </w:r>
+    </w:p>
+    <w:p>
+      <w:pPr>
+        <w:rPr>
+          <w:sz w:val="22"/>
+          <w:szCs w:val="22"/>
+        </w:rPr>
+      </w:pPr>
+    </w:p>
+    <w:p>
+      <w:pPr>
+        <w:rPr>
+          <w:sz w:val="22"/>
+          <w:szCs w:val="22"/>
+        </w:rPr>
+      </w:pPr>
+      <w:r>
+        <w:rPr>
+          <w:sz w:val="22"/>
+          <w:szCs w:val="22"/>
+        </w:rPr>
+        <w:t xml:space="preserve">The second part of this decision is not as widely disputed. Upon analysing the input features provided by the MSSD, </w:t>
+      </w:r>
+      <w:r>
+        <w:rPr>
+          <w:sz w:val="22"/>
+          <w:szCs w:val="22"/>
+        </w:rPr>
+        <w:t>Meggetto et al. (2023)</w:t>
+      </w:r>
+      <w:r>
+        <w:rPr>
+          <w:sz w:val="22"/>
+          <w:szCs w:val="22"/>
+        </w:rPr>
+        <w:t xml:space="preserve"> removed session length &amp; reason end due to temporal data leakage</w:t>
+      </w:r>
+      <w:r>
+        <w:rPr>
+          <w:sz w:val="22"/>
+          <w:szCs w:val="22"/>
+        </w:rPr>
+        <w:t>. The reason a track began was retained as this is applicable to the task outlined in their research, predicting the skip outcome of the next track. This research argues that this does not provide any use to the listener, beyond selecting a random song to take its place if it is predicted as a skip. To aid improvement of the listening experience this research ranks all remaining tracks in the queue to place the track with the lowest skip probability as the next track. The reason a track begins is unknown to all unplayed tracks as it is dependent on the track preceding it to finish</w:t>
+      </w:r>
+      <w:r>
+        <w:rPr>
+          <w:sz w:val="22"/>
+          <w:szCs w:val="22"/>
+        </w:rPr>
+        <w:t>. T</w:t>
+      </w:r>
+      <w:r>
+        <w:rPr>
+          <w:sz w:val="22"/>
+          <w:szCs w:val="22"/>
+        </w:rPr>
+        <w:t>herefore</w:t>
+      </w:r>
+      <w:r>
+        <w:rPr>
+          <w:sz w:val="22"/>
+          <w:szCs w:val="22"/>
+        </w:rPr>
+        <w:t>,</w:t>
+      </w:r>
+      <w:r>
+        <w:rPr>
+          <w:sz w:val="22"/>
+          <w:szCs w:val="22"/>
+        </w:rPr>
+        <w:t xml:space="preserve"> it was removed as a feature for this model.</w:t>
+      </w:r>
+    </w:p>
+    <w:p>
+      <w:pPr>
+        <w:rPr>
+          <w:sz w:val="22"/>
+          <w:szCs w:val="22"/>
+        </w:rPr>
+      </w:pPr>
+    </w:p>
+    <w:p>
+      <w:pPr>
+        <w:rPr>
+          <w:sz w:val="22"/>
+          <w:szCs w:val="22"/>
+        </w:rPr>
+      </w:pPr>
+      <w:r>
+        <w:rPr>
+          <w:sz w:val="22"/>
+          <w:szCs w:val="22"/>
+        </w:rPr>
+        <w:t xml:space="preserve">This decision is reinforced by the concept of train/serve skew outlined by </w:t>
+      </w:r>
+      <w:r>
+        <w:rPr>
+          <w:sz w:val="22"/>
+          <w:szCs w:val="22"/>
+        </w:rPr>
+        <w:t>Zinkevich (2017)</w:t>
+      </w:r>
+      <w:r>
+        <w:rPr>
+          <w:sz w:val="22"/>
+          <w:szCs w:val="22"/>
+        </w:rPr>
+        <w:t xml:space="preserve">, in which a model relies on a signal present in the observed training data and is absent at inference, thus scoring well in evaluation while becoming unusable in production. </w:t>
+      </w:r>
+      <w:r>
+        <w:rPr>
+          <w:sz w:val="22"/>
+          <w:szCs w:val="22"/>
+        </w:rPr>
+        <w:t>Xu et al. (2020)</w:t>
+      </w:r>
+      <w:r>
+        <w:rPr>
+          <w:sz w:val="22"/>
+          <w:szCs w:val="22"/>
+        </w:rPr>
+        <w:t xml:space="preserve"> addresses this problem by including the value of these ‘privileged’ features </w:t>
+      </w:r>
+      <w:r>
+        <w:rPr>
+          <w:sz w:val="22"/>
+          <w:szCs w:val="22"/>
+        </w:rPr>
+        <w:t>to train a teacher then removing it to produce a deployable student</w:t>
+      </w:r>
+      <w:r>
+        <w:rPr>
+          <w:sz w:val="22"/>
+          <w:szCs w:val="22"/>
+        </w:rPr>
+        <w:t xml:space="preserve">, making it available at training time to aid explanation of interactions between </w:t>
+      </w:r>
+      <w:r>
+        <w:rPr>
+          <w:sz w:val="22"/>
+          <w:szCs w:val="22"/>
+        </w:rPr>
+        <w:lastRenderedPageBreak/>
+        <w:t xml:space="preserve">tracks but </w:t>
+      </w:r>
+      <w:r>
+        <w:rPr>
+          <w:sz w:val="22"/>
+          <w:szCs w:val="22"/>
+        </w:rPr>
+        <w:t xml:space="preserve">absent when it comes to evaluation. This route was considered for this </w:t>
+      </w:r>
+      <w:r>
+        <w:rPr>
+          <w:sz w:val="22"/>
+          <w:szCs w:val="22"/>
+        </w:rPr>
+        <w:t>research,</w:t>
+      </w:r>
+      <w:r>
+        <w:rPr>
+          <w:sz w:val="22"/>
+          <w:szCs w:val="22"/>
+        </w:rPr>
+        <w:t xml:space="preserve"> but </w:t>
+      </w:r>
+      <w:r>
+        <w:rPr>
+          <w:sz w:val="22"/>
+          <w:szCs w:val="22"/>
+        </w:rPr>
+        <w:t>the decision was made to focus on the comparison of architectures and loss functions</w:t>
+      </w:r>
+      <w:r>
+        <w:rPr>
+          <w:sz w:val="22"/>
+          <w:szCs w:val="22"/>
+        </w:rPr>
+        <w:t>.</w:t>
+      </w:r>
+    </w:p>
+    <w:p>
+      <w:pPr>
+        <w:rPr>
+          <w:sz w:val="22"/>
+          <w:szCs w:val="22"/>
+        </w:rPr>
+      </w:pPr>
+    </w:p>
+    <w:p>
+      <w:pPr>
+        <w:pStyle w:val="Subtitle"/>
+      </w:pPr>
+      <w:r>
+        <w:t>2.5 Sequential Architectures for Session-Based Recommendation</w:t>
+      </w:r>
+    </w:p>
+    <w:p/>
+    <w:p>
+      <w:pPr>
+        <w:rPr>
+          <w:sz w:val="22"/>
+          <w:szCs w:val="22"/>
+        </w:rPr>
+      </w:pPr>
+      <w:r>
+        <w:rPr>
+          <w:sz w:val="22"/>
+          <w:szCs w:val="22"/>
+        </w:rPr>
+        <w:t xml:space="preserve">The inclusion of the sequential architectures in this </w:t>
+      </w:r>
+      <w:r>
+        <w:rPr>
+          <w:sz w:val="22"/>
+          <w:szCs w:val="22"/>
+        </w:rPr>
+        <w:t xml:space="preserve">research is what allows the system to model inter-positional relationships within a session rather than prediction being made with each position treated equally. The use of recurrent networks for session-based recommendation models was established by </w:t>
+      </w:r>
+      <w:r>
+        <w:rPr>
+          <w:sz w:val="22"/>
+          <w:szCs w:val="22"/>
+        </w:rPr>
+        <w:t>Hidasi et al. (2016).</w:t>
+      </w:r>
       <w:r>
         <w:rPr>
           <w:sz w:val="22"/>
@@ -2438,88 +3790,469 @@
           <w:sz w:val="22"/>
           <w:szCs w:val="22"/>
         </w:rPr>
-        <w:t xml:space="preserve">weighting observations by confidence so that the strength of the available data is encoded. </w:t>
-      </w:r>
-      <w:r>
-        <w:rPr>
-          <w:sz w:val="22"/>
-          <w:szCs w:val="22"/>
-        </w:rPr>
-        <w:t xml:space="preserve">However, with this application, every track is observed whether skipped or not </w:t>
-      </w:r>
-      <w:r>
-        <w:rPr>
-          <w:sz w:val="22"/>
-          <w:szCs w:val="22"/>
-        </w:rPr>
-        <w:t>so the non-skipped tracks form a complementary class, rather than having to be inferred. Therefore,</w:t>
-      </w:r>
-      <w:r>
-        <w:rPr>
-          <w:sz w:val="22"/>
-          <w:szCs w:val="22"/>
-        </w:rPr>
-        <w:t xml:space="preserve"> the weighting is </w:t>
-      </w:r>
-      <w:proofErr w:type="gramStart"/>
-      <w:r>
-        <w:rPr>
-          <w:sz w:val="22"/>
-          <w:szCs w:val="22"/>
-        </w:rPr>
-        <w:t>unnecessary</w:t>
-      </w:r>
-      <w:proofErr w:type="gramEnd"/>
-      <w:r>
-        <w:rPr>
-          <w:sz w:val="22"/>
-          <w:szCs w:val="22"/>
-        </w:rPr>
-        <w:t xml:space="preserve"> and </w:t>
-      </w:r>
-      <w:r>
-        <w:rPr>
-          <w:sz w:val="22"/>
-          <w:szCs w:val="22"/>
-        </w:rPr>
-        <w:t>the skip</w:t>
-      </w:r>
-      <w:r>
-        <w:rPr>
-          <w:sz w:val="22"/>
-          <w:szCs w:val="22"/>
-        </w:rPr>
-        <w:t xml:space="preserve"> can</w:t>
-      </w:r>
-      <w:r>
-        <w:rPr>
-          <w:sz w:val="22"/>
-          <w:szCs w:val="22"/>
-        </w:rPr>
-        <w:t xml:space="preserve"> be the event that the model predicts, contradicting the usual convention where consumption is treated as the positive signal.</w:t>
-      </w:r>
-    </w:p>
-    <w:p>
-      <w:pPr>
-        <w:rPr>
-          <w:sz w:val="22"/>
-          <w:szCs w:val="22"/>
-        </w:rPr>
-      </w:pPr>
-    </w:p>
-    <w:p>
-      <w:pPr>
-        <w:rPr>
-          <w:sz w:val="22"/>
-          <w:szCs w:val="22"/>
-        </w:rPr>
-      </w:pPr>
-      <w:r>
-        <w:rPr>
-          <w:sz w:val="22"/>
-          <w:szCs w:val="22"/>
-        </w:rPr>
-        <w:t xml:space="preserve">This research is designed according to the fact that skip signals should not be treated equivalent to each other. </w:t>
+        <w:t>Adapa (2019)</w:t>
+      </w:r>
+      <w:r>
+        <w:rPr>
+          <w:sz w:val="22"/>
+          <w:szCs w:val="22"/>
+        </w:rPr>
+        <w:t xml:space="preserve"> extended this research using bidirectional LSTMs in the WSDM Cup 2019 challenge. Bidirectionality is not suited for this task as it allows a track’s score to depend on tracks appearing later in the queue, this is why the decision was made to include a unidirectional LSTM model in Section 3.2.1.</w:t>
+      </w:r>
+    </w:p>
+    <w:p>
+      <w:pPr>
+        <w:rPr>
+          <w:sz w:val="22"/>
+          <w:szCs w:val="22"/>
+        </w:rPr>
+      </w:pPr>
+    </w:p>
+    <w:p>
+      <w:pPr>
+        <w:rPr>
+          <w:sz w:val="22"/>
+          <w:szCs w:val="22"/>
+        </w:rPr>
+      </w:pPr>
+      <w:r>
+        <w:rPr>
+          <w:sz w:val="22"/>
+          <w:szCs w:val="22"/>
+        </w:rPr>
+        <w:t xml:space="preserve">The work of </w:t>
+      </w:r>
+      <w:r>
+        <w:rPr>
+          <w:sz w:val="22"/>
+          <w:szCs w:val="22"/>
+        </w:rPr>
+        <w:t>Kang and McAuley (2018)</w:t>
+      </w:r>
+      <w:r>
+        <w:rPr>
+          <w:sz w:val="22"/>
+          <w:szCs w:val="22"/>
+        </w:rPr>
+        <w:t xml:space="preserve"> introduced the use of a Self-Attentive S</w:t>
+      </w:r>
+      <w:r>
+        <w:rPr>
+          <w:sz w:val="22"/>
+          <w:szCs w:val="22"/>
+        </w:rPr>
+        <w:t xml:space="preserve">equential </w:t>
+      </w:r>
+      <w:r>
+        <w:rPr>
+          <w:sz w:val="22"/>
+          <w:szCs w:val="22"/>
+        </w:rPr>
+        <w:t xml:space="preserve">Recommendation </w:t>
+      </w:r>
+      <w:r>
+        <w:rPr>
+          <w:sz w:val="22"/>
+          <w:szCs w:val="22"/>
+        </w:rPr>
+        <w:t>(SASRec) model to replace recurrency, allowing each position to attend all preceding positions weighted by learned relevance</w:t>
+      </w:r>
+      <w:r>
+        <w:rPr>
+          <w:sz w:val="22"/>
+          <w:szCs w:val="22"/>
+        </w:rPr>
+        <w:t>. Then,</w:t>
+      </w:r>
+      <w:r>
+        <w:rPr>
+          <w:sz w:val="22"/>
+          <w:szCs w:val="22"/>
+        </w:rPr>
+        <w:t xml:space="preserve"> a causal mask was implemented preventing any position attending its own future. </w:t>
+      </w:r>
+      <w:r>
+        <w:rPr>
+          <w:sz w:val="22"/>
+          <w:szCs w:val="22"/>
+        </w:rPr>
+        <w:t>Sun et al. (2019)</w:t>
+      </w:r>
+      <w:r>
+        <w:rPr>
+          <w:sz w:val="22"/>
+          <w:szCs w:val="22"/>
+        </w:rPr>
+        <w:t xml:space="preserve"> removed that constraint with the</w:t>
+      </w:r>
+      <w:r>
+        <w:rPr>
+          <w:sz w:val="22"/>
+          <w:szCs w:val="22"/>
+        </w:rPr>
+        <w:t>ir</w:t>
+      </w:r>
+      <w:r>
+        <w:rPr>
+          <w:sz w:val="22"/>
+          <w:szCs w:val="22"/>
+        </w:rPr>
+        <w:t xml:space="preserve"> proposed model BERT4Rec, which attends positions bidirectionally under a masked-item objective carrying a learned token for positions with a withheld value. As before, the bidirectional attention is unsuitable for this task, but the masking device inspired the use of the three-state status channel defined in Section 3.2.1, where unplayed tracks carry an unknown state rather than being omitted.</w:t>
+      </w:r>
+    </w:p>
+    <w:p>
+      <w:pPr>
+        <w:rPr>
+          <w:sz w:val="22"/>
+          <w:szCs w:val="22"/>
+        </w:rPr>
+      </w:pPr>
+    </w:p>
+    <w:p>
+      <w:pPr>
+        <w:pStyle w:val="Subtitle"/>
+      </w:pPr>
+      <w:r>
+        <w:t>2.6 Loss Functions for Noisy Implicit Feedback</w:t>
+      </w:r>
+    </w:p>
+    <w:p/>
+    <w:p>
+      <w:pPr>
+        <w:rPr>
+          <w:sz w:val="22"/>
+          <w:szCs w:val="22"/>
+        </w:rPr>
+      </w:pPr>
+      <w:r>
+        <w:rPr>
+          <w:sz w:val="22"/>
+          <w:szCs w:val="22"/>
+        </w:rPr>
+        <w:t>All the comparable literature</w:t>
+      </w:r>
+      <w:r>
+        <w:rPr>
+          <w:sz w:val="22"/>
+          <w:szCs w:val="22"/>
+        </w:rPr>
+        <w:t xml:space="preserve"> mentioned so far penalises prediction errors using the unweighted </w:t>
+      </w:r>
+      <w:r>
+        <w:rPr>
+          <w:sz w:val="22"/>
+          <w:szCs w:val="22"/>
+        </w:rPr>
+        <w:t>BCE</w:t>
+      </w:r>
+      <w:r>
+        <w:rPr>
+          <w:sz w:val="22"/>
+          <w:szCs w:val="22"/>
+        </w:rPr>
+        <w:t xml:space="preserve"> loss. This treats every training row as carrying equal influenc</w:t>
+      </w:r>
+      <w:r>
+        <w:rPr>
+          <w:sz w:val="22"/>
+          <w:szCs w:val="22"/>
+        </w:rPr>
+        <w:t>e</w:t>
+      </w:r>
+      <w:r>
+        <w:rPr>
+          <w:sz w:val="22"/>
+          <w:szCs w:val="22"/>
+        </w:rPr>
+        <w:t>.</w:t>
+      </w:r>
+    </w:p>
+    <w:p>
+      <w:pPr>
+        <w:rPr>
+          <w:sz w:val="22"/>
+          <w:szCs w:val="22"/>
+        </w:rPr>
+      </w:pPr>
+    </w:p>
+    <w:p>
+      <w:pPr>
+        <w:rPr>
+          <w:sz w:val="22"/>
+          <w:szCs w:val="22"/>
+        </w:rPr>
+      </w:pPr>
+      <w:r>
+        <w:rPr>
+          <w:sz w:val="22"/>
+          <w:szCs w:val="22"/>
+        </w:rPr>
+        <w:t xml:space="preserve">The work carried out by </w:t>
+      </w:r>
+      <w:r>
+        <w:rPr>
+          <w:sz w:val="22"/>
+          <w:szCs w:val="22"/>
+        </w:rPr>
+        <w:t>Zhang et al. (2025)</w:t>
+      </w:r>
+      <w:r>
+        <w:rPr>
+          <w:sz w:val="22"/>
+          <w:szCs w:val="22"/>
+        </w:rPr>
+        <w:t xml:space="preserve"> addresses the construction of a loss which captures the noisy signals typical with implicit labels. They do this by identifying weaknesses in the loss functions used in collaborative filtering: Softmax loss is overly sensitive to false negatives and Cosine contrastive loss discards most negative samples. They propose that replacing the underlying divergence measure with the Rényi divergence controls how the negatives are weighted</w:t>
+      </w:r>
+      <w:r>
+        <w:rPr>
+          <w:sz w:val="22"/>
+          <w:szCs w:val="22"/>
+        </w:rPr>
+        <w:t xml:space="preserve">, producing the Distributionally robust Rényi Loss function (DrRL) used in this research. </w:t>
+      </w:r>
+      <w:r>
+        <w:rPr>
+          <w:sz w:val="22"/>
+          <w:szCs w:val="22"/>
+        </w:rPr>
+        <w:t xml:space="preserve">This is relevant to skip prediction as errors occur in both directions: a completed play can reflect distraction rather than preference and a skip may be a product of circumstances unrelated to the track. The loss function derived </w:t>
+      </w:r>
+      <w:r>
+        <w:rPr>
+          <w:sz w:val="22"/>
+          <w:szCs w:val="22"/>
+        </w:rPr>
+        <w:t>by Zhang et al. (2025)</w:t>
+      </w:r>
+      <w:r>
+        <w:rPr>
+          <w:sz w:val="22"/>
+          <w:szCs w:val="22"/>
+        </w:rPr>
+        <w:t xml:space="preserve"> was used as a reference for this research, however it is designed for collaborative filtering so has been adapted as described in Section</w:t>
+      </w:r>
+      <w:r>
+        <w:rPr>
+          <w:sz w:val="22"/>
+          <w:szCs w:val="22"/>
+        </w:rPr>
+        <w:t xml:space="preserve"> 3.2.3.</w:t>
+      </w:r>
+    </w:p>
+    <w:p>
+      <w:pPr>
+        <w:rPr>
+          <w:sz w:val="22"/>
+          <w:szCs w:val="22"/>
+        </w:rPr>
+      </w:pPr>
+    </w:p>
+    <w:p>
+      <w:pPr>
+        <w:rPr>
+          <w:sz w:val="22"/>
+          <w:szCs w:val="22"/>
+        </w:rPr>
+      </w:pPr>
+      <w:proofErr w:type="spellStart"/>
+      <w:r>
+        <w:rPr>
+          <w:sz w:val="22"/>
+          <w:szCs w:val="22"/>
+        </w:rPr>
+        <w:t>Jeunen</w:t>
+      </w:r>
+      <w:proofErr w:type="spellEnd"/>
+      <w:r>
+        <w:rPr>
+          <w:sz w:val="22"/>
+          <w:szCs w:val="22"/>
+        </w:rPr>
+        <w:t xml:space="preserve"> and Goethals (2019)</w:t>
+      </w:r>
+      <w:r>
+        <w:rPr>
+          <w:sz w:val="22"/>
+          <w:szCs w:val="22"/>
+        </w:rPr>
+        <w:t xml:space="preserve"> trained a single recurrent network with a custom weighted loss for the WSDM Cup 2019 challeng</w:t>
+      </w:r>
+      <w:r>
+        <w:rPr>
+          <w:sz w:val="22"/>
+          <w:szCs w:val="22"/>
+        </w:rPr>
+        <w:t>e</w:t>
+      </w:r>
+      <w:r>
+        <w:rPr>
+          <w:sz w:val="22"/>
+          <w:szCs w:val="22"/>
+        </w:rPr>
+        <w:t>. They established tha</w:t>
+      </w:r>
+      <w:r>
+        <w:rPr>
+          <w:sz w:val="22"/>
+          <w:szCs w:val="22"/>
+        </w:rPr>
+        <w:t>t the</w:t>
+      </w:r>
+      <w:r>
+        <w:rPr>
+          <w:sz w:val="22"/>
+          <w:szCs w:val="22"/>
+        </w:rPr>
+        <w:t xml:space="preserve"> reweighting of the cross-entropy loss is a viable solution for this task. Th</w:t>
+      </w:r>
+      <w:r>
+        <w:rPr>
+          <w:sz w:val="22"/>
+          <w:szCs w:val="22"/>
+        </w:rPr>
+        <w:t>e</w:t>
+      </w:r>
+      <w:r>
+        <w:rPr>
+          <w:sz w:val="22"/>
+          <w:szCs w:val="22"/>
+        </w:rPr>
+        <w:t xml:space="preserve"> basis for this is provided by </w:t>
+      </w:r>
+      <w:r>
+        <w:rPr>
+          <w:sz w:val="22"/>
+          <w:szCs w:val="22"/>
+        </w:rPr>
+        <w:t>Hu et al. (2008)</w:t>
+      </w:r>
+      <w:r>
+        <w:rPr>
+          <w:sz w:val="22"/>
+          <w:szCs w:val="22"/>
+        </w:rPr>
+        <w:t xml:space="preserve"> who </w:t>
+      </w:r>
+      <w:r>
+        <w:rPr>
+          <w:sz w:val="22"/>
+          <w:szCs w:val="22"/>
+        </w:rPr>
+        <w:t>weight</w:t>
+      </w:r>
+      <w:r>
+        <w:rPr>
+          <w:sz w:val="22"/>
+          <w:szCs w:val="22"/>
+        </w:rPr>
+        <w:t>ed</w:t>
+      </w:r>
+      <w:r>
+        <w:rPr>
+          <w:sz w:val="22"/>
+          <w:szCs w:val="22"/>
+        </w:rPr>
+        <w:t xml:space="preserve"> the squared error </w:t>
+      </w:r>
+      <w:r>
+        <w:rPr>
+          <w:sz w:val="22"/>
+          <w:szCs w:val="22"/>
+        </w:rPr>
+        <w:t>(</w:t>
+      </w:r>
+      <w:r>
+        <w:rPr>
+          <w:sz w:val="22"/>
+          <w:szCs w:val="22"/>
+        </w:rPr>
+        <w:t>minimised with alternating least squares</w:t>
+      </w:r>
+      <w:r>
+        <w:rPr>
+          <w:sz w:val="22"/>
+          <w:szCs w:val="22"/>
+        </w:rPr>
+        <w:t>)</w:t>
+      </w:r>
+      <w:r>
+        <w:rPr>
+          <w:sz w:val="22"/>
+          <w:szCs w:val="22"/>
+        </w:rPr>
+        <w:t xml:space="preserve"> </w:t>
+      </w:r>
+      <w:r>
+        <w:rPr>
+          <w:sz w:val="22"/>
+          <w:szCs w:val="22"/>
+        </w:rPr>
+        <w:t>with a confidence term that reflects the strength of the evidence behind it.</w:t>
+      </w:r>
+      <w:r>
+        <w:rPr>
+          <w:sz w:val="22"/>
+          <w:szCs w:val="22"/>
+        </w:rPr>
+        <w:t xml:space="preserve"> Furthermore, </w:t>
+      </w:r>
+      <w:proofErr w:type="spellStart"/>
+      <w:r>
+        <w:rPr>
+          <w:sz w:val="22"/>
+          <w:szCs w:val="22"/>
+        </w:rPr>
+        <w:t>Jä</w:t>
+      </w:r>
+      <w:r>
+        <w:rPr>
+          <w:sz w:val="22"/>
+          <w:szCs w:val="22"/>
+        </w:rPr>
+        <w:t>r</w:t>
+      </w:r>
+      <w:r>
+        <w:rPr>
+          <w:sz w:val="22"/>
+          <w:szCs w:val="22"/>
+        </w:rPr>
+        <w:t>velin</w:t>
+      </w:r>
+      <w:proofErr w:type="spellEnd"/>
+      <w:r>
+        <w:rPr>
+          <w:sz w:val="22"/>
+          <w:szCs w:val="22"/>
+        </w:rPr>
+        <w:t xml:space="preserve"> and Kekäläinen (2002)</w:t>
+      </w:r>
+      <w:r>
+        <w:rPr>
+          <w:sz w:val="22"/>
+          <w:szCs w:val="22"/>
+        </w:rPr>
+        <w:t xml:space="preserve"> propose that the </w:t>
+      </w:r>
+      <w:r>
+        <w:rPr>
+          <w:sz w:val="22"/>
+          <w:szCs w:val="22"/>
+        </w:rPr>
+        <w:t>positions earlier in a sequence should matter more than the positions later in the sequence</w:t>
+      </w:r>
+      <w:r>
+        <w:rPr>
+          <w:sz w:val="22"/>
+          <w:szCs w:val="22"/>
+        </w:rPr>
+        <w:t xml:space="preserve"> (applying a logarithmic discount over rank)</w:t>
+      </w:r>
+      <w:r>
+        <w:rPr>
+          <w:sz w:val="22"/>
+          <w:szCs w:val="22"/>
+        </w:rPr>
+        <w:t xml:space="preserve">, combined with the dwell-time findings of </w:t>
       </w:r>
       <w:r>
         <w:rPr>
@@ -2533,7 +4266,137 @@
           <w:sz w:val="22"/>
           <w:szCs w:val="22"/>
         </w:rPr>
-        <w:t xml:space="preserve"> propose</w:t>
+        <w:t xml:space="preserve"> and the historical skip rate defined in 3.</w:t>
+      </w:r>
+      <w:r>
+        <w:rPr>
+          <w:sz w:val="22"/>
+          <w:szCs w:val="22"/>
+        </w:rPr>
+        <w:t>1</w:t>
+      </w:r>
+      <w:r>
+        <w:rPr>
+          <w:sz w:val="22"/>
+          <w:szCs w:val="22"/>
+        </w:rPr>
+        <w:t>.</w:t>
+      </w:r>
+      <w:r>
+        <w:rPr>
+          <w:sz w:val="22"/>
+          <w:szCs w:val="22"/>
+        </w:rPr>
+        <w:t>6</w:t>
+      </w:r>
+      <w:r>
+        <w:rPr>
+          <w:sz w:val="22"/>
+          <w:szCs w:val="22"/>
+        </w:rPr>
+        <w:t xml:space="preserve"> we can capture the strength of each of the signals.</w:t>
+      </w:r>
+      <w:r>
+        <w:rPr>
+          <w:sz w:val="22"/>
+          <w:szCs w:val="22"/>
+        </w:rPr>
+        <w:t xml:space="preserve"> These pieces of literature provide the groundwork for the custom loss, PWTS proposed in Section 3.2.3</w:t>
+      </w:r>
+      <w:r>
+        <w:rPr>
+          <w:sz w:val="22"/>
+          <w:szCs w:val="22"/>
+        </w:rPr>
+        <w:t>.</w:t>
+      </w:r>
+    </w:p>
+    <w:p>
+      <w:pPr>
+        <w:rPr>
+          <w:sz w:val="22"/>
+          <w:szCs w:val="22"/>
+        </w:rPr>
+      </w:pPr>
+    </w:p>
+    <w:p>
+      <w:pPr>
+        <w:pStyle w:val="Subtitle"/>
+      </w:pPr>
+      <w:r>
+        <w:t>2.7 Evaluation &amp; Testing</w:t>
+      </w:r>
+    </w:p>
+    <w:p>
+      <w:pPr>
+        <w:rPr>
+          <w:sz w:val="22"/>
+          <w:szCs w:val="22"/>
+        </w:rPr>
+      </w:pPr>
+    </w:p>
+    <w:p>
+      <w:pPr>
+        <w:rPr>
+          <w:sz w:val="22"/>
+          <w:szCs w:val="22"/>
+        </w:rPr>
+      </w:pPr>
+      <w:r>
+        <w:rPr>
+          <w:sz w:val="22"/>
+          <w:szCs w:val="22"/>
+        </w:rPr>
+        <w:t xml:space="preserve">Ranking tasks are typically evaluated using the area under the ROC curve, computed from the Mann-Whitney rank statistic </w:t>
+      </w:r>
+      <w:r>
+        <w:rPr>
+          <w:sz w:val="22"/>
+          <w:szCs w:val="22"/>
+        </w:rPr>
+        <w:t>Hanl</w:t>
+      </w:r>
+      <w:r>
+        <w:rPr>
+          <w:sz w:val="22"/>
+          <w:szCs w:val="22"/>
+        </w:rPr>
+        <w:t>e</w:t>
+      </w:r>
+      <w:r>
+        <w:rPr>
+          <w:sz w:val="22"/>
+          <w:szCs w:val="22"/>
+        </w:rPr>
+        <w:t>y and McNeil (1982)</w:t>
+      </w:r>
+      <w:r>
+        <w:rPr>
+          <w:sz w:val="22"/>
+          <w:szCs w:val="22"/>
+        </w:rPr>
+        <w:t xml:space="preserve"> and is scored over all outputs at once. </w:t>
+      </w:r>
+      <w:r>
+        <w:rPr>
+          <w:sz w:val="22"/>
+          <w:szCs w:val="22"/>
+        </w:rPr>
+        <w:t>Zhu et al. (201</w:t>
+      </w:r>
+      <w:r>
+        <w:rPr>
+          <w:sz w:val="22"/>
+          <w:szCs w:val="22"/>
+        </w:rPr>
+        <w:t>7</w:t>
+      </w:r>
+      <w:r>
+        <w:rPr>
+          <w:sz w:val="22"/>
+          <w:szCs w:val="22"/>
+        </w:rPr>
+        <w:t>)</w:t>
       </w:r>
       <w:r>
         <w:rPr>
@@ -2547,35 +4410,110 @@
           <w:sz w:val="22"/>
           <w:szCs w:val="22"/>
         </w:rPr>
-        <w:t xml:space="preserve">that dwell time </w:t>
-      </w:r>
-      <w:r>
-        <w:rPr>
-          <w:sz w:val="22"/>
-          <w:szCs w:val="22"/>
-        </w:rPr>
-        <w:t>(</w:t>
-      </w:r>
-      <w:r>
-        <w:rPr>
-          <w:sz w:val="22"/>
-          <w:szCs w:val="22"/>
-        </w:rPr>
-        <w:t>the amount of time a user ‘dwells’ on a particular item</w:t>
-      </w:r>
-      <w:r>
-        <w:rPr>
-          <w:sz w:val="22"/>
-          <w:szCs w:val="22"/>
-        </w:rPr>
-        <w:t>)</w:t>
-      </w:r>
-      <w:r>
-        <w:rPr>
-          <w:sz w:val="22"/>
-          <w:szCs w:val="22"/>
-        </w:rPr>
-        <w:t xml:space="preserve"> is valuable information and provides more to the model than a simple binary interaction.</w:t>
+        <w:t xml:space="preserve">establish the convention of calculating a user weighted AUC which quantifies the quality of </w:t>
+      </w:r>
+      <w:r>
+        <w:rPr>
+          <w:sz w:val="22"/>
+          <w:szCs w:val="22"/>
+        </w:rPr>
+        <w:lastRenderedPageBreak/>
+        <w:t xml:space="preserve">intra-user order by averaging the user weighted scores over all users. </w:t>
+      </w:r>
+      <w:r>
+        <w:rPr>
+          <w:sz w:val="22"/>
+          <w:szCs w:val="22"/>
+        </w:rPr>
+        <w:t xml:space="preserve"> This issue applies directly to queue reordering, with ordering decisions being made in a single session and is applied in Section 5.</w:t>
+      </w:r>
+      <w:r>
+        <w:rPr>
+          <w:sz w:val="22"/>
+          <w:szCs w:val="22"/>
+        </w:rPr>
+        <w:t>2</w:t>
+      </w:r>
+      <w:r>
+        <w:rPr>
+          <w:sz w:val="22"/>
+          <w:szCs w:val="22"/>
+        </w:rPr>
+        <w:t>.</w:t>
+      </w:r>
+    </w:p>
+    <w:p>
+      <w:pPr>
+        <w:rPr>
+          <w:sz w:val="22"/>
+          <w:szCs w:val="22"/>
+        </w:rPr>
+      </w:pPr>
+    </w:p>
+    <w:p>
+      <w:pPr>
+        <w:rPr>
+          <w:sz w:val="22"/>
+          <w:szCs w:val="22"/>
+        </w:rPr>
+      </w:pPr>
+      <w:r>
+        <w:rPr>
+          <w:sz w:val="22"/>
+          <w:szCs w:val="22"/>
+        </w:rPr>
+        <w:t>AUC by session, however</w:t>
+      </w:r>
+      <w:r>
+        <w:rPr>
+          <w:sz w:val="22"/>
+          <w:szCs w:val="22"/>
+        </w:rPr>
+        <w:t>,</w:t>
+      </w:r>
+      <w:r>
+        <w:rPr>
+          <w:sz w:val="22"/>
+          <w:szCs w:val="22"/>
+        </w:rPr>
+        <w:t xml:space="preserve"> has limitations in this application as not all positions should be treated equally as put forward by </w:t>
+      </w:r>
+      <w:proofErr w:type="spellStart"/>
+      <w:r>
+        <w:rPr>
+          <w:sz w:val="22"/>
+          <w:szCs w:val="22"/>
+        </w:rPr>
+        <w:t>Jä</w:t>
+      </w:r>
+      <w:r>
+        <w:rPr>
+          <w:sz w:val="22"/>
+          <w:szCs w:val="22"/>
+        </w:rPr>
+        <w:t>r</w:t>
+      </w:r>
+      <w:r>
+        <w:rPr>
+          <w:sz w:val="22"/>
+          <w:szCs w:val="22"/>
+        </w:rPr>
+        <w:t>velin</w:t>
+      </w:r>
+      <w:proofErr w:type="spellEnd"/>
+      <w:r>
+        <w:rPr>
+          <w:sz w:val="22"/>
+          <w:szCs w:val="22"/>
+        </w:rPr>
+        <w:t xml:space="preserve"> and Kekäläinen (2002)</w:t>
+      </w:r>
+      <w:r>
+        <w:rPr>
+          <w:sz w:val="22"/>
+          <w:szCs w:val="22"/>
+        </w:rPr>
+        <w:t>.</w:t>
       </w:r>
       <w:r>
         <w:rPr>
@@ -2589,119 +4527,58 @@
           <w:sz w:val="22"/>
           <w:szCs w:val="22"/>
         </w:rPr>
-        <w:t>W</w:t>
-      </w:r>
-      <w:r>
-        <w:rPr>
-          <w:sz w:val="22"/>
-          <w:szCs w:val="22"/>
-        </w:rPr>
-        <w:t>u</w:t>
-      </w:r>
-      <w:r>
-        <w:rPr>
-          <w:sz w:val="22"/>
-          <w:szCs w:val="22"/>
-        </w:rPr>
-        <w:t xml:space="preserve"> et al. (2020)</w:t>
-      </w:r>
-      <w:r>
-        <w:rPr>
-          <w:sz w:val="22"/>
-          <w:szCs w:val="22"/>
-        </w:rPr>
-        <w:t xml:space="preserve"> extend this argument by treating unusually short dwell times as actively negative rather than weakly positive. In the context of music streaming, this implies that a track abandoned after four seconds should be treated differently to a track that is skipped after two minutes of listening. The other skip-prediction works outlined in Section 1.5 fail to capture this information and is the inspiration for the inclusion of the time-weight in the PWTS loss function proposed in section 3.2.</w:t>
-      </w:r>
-      <w:r>
-        <w:rPr>
-          <w:sz w:val="22"/>
-          <w:szCs w:val="22"/>
-        </w:rPr>
-        <w:t>3</w:t>
-      </w:r>
-      <w:r>
-        <w:rPr>
-          <w:sz w:val="22"/>
-          <w:szCs w:val="22"/>
-        </w:rPr>
-        <w:t>.</w:t>
-      </w:r>
-    </w:p>
-    <w:p>
-      <w:pPr>
-        <w:rPr>
-          <w:sz w:val="22"/>
-          <w:szCs w:val="22"/>
-        </w:rPr>
-      </w:pPr>
-    </w:p>
-    <w:p>
-      <w:pPr>
-        <w:pStyle w:val="Subtitle"/>
-      </w:pPr>
-      <w:r>
-        <w:t>2.3 Data C</w:t>
-      </w:r>
-      <w:r>
-        <w:t>ollection &amp; Processing</w:t>
-      </w:r>
-    </w:p>
-    <w:p>
-      <w:pPr>
-        <w:rPr>
-          <w:sz w:val="22"/>
-          <w:szCs w:val="22"/>
-        </w:rPr>
-      </w:pPr>
-    </w:p>
-    <w:p>
-      <w:pPr>
-        <w:rPr>
-          <w:sz w:val="22"/>
-          <w:szCs w:val="22"/>
-        </w:rPr>
-      </w:pPr>
-      <w:r>
-        <w:rPr>
-          <w:sz w:val="22"/>
-          <w:szCs w:val="22"/>
-        </w:rPr>
-        <w:t xml:space="preserve">Other works carried out on the topic of skip prediction has largely used the Music Streaming Sessions Dataset (MSSD), </w:t>
-      </w:r>
-      <w:r>
-        <w:rPr>
-          <w:sz w:val="22"/>
-          <w:szCs w:val="22"/>
-        </w:rPr>
-        <w:t>Brost et al. (2019),</w:t>
-      </w:r>
-      <w:r>
-        <w:rPr>
-          <w:sz w:val="22"/>
-          <w:szCs w:val="22"/>
-        </w:rPr>
-        <w:t xml:space="preserve"> published in conjunction with the W</w:t>
-      </w:r>
-      <w:r>
-        <w:rPr>
-          <w:sz w:val="22"/>
-          <w:szCs w:val="22"/>
-        </w:rPr>
-        <w:t>SD</w:t>
-      </w:r>
-      <w:r>
-        <w:rPr>
-          <w:sz w:val="22"/>
-          <w:szCs w:val="22"/>
-        </w:rPr>
-        <w:t>M 2019 challenge</w:t>
-      </w:r>
-      <w:r>
-        <w:rPr>
-          <w:sz w:val="22"/>
-          <w:szCs w:val="22"/>
-        </w:rPr>
-        <w:t xml:space="preserve"> </w:t>
+        <w:t>E</w:t>
+      </w:r>
+      <w:r>
+        <w:rPr>
+          <w:sz w:val="22"/>
+          <w:szCs w:val="22"/>
+        </w:rPr>
+        <w:t>valuating evenly over the whole set of remaining songs in a queue does not produce a score that reflects the improvement of listening experience. Therefore NDCG@5 is used as the primary selection metric as it weigh</w:t>
+      </w:r>
+      <w:r>
+        <w:rPr>
+          <w:sz w:val="22"/>
+          <w:szCs w:val="22"/>
+        </w:rPr>
+        <w:t>ts</w:t>
+      </w:r>
+      <w:r>
+        <w:rPr>
+          <w:sz w:val="22"/>
+          <w:szCs w:val="22"/>
+        </w:rPr>
+        <w:t xml:space="preserve"> the earlier positions higher in the scoring process.</w:t>
+      </w:r>
+    </w:p>
+    <w:p>
+      <w:pPr>
+        <w:rPr>
+          <w:sz w:val="22"/>
+          <w:szCs w:val="22"/>
+        </w:rPr>
+      </w:pPr>
+    </w:p>
+    <w:p>
+      <w:pPr>
+        <w:rPr>
+          <w:sz w:val="22"/>
+          <w:szCs w:val="22"/>
+        </w:rPr>
+      </w:pPr>
+      <w:r>
+        <w:rPr>
+          <w:sz w:val="22"/>
+          <w:szCs w:val="22"/>
+        </w:rPr>
+        <w:t xml:space="preserve">The decision to evaluate each sequential model over an average of five randomly selected seeds is reinforced by the work </w:t>
+      </w:r>
+      <w:r>
+        <w:rPr>
+          <w:sz w:val="22"/>
+          <w:szCs w:val="22"/>
+        </w:rPr>
+        <w:t xml:space="preserve">of Reimers and </w:t>
       </w:r>
       <w:proofErr w:type="spellStart"/>
       <w:r>
@@ -2709,7 +4586,7 @@
           <w:sz w:val="22"/>
           <w:szCs w:val="22"/>
         </w:rPr>
-        <w:t>AICrowd</w:t>
+        <w:t>Gurevych</w:t>
       </w:r>
       <w:proofErr w:type="spellEnd"/>
       <w:r>
@@ -2717,108 +4594,14 @@
           <w:sz w:val="22"/>
           <w:szCs w:val="22"/>
         </w:rPr>
-        <w:t xml:space="preserve"> (2019)</w:t>
-      </w:r>
-      <w:r>
-        <w:rPr>
-          <w:sz w:val="22"/>
-          <w:szCs w:val="22"/>
-        </w:rPr>
-        <w:t xml:space="preserve">. This challenge proposed the task format on which subsequent research has converged upon. That is that sessions are divided into an observed portion (played tracks/context) and a held-out portion (unplayed tracks/query), with the model predicting skipping behaviour in the </w:t>
-      </w:r>
-      <w:r>
-        <w:rPr>
-          <w:sz w:val="22"/>
-          <w:szCs w:val="22"/>
-        </w:rPr>
-        <w:lastRenderedPageBreak/>
-        <w:t xml:space="preserve">second given the observed behaviour in the first. This dataset was withdrawn from public access in </w:t>
-      </w:r>
-      <w:r>
-        <w:rPr>
-          <w:sz w:val="22"/>
-          <w:szCs w:val="22"/>
-        </w:rPr>
-        <w:t>Ju</w:t>
-      </w:r>
-      <w:r>
-        <w:rPr>
-          <w:sz w:val="22"/>
-          <w:szCs w:val="22"/>
-        </w:rPr>
-        <w:t>ly</w:t>
-      </w:r>
-      <w:r>
-        <w:rPr>
-          <w:sz w:val="22"/>
-          <w:szCs w:val="22"/>
-        </w:rPr>
-        <w:t xml:space="preserve"> 2024, </w:t>
-      </w:r>
-      <w:r>
-        <w:rPr>
-          <w:sz w:val="22"/>
-          <w:szCs w:val="22"/>
-        </w:rPr>
-        <w:t>resulting in this research using the more limited dataset collected independently from volunteers as outlined in section 3.1.1.</w:t>
-      </w:r>
-    </w:p>
-    <w:p>
-      <w:pPr>
-        <w:rPr>
-          <w:sz w:val="22"/>
-          <w:szCs w:val="22"/>
-        </w:rPr>
-      </w:pPr>
-    </w:p>
-    <w:p>
-      <w:pPr>
-        <w:rPr>
-          <w:sz w:val="22"/>
-          <w:szCs w:val="22"/>
-        </w:rPr>
-      </w:pPr>
-      <w:r>
-        <w:rPr>
-          <w:sz w:val="22"/>
-          <w:szCs w:val="22"/>
-        </w:rPr>
-        <w:t>The construction of the sessions from a raw listening history requires that the sessions be split upon rules dictating when they start and finish. The widely used convention of thirty minutes being used as the standard length of time to indicate</w:t>
-      </w:r>
-      <w:r>
-        <w:rPr>
-          <w:sz w:val="22"/>
-          <w:szCs w:val="22"/>
-        </w:rPr>
-        <w:t xml:space="preserve"> online</w:t>
-      </w:r>
-      <w:r>
-        <w:rPr>
-          <w:sz w:val="22"/>
-          <w:szCs w:val="22"/>
-        </w:rPr>
-        <w:t xml:space="preserve"> inactivity</w:t>
-      </w:r>
-      <w:r>
-        <w:rPr>
-          <w:sz w:val="22"/>
-          <w:szCs w:val="22"/>
-        </w:rPr>
-        <w:t>,</w:t>
-      </w:r>
-      <w:r>
-        <w:rPr>
-          <w:sz w:val="22"/>
-          <w:szCs w:val="22"/>
-        </w:rPr>
-        <w:t xml:space="preserve"> originates from work carried out by </w:t>
-      </w:r>
-      <w:r>
-        <w:rPr>
-          <w:sz w:val="22"/>
-          <w:szCs w:val="22"/>
-        </w:rPr>
-        <w:t xml:space="preserve">Catledge and </w:t>
+        <w:t xml:space="preserve"> (2017),</w:t>
+      </w:r>
+      <w:r>
+        <w:rPr>
+          <w:sz w:val="22"/>
+          <w:szCs w:val="22"/>
+        </w:rPr>
+        <w:t xml:space="preserve"> who found that </w:t>
       </w:r>
       <w:proofErr w:type="spellStart"/>
       <w:r>
@@ -2826,7 +4609,7 @@
           <w:sz w:val="22"/>
           <w:szCs w:val="22"/>
         </w:rPr>
-        <w:t>Pitkow</w:t>
+        <w:t>randomselection</w:t>
       </w:r>
       <w:proofErr w:type="spellEnd"/>
       <w:r>
@@ -2834,1418 +4617,7 @@
           <w:sz w:val="22"/>
           <w:szCs w:val="22"/>
         </w:rPr>
-        <w:t xml:space="preserve"> (1995).</w:t>
-      </w:r>
-    </w:p>
-    <w:p>
-      <w:pPr>
-        <w:rPr>
-          <w:sz w:val="22"/>
-          <w:szCs w:val="22"/>
-        </w:rPr>
-      </w:pPr>
-    </w:p>
-    <w:p>
-      <w:pPr>
-        <w:rPr>
-          <w:sz w:val="22"/>
-          <w:szCs w:val="22"/>
-        </w:rPr>
-      </w:pPr>
-      <w:r>
-        <w:rPr>
-          <w:sz w:val="22"/>
-          <w:szCs w:val="22"/>
-        </w:rPr>
-        <w:t>Meggetto et al. (2023),</w:t>
-      </w:r>
-      <w:r>
-        <w:rPr>
-          <w:sz w:val="22"/>
-          <w:szCs w:val="22"/>
-        </w:rPr>
-        <w:t xml:space="preserve"> while investigating the importance of each feature on the MSSD identified a temporal data leakage in two of its features</w:t>
-      </w:r>
-      <w:r>
-        <w:rPr>
-          <w:sz w:val="22"/>
-          <w:szCs w:val="22"/>
-        </w:rPr>
-        <w:t xml:space="preserve">: </w:t>
-      </w:r>
-      <w:r>
-        <w:rPr>
-          <w:sz w:val="22"/>
-          <w:szCs w:val="22"/>
-        </w:rPr>
-        <w:t>the length of the session and the reason the track end</w:t>
-      </w:r>
-      <w:r>
-        <w:rPr>
-          <w:sz w:val="22"/>
-          <w:szCs w:val="22"/>
-        </w:rPr>
-        <w:t>s</w:t>
-      </w:r>
-      <w:r>
-        <w:rPr>
-          <w:sz w:val="22"/>
-          <w:szCs w:val="22"/>
-        </w:rPr>
-        <w:t>. Both features supply the model with data that no live system could possess. This informs both the causal construction of the historical skip rate defined in Section 3.1.6 and the detection of the leak in the pipeline reported in Section 4.4.</w:t>
-      </w:r>
-    </w:p>
-    <w:p>
-      <w:pPr>
-        <w:rPr>
-          <w:sz w:val="22"/>
-          <w:szCs w:val="22"/>
-        </w:rPr>
-      </w:pPr>
-    </w:p>
-    <w:p>
-      <w:pPr>
-        <w:rPr>
-          <w:sz w:val="22"/>
-          <w:szCs w:val="22"/>
-        </w:rPr>
-      </w:pPr>
-      <w:r>
-        <w:rPr>
-          <w:sz w:val="22"/>
-          <w:szCs w:val="22"/>
-        </w:rPr>
-        <w:t xml:space="preserve">The concern of temporal data leakage also applies when splitting the dataset into the training, validation and testing sets. In work carried out </w:t>
-      </w:r>
-      <w:r>
-        <w:rPr>
-          <w:sz w:val="22"/>
-          <w:szCs w:val="22"/>
-        </w:rPr>
-        <w:t>b</w:t>
-      </w:r>
-      <w:r>
-        <w:rPr>
-          <w:sz w:val="22"/>
-          <w:szCs w:val="22"/>
-        </w:rPr>
-        <w:t xml:space="preserve">y </w:t>
-      </w:r>
-      <w:r>
-        <w:rPr>
-          <w:sz w:val="22"/>
-          <w:szCs w:val="22"/>
-        </w:rPr>
-        <w:t>Meng et al. (2020),</w:t>
-      </w:r>
-      <w:r>
-        <w:rPr>
-          <w:sz w:val="22"/>
-          <w:szCs w:val="22"/>
-        </w:rPr>
-        <w:t xml:space="preserve"> it is demonstrated that datasets that have been randomly split, allow</w:t>
-      </w:r>
-      <w:r>
-        <w:rPr>
-          <w:sz w:val="22"/>
-          <w:szCs w:val="22"/>
-        </w:rPr>
-        <w:t>ing</w:t>
-      </w:r>
-      <w:r>
-        <w:rPr>
-          <w:sz w:val="22"/>
-          <w:szCs w:val="22"/>
-        </w:rPr>
-        <w:t xml:space="preserve"> a model to be trained on interactions that occur after those it is evaluated on. This supports the decision to split the dataset chronologically </w:t>
-      </w:r>
-      <w:r>
-        <w:rPr>
-          <w:sz w:val="22"/>
-          <w:szCs w:val="22"/>
-        </w:rPr>
-        <w:t xml:space="preserve">and </w:t>
-      </w:r>
-      <w:r>
-        <w:rPr>
-          <w:sz w:val="22"/>
-          <w:szCs w:val="22"/>
-        </w:rPr>
-        <w:t>per-user.</w:t>
-      </w:r>
-    </w:p>
-    <w:p>
-      <w:pPr>
-        <w:rPr>
-          <w:sz w:val="22"/>
-          <w:szCs w:val="22"/>
-        </w:rPr>
-      </w:pPr>
-    </w:p>
-    <w:p>
-      <w:pPr>
-        <w:pStyle w:val="Subtitle"/>
-      </w:pPr>
-      <w:r>
-        <w:t xml:space="preserve">2.4 The </w:t>
-      </w:r>
-      <w:r>
-        <w:t xml:space="preserve">Usable </w:t>
-      </w:r>
-      <w:r>
-        <w:t>Reasons Behind a Skip</w:t>
-      </w:r>
-    </w:p>
-    <w:p/>
-    <w:p>
-      <w:pPr>
-        <w:rPr>
-          <w:sz w:val="22"/>
-          <w:szCs w:val="22"/>
-        </w:rPr>
-      </w:pPr>
-      <w:r>
-        <w:rPr>
-          <w:sz w:val="22"/>
-          <w:szCs w:val="22"/>
-        </w:rPr>
-        <w:t>In this research, t</w:t>
-      </w:r>
-      <w:r>
-        <w:rPr>
-          <w:sz w:val="22"/>
-          <w:szCs w:val="22"/>
-        </w:rPr>
-        <w:t>he decision of what is used to inform the model about whether a track will be skipped or not</w:t>
-      </w:r>
-      <w:r>
-        <w:rPr>
-          <w:sz w:val="22"/>
-          <w:szCs w:val="22"/>
-        </w:rPr>
-        <w:t>, is answered in two parts. Firstly, which observable properties of the track, session or listener provide useful information and secondly, which of these observations are available to every track in the unplayed portion of the session.</w:t>
-      </w:r>
-    </w:p>
-    <w:p>
-      <w:pPr>
-        <w:rPr>
-          <w:sz w:val="22"/>
-          <w:szCs w:val="22"/>
-        </w:rPr>
-      </w:pPr>
-    </w:p>
-    <w:p>
-      <w:pPr>
-        <w:rPr>
-          <w:sz w:val="22"/>
-          <w:szCs w:val="22"/>
-        </w:rPr>
-      </w:pPr>
-      <w:r>
-        <w:rPr>
-          <w:sz w:val="22"/>
-          <w:szCs w:val="22"/>
-        </w:rPr>
-        <w:t xml:space="preserve">The research carried out </w:t>
-      </w:r>
-      <w:r>
-        <w:rPr>
-          <w:sz w:val="22"/>
-          <w:szCs w:val="22"/>
-        </w:rPr>
-        <w:t>b</w:t>
-      </w:r>
-      <w:r>
-        <w:rPr>
-          <w:sz w:val="22"/>
-          <w:szCs w:val="22"/>
-        </w:rPr>
-        <w:t xml:space="preserve">y </w:t>
-      </w:r>
-      <w:r>
-        <w:rPr>
-          <w:sz w:val="22"/>
-          <w:szCs w:val="22"/>
-        </w:rPr>
-        <w:t>Meggetto et al. (2023)</w:t>
-      </w:r>
-      <w:r>
-        <w:rPr>
-          <w:sz w:val="22"/>
-          <w:szCs w:val="22"/>
-        </w:rPr>
-        <w:t xml:space="preserve"> attempts to provide an answer to the first part. They did so by estimating feature importance using SHAP and then validating</w:t>
-      </w:r>
-      <w:r>
-        <w:rPr>
-          <w:sz w:val="22"/>
-          <w:szCs w:val="22"/>
-        </w:rPr>
-        <w:t xml:space="preserve"> by ablation, removing one feature category at a time</w:t>
-      </w:r>
-      <w:r>
-        <w:rPr>
-          <w:sz w:val="22"/>
-          <w:szCs w:val="22"/>
-        </w:rPr>
-        <w:t xml:space="preserve">. They </w:t>
-      </w:r>
-      <w:r>
-        <w:rPr>
-          <w:sz w:val="22"/>
-          <w:szCs w:val="22"/>
-        </w:rPr>
-        <w:t>then carrying out paired t-tests on the resulting change in accuracy. The removal of the reason a track started cost</w:t>
-      </w:r>
-      <w:r>
-        <w:rPr>
-          <w:sz w:val="22"/>
-          <w:szCs w:val="22"/>
-        </w:rPr>
-        <w:t>ed</w:t>
-      </w:r>
-      <w:r>
-        <w:rPr>
-          <w:sz w:val="22"/>
-          <w:szCs w:val="22"/>
-        </w:rPr>
-        <w:t xml:space="preserve"> 28% of the mean accuracy, the largest cost by far. In addition to this result</w:t>
-      </w:r>
-      <w:r>
-        <w:rPr>
-          <w:sz w:val="22"/>
-          <w:szCs w:val="22"/>
-        </w:rPr>
-        <w:t>,</w:t>
-      </w:r>
-      <w:r>
-        <w:rPr>
-          <w:sz w:val="22"/>
-          <w:szCs w:val="22"/>
-        </w:rPr>
-        <w:t xml:space="preserve"> they found that removing the content features (audio features) had no significant change on the accuracy.</w:t>
-      </w:r>
-    </w:p>
-    <w:p>
-      <w:pPr>
-        <w:rPr>
-          <w:sz w:val="22"/>
-          <w:szCs w:val="22"/>
-        </w:rPr>
-      </w:pPr>
-    </w:p>
-    <w:p>
-      <w:pPr>
-        <w:rPr>
-          <w:sz w:val="22"/>
-          <w:szCs w:val="22"/>
-        </w:rPr>
-      </w:pPr>
-      <w:r>
-        <w:rPr>
-          <w:sz w:val="22"/>
-          <w:szCs w:val="22"/>
-        </w:rPr>
-        <w:t xml:space="preserve">This work contradicts prior work with </w:t>
-      </w:r>
-      <w:r>
-        <w:rPr>
-          <w:sz w:val="22"/>
-          <w:szCs w:val="22"/>
-        </w:rPr>
-        <w:t>van den Oord et al. (2013)</w:t>
-      </w:r>
-      <w:r>
-        <w:rPr>
-          <w:sz w:val="22"/>
-          <w:szCs w:val="22"/>
-        </w:rPr>
-        <w:t xml:space="preserve"> demonstrating the positive effect of content-based features in music recommendation and </w:t>
-      </w:r>
-      <w:r>
-        <w:rPr>
-          <w:sz w:val="22"/>
-          <w:szCs w:val="22"/>
-        </w:rPr>
-        <w:t>Oramas et al. (2017)</w:t>
-      </w:r>
-      <w:r>
-        <w:rPr>
-          <w:sz w:val="22"/>
-          <w:szCs w:val="22"/>
-        </w:rPr>
-        <w:t xml:space="preserve"> showing that audio features contribute when combined with other categories while being insignificant alone. The work of </w:t>
-      </w:r>
-      <w:r>
-        <w:rPr>
-          <w:sz w:val="22"/>
-          <w:szCs w:val="22"/>
-        </w:rPr>
-        <w:t>Jin and Lee (2024)</w:t>
-      </w:r>
-      <w:r>
-        <w:rPr>
-          <w:sz w:val="22"/>
-          <w:szCs w:val="22"/>
-        </w:rPr>
-        <w:t xml:space="preserve"> also support this, demonstrating that a combination of audio features and contextual features produce a more accurate prediction than contextual features alone. This research does not attempt to resolve this </w:t>
-      </w:r>
-      <w:r>
-        <w:rPr>
-          <w:sz w:val="22"/>
-          <w:szCs w:val="22"/>
-        </w:rPr>
-        <w:t>dispute,</w:t>
-      </w:r>
-      <w:r>
-        <w:rPr>
-          <w:sz w:val="22"/>
-          <w:szCs w:val="22"/>
-        </w:rPr>
-        <w:t xml:space="preserve"> choosing to include the available audio features combined with behavioural and contextual features.</w:t>
-      </w:r>
-    </w:p>
-    <w:p>
-      <w:pPr>
-        <w:rPr>
-          <w:sz w:val="22"/>
-          <w:szCs w:val="22"/>
-        </w:rPr>
-      </w:pPr>
-    </w:p>
-    <w:p>
-      <w:pPr>
-        <w:rPr>
-          <w:sz w:val="22"/>
-          <w:szCs w:val="22"/>
-        </w:rPr>
-      </w:pPr>
-      <w:r>
-        <w:rPr>
-          <w:sz w:val="22"/>
-          <w:szCs w:val="22"/>
-        </w:rPr>
-        <w:t xml:space="preserve">The second part of this decision is not as widely disputed. Upon analysing the input features provided by the MSSD, </w:t>
-      </w:r>
-      <w:r>
-        <w:rPr>
-          <w:sz w:val="22"/>
-          <w:szCs w:val="22"/>
-        </w:rPr>
-        <w:t>Meggetto et al. (2023)</w:t>
-      </w:r>
-      <w:r>
-        <w:rPr>
-          <w:sz w:val="22"/>
-          <w:szCs w:val="22"/>
-        </w:rPr>
-        <w:t xml:space="preserve"> removed two features (session length &amp; reason end) due to temporal data leakage</w:t>
-      </w:r>
-      <w:r>
-        <w:rPr>
-          <w:sz w:val="22"/>
-          <w:szCs w:val="22"/>
-        </w:rPr>
-        <w:t>. The reason a track began was retained as an input as this is applicable to the task outlined in their research, predicting the skip outcome of just the very next track. This research argues that this does not provide any use to the listener, beyond selecting a random song to take its place if it is predicted as a skip. To aid improvement of the listening experience this research ranks all remaining tracks in the queue to place the track with the lowest skip probability as the next track. The reason a track begins is unknown to all unplayed tracks as it is dependent on the track preceding it to finish</w:t>
-      </w:r>
-      <w:r>
-        <w:rPr>
-          <w:sz w:val="22"/>
-          <w:szCs w:val="22"/>
-        </w:rPr>
-        <w:t>. T</w:t>
-      </w:r>
-      <w:r>
-        <w:rPr>
-          <w:sz w:val="22"/>
-          <w:szCs w:val="22"/>
-        </w:rPr>
-        <w:t>herefore</w:t>
-      </w:r>
-      <w:r>
-        <w:rPr>
-          <w:sz w:val="22"/>
-          <w:szCs w:val="22"/>
-        </w:rPr>
-        <w:t>,</w:t>
-      </w:r>
-      <w:r>
-        <w:rPr>
-          <w:sz w:val="22"/>
-          <w:szCs w:val="22"/>
-        </w:rPr>
-        <w:t xml:space="preserve"> it was removed as a feature for this model.</w:t>
-      </w:r>
-    </w:p>
-    <w:p>
-      <w:pPr>
-        <w:rPr>
-          <w:sz w:val="22"/>
-          <w:szCs w:val="22"/>
-        </w:rPr>
-      </w:pPr>
-    </w:p>
-    <w:p>
-      <w:pPr>
-        <w:rPr>
-          <w:sz w:val="22"/>
-          <w:szCs w:val="22"/>
-        </w:rPr>
-      </w:pPr>
-      <w:r>
-        <w:rPr>
-          <w:sz w:val="22"/>
-          <w:szCs w:val="22"/>
-        </w:rPr>
-        <w:t xml:space="preserve">This decision is reinforced by the concept of train/serve skew outlined by </w:t>
-      </w:r>
-      <w:r>
-        <w:rPr>
-          <w:sz w:val="22"/>
-          <w:szCs w:val="22"/>
-        </w:rPr>
-        <w:t>Zinkevich (2017)</w:t>
-      </w:r>
-      <w:r>
-        <w:rPr>
-          <w:sz w:val="22"/>
-          <w:szCs w:val="22"/>
-        </w:rPr>
-        <w:t xml:space="preserve">, in which a model relies on a signal present in the observed training data and is absent at inference, thus scoring </w:t>
-      </w:r>
-      <w:r>
-        <w:rPr>
-          <w:sz w:val="22"/>
-          <w:szCs w:val="22"/>
-        </w:rPr>
-        <w:lastRenderedPageBreak/>
-        <w:t xml:space="preserve">well in evaluation while becoming unusable in production. </w:t>
-      </w:r>
-      <w:r>
-        <w:rPr>
-          <w:sz w:val="22"/>
-          <w:szCs w:val="22"/>
-        </w:rPr>
-        <w:t>Xu et al. (2020)</w:t>
-      </w:r>
-      <w:r>
-        <w:rPr>
-          <w:sz w:val="22"/>
-          <w:szCs w:val="22"/>
-        </w:rPr>
-        <w:t xml:space="preserve"> addresses this problem by including the value of these ‘privileged’ features </w:t>
-      </w:r>
-      <w:r>
-        <w:rPr>
-          <w:sz w:val="22"/>
-          <w:szCs w:val="22"/>
-        </w:rPr>
-        <w:t>to train a teacher then removing it to produce a deployable student</w:t>
-      </w:r>
-      <w:r>
-        <w:rPr>
-          <w:sz w:val="22"/>
-          <w:szCs w:val="22"/>
-        </w:rPr>
-        <w:t xml:space="preserve">, making it available at training time to aid explanation of interactions between tracks but </w:t>
-      </w:r>
-      <w:r>
-        <w:rPr>
-          <w:sz w:val="22"/>
-          <w:szCs w:val="22"/>
-        </w:rPr>
-        <w:t xml:space="preserve">absent when it comes to evaluation. This route was considered for this </w:t>
-      </w:r>
-      <w:r>
-        <w:rPr>
-          <w:sz w:val="22"/>
-          <w:szCs w:val="22"/>
-        </w:rPr>
-        <w:t>research,</w:t>
-      </w:r>
-      <w:r>
-        <w:rPr>
-          <w:sz w:val="22"/>
-          <w:szCs w:val="22"/>
-        </w:rPr>
-        <w:t xml:space="preserve"> but </w:t>
-      </w:r>
-      <w:r>
-        <w:rPr>
-          <w:sz w:val="22"/>
-          <w:szCs w:val="22"/>
-        </w:rPr>
-        <w:t>the decision was made to focus on the comparison of architectures and loss functions</w:t>
-      </w:r>
-      <w:r>
-        <w:rPr>
-          <w:sz w:val="22"/>
-          <w:szCs w:val="22"/>
-        </w:rPr>
-        <w:t>.</w:t>
-      </w:r>
-    </w:p>
-    <w:p>
-      <w:pPr>
-        <w:rPr>
-          <w:sz w:val="22"/>
-          <w:szCs w:val="22"/>
-        </w:rPr>
-      </w:pPr>
-    </w:p>
-    <w:p>
-      <w:pPr>
-        <w:rPr>
-          <w:sz w:val="22"/>
-          <w:szCs w:val="22"/>
-        </w:rPr>
-      </w:pPr>
-      <w:r>
-        <w:rPr>
-          <w:sz w:val="22"/>
-          <w:szCs w:val="22"/>
-        </w:rPr>
-        <w:t>Th</w:t>
-      </w:r>
-      <w:r>
-        <w:rPr>
-          <w:sz w:val="22"/>
-          <w:szCs w:val="22"/>
-        </w:rPr>
-        <w:t xml:space="preserve">e </w:t>
-      </w:r>
-      <w:r>
-        <w:rPr>
-          <w:sz w:val="22"/>
-          <w:szCs w:val="22"/>
-        </w:rPr>
-        <w:t xml:space="preserve">decision to remove the strongest predictor of skipping published in comparable literature harms the results when comparing to similar works. However, it is a crucial decision when considering the </w:t>
-      </w:r>
-      <w:proofErr w:type="spellStart"/>
-      <w:r>
-        <w:rPr>
-          <w:sz w:val="22"/>
-          <w:szCs w:val="22"/>
-        </w:rPr>
-        <w:t>deployability</w:t>
-      </w:r>
-      <w:proofErr w:type="spellEnd"/>
-      <w:r>
-        <w:rPr>
-          <w:sz w:val="22"/>
-          <w:szCs w:val="22"/>
-        </w:rPr>
-        <w:t xml:space="preserve"> and real-life functionality of the model proposed.</w:t>
-      </w:r>
-    </w:p>
-    <w:p>
-      <w:pPr>
-        <w:rPr>
-          <w:sz w:val="22"/>
-          <w:szCs w:val="22"/>
-        </w:rPr>
-      </w:pPr>
-    </w:p>
-    <w:p>
-      <w:pPr>
-        <w:pStyle w:val="Subtitle"/>
-      </w:pPr>
-      <w:r>
-        <w:t>2.5 Sequential Architectures for Session-Based Recommendation</w:t>
-      </w:r>
-    </w:p>
-    <w:p/>
-    <w:p>
-      <w:pPr>
-        <w:rPr>
-          <w:sz w:val="22"/>
-          <w:szCs w:val="22"/>
-        </w:rPr>
-      </w:pPr>
-      <w:r>
-        <w:rPr>
-          <w:sz w:val="22"/>
-          <w:szCs w:val="22"/>
-        </w:rPr>
-        <w:t xml:space="preserve">The inclusion of the sequential architectures in this </w:t>
-      </w:r>
-      <w:r>
-        <w:rPr>
-          <w:sz w:val="22"/>
-          <w:szCs w:val="22"/>
-        </w:rPr>
-        <w:t xml:space="preserve">research is what allows the system to model inter-positional relationships within a session rather than prediction being made with each position treated equally. The use of recurrent networks for session-based recommendation models was established by </w:t>
-      </w:r>
-      <w:r>
-        <w:rPr>
-          <w:sz w:val="22"/>
-          <w:szCs w:val="22"/>
-        </w:rPr>
-        <w:t>Hidasi et al. (2016).</w:t>
-      </w:r>
-      <w:r>
-        <w:rPr>
-          <w:sz w:val="22"/>
-          <w:szCs w:val="22"/>
-        </w:rPr>
-        <w:t xml:space="preserve"> </w:t>
-      </w:r>
-      <w:r>
-        <w:rPr>
-          <w:sz w:val="22"/>
-          <w:szCs w:val="22"/>
-        </w:rPr>
-        <w:t>Adapa (2019)</w:t>
-      </w:r>
-      <w:r>
-        <w:rPr>
-          <w:sz w:val="22"/>
-          <w:szCs w:val="22"/>
-        </w:rPr>
-        <w:t xml:space="preserve"> extended this research using bidirectional LSTMs in the WSDM Cup 2019 challenge. Bidirectionality is not suited for this task as it allows a track’s score to depend on tracks appearing later in the queue, this is why the decision was made to include a unidirectional LSTM model in Section 3.2.1.</w:t>
-      </w:r>
-    </w:p>
-    <w:p>
-      <w:pPr>
-        <w:rPr>
-          <w:sz w:val="22"/>
-          <w:szCs w:val="22"/>
-        </w:rPr>
-      </w:pPr>
-    </w:p>
-    <w:p>
-      <w:pPr>
-        <w:rPr>
-          <w:sz w:val="22"/>
-          <w:szCs w:val="22"/>
-        </w:rPr>
-      </w:pPr>
-      <w:r>
-        <w:rPr>
-          <w:sz w:val="22"/>
-          <w:szCs w:val="22"/>
-        </w:rPr>
-        <w:t xml:space="preserve">The work of </w:t>
-      </w:r>
-      <w:r>
-        <w:rPr>
-          <w:sz w:val="22"/>
-          <w:szCs w:val="22"/>
-        </w:rPr>
-        <w:t>Kang and McAuley (2018)</w:t>
-      </w:r>
-      <w:r>
-        <w:rPr>
-          <w:sz w:val="22"/>
-          <w:szCs w:val="22"/>
-        </w:rPr>
-        <w:t xml:space="preserve"> introduced the use of a Self-Attentive S</w:t>
-      </w:r>
-      <w:r>
-        <w:rPr>
-          <w:sz w:val="22"/>
-          <w:szCs w:val="22"/>
-        </w:rPr>
-        <w:t xml:space="preserve">equential </w:t>
-      </w:r>
-      <w:r>
-        <w:rPr>
-          <w:sz w:val="22"/>
-          <w:szCs w:val="22"/>
-        </w:rPr>
-        <w:t xml:space="preserve">Recommendation </w:t>
-      </w:r>
-      <w:r>
-        <w:rPr>
-          <w:sz w:val="22"/>
-          <w:szCs w:val="22"/>
-        </w:rPr>
-        <w:t>(SASRec) model to replace recurrency, allowing each position to attend all preceding positions weighted by learned relevance</w:t>
-      </w:r>
-      <w:r>
-        <w:rPr>
-          <w:sz w:val="22"/>
-          <w:szCs w:val="22"/>
-        </w:rPr>
-        <w:t>. Then,</w:t>
-      </w:r>
-      <w:r>
-        <w:rPr>
-          <w:sz w:val="22"/>
-          <w:szCs w:val="22"/>
-        </w:rPr>
-        <w:t xml:space="preserve"> a causal mask was implemented preventing any position attending its own future. </w:t>
-      </w:r>
-      <w:r>
-        <w:rPr>
-          <w:sz w:val="22"/>
-          <w:szCs w:val="22"/>
-        </w:rPr>
-        <w:t>Sun et al. (2019)</w:t>
-      </w:r>
-      <w:r>
-        <w:rPr>
-          <w:sz w:val="22"/>
-          <w:szCs w:val="22"/>
-        </w:rPr>
-        <w:t xml:space="preserve"> removed that constraint with the</w:t>
-      </w:r>
-      <w:r>
-        <w:rPr>
-          <w:sz w:val="22"/>
-          <w:szCs w:val="22"/>
-        </w:rPr>
-        <w:t>ir</w:t>
-      </w:r>
-      <w:r>
-        <w:rPr>
-          <w:sz w:val="22"/>
-          <w:szCs w:val="22"/>
-        </w:rPr>
-        <w:t xml:space="preserve"> proposed model BERT4Rec, which attends positions bidirectionally under a masked-item objective carrying a learned token for positions with a withheld value. As before, the bidirectional attention is unsuitable for this task, but the masking device inspired the use of the three-state status channel defined in Section 3.2.1, where unplayed tracks carry an unknown state rather than being omitted.</w:t>
-      </w:r>
-    </w:p>
-    <w:p>
-      <w:pPr>
-        <w:rPr>
-          <w:sz w:val="22"/>
-          <w:szCs w:val="22"/>
-        </w:rPr>
-      </w:pPr>
-    </w:p>
-    <w:p>
-      <w:pPr>
-        <w:pStyle w:val="Subtitle"/>
-      </w:pPr>
-      <w:r>
-        <w:t>2.6 Loss Functions for Noisy Implicit Feedback</w:t>
-      </w:r>
-    </w:p>
-    <w:p/>
-    <w:p>
-      <w:pPr>
-        <w:rPr>
-          <w:sz w:val="22"/>
-          <w:szCs w:val="22"/>
-        </w:rPr>
-      </w:pPr>
-      <w:r>
-        <w:rPr>
-          <w:sz w:val="22"/>
-          <w:szCs w:val="22"/>
-        </w:rPr>
-        <w:t>All the comparable literature</w:t>
-      </w:r>
-      <w:r>
-        <w:rPr>
-          <w:sz w:val="22"/>
-          <w:szCs w:val="22"/>
-        </w:rPr>
-        <w:t xml:space="preserve"> mentioned so far penalises prediction errors using the unweighted binary cross-entropy loss function. This treats every training row as carrying equal influence over the model.</w:t>
-      </w:r>
-    </w:p>
-    <w:p>
-      <w:pPr>
-        <w:rPr>
-          <w:sz w:val="22"/>
-          <w:szCs w:val="22"/>
-        </w:rPr>
-      </w:pPr>
-    </w:p>
-    <w:p>
-      <w:pPr>
-        <w:rPr>
-          <w:sz w:val="22"/>
-          <w:szCs w:val="22"/>
-        </w:rPr>
-      </w:pPr>
-      <w:r>
-        <w:rPr>
-          <w:sz w:val="22"/>
-          <w:szCs w:val="22"/>
-        </w:rPr>
-        <w:t xml:space="preserve">The work carried out by </w:t>
-      </w:r>
-      <w:r>
-        <w:rPr>
-          <w:sz w:val="22"/>
-          <w:szCs w:val="22"/>
-        </w:rPr>
-        <w:t>Zhang et al. (2025)</w:t>
-      </w:r>
-      <w:r>
-        <w:rPr>
-          <w:sz w:val="22"/>
-          <w:szCs w:val="22"/>
-        </w:rPr>
-        <w:t xml:space="preserve"> addresses the construction of a loss function which captures the noisy signals typical with implicit labels. They do this by identifying weaknesses in the loss functions used in collaborative filtering: Softmax loss is overly sensitive to false negatives and Cosine contrastive loss discards most negative samples. They propose that replacing the underlying divergence measure with the Rényi divergence controls how the negatives are weighted</w:t>
-      </w:r>
-      <w:r>
-        <w:rPr>
-          <w:sz w:val="22"/>
-          <w:szCs w:val="22"/>
-        </w:rPr>
-        <w:t xml:space="preserve">, producing the Distributionally robust Rényi Loss function (DrRL) used in this research. </w:t>
-      </w:r>
-      <w:r>
-        <w:rPr>
-          <w:sz w:val="22"/>
-          <w:szCs w:val="22"/>
-        </w:rPr>
-        <w:t xml:space="preserve">This is relevant to skip prediction as errors occur in both directions: a completed play can reflect distraction rather than preference and a skip may be a product of circumstances unrelated to the track. The loss function derived from this research was used as a reference for this </w:t>
-      </w:r>
-      <w:proofErr w:type="gramStart"/>
-      <w:r>
-        <w:rPr>
-          <w:sz w:val="22"/>
-          <w:szCs w:val="22"/>
-        </w:rPr>
-        <w:t>research,</w:t>
-      </w:r>
-      <w:proofErr w:type="gramEnd"/>
-      <w:r>
-        <w:rPr>
-          <w:sz w:val="22"/>
-          <w:szCs w:val="22"/>
-        </w:rPr>
-        <w:t xml:space="preserve"> however it is designed for collaborative filtering so has been adapted to this task as described in Section</w:t>
-      </w:r>
-      <w:r>
-        <w:rPr>
-          <w:sz w:val="22"/>
-          <w:szCs w:val="22"/>
-        </w:rPr>
-        <w:t xml:space="preserve"> 3.2.3.</w:t>
-      </w:r>
-    </w:p>
-    <w:p>
-      <w:pPr>
-        <w:rPr>
-          <w:sz w:val="22"/>
-          <w:szCs w:val="22"/>
-        </w:rPr>
-      </w:pPr>
-    </w:p>
-    <w:p>
-      <w:pPr>
-        <w:rPr>
-          <w:sz w:val="22"/>
-          <w:szCs w:val="22"/>
-        </w:rPr>
-      </w:pPr>
-      <w:proofErr w:type="spellStart"/>
-      <w:r>
-        <w:rPr>
-          <w:sz w:val="22"/>
-          <w:szCs w:val="22"/>
-        </w:rPr>
-        <w:t>Jeunen</w:t>
-      </w:r>
-      <w:proofErr w:type="spellEnd"/>
-      <w:r>
-        <w:rPr>
-          <w:sz w:val="22"/>
-          <w:szCs w:val="22"/>
-        </w:rPr>
-        <w:t xml:space="preserve"> and Goethals (2019)</w:t>
-      </w:r>
-      <w:r>
-        <w:rPr>
-          <w:sz w:val="22"/>
-          <w:szCs w:val="22"/>
-        </w:rPr>
-        <w:t xml:space="preserve"> trained a single recurrent network with a custom weighted loss function for the WSDM Cup 2019 challenge referred to earlier. They established tha</w:t>
-      </w:r>
-      <w:r>
-        <w:rPr>
-          <w:sz w:val="22"/>
-          <w:szCs w:val="22"/>
-        </w:rPr>
-        <w:t>t the</w:t>
-      </w:r>
-      <w:r>
-        <w:rPr>
-          <w:sz w:val="22"/>
-          <w:szCs w:val="22"/>
-        </w:rPr>
-        <w:t xml:space="preserve"> reweighting of the cross-entropy loss is a viable solution for this task. This basis for this is provided by </w:t>
-      </w:r>
-      <w:r>
-        <w:rPr>
-          <w:sz w:val="22"/>
-          <w:szCs w:val="22"/>
-        </w:rPr>
-        <w:t>Hu et al. (2008)</w:t>
-      </w:r>
-      <w:r>
-        <w:rPr>
-          <w:sz w:val="22"/>
-          <w:szCs w:val="22"/>
-        </w:rPr>
-        <w:t xml:space="preserve"> who </w:t>
-      </w:r>
-      <w:r>
-        <w:rPr>
-          <w:sz w:val="22"/>
-          <w:szCs w:val="22"/>
-        </w:rPr>
-        <w:t>weight</w:t>
-      </w:r>
-      <w:r>
-        <w:rPr>
-          <w:sz w:val="22"/>
-          <w:szCs w:val="22"/>
-        </w:rPr>
-        <w:t>ed</w:t>
-      </w:r>
-      <w:r>
-        <w:rPr>
-          <w:sz w:val="22"/>
-          <w:szCs w:val="22"/>
-        </w:rPr>
-        <w:t xml:space="preserve"> the squared error </w:t>
-      </w:r>
-      <w:r>
-        <w:rPr>
-          <w:sz w:val="22"/>
-          <w:szCs w:val="22"/>
-        </w:rPr>
-        <w:t>(</w:t>
-      </w:r>
-      <w:r>
-        <w:rPr>
-          <w:sz w:val="22"/>
-          <w:szCs w:val="22"/>
-        </w:rPr>
-        <w:t>minimised with alternating least squares</w:t>
-      </w:r>
-      <w:r>
-        <w:rPr>
-          <w:sz w:val="22"/>
-          <w:szCs w:val="22"/>
-        </w:rPr>
-        <w:t>)</w:t>
-      </w:r>
-      <w:r>
-        <w:rPr>
-          <w:sz w:val="22"/>
-          <w:szCs w:val="22"/>
-        </w:rPr>
-        <w:t xml:space="preserve"> </w:t>
-      </w:r>
-      <w:r>
-        <w:rPr>
-          <w:sz w:val="22"/>
-          <w:szCs w:val="22"/>
-        </w:rPr>
-        <w:t>with a confidence term that reflects the strength of the evidence behind it.</w:t>
-      </w:r>
-      <w:r>
-        <w:rPr>
-          <w:sz w:val="22"/>
-          <w:szCs w:val="22"/>
-        </w:rPr>
-        <w:t xml:space="preserve"> Furthermore, </w:t>
-      </w:r>
-      <w:proofErr w:type="spellStart"/>
-      <w:r>
-        <w:rPr>
-          <w:sz w:val="22"/>
-          <w:szCs w:val="22"/>
-        </w:rPr>
-        <w:t>Jä</w:t>
-      </w:r>
-      <w:r>
-        <w:rPr>
-          <w:sz w:val="22"/>
-          <w:szCs w:val="22"/>
-        </w:rPr>
-        <w:t>r</w:t>
-      </w:r>
-      <w:r>
-        <w:rPr>
-          <w:sz w:val="22"/>
-          <w:szCs w:val="22"/>
-        </w:rPr>
-        <w:t>velin</w:t>
-      </w:r>
-      <w:proofErr w:type="spellEnd"/>
-      <w:r>
-        <w:rPr>
-          <w:sz w:val="22"/>
-          <w:szCs w:val="22"/>
-        </w:rPr>
-        <w:t xml:space="preserve"> and Kekäläinen (2002)</w:t>
-      </w:r>
-      <w:r>
-        <w:rPr>
-          <w:sz w:val="22"/>
-          <w:szCs w:val="22"/>
-        </w:rPr>
-        <w:t xml:space="preserve"> propose that the </w:t>
-      </w:r>
-      <w:r>
-        <w:rPr>
-          <w:sz w:val="22"/>
-          <w:szCs w:val="22"/>
-        </w:rPr>
-        <w:t>positions earlier in a sequence should matter more than the positions later in the sequence</w:t>
-      </w:r>
-      <w:r>
-        <w:rPr>
-          <w:sz w:val="22"/>
-          <w:szCs w:val="22"/>
-        </w:rPr>
-        <w:t xml:space="preserve"> (applying a logarithmic discount over rank)</w:t>
-      </w:r>
-      <w:r>
-        <w:rPr>
-          <w:sz w:val="22"/>
-          <w:szCs w:val="22"/>
-        </w:rPr>
-        <w:t xml:space="preserve">, combined with the dwell-time findings of </w:t>
-      </w:r>
-      <w:r>
-        <w:rPr>
-          <w:sz w:val="22"/>
-          <w:szCs w:val="22"/>
-        </w:rPr>
-        <w:t>Yi et al. (2014)</w:t>
-      </w:r>
-      <w:r>
-        <w:rPr>
-          <w:sz w:val="22"/>
-          <w:szCs w:val="22"/>
-        </w:rPr>
-        <w:t xml:space="preserve"> and the historical skip rate defined in 3.</w:t>
-      </w:r>
-      <w:r>
-        <w:rPr>
-          <w:sz w:val="22"/>
-          <w:szCs w:val="22"/>
-        </w:rPr>
-        <w:t>1</w:t>
-      </w:r>
-      <w:r>
-        <w:rPr>
-          <w:sz w:val="22"/>
-          <w:szCs w:val="22"/>
-        </w:rPr>
-        <w:t>.</w:t>
-      </w:r>
-      <w:r>
-        <w:rPr>
-          <w:sz w:val="22"/>
-          <w:szCs w:val="22"/>
-        </w:rPr>
-        <w:t>6</w:t>
-      </w:r>
-      <w:r>
-        <w:rPr>
-          <w:sz w:val="22"/>
-          <w:szCs w:val="22"/>
-        </w:rPr>
-        <w:t xml:space="preserve"> we can capture the strength of each of the signals.</w:t>
-      </w:r>
-      <w:r>
-        <w:rPr>
-          <w:sz w:val="22"/>
-          <w:szCs w:val="22"/>
-        </w:rPr>
-        <w:t xml:space="preserve"> These pieces of literature provide the groundwork for the novel custom loss function, PWTS proposed in </w:t>
-      </w:r>
-      <w:r>
-        <w:rPr>
-          <w:sz w:val="22"/>
-          <w:szCs w:val="22"/>
-        </w:rPr>
-        <w:lastRenderedPageBreak/>
-        <w:t>Section 3.2.3, with the evidence being the position of the skip in the session, the timestamp of the skip during a track and the historical skip rate of that track.</w:t>
-      </w:r>
-    </w:p>
-    <w:p>
-      <w:pPr>
-        <w:rPr>
-          <w:sz w:val="22"/>
-          <w:szCs w:val="22"/>
-        </w:rPr>
-      </w:pPr>
-    </w:p>
-    <w:p>
-      <w:pPr>
-        <w:pStyle w:val="Subtitle"/>
-      </w:pPr>
-      <w:r>
-        <w:t>2.7 Evaluation &amp; Testing</w:t>
-      </w:r>
-    </w:p>
-    <w:p>
-      <w:pPr>
-        <w:rPr>
-          <w:sz w:val="22"/>
-          <w:szCs w:val="22"/>
-        </w:rPr>
-      </w:pPr>
-    </w:p>
-    <w:p>
-      <w:pPr>
-        <w:rPr>
-          <w:sz w:val="22"/>
-          <w:szCs w:val="22"/>
-        </w:rPr>
-      </w:pPr>
-      <w:r>
-        <w:rPr>
-          <w:sz w:val="22"/>
-          <w:szCs w:val="22"/>
-        </w:rPr>
-        <w:t xml:space="preserve">Ranking tasks are typically evaluated using the area under the ROC curve, computed from the Mann-Whitney rank statistic </w:t>
-      </w:r>
-      <w:r>
-        <w:rPr>
-          <w:sz w:val="22"/>
-          <w:szCs w:val="22"/>
-        </w:rPr>
-        <w:t>Hanl</w:t>
-      </w:r>
-      <w:r>
-        <w:rPr>
-          <w:sz w:val="22"/>
-          <w:szCs w:val="22"/>
-        </w:rPr>
-        <w:t>e</w:t>
-      </w:r>
-      <w:r>
-        <w:rPr>
-          <w:sz w:val="22"/>
-          <w:szCs w:val="22"/>
-        </w:rPr>
-        <w:t>y and McNeil (1982)</w:t>
-      </w:r>
-      <w:r>
-        <w:rPr>
-          <w:sz w:val="22"/>
-          <w:szCs w:val="22"/>
-        </w:rPr>
-        <w:t xml:space="preserve"> and is scored over all outputs at once. </w:t>
-      </w:r>
-      <w:r>
-        <w:rPr>
-          <w:sz w:val="22"/>
-          <w:szCs w:val="22"/>
-        </w:rPr>
-        <w:t>Zhu et al. (201</w:t>
-      </w:r>
-      <w:r>
-        <w:rPr>
-          <w:sz w:val="22"/>
-          <w:szCs w:val="22"/>
-        </w:rPr>
-        <w:t>7</w:t>
-      </w:r>
-      <w:r>
-        <w:rPr>
-          <w:sz w:val="22"/>
-          <w:szCs w:val="22"/>
-        </w:rPr>
-        <w:t>)</w:t>
-      </w:r>
-      <w:r>
-        <w:rPr>
-          <w:sz w:val="22"/>
-          <w:szCs w:val="22"/>
-        </w:rPr>
-        <w:t xml:space="preserve"> </w:t>
-      </w:r>
-      <w:r>
-        <w:rPr>
-          <w:sz w:val="22"/>
-          <w:szCs w:val="22"/>
-        </w:rPr>
-        <w:t xml:space="preserve">establish the convention of calculating a user weighted AUC which quantifies the quality of intra-user order by averaging the user weighted scores over all users. </w:t>
-      </w:r>
-      <w:r>
-        <w:rPr>
-          <w:sz w:val="22"/>
-          <w:szCs w:val="22"/>
-        </w:rPr>
-        <w:t xml:space="preserve"> This issue applies directly to queue reordering, with ordering decisions being made in a single session and is therefore applied in Section 5.</w:t>
-      </w:r>
-      <w:r>
-        <w:rPr>
-          <w:sz w:val="22"/>
-          <w:szCs w:val="22"/>
-        </w:rPr>
-        <w:t>2</w:t>
-      </w:r>
-      <w:r>
-        <w:rPr>
-          <w:sz w:val="22"/>
-          <w:szCs w:val="22"/>
-        </w:rPr>
-        <w:t>.</w:t>
-      </w:r>
-    </w:p>
-    <w:p>
-      <w:pPr>
-        <w:rPr>
-          <w:sz w:val="22"/>
-          <w:szCs w:val="22"/>
-        </w:rPr>
-      </w:pPr>
-    </w:p>
-    <w:p>
-      <w:pPr>
-        <w:rPr>
-          <w:sz w:val="22"/>
-          <w:szCs w:val="22"/>
-        </w:rPr>
-      </w:pPr>
-      <w:r>
-        <w:rPr>
-          <w:sz w:val="22"/>
-          <w:szCs w:val="22"/>
-        </w:rPr>
-        <w:t>AUC by session, however</w:t>
-      </w:r>
-      <w:r>
-        <w:rPr>
-          <w:sz w:val="22"/>
-          <w:szCs w:val="22"/>
-        </w:rPr>
-        <w:t>,</w:t>
-      </w:r>
-      <w:r>
-        <w:rPr>
-          <w:sz w:val="22"/>
-          <w:szCs w:val="22"/>
-        </w:rPr>
-        <w:t xml:space="preserve"> has limitations in this application as not all positions should be treated equally as put forward by </w:t>
-      </w:r>
-      <w:proofErr w:type="spellStart"/>
-      <w:r>
-        <w:rPr>
-          <w:sz w:val="22"/>
-          <w:szCs w:val="22"/>
-        </w:rPr>
-        <w:t>Jä</w:t>
-      </w:r>
-      <w:r>
-        <w:rPr>
-          <w:sz w:val="22"/>
-          <w:szCs w:val="22"/>
-        </w:rPr>
-        <w:t>r</w:t>
-      </w:r>
-      <w:r>
-        <w:rPr>
-          <w:sz w:val="22"/>
-          <w:szCs w:val="22"/>
-        </w:rPr>
-        <w:t>velin</w:t>
-      </w:r>
-      <w:proofErr w:type="spellEnd"/>
-      <w:r>
-        <w:rPr>
-          <w:sz w:val="22"/>
-          <w:szCs w:val="22"/>
-        </w:rPr>
-        <w:t xml:space="preserve"> and Kekäläinen (2002)</w:t>
-      </w:r>
-      <w:r>
-        <w:rPr>
-          <w:sz w:val="22"/>
-          <w:szCs w:val="22"/>
-        </w:rPr>
-        <w:t>.</w:t>
-      </w:r>
-      <w:r>
-        <w:rPr>
-          <w:sz w:val="22"/>
-          <w:szCs w:val="22"/>
-        </w:rPr>
-        <w:t xml:space="preserve"> Therefore</w:t>
-      </w:r>
-      <w:r>
-        <w:rPr>
-          <w:sz w:val="22"/>
-          <w:szCs w:val="22"/>
-        </w:rPr>
-        <w:t>,</w:t>
-      </w:r>
-      <w:r>
-        <w:rPr>
-          <w:sz w:val="22"/>
-          <w:szCs w:val="22"/>
-        </w:rPr>
-        <w:t xml:space="preserve"> evaluating evenly over the whole set of remaining songs in a queue does not produce a score that reflects the improvement of listening experience apparent to the listener. Therefore NDCG@5 is used as the primary selection metric as it weigh</w:t>
-      </w:r>
-      <w:r>
-        <w:rPr>
-          <w:sz w:val="22"/>
-          <w:szCs w:val="22"/>
-        </w:rPr>
-        <w:t>ts</w:t>
-      </w:r>
-      <w:r>
-        <w:rPr>
-          <w:sz w:val="22"/>
-          <w:szCs w:val="22"/>
-        </w:rPr>
-        <w:t xml:space="preserve"> the earlier positions higher in the scoring process.</w:t>
-      </w:r>
-    </w:p>
-    <w:p>
-      <w:pPr>
-        <w:rPr>
-          <w:sz w:val="22"/>
-          <w:szCs w:val="22"/>
-        </w:rPr>
-      </w:pPr>
-    </w:p>
-    <w:p>
-      <w:pPr>
-        <w:rPr>
-          <w:sz w:val="22"/>
-          <w:szCs w:val="22"/>
-        </w:rPr>
-      </w:pPr>
-      <w:r>
-        <w:rPr>
-          <w:sz w:val="22"/>
-          <w:szCs w:val="22"/>
-        </w:rPr>
-        <w:t xml:space="preserve">The decision to evaluate each sequential model over an average of five randomly selected seeds is reinforced by the work </w:t>
-      </w:r>
-      <w:r>
-        <w:rPr>
-          <w:sz w:val="22"/>
-          <w:szCs w:val="22"/>
-        </w:rPr>
-        <w:t xml:space="preserve">of Reimers and </w:t>
-      </w:r>
-      <w:proofErr w:type="spellStart"/>
-      <w:r>
-        <w:rPr>
-          <w:sz w:val="22"/>
-          <w:szCs w:val="22"/>
-        </w:rPr>
-        <w:t>Gurevych</w:t>
-      </w:r>
-      <w:proofErr w:type="spellEnd"/>
-      <w:r>
-        <w:rPr>
-          <w:sz w:val="22"/>
-          <w:szCs w:val="22"/>
-        </w:rPr>
-        <w:t xml:space="preserve"> (2017),</w:t>
-      </w:r>
-      <w:r>
-        <w:rPr>
-          <w:sz w:val="22"/>
-          <w:szCs w:val="22"/>
-        </w:rPr>
-        <w:t xml:space="preserve"> who found that random seed selection is enough to present the same recurrent network as high-performing or mediocre.</w:t>
+        <w:t xml:space="preserve"> is enough to present the same recurrent network as high-performing or mediocre.</w:t>
       </w:r>
     </w:p>
     <w:p/>
@@ -4429,7 +4801,11 @@
           <w:u w:val="single"/>
         </w:rPr>
       </w:pPr>
-      <w:r>
+    </w:p>
+    <w:p>
+      <w:pPr>
+        <w:spacing w:after="160" w:line="278" w:lineRule="auto"/>
+        <w:jc w:val="center"/>
         <w:rPr>
           <w:b/>
           <w:bCs/>
@@ -4438,10 +4814,12 @@
           <w:szCs w:val="40"/>
           <w:u w:val="single"/>
         </w:rPr>
-        <w:lastRenderedPageBreak/>
-        <w:t>3.</w:t>
-      </w:r>
-      <w:r>
+      </w:pPr>
+    </w:p>
+    <w:p>
+      <w:pPr>
+        <w:spacing w:after="160" w:line="278" w:lineRule="auto"/>
+        <w:jc w:val="center"/>
         <w:rPr>
           <w:b/>
           <w:bCs/>
@@ -4450,9 +4828,12 @@
           <w:szCs w:val="40"/>
           <w:u w:val="single"/>
         </w:rPr>
-        <w:t xml:space="preserve"> </w:t>
-      </w:r>
-      <w:r>
+      </w:pPr>
+    </w:p>
+    <w:p>
+      <w:pPr>
+        <w:spacing w:after="160" w:line="278" w:lineRule="auto"/>
+        <w:jc w:val="center"/>
         <w:rPr>
           <w:b/>
           <w:bCs/>
@@ -4461,6 +4842,39 @@
           <w:szCs w:val="40"/>
           <w:u w:val="single"/>
         </w:rPr>
+      </w:pPr>
+      <w:r>
+        <w:rPr>
+          <w:b/>
+          <w:bCs/>
+          <w:color w:val="3A3A3A" w:themeColor="background2" w:themeShade="40"/>
+          <w:sz w:val="40"/>
+          <w:szCs w:val="40"/>
+          <w:u w:val="single"/>
+        </w:rPr>
+        <w:lastRenderedPageBreak/>
+        <w:t>3.</w:t>
+      </w:r>
+      <w:r>
+        <w:rPr>
+          <w:b/>
+          <w:bCs/>
+          <w:color w:val="3A3A3A" w:themeColor="background2" w:themeShade="40"/>
+          <w:sz w:val="40"/>
+          <w:szCs w:val="40"/>
+          <w:u w:val="single"/>
+        </w:rPr>
+        <w:t xml:space="preserve"> </w:t>
+      </w:r>
+      <w:r>
+        <w:rPr>
+          <w:b/>
+          <w:bCs/>
+          <w:color w:val="3A3A3A" w:themeColor="background2" w:themeShade="40"/>
+          <w:sz w:val="40"/>
+          <w:szCs w:val="40"/>
+          <w:u w:val="single"/>
+        </w:rPr>
         <w:t>Proposed Methods</w:t>
       </w:r>
     </w:p>
@@ -4512,7 +4926,23 @@
           <w:szCs w:val="22"/>
           <w:lang w:eastAsia="en-US"/>
         </w:rPr>
-        <w:t xml:space="preserve"> will provide an in-depth description of the motivations and implementations of the data-processing pipeline as well as the process carried out to collect the data from volunteers. The pipeline is run by a single file ‘</w:t>
+        <w:t xml:space="preserve"> will provide an in-depth description of the motivations and implementations of the data-processing pipeline </w:t>
+      </w:r>
+      <w:r>
+        <w:rPr>
+          <w:sz w:val="22"/>
+          <w:szCs w:val="22"/>
+          <w:lang w:eastAsia="en-US"/>
+        </w:rPr>
+        <w:t>and</w:t>
+      </w:r>
+      <w:r>
+        <w:rPr>
+          <w:sz w:val="22"/>
+          <w:szCs w:val="22"/>
+          <w:lang w:eastAsia="en-US"/>
+        </w:rPr>
+        <w:t xml:space="preserve"> process carried out to collect the data. The pipeline is run by a single file ‘</w:t>
       </w:r>
       <w:r>
         <w:rPr>
@@ -4546,7 +4976,7 @@
           <w:szCs w:val="22"/>
           <w:lang w:eastAsia="en-US"/>
         </w:rPr>
-        <w:t xml:space="preserve"> different stages to produce </w:t>
+        <w:t xml:space="preserve"> stages to produce </w:t>
       </w:r>
       <w:r>
         <w:rPr>
@@ -4711,7 +5141,7 @@
           <w:szCs w:val="22"/>
           <w:lang w:eastAsia="en-US"/>
         </w:rPr>
-        <w:t>Volunteers were then offered an analysis of their listening history as a gesture of gratitude for providing their data (as outlined in the ethics application</w:t>
+        <w:t>Volunteers were offered an analysis of their listening history as a gesture of gratitude for providing their data (as outlined in the ethics application</w:t>
       </w:r>
       <w:r>
         <w:rPr>
@@ -4815,7 +5245,7 @@
           <w:szCs w:val="22"/>
           <w:lang w:eastAsia="en-US"/>
         </w:rPr>
-        <w:t xml:space="preserve">was then </w:t>
+        <w:t xml:space="preserve">was </w:t>
       </w:r>
       <w:r>
         <w:rPr>
@@ -4823,18 +5253,16 @@
           <w:szCs w:val="22"/>
           <w:lang w:eastAsia="en-US"/>
         </w:rPr>
-        <w:t xml:space="preserve">saved as a collection of JSON files in an indexed </w:t>
-      </w:r>
-      <w:proofErr w:type="gramStart"/>
+        <w:t>saved as a collection of JSON files in an indexed folder</w:t>
+      </w:r>
       <w:r>
         <w:rPr>
           <w:sz w:val="22"/>
           <w:szCs w:val="22"/>
           <w:lang w:eastAsia="en-US"/>
         </w:rPr>
-        <w:t>folder,</w:t>
-      </w:r>
-      <w:proofErr w:type="gramEnd"/>
+        <w:t xml:space="preserve"> and</w:t>
+      </w:r>
       <w:r>
         <w:rPr>
           <w:sz w:val="22"/>
@@ -5156,7 +5584,23 @@
           <w:szCs w:val="22"/>
           <w:lang w:eastAsia="en-US"/>
         </w:rPr>
-        <w:t>’. This consists of 5 separate scripts; These are outlined in further detail below:</w:t>
+        <w:t xml:space="preserve">’. This consists of </w:t>
+      </w:r>
+      <w:r>
+        <w:rPr>
+          <w:sz w:val="22"/>
+          <w:szCs w:val="22"/>
+          <w:lang w:eastAsia="en-US"/>
+        </w:rPr>
+        <w:t>five</w:t>
+      </w:r>
+      <w:r>
+        <w:rPr>
+          <w:sz w:val="22"/>
+          <w:szCs w:val="22"/>
+          <w:lang w:eastAsia="en-US"/>
+        </w:rPr>
+        <w:t xml:space="preserve"> scripts; These are outlined in further detail below:</w:t>
       </w:r>
     </w:p>
     <w:p>
@@ -6334,7 +6778,7 @@
           <w:szCs w:val="22"/>
           <w:lang w:eastAsia="en-US"/>
         </w:rPr>
-        <w:t xml:space="preserve">The ordering of the pipeline described in Figure </w:t>
+        <w:t>The ordering of the</w:t>
       </w:r>
       <w:r>
         <w:rPr>
@@ -6343,7 +6787,7 @@
           <w:szCs w:val="22"/>
           <w:lang w:eastAsia="en-US"/>
         </w:rPr>
-        <w:t>3.</w:t>
+        <w:t xml:space="preserve"> above</w:t>
       </w:r>
       <w:r>
         <w:rPr>
@@ -6352,7 +6796,7 @@
           <w:szCs w:val="22"/>
           <w:lang w:eastAsia="en-US"/>
         </w:rPr>
-        <w:t>1 was decided upon for the following reasons:</w:t>
+        <w:t xml:space="preserve"> pipeline was decided upon for the following reasons:</w:t>
       </w:r>
     </w:p>
     <w:p>
@@ -6387,7 +6831,23 @@
           <w:sz w:val="22"/>
           <w:szCs w:val="22"/>
         </w:rPr>
-        <w:t>If unmatched tracks are dropped before the construction of sessions artificial gaps will be created, possibly creating a false boundary between sessions.</w:t>
+        <w:t>If unmatched tracks are dropped before the construction of sessions artificial gaps will be created, po</w:t>
+      </w:r>
+      <w:r>
+        <w:rPr>
+          <w:color w:val="000000" w:themeColor="text1"/>
+          <w:sz w:val="22"/>
+          <w:szCs w:val="22"/>
+        </w:rPr>
+        <w:t>tentially</w:t>
+      </w:r>
+      <w:r>
+        <w:rPr>
+          <w:color w:val="000000" w:themeColor="text1"/>
+          <w:sz w:val="22"/>
+          <w:szCs w:val="22"/>
+        </w:rPr>
+        <w:t xml:space="preserve"> creating a false boundary between sessions.</w:t>
       </w:r>
     </w:p>
     <w:p>
@@ -6438,7 +6898,23 @@
           <w:sz w:val="22"/>
           <w:szCs w:val="22"/>
         </w:rPr>
-        <w:t>k tracks are unmatched after the join, therefore if we filter before the join</w:t>
+        <w:t>k tracks are unmatched after the join</w:t>
+      </w:r>
+      <w:r>
+        <w:rPr>
+          <w:color w:val="000000" w:themeColor="text1"/>
+          <w:sz w:val="22"/>
+          <w:szCs w:val="22"/>
+        </w:rPr>
+        <w:t>. I</w:t>
+      </w:r>
+      <w:r>
+        <w:rPr>
+          <w:color w:val="000000" w:themeColor="text1"/>
+          <w:sz w:val="22"/>
+          <w:szCs w:val="22"/>
+        </w:rPr>
+        <w:t>f we filter before the join</w:t>
       </w:r>
       <w:r>
         <w:rPr>
@@ -6636,7 +7112,23 @@
           <w:szCs w:val="22"/>
           <w:lang w:eastAsia="en-US"/>
         </w:rPr>
-        <w:t xml:space="preserve">The audio features dataset and the combined streaming histories dataset is merged to assign each of the tracks in the streaming histories with its corresponding audio features. The audio features that were assigned are as follows: </w:t>
+        <w:t xml:space="preserve">The audio features dataset and the combined streaming histories dataset is merged to assign each of the tracks in the </w:t>
+      </w:r>
+      <w:r>
+        <w:rPr>
+          <w:sz w:val="22"/>
+          <w:szCs w:val="22"/>
+          <w:lang w:eastAsia="en-US"/>
+        </w:rPr>
+        <w:t>ESHEs</w:t>
+      </w:r>
+      <w:r>
+        <w:rPr>
+          <w:sz w:val="22"/>
+          <w:szCs w:val="22"/>
+          <w:lang w:eastAsia="en-US"/>
+        </w:rPr>
+        <w:t xml:space="preserve"> with its corresponding audio features. The audio features that were assigned are as follows: </w:t>
       </w:r>
     </w:p>
     <w:p/>
@@ -7862,7 +8354,7 @@
           <w:szCs w:val="22"/>
           <w:lang w:eastAsia="en-US"/>
         </w:rPr>
-        <w:t>All defini</w:t>
+        <w:t>D</w:t>
       </w:r>
       <w:r>
         <w:rPr>
@@ -7870,7 +8362,15 @@
           <w:szCs w:val="22"/>
           <w:lang w:eastAsia="en-US"/>
         </w:rPr>
-        <w:t xml:space="preserve">tions are sourced from Spotify’s documentation and presented in the dataset card of the </w:t>
+        <w:t>efini</w:t>
+      </w:r>
+      <w:r>
+        <w:rPr>
+          <w:sz w:val="22"/>
+          <w:szCs w:val="22"/>
+          <w:lang w:eastAsia="en-US"/>
+        </w:rPr>
+        <w:t xml:space="preserve">tions are sourced from Spotify’s documentation and presented in the dataset card of the audio features dataset, </w:t>
       </w:r>
       <w:proofErr w:type="spellStart"/>
       <w:r>
@@ -7888,52 +8388,66 @@
           <w:szCs w:val="22"/>
           <w:lang w:eastAsia="en-US"/>
         </w:rPr>
-        <w:t xml:space="preserve"> audio features dataset, </w:t>
-      </w:r>
-      <w:proofErr w:type="spellStart"/>
-      <w:r>
+        <w:t xml:space="preserve"> (2025).</w:t>
+      </w:r>
+    </w:p>
+    <w:p>
+      <w:pPr>
+        <w:jc w:val="center"/>
         <w:rPr>
           <w:sz w:val="22"/>
           <w:szCs w:val="22"/>
           <w:lang w:eastAsia="en-US"/>
         </w:rPr>
-        <w:t>ozefe</w:t>
-      </w:r>
-      <w:proofErr w:type="spellEnd"/>
-      <w:r>
+      </w:pPr>
+    </w:p>
+    <w:p>
+      <w:pPr>
         <w:rPr>
           <w:sz w:val="22"/>
           <w:szCs w:val="22"/>
           <w:lang w:eastAsia="en-US"/>
         </w:rPr>
-        <w:t xml:space="preserve"> (2025).</w:t>
-      </w:r>
-    </w:p>
-    <w:p>
-      <w:pPr>
-        <w:jc w:val="center"/>
+      </w:pPr>
+      <w:r>
         <w:rPr>
           <w:sz w:val="22"/>
           <w:szCs w:val="22"/>
           <w:lang w:eastAsia="en-US"/>
         </w:rPr>
-      </w:pPr>
-    </w:p>
-    <w:p>
-      <w:pPr>
+        <w:t xml:space="preserve">Although the </w:t>
+      </w:r>
+      <w:r>
         <w:rPr>
           <w:sz w:val="22"/>
           <w:szCs w:val="22"/>
           <w:lang w:eastAsia="en-US"/>
         </w:rPr>
-      </w:pPr>
+        <w:t xml:space="preserve">audio features </w:t>
+      </w:r>
       <w:r>
         <w:rPr>
           <w:sz w:val="22"/>
           <w:szCs w:val="22"/>
           <w:lang w:eastAsia="en-US"/>
         </w:rPr>
-        <w:t xml:space="preserve">Although the audio features dataset is extensive (256m) there are some tracks </w:t>
+        <w:t>dataset is extensive</w:t>
+      </w:r>
+      <w:r>
+        <w:rPr>
+          <w:sz w:val="22"/>
+          <w:szCs w:val="22"/>
+          <w:lang w:eastAsia="en-US"/>
+        </w:rPr>
+        <w:t xml:space="preserve">, </w:t>
+      </w:r>
+      <w:r>
+        <w:rPr>
+          <w:sz w:val="22"/>
+          <w:szCs w:val="22"/>
+          <w:lang w:eastAsia="en-US"/>
+        </w:rPr>
+        <w:t xml:space="preserve">there are some tracks </w:t>
       </w:r>
       <w:proofErr w:type="gramStart"/>
       <w:r>
@@ -7951,7 +8465,7 @@
           <w:szCs w:val="22"/>
           <w:lang w:eastAsia="en-US"/>
         </w:rPr>
-        <w:t xml:space="preserve"> in the streaming histories that are not included within. To ensure there are no invalid entries going into the model, the two datasets were merged utilising a</w:t>
+        <w:t xml:space="preserve"> in the </w:t>
       </w:r>
       <w:r>
         <w:rPr>
@@ -7959,6 +8473,22 @@
           <w:szCs w:val="22"/>
           <w:lang w:eastAsia="en-US"/>
         </w:rPr>
+        <w:t>ESHEs</w:t>
+      </w:r>
+      <w:r>
+        <w:rPr>
+          <w:sz w:val="22"/>
+          <w:szCs w:val="22"/>
+          <w:lang w:eastAsia="en-US"/>
+        </w:rPr>
+        <w:t xml:space="preserve"> that are not included. To ensure there are no invalid entries going into the model, the two datasets were merged utilising a</w:t>
+      </w:r>
+      <w:r>
+        <w:rPr>
+          <w:sz w:val="22"/>
+          <w:szCs w:val="22"/>
+          <w:lang w:eastAsia="en-US"/>
+        </w:rPr>
         <w:t xml:space="preserve">n </w:t>
       </w:r>
       <w:r>
@@ -7983,7 +8513,7 @@
           <w:szCs w:val="22"/>
           <w:lang w:eastAsia="en-US"/>
         </w:rPr>
-        <w:t xml:space="preserve"> 528,415 entries were dropped (as shown below in Table </w:t>
+        <w:t xml:space="preserve"> 528,415 entries were dropped (shown in Table </w:t>
       </w:r>
       <w:r>
         <w:rPr>
@@ -7999,7 +8529,23 @@
           <w:szCs w:val="22"/>
           <w:lang w:eastAsia="en-US"/>
         </w:rPr>
-        <w:t>2), this is most likely due to them being recent releases/audiobooks/niche tracks. The reason for this is Spotify limiting access to these audio features as of the end of 2024, this was the largest dataset available at the time of writing.</w:t>
+        <w:t xml:space="preserve">2), this is likely due to them being recent releases/audiobooks/niche tracks. The reason for this is Spotify limiting access to these audio features as </w:t>
+      </w:r>
+      <w:r>
+        <w:rPr>
+          <w:sz w:val="22"/>
+          <w:szCs w:val="22"/>
+          <w:lang w:eastAsia="en-US"/>
+        </w:rPr>
+        <w:t>November</w:t>
+      </w:r>
+      <w:r>
+        <w:rPr>
+          <w:sz w:val="22"/>
+          <w:szCs w:val="22"/>
+          <w:lang w:eastAsia="en-US"/>
+        </w:rPr>
+        <w:t xml:space="preserve"> 2024, this was the largest dataset available at the time of writing.</w:t>
       </w:r>
     </w:p>
     <w:p>
@@ -9113,25 +9659,42 @@
     <w:p>
       <w:pPr>
         <w:rPr>
+          <w:sz w:val="22"/>
+          <w:szCs w:val="22"/>
           <w:lang w:eastAsia="en-US"/>
         </w:rPr>
       </w:pPr>
-    </w:p>
-    <w:p>
-      <w:pPr>
+      <w:r>
         <w:rPr>
           <w:sz w:val="22"/>
           <w:szCs w:val="22"/>
           <w:lang w:eastAsia="en-US"/>
         </w:rPr>
-      </w:pPr>
+        <w:t xml:space="preserve">The definition of a skipped track is a track that is deliberately ended before </w:t>
+      </w:r>
       <w:r>
         <w:rPr>
           <w:sz w:val="22"/>
           <w:szCs w:val="22"/>
           <w:lang w:eastAsia="en-US"/>
         </w:rPr>
-        <w:t xml:space="preserve">The definition of a skipped track is a track that is deliberately ended before the completion of the track. Out of all options for </w:t>
+        <w:t>completion</w:t>
+      </w:r>
+      <w:r>
+        <w:rPr>
+          <w:sz w:val="22"/>
+          <w:szCs w:val="22"/>
+          <w:lang w:eastAsia="en-US"/>
+        </w:rPr>
+        <w:t xml:space="preserve">. </w:t>
+      </w:r>
+      <w:r>
+        <w:rPr>
+          <w:sz w:val="22"/>
+          <w:szCs w:val="22"/>
+          <w:lang w:eastAsia="en-US"/>
+        </w:rPr>
+        <w:t xml:space="preserve">Two values in </w:t>
       </w:r>
       <w:proofErr w:type="spellStart"/>
       <w:r>
@@ -9149,7 +9712,7 @@
           <w:szCs w:val="22"/>
           <w:lang w:eastAsia="en-US"/>
         </w:rPr>
-        <w:t xml:space="preserve"> (outlined by </w:t>
+        <w:t xml:space="preserve"> </w:t>
       </w:r>
       <w:r>
         <w:rPr>
@@ -9157,7 +9720,7 @@
           <w:szCs w:val="22"/>
           <w:lang w:eastAsia="en-US"/>
         </w:rPr>
-        <w:t>S</w:t>
+        <w:t>satisfy this definition</w:t>
       </w:r>
       <w:r>
         <w:rPr>
@@ -9165,7 +9728,15 @@
           <w:szCs w:val="22"/>
           <w:lang w:eastAsia="en-US"/>
         </w:rPr>
-        <w:t>potify) two reasons (</w:t>
+        <w:t>,</w:t>
+      </w:r>
+      <w:r>
+        <w:rPr>
+          <w:sz w:val="22"/>
+          <w:szCs w:val="22"/>
+          <w:lang w:eastAsia="en-US"/>
+        </w:rPr>
+        <w:t xml:space="preserve"> </w:t>
       </w:r>
       <w:proofErr w:type="spellStart"/>
       <w:r>
@@ -9201,7 +9772,7 @@
           <w:szCs w:val="22"/>
           <w:lang w:eastAsia="en-US"/>
         </w:rPr>
-        <w:t xml:space="preserve">) satisfy this definition. As we can see above, in Table </w:t>
+        <w:t xml:space="preserve">. As we can see in Table </w:t>
       </w:r>
       <w:r>
         <w:rPr>
@@ -9335,7 +9906,7 @@
           <w:szCs w:val="22"/>
           <w:lang w:eastAsia="en-US"/>
         </w:rPr>
-        <w:t xml:space="preserve"> for the following reasons:</w:t>
+        <w:t>:</w:t>
       </w:r>
     </w:p>
     <w:p>
@@ -9371,7 +9942,63 @@
           <w:sz w:val="22"/>
           <w:szCs w:val="22"/>
         </w:rPr>
-        <w:t xml:space="preserve">: Occurs when a track is ended for various reasons, including closing the app, pressing pause, loss of connection etc. as none of these are a result of the user not liking a song it remains as </w:t>
+        <w:t xml:space="preserve">: </w:t>
+      </w:r>
+      <w:r>
+        <w:rPr>
+          <w:sz w:val="22"/>
+          <w:szCs w:val="22"/>
+        </w:rPr>
+        <w:t>includes</w:t>
+      </w:r>
+      <w:r>
+        <w:rPr>
+          <w:sz w:val="22"/>
+          <w:szCs w:val="22"/>
+        </w:rPr>
+        <w:t xml:space="preserve"> closing the app, pressing pause, loss of connection etc. </w:t>
+      </w:r>
+      <w:r>
+        <w:rPr>
+          <w:sz w:val="22"/>
+          <w:szCs w:val="22"/>
+        </w:rPr>
+        <w:t>A</w:t>
+      </w:r>
+      <w:r>
+        <w:rPr>
+          <w:sz w:val="22"/>
+          <w:szCs w:val="22"/>
+        </w:rPr>
+        <w:t xml:space="preserve">s none of these are </w:t>
+      </w:r>
+      <w:r>
+        <w:rPr>
+          <w:sz w:val="22"/>
+          <w:szCs w:val="22"/>
+        </w:rPr>
+        <w:t>the</w:t>
+      </w:r>
+      <w:r>
+        <w:rPr>
+          <w:sz w:val="22"/>
+          <w:szCs w:val="22"/>
+        </w:rPr>
+        <w:t xml:space="preserve"> result of the user not liking a </w:t>
+      </w:r>
+      <w:r>
+        <w:rPr>
+          <w:sz w:val="22"/>
+          <w:szCs w:val="22"/>
+        </w:rPr>
+        <w:t>track</w:t>
+      </w:r>
+      <w:r>
+        <w:rPr>
+          <w:sz w:val="22"/>
+          <w:szCs w:val="22"/>
+        </w:rPr>
+        <w:t xml:space="preserve"> it remains as </w:t>
       </w:r>
       <w:proofErr w:type="gramStart"/>
       <w:r>
@@ -9425,7 +10052,7 @@
           <w:sz w:val="22"/>
           <w:szCs w:val="22"/>
         </w:rPr>
-        <w:t>’: Although there are cases when a user does not like a track and therefore rewinds to the previous track, this is rare. This is more likely a product of users wanting to restart the track or re-listen to the previous track. Given more time &amp; resources it would be worth an analysis into whether the use of this button indicates any preferences of the track itself or surrounding tracks.</w:t>
+        <w:t>’: Although there are cases when a user does not like a track and rewinds to the previous track, this is rare. This is more likely a product of users wanting to restart the track or re-listen to the previous track. Given more time &amp; resources it would be worth an analysis into whether the use of this button indicates preferences of the track itself or surrounding tracks.</w:t>
       </w:r>
     </w:p>
     <w:p>
@@ -9643,7 +10270,7 @@
           <w:sz w:val="22"/>
           <w:szCs w:val="22"/>
         </w:rPr>
-        <w:t>This feature is calculated by first ordering all listens for a user by its timestamps. Then using an expanding mean, for each track, the historical skip rate is calculated on all prior listens</w:t>
+        <w:t>This feature is calculated by ordering all listens for a user by its timestamps. Then using an expanding mean, for each track, the historical skip rate is calculated on all prior listens</w:t>
       </w:r>
       <w:r>
         <w:rPr>
@@ -9772,15 +10399,13 @@
         </w:rPr>
         <w:t xml:space="preserve">rows that otherwise would have had no historical data. Aside from this, it also provides extra context intuitively, as if an individual </w:t>
       </w:r>
-      <w:proofErr w:type="gramStart"/>
-      <w:r>
-        <w:rPr>
-          <w:sz w:val="22"/>
-          <w:szCs w:val="22"/>
-        </w:rPr>
-        <w:t>has a tendency to</w:t>
-      </w:r>
-      <w:proofErr w:type="gramEnd"/>
+      <w:r>
+        <w:rPr>
+          <w:sz w:val="22"/>
+          <w:szCs w:val="22"/>
+        </w:rPr>
+        <w:t>tends to</w:t>
+      </w:r>
       <w:r>
         <w:rPr>
           <w:sz w:val="22"/>
@@ -9867,7 +10492,6 @@
           <w:sz w:val="22"/>
           <w:szCs w:val="22"/>
         </w:rPr>
-        <w:lastRenderedPageBreak/>
         <w:t xml:space="preserve">Same artist as </w:t>
       </w:r>
       <w:proofErr w:type="spellStart"/>
@@ -9950,9 +10574,10 @@
           <w:sz w:val="22"/>
           <w:szCs w:val="22"/>
         </w:rPr>
-        <w:t>Two features ‘</w:t>
+        <w:t>‘</w:t>
       </w:r>
       <w:proofErr w:type="spellStart"/>
+      <w:proofErr w:type="gramStart"/>
       <w:r>
         <w:rPr>
           <w:i/>
@@ -9960,17 +10585,9 @@
           <w:sz w:val="22"/>
           <w:szCs w:val="22"/>
         </w:rPr>
-        <w:t>actively_selected</w:t>
-      </w:r>
-      <w:proofErr w:type="spellEnd"/>
-      <w:r>
-        <w:rPr>
-          <w:sz w:val="22"/>
-          <w:szCs w:val="22"/>
-        </w:rPr>
-        <w:t>’ &amp; ‘</w:t>
-      </w:r>
-      <w:proofErr w:type="spellStart"/>
+        <w:t>actively</w:t>
+      </w:r>
+      <w:proofErr w:type="gramEnd"/>
       <w:r>
         <w:rPr>
           <w:i/>
@@ -9978,6 +10595,24 @@
           <w:sz w:val="22"/>
           <w:szCs w:val="22"/>
         </w:rPr>
+        <w:t>_selected</w:t>
+      </w:r>
+      <w:proofErr w:type="spellEnd"/>
+      <w:r>
+        <w:rPr>
+          <w:sz w:val="22"/>
+          <w:szCs w:val="22"/>
+        </w:rPr>
+        <w:t>’ &amp; ‘</w:t>
+      </w:r>
+      <w:proofErr w:type="spellStart"/>
+      <w:r>
+        <w:rPr>
+          <w:i/>
+          <w:iCs/>
+          <w:sz w:val="22"/>
+          <w:szCs w:val="22"/>
+        </w:rPr>
         <w:t>reason_start</w:t>
       </w:r>
       <w:proofErr w:type="spellEnd"/>
@@ -10043,7 +10678,25 @@
           <w:szCs w:val="22"/>
           <w:lang w:eastAsia="en-US"/>
         </w:rPr>
-        <w:t xml:space="preserve"> the dataset to obtain only valid entries. These entries are obtained using the constraints defined below:</w:t>
+        <w:t xml:space="preserve"> the </w:t>
+      </w:r>
+      <w:proofErr w:type="spellStart"/>
+      <w:r>
+        <w:rPr>
+          <w:sz w:val="22"/>
+          <w:szCs w:val="22"/>
+          <w:lang w:eastAsia="en-US"/>
+        </w:rPr>
+        <w:t>datase</w:t>
+      </w:r>
+      <w:proofErr w:type="spellEnd"/>
+      <w:r>
+        <w:rPr>
+          <w:sz w:val="22"/>
+          <w:szCs w:val="22"/>
+          <w:lang w:eastAsia="en-US"/>
+        </w:rPr>
+        <w:t>. These entries are obtained using the constraints defined below:</w:t>
       </w:r>
     </w:p>
     <w:p>
@@ -10784,7 +11437,7 @@
           <w:szCs w:val="22"/>
           <w:lang w:eastAsia="en-US"/>
         </w:rPr>
-        <w:t xml:space="preserve">Of the 10 audio features utilised in the model, 9 are initially continuous values with a variety of means and standard deviations, therefore we must normalise them so that they can be compared against each other in the neural network models. To carry out the normalisation a z-score is computed for each row within a session. The decision to normalise within each session is intuitive given the problem at hand, predicting in-session listening habits. </w:t>
+        <w:t xml:space="preserve">Of the 10 audio features utilised in the model, 9 are continuous values with a variety of means and standard deviations, therefore we must normalise them so that they can be compared against each other in the neural network models. To carry out the normalisation a z-score is computed for each row within a session. The decision to normalise within each session is intuitive given the problem at hand, predicting in-session listening habits. </w:t>
       </w:r>
       <w:r>
         <w:rPr>
@@ -10800,7 +11453,7 @@
           <w:szCs w:val="22"/>
           <w:lang w:eastAsia="en-US"/>
         </w:rPr>
-        <w:t xml:space="preserve"> A song with energy 0.5 will seem very energetic in a session where the average energy is 0.3 but low energy in a session where the mean is higher.</w:t>
+        <w:t xml:space="preserve"> A song with energy 0.5 will seem energetic in a session where the average energy is 0.3 but low energy in a session where the mean is higher.</w:t>
       </w:r>
     </w:p>
     <w:p>
@@ -10986,7 +11639,23 @@
           <w:szCs w:val="22"/>
           <w:lang w:eastAsia="en-US"/>
         </w:rPr>
-        <w:t xml:space="preserve"> the model would be attempting to train on later listens and test on earlier ones, i.e. predicting the past from the future.</w:t>
+        <w:t xml:space="preserve"> the model would be attempting to train on later listens and test on earlier ones</w:t>
+      </w:r>
+      <w:r>
+        <w:rPr>
+          <w:sz w:val="22"/>
+          <w:szCs w:val="22"/>
+          <w:lang w:eastAsia="en-US"/>
+        </w:rPr>
+        <w:t xml:space="preserve">, </w:t>
+      </w:r>
+      <w:r>
+        <w:rPr>
+          <w:sz w:val="22"/>
+          <w:szCs w:val="22"/>
+          <w:lang w:eastAsia="en-US"/>
+        </w:rPr>
+        <w:t>predicting the past from the future.</w:t>
       </w:r>
     </w:p>
     <w:p>
@@ -11809,15 +12478,48 @@
           <w:u w:val="single"/>
         </w:rPr>
       </w:pPr>
-      <w:r>
+    </w:p>
+    <w:p>
+      <w:pPr>
+        <w:pStyle w:val="Title"/>
         <w:rPr>
           <w:rFonts w:ascii="Times New Roman" w:hAnsi="Times New Roman" w:cs="Times New Roman"/>
           <w:sz w:val="32"/>
           <w:szCs w:val="32"/>
           <w:u w:val="single"/>
         </w:rPr>
+      </w:pPr>
+    </w:p>
+    <w:p>
+      <w:pPr>
+        <w:pStyle w:val="Title"/>
+        <w:rPr>
+          <w:rFonts w:ascii="Times New Roman" w:hAnsi="Times New Roman" w:cs="Times New Roman"/>
+          <w:sz w:val="32"/>
+          <w:szCs w:val="32"/>
+          <w:u w:val="single"/>
+        </w:rPr>
+      </w:pPr>
+    </w:p>
+    <w:p>
+      <w:pPr>
+        <w:pStyle w:val="Title"/>
+        <w:rPr>
+          <w:rFonts w:ascii="Times New Roman" w:hAnsi="Times New Roman" w:cs="Times New Roman"/>
+          <w:sz w:val="32"/>
+          <w:szCs w:val="32"/>
+          <w:u w:val="single"/>
+        </w:rPr>
+      </w:pPr>
+      <w:r>
+        <w:rPr>
+          <w:rFonts w:ascii="Times New Roman" w:hAnsi="Times New Roman" w:cs="Times New Roman"/>
+          <w:sz w:val="32"/>
+          <w:szCs w:val="32"/>
+          <w:u w:val="single"/>
+        </w:rPr>
         <w:lastRenderedPageBreak/>
-        <w:t>3.2 The machine learning models used in this project</w:t>
+        <w:t>3.2 The machine learning models</w:t>
       </w:r>
     </w:p>
     <w:p>
@@ -11857,7 +12559,7 @@
           <w:szCs w:val="22"/>
           <w:lang w:eastAsia="en-US"/>
         </w:rPr>
-        <w:t xml:space="preserve"> will describe the design decisions made throughout the construction of this model and the motivations behind each of these decisions.</w:t>
+        <w:t xml:space="preserve"> will describe the design decisions made throughout the construction of this model and the motivations behind these decisions.</w:t>
       </w:r>
     </w:p>
     <w:p>
@@ -12004,7 +12706,23 @@
           <w:szCs w:val="22"/>
           <w:lang w:eastAsia="en-US"/>
         </w:rPr>
-        <w:t xml:space="preserve"> who states the neural recommender models often fail to beat </w:t>
+        <w:t xml:space="preserve"> who state the neural recommender models </w:t>
+      </w:r>
+      <w:r>
+        <w:rPr>
+          <w:sz w:val="22"/>
+          <w:szCs w:val="22"/>
+          <w:lang w:eastAsia="en-US"/>
+        </w:rPr>
+        <w:t xml:space="preserve">often </w:t>
+      </w:r>
+      <w:r>
+        <w:rPr>
+          <w:sz w:val="22"/>
+          <w:szCs w:val="22"/>
+          <w:lang w:eastAsia="en-US"/>
+        </w:rPr>
+        <w:t xml:space="preserve">fail to beat </w:t>
       </w:r>
       <w:r>
         <w:rPr>
@@ -12078,25 +12796,7 @@
           <w:szCs w:val="22"/>
           <w:lang w:eastAsia="en-US"/>
         </w:rPr>
-        <w:t xml:space="preserve">parameters using the </w:t>
-      </w:r>
-      <w:proofErr w:type="spellStart"/>
-      <w:r>
-        <w:rPr>
-          <w:sz w:val="22"/>
-          <w:szCs w:val="22"/>
-          <w:lang w:eastAsia="en-US"/>
-        </w:rPr>
-        <w:t>itertools</w:t>
-      </w:r>
-      <w:proofErr w:type="spellEnd"/>
-      <w:r>
-        <w:rPr>
-          <w:sz w:val="22"/>
-          <w:szCs w:val="22"/>
-          <w:lang w:eastAsia="en-US"/>
-        </w:rPr>
-        <w:t xml:space="preserve"> library. The tuning grid for each model was decided upon using exploratory analysis on a small dataset.</w:t>
+        <w:t>parameters. The tuning grid for each model was decided upon using exploratory analysis on a small dataset.</w:t>
       </w:r>
     </w:p>
     <w:p>
@@ -12951,9 +13651,32 @@
           <w:szCs w:val="22"/>
           <w:lang w:eastAsia="en-US"/>
         </w:rPr>
-        <w:t xml:space="preserve">Ultimately the Extra-Trees classifier model was chosen over the Random Forest model suggested in the </w:t>
-      </w:r>
-      <w:proofErr w:type="spellStart"/>
+        <w:t>Ultimately the Extra-Trees classifier model was chosen over the Random Forest model suggested in the proposal,</w:t>
+      </w:r>
+      <w:r>
+        <w:rPr>
+          <w:sz w:val="22"/>
+          <w:szCs w:val="22"/>
+          <w:lang w:eastAsia="en-US"/>
+        </w:rPr>
+        <w:t xml:space="preserve"> </w:t>
+      </w:r>
+      <w:r>
+        <w:rPr>
+          <w:sz w:val="22"/>
+          <w:szCs w:val="22"/>
+          <w:lang w:eastAsia="en-US"/>
+        </w:rPr>
+        <w:t>to</w:t>
+      </w:r>
+      <w:r>
+        <w:rPr>
+          <w:sz w:val="22"/>
+          <w:szCs w:val="22"/>
+          <w:lang w:eastAsia="en-US"/>
+        </w:rPr>
+        <w:t xml:space="preserve"> improve run time and reduce variance. This is done </w:t>
+      </w:r>
       <w:proofErr w:type="gramStart"/>
       <w:r>
         <w:rPr>
@@ -12961,7 +13684,7 @@
           <w:szCs w:val="22"/>
           <w:lang w:eastAsia="en-US"/>
         </w:rPr>
-        <w:t>proposal,</w:t>
+        <w:t xml:space="preserve">because </w:t>
       </w:r>
       <w:r>
         <w:rPr>
@@ -12969,9 +13692,8 @@
           <w:szCs w:val="22"/>
           <w:lang w:eastAsia="en-US"/>
         </w:rPr>
-        <w:t>to</w:t>
-      </w:r>
-      <w:proofErr w:type="spellEnd"/>
+        <w:t xml:space="preserve"> the</w:t>
+      </w:r>
       <w:proofErr w:type="gramEnd"/>
       <w:r>
         <w:rPr>
@@ -12979,7 +13701,7 @@
           <w:szCs w:val="22"/>
           <w:lang w:eastAsia="en-US"/>
         </w:rPr>
-        <w:t xml:space="preserve"> improve run time and reduce variance. This is done </w:t>
+        <w:t xml:space="preserve"> Extra-Trees classifier select</w:t>
       </w:r>
       <w:r>
         <w:rPr>
@@ -12987,7 +13709,7 @@
           <w:szCs w:val="22"/>
           <w:lang w:eastAsia="en-US"/>
         </w:rPr>
-        <w:t>because of</w:t>
+        <w:t>s</w:t>
       </w:r>
       <w:r>
         <w:rPr>
@@ -12995,7 +13717,7 @@
           <w:szCs w:val="22"/>
           <w:lang w:eastAsia="en-US"/>
         </w:rPr>
-        <w:t xml:space="preserve"> the Extra-Trees classifier selecting split thresholds at random rather than optimising.</w:t>
+        <w:t xml:space="preserve"> split thresholds at random rather than optimising.</w:t>
       </w:r>
     </w:p>
     <w:p>
@@ -13655,7 +14377,7 @@
           <w:szCs w:val="22"/>
           <w:lang w:eastAsia="en-US"/>
         </w:rPr>
-        <w:t xml:space="preserve">The LSTM receives the same 15 input features, the same skip-status channel, the same three loss functions and the same evaluation method as the </w:t>
+        <w:t xml:space="preserve">The LSTM receives the same 15 input features, the same skip-status channel, the same loss functions and the same evaluation method as the </w:t>
       </w:r>
       <w:r>
         <w:rPr>
@@ -13687,7 +14409,7 @@
           <w:szCs w:val="22"/>
           <w:lang w:eastAsia="en-US"/>
         </w:rPr>
-        <w:t xml:space="preserve">attentive model outlined below. The two models only differ with the encoder, therefore any difference in results can be attributed to </w:t>
+        <w:t>attentive model</w:t>
       </w:r>
       <w:r>
         <w:rPr>
@@ -13695,6 +14417,22 @@
           <w:szCs w:val="22"/>
           <w:lang w:eastAsia="en-US"/>
         </w:rPr>
+        <w:t xml:space="preserve">. </w:t>
+      </w:r>
+      <w:r>
+        <w:rPr>
+          <w:sz w:val="22"/>
+          <w:szCs w:val="22"/>
+          <w:lang w:eastAsia="en-US"/>
+        </w:rPr>
+        <w:t xml:space="preserve">The two models only differ with the encoder, therefore any difference in results can be attributed to </w:t>
+      </w:r>
+      <w:r>
+        <w:rPr>
+          <w:sz w:val="22"/>
+          <w:szCs w:val="22"/>
+          <w:lang w:eastAsia="en-US"/>
+        </w:rPr>
         <w:t>this</w:t>
       </w:r>
       <w:r>
@@ -13729,7 +14467,7 @@
           <w:szCs w:val="22"/>
           <w:lang w:eastAsia="en-US"/>
         </w:rPr>
-        <w:t xml:space="preserve">Recurrent models have been utilised to capture listening habits in this scenario before, with </w:t>
+        <w:t xml:space="preserve">Recurrent models have been utilised to capture listening habits before, with </w:t>
       </w:r>
       <w:r>
         <w:rPr>
@@ -13793,7 +14531,15 @@
           <w:szCs w:val="22"/>
           <w:lang w:eastAsia="en-US"/>
         </w:rPr>
-        <w:t xml:space="preserve"> carried out research into recurrent models being used in the more general session-based recommendation area. However, both focused on sequence classification rather than addressing the reordering of the remaining queue, as described at the start of this chapter.</w:t>
+        <w:t xml:space="preserve"> carried out research into recurrent models used in the more general session-based recommendation area. However, both focused on sequence classification rather than addressing the reordering of the remaining queue</w:t>
+      </w:r>
+      <w:r>
+        <w:rPr>
+          <w:sz w:val="22"/>
+          <w:szCs w:val="22"/>
+          <w:lang w:eastAsia="en-US"/>
+        </w:rPr>
+        <w:t>.</w:t>
       </w:r>
     </w:p>
     <w:p>
@@ -13819,31 +14565,7 @@
           <w:szCs w:val="22"/>
           <w:lang w:eastAsia="en-US"/>
         </w:rPr>
-        <w:t>In selection of which recurrent model to use, the vanilla RNN was naturally excluded due to the length of some of the sessions in the dataset. This model, therefore, requires a gated architecture to ensure the gradients persist. Bi-directional RNNs were excluded as a bi-directional network, when reading the query segment would allow a track’s score to be defined by tracks later in the queue. Given more time, a useful comparison could be made between the LSTM and GRU</w:t>
-      </w:r>
-      <w:r>
-        <w:rPr>
-          <w:sz w:val="22"/>
-          <w:szCs w:val="22"/>
-          <w:lang w:eastAsia="en-US"/>
-        </w:rPr>
-        <w:t xml:space="preserve"> </w:t>
-      </w:r>
-      <w:r>
-        <w:rPr>
-          <w:color w:val="000000"/>
-          <w:sz w:val="22"/>
-          <w:szCs w:val="22"/>
-        </w:rPr>
-        <w:t>Cho et al. (2014)</w:t>
-      </w:r>
-      <w:r>
-        <w:rPr>
-          <w:sz w:val="22"/>
-          <w:szCs w:val="22"/>
-          <w:lang w:eastAsia="en-US"/>
-        </w:rPr>
-        <w:t xml:space="preserve"> as they are both gated architectures that address the vanishing gradient problem but differ in the number of gates and whether cell and hidden states are held separately. The GRU’s smaller parameter count could provide an advantage here, improving computational cost. </w:t>
+        <w:t>In selection of which recurrent model to use, the vanilla RNN was excluded due to the length of the sessions in the dataset. This model, therefore, requires a gated architecture to ensure the gradients persist. Bi-directional RNNs were excluded as a bi-directional network, when reading the query segment would allow a track’s score to be defined by tracks later in the queue.</w:t>
       </w:r>
     </w:p>
     <w:p>
@@ -14767,8 +15489,72 @@
           <w:sz w:val="22"/>
           <w:szCs w:val="22"/>
         </w:rPr>
+        <w:t>Th</w:t>
+      </w:r>
+      <w:r>
+        <w:rPr>
+          <w:color w:val="000000"/>
+          <w:sz w:val="22"/>
+          <w:szCs w:val="22"/>
+        </w:rPr>
+        <w:t xml:space="preserve">e second neural network replaces recurrence with self-attention, meaning each position in a session can attend to an earlier position rather than reaching it through a hidden state. The architecture present in this research was adapted from </w:t>
+      </w:r>
+      <w:r>
+        <w:rPr>
+          <w:color w:val="000000"/>
+          <w:sz w:val="22"/>
+          <w:szCs w:val="22"/>
+        </w:rPr>
+        <w:t xml:space="preserve">Kang </w:t>
+      </w:r>
+      <w:r>
+        <w:rPr>
+          <w:color w:val="000000"/>
+          <w:sz w:val="22"/>
+          <w:szCs w:val="22"/>
+        </w:rPr>
+        <w:t>and</w:t>
+      </w:r>
+      <w:r>
+        <w:rPr>
+          <w:color w:val="000000"/>
+          <w:sz w:val="22"/>
+          <w:szCs w:val="22"/>
+        </w:rPr>
+        <w:t xml:space="preserve"> McAuley (2018),</w:t>
+      </w:r>
+      <w:r>
+        <w:rPr>
+          <w:color w:val="000000"/>
+          <w:sz w:val="22"/>
+          <w:szCs w:val="22"/>
+        </w:rPr>
+        <w:t xml:space="preserve"> their model was designed to predict the next item based on an item catalogue. This scenario </w:t>
+      </w:r>
+      <w:r>
+        <w:rPr>
+          <w:color w:val="000000"/>
+          <w:sz w:val="22"/>
+          <w:szCs w:val="22"/>
+        </w:rPr>
+        <w:t xml:space="preserve">requires </w:t>
+      </w:r>
+      <w:r>
+        <w:rPr>
+          <w:color w:val="000000"/>
+          <w:sz w:val="22"/>
+          <w:szCs w:val="22"/>
+        </w:rPr>
+        <w:t xml:space="preserve">an alteration on this, as the model must assign a skip probability to each track in the query segment. The implementation was adapted from </w:t>
+      </w:r>
+      <w:r>
+        <w:rPr>
+          <w:color w:val="000000"/>
+          <w:sz w:val="22"/>
+          <w:szCs w:val="22"/>
+        </w:rPr>
         <w:lastRenderedPageBreak/>
-        <w:t>Th</w:t>
+        <w:t>Huang (2020)</w:t>
       </w:r>
       <w:r>
         <w:rPr>
@@ -14776,99 +15562,51 @@
           <w:sz w:val="22"/>
           <w:szCs w:val="22"/>
         </w:rPr>
-        <w:t xml:space="preserve">e second neural network replaces recurrence with self-attention, meaning each position in a session can attend to an earlier position rather than reaching it through a hidden state. The architecture present in this research was adapted from a paper by </w:t>
-      </w:r>
+        <w:t xml:space="preserve">, a </w:t>
+      </w:r>
+      <w:proofErr w:type="spellStart"/>
       <w:r>
         <w:rPr>
           <w:color w:val="000000"/>
           <w:sz w:val="22"/>
           <w:szCs w:val="22"/>
         </w:rPr>
-        <w:t xml:space="preserve">Kang </w:t>
-      </w:r>
+        <w:t>pytorch</w:t>
+      </w:r>
+      <w:proofErr w:type="spellEnd"/>
       <w:r>
         <w:rPr>
           <w:color w:val="000000"/>
           <w:sz w:val="22"/>
           <w:szCs w:val="22"/>
         </w:rPr>
-        <w:t>and</w:t>
-      </w:r>
-      <w:r>
+        <w:t xml:space="preserve"> version of the original TensorFlow release, used under the Apache 2.0 license.</w:t>
+      </w:r>
+    </w:p>
+    <w:p>
+      <w:pPr>
         <w:rPr>
           <w:color w:val="000000"/>
           <w:sz w:val="22"/>
           <w:szCs w:val="22"/>
         </w:rPr>
-        <w:t xml:space="preserve"> McAuley (2018),</w:t>
-      </w:r>
-      <w:r>
+      </w:pPr>
+    </w:p>
+    <w:p>
+      <w:pPr>
         <w:rPr>
           <w:color w:val="000000"/>
           <w:sz w:val="22"/>
           <w:szCs w:val="22"/>
         </w:rPr>
-        <w:t xml:space="preserve"> their model was designed to predict the next item based on an item catalogue. This scenario calls for an alteration on this, as the model must assign a skip probability to each track in the remaining query segment. The implementation was adapted from </w:t>
-      </w:r>
+      </w:pPr>
       <w:r>
         <w:rPr>
           <w:color w:val="000000"/>
           <w:sz w:val="22"/>
           <w:szCs w:val="22"/>
         </w:rPr>
-        <w:t>Huang (2020)</w:t>
-      </w:r>
-      <w:r>
-        <w:rPr>
-          <w:color w:val="000000"/>
-          <w:sz w:val="22"/>
-          <w:szCs w:val="22"/>
-        </w:rPr>
-        <w:t xml:space="preserve">, a </w:t>
-      </w:r>
-      <w:proofErr w:type="spellStart"/>
-      <w:r>
-        <w:rPr>
-          <w:color w:val="000000"/>
-          <w:sz w:val="22"/>
-          <w:szCs w:val="22"/>
-        </w:rPr>
-        <w:t>pytorch</w:t>
-      </w:r>
-      <w:proofErr w:type="spellEnd"/>
-      <w:r>
-        <w:rPr>
-          <w:color w:val="000000"/>
-          <w:sz w:val="22"/>
-          <w:szCs w:val="22"/>
-        </w:rPr>
-        <w:t xml:space="preserve"> version of the original TensorFlow release, used under the Apache 2.0 license.</w:t>
-      </w:r>
-    </w:p>
-    <w:p>
-      <w:pPr>
-        <w:rPr>
-          <w:color w:val="000000"/>
-          <w:sz w:val="22"/>
-          <w:szCs w:val="22"/>
-        </w:rPr>
-      </w:pPr>
-    </w:p>
-    <w:p>
-      <w:pPr>
-        <w:rPr>
-          <w:color w:val="000000"/>
-          <w:sz w:val="22"/>
-          <w:szCs w:val="22"/>
-        </w:rPr>
-      </w:pPr>
-      <w:r>
-        <w:rPr>
-          <w:color w:val="000000"/>
-          <w:sz w:val="22"/>
-          <w:szCs w:val="22"/>
-        </w:rPr>
-        <w:t xml:space="preserve">In the reference model each item is represented by a learned embedding, resulting in the architecture relying on item identity. This logic does not function in this scenario as the model must score tracks that may not appear in the training data. The embedding stage is thus replaced by a linear projection of each track’s </w:t>
+        <w:t xml:space="preserve">In the reference model each item is represented by a learned embedding, resulting in the architecture relying on item identity. This does not function in this scenario as the model must score tracks that may not appear in the training data. The embedding stage is thus replaced by a linear projection of each track’s </w:t>
       </w:r>
       <w:proofErr w:type="gramStart"/>
       <w:r>
@@ -15160,7 +15898,7 @@
           <w:szCs w:val="22"/>
           <w:lang w:eastAsia="en-US"/>
         </w:rPr>
-        <w:t xml:space="preserve"> preceding it. However, the reference model outputs a single score at a time. This model is scoring the whole query segment simultaneously so therefore would introduce circularity, for example if the track at position 7 is attending to position 5 (both in the query segment), this arrangement of the query segment is about to be altered by the model which will change the scoring, which will in turn affect the arrangement. The mask is therefore altered so that each position in the query segment may only attend to itself and the context, as demonstrated below in Figure 4.1.</w:t>
+        <w:t xml:space="preserve"> preceding it. However, the reference model outputs a single score at a time. This model is scoring the whole query segment simultaneously so therefore would introduce circularity, for example if the track at position 7 is attending to position 5 (both in the query segment), this arrangement of the query segment is about to be altered by the model which will change the scoring, which will in turn affect the arrangement. The mask is therefore altered so that each position in the query segment may only attend to itself and the context, as demonstrated below.</w:t>
       </w:r>
     </w:p>
     <w:p>
@@ -18717,7 +19455,7 @@
           <w:szCs w:val="22"/>
           <w:lang w:eastAsia="en-US"/>
         </w:rPr>
-        <w:t xml:space="preserve">’. These are both still present in the data processing scripts to aid </w:t>
+        <w:t>’.</w:t>
       </w:r>
       <w:r>
         <w:rPr>
@@ -18725,7 +19463,7 @@
           <w:szCs w:val="22"/>
           <w:lang w:eastAsia="en-US"/>
         </w:rPr>
-        <w:t>any future work that may be carried out</w:t>
+        <w:t xml:space="preserve"> </w:t>
       </w:r>
       <w:r>
         <w:rPr>
@@ -18733,7 +19471,7 @@
           <w:szCs w:val="22"/>
           <w:lang w:eastAsia="en-US"/>
         </w:rPr>
-        <w:t xml:space="preserve">. The core reasoning behind </w:t>
+        <w:t xml:space="preserve">The core reasoning behind </w:t>
       </w:r>
       <w:r>
         <w:rPr>
@@ -18749,7 +19487,23 @@
           <w:szCs w:val="22"/>
           <w:lang w:eastAsia="en-US"/>
         </w:rPr>
-        <w:t>, is that it is impossible to know these features unless the track has ended, therefore ‘</w:t>
+        <w:t>, is that it</w:t>
+      </w:r>
+      <w:r>
+        <w:rPr>
+          <w:sz w:val="22"/>
+          <w:szCs w:val="22"/>
+          <w:lang w:eastAsia="en-US"/>
+        </w:rPr>
+        <w:t>’</w:t>
+      </w:r>
+      <w:r>
+        <w:rPr>
+          <w:sz w:val="22"/>
+          <w:szCs w:val="22"/>
+          <w:lang w:eastAsia="en-US"/>
+        </w:rPr>
+        <w:t>s impossible to know these features unless the track has ended, therefore ‘</w:t>
       </w:r>
       <w:proofErr w:type="spellStart"/>
       <w:r>
@@ -19273,7 +20027,7 @@
                               <w:sz w:val="22"/>
                               <w:szCs w:val="22"/>
                             </w:rPr>
-                            <m:t>1-σ</m:t>
+                            <m:t>σ</m:t>
                           </m:r>
                           <m:d>
                             <m:dPr>
@@ -21211,7 +21965,21 @@
           <w:sz w:val="22"/>
           <w:szCs w:val="22"/>
         </w:rPr>
-        <w:t>is the learnable threshold above which a non-skipped track beings to contribute set at 0.33 (the average skip rate over the population)</w:t>
+        <w:t>is the learnable threshold above which a non-skipped track be</w:t>
+      </w:r>
+      <w:r>
+        <w:rPr>
+          <w:sz w:val="22"/>
+          <w:szCs w:val="22"/>
+        </w:rPr>
+        <w:t>gin</w:t>
+      </w:r>
+      <w:r>
+        <w:rPr>
+          <w:sz w:val="22"/>
+          <w:szCs w:val="22"/>
+        </w:rPr>
+        <w:t>s to contribute set at 0.33 (the average skip rate over the population)</w:t>
       </w:r>
     </w:p>
     <w:p>
@@ -22525,6 +23293,13 @@
         </w:rPr>
         <w:t xml:space="preserve"> stage. </w:t>
       </w:r>
+      <w:r>
+        <w:rPr>
+          <w:sz w:val="22"/>
+          <w:szCs w:val="22"/>
+        </w:rPr>
+        <w:t>The three weights are normalised to a unit mean to preserve the overall loss magnitude of the BCE.</w:t>
+      </w:r>
     </w:p>
     <w:p>
       <w:pPr>
@@ -23082,7 +23857,7 @@
           <w:sz w:val="22"/>
           <w:szCs w:val="22"/>
         </w:rPr>
-        <w:t>The audio feature dataset is 12.05GB across ten parquet files and is stored locally alongside the streaming histories. Rather than combining the files and reading over the whole dataset for each streaming history to find the matching tracks, each parquet is read with just the eleven required columns and filtered against the stored list of tracks present in the volunteer data. This is appended to a list containing a subset of the parquets processed so far and subsequently the parquet is released before opening the next one. This ensures the maximum memory taken up in the merging of the datasets is the current parquet and the stored subset as opposed to the full 12GB.</w:t>
+        <w:t>The audio feature dataset is 12.05GB across ten parquet files and is stored locally alongside the streaming histories. Rather than combining the files and reading over the whole dataset for each streaming history to find the matching tracks, each parquet is read with the eleven required columns and filtered against the stored list of tracks present in the volunteer data. This is appended to a list containing a subset of the parquets processed so far and subsequently the parquet is released before opening the next one. This ensures the maximum memory taken up in the merging of the datasets is the current parquet and the stored subset as opposed to the full 12GB.</w:t>
       </w:r>
     </w:p>
     <w:p>
@@ -23348,23 +24123,7 @@
           <w:sz w:val="22"/>
           <w:szCs w:val="22"/>
         </w:rPr>
-        <w:t xml:space="preserve">In construction of the historical skip rates, </w:t>
-      </w:r>
-      <w:proofErr w:type="gramStart"/>
-      <w:r>
-        <w:rPr>
-          <w:sz w:val="22"/>
-          <w:szCs w:val="22"/>
-        </w:rPr>
-        <w:t>in order to</w:t>
-      </w:r>
-      <w:proofErr w:type="gramEnd"/>
-      <w:r>
-        <w:rPr>
-          <w:sz w:val="22"/>
-          <w:szCs w:val="22"/>
-        </w:rPr>
-        <w:t xml:space="preserve"> chronologise the sessions, the data frame was initially sorted on ‘</w:t>
+        <w:t>In construction of the historical skip rates, to chronologise the sessions, the data frame was initially sorted on ‘</w:t>
       </w:r>
       <w:proofErr w:type="spellStart"/>
       <w:r>
@@ -25149,7 +25908,7 @@
           <w:sz w:val="22"/>
           <w:szCs w:val="22"/>
         </w:rPr>
-        <w:t>=five</w:t>
+        <w:t>five</w:t>
       </w:r>
       <w:r>
         <w:rPr>
@@ -25576,15 +26335,15 @@
         <w:tblLook w:val="04A0" w:firstRow="1" w:lastRow="0" w:firstColumn="1" w:lastColumn="0" w:noHBand="0" w:noVBand="1"/>
       </w:tblPr>
       <w:tblGrid>
-        <w:gridCol w:w="1022"/>
-        <w:gridCol w:w="973"/>
-        <w:gridCol w:w="1006"/>
-        <w:gridCol w:w="991"/>
-        <w:gridCol w:w="973"/>
-        <w:gridCol w:w="1036"/>
-        <w:gridCol w:w="1058"/>
-        <w:gridCol w:w="862"/>
-        <w:gridCol w:w="1095"/>
+        <w:gridCol w:w="1025"/>
+        <w:gridCol w:w="977"/>
+        <w:gridCol w:w="1010"/>
+        <w:gridCol w:w="995"/>
+        <w:gridCol w:w="977"/>
+        <w:gridCol w:w="1039"/>
+        <w:gridCol w:w="1060"/>
+        <w:gridCol w:w="836"/>
+        <w:gridCol w:w="1097"/>
       </w:tblGrid>
       <w:tr>
         <w:trPr>
@@ -25794,10 +26553,7 @@
               <w:jc w:val="right"/>
             </w:pPr>
             <w:r>
-              <w:rPr>
-                <w:sz w:val="17"/>
-              </w:rPr>
-              <w:t>—</w:t>
+              <w:t>-</w:t>
             </w:r>
           </w:p>
         </w:tc>
@@ -25845,10 +26601,7 @@
               <w:jc w:val="right"/>
             </w:pPr>
             <w:r>
-              <w:rPr>
-                <w:sz w:val="17"/>
-              </w:rPr>
-              <w:t>—</w:t>
+              <w:t>-</w:t>
             </w:r>
           </w:p>
         </w:tc>
@@ -25947,10 +26700,7 @@
               <w:jc w:val="right"/>
             </w:pPr>
             <w:r>
-              <w:rPr>
-                <w:sz w:val="17"/>
-              </w:rPr>
-              <w:t>—</w:t>
+              <w:t>-</w:t>
             </w:r>
           </w:p>
         </w:tc>
@@ -25998,10 +26748,7 @@
               <w:jc w:val="right"/>
             </w:pPr>
             <w:r>
-              <w:rPr>
-                <w:sz w:val="17"/>
-              </w:rPr>
-              <w:t>—</w:t>
+              <w:t>-</w:t>
             </w:r>
           </w:p>
         </w:tc>
@@ -26100,10 +26847,7 @@
               <w:jc w:val="right"/>
             </w:pPr>
             <w:r>
-              <w:rPr>
-                <w:sz w:val="17"/>
-              </w:rPr>
-              <w:t>—</w:t>
+              <w:t>-</w:t>
             </w:r>
           </w:p>
         </w:tc>
@@ -26304,10 +27048,7 @@
               <w:jc w:val="right"/>
             </w:pPr>
             <w:r>
-              <w:rPr>
-                <w:sz w:val="17"/>
-              </w:rPr>
-              <w:t>—</w:t>
+              <w:t>-</w:t>
             </w:r>
           </w:p>
         </w:tc>
@@ -26457,10 +27198,7 @@
               <w:jc w:val="right"/>
             </w:pPr>
             <w:r>
-              <w:rPr>
-                <w:sz w:val="17"/>
-              </w:rPr>
-              <w:t>—</w:t>
+              <w:t>-</w:t>
             </w:r>
           </w:p>
         </w:tc>
@@ -28403,7 +29141,15 @@
           <w:sz w:val="22"/>
           <w:szCs w:val="22"/>
         </w:rPr>
-        <w:t xml:space="preserve"> we see that the gain, although measurable, is not substantial. In fact, this arm gains 0.0965 over random which is 30.9% of the 0.3119 of headroom the random floor leaves available.</w:t>
+        <w:t xml:space="preserve"> we see that the gain, although measurable, is not </w:t>
+      </w:r>
+      <w:r>
+        <w:rPr>
+          <w:sz w:val="22"/>
+          <w:szCs w:val="22"/>
+        </w:rPr>
+        <w:lastRenderedPageBreak/>
+        <w:t>substantial. In fact, this arm gains 0.0965 over random which is 30.9% of the 0.3119 of headroom the random floor leaves available.</w:t>
       </w:r>
     </w:p>
     <w:p>
@@ -28947,7 +29693,6 @@
         <w:pStyle w:val="Subtitle"/>
       </w:pPr>
       <w:r>
-        <w:lastRenderedPageBreak/>
         <w:t>6.2.4 Rank First Skip</w:t>
       </w:r>
     </w:p>
@@ -31566,7 +32311,7 @@
           <w:sz w:val="22"/>
           <w:szCs w:val="22"/>
         </w:rPr>
-        <w:t>best model from evaluation (LSTM with PWTS) runs. As shown by each demo, the number of skips is measurably reduced in the top five songs, clearly showing the success of the model.</w:t>
+        <w:t>best model from evaluation (LSTM with PWTS) runs. As shown by each demo, the number of skips is measurably reduced in the top five songs, showing the success of the model.</w:t>
       </w:r>
     </w:p>
     <w:p>
@@ -36081,9 +36826,13 @@
     <w:p>
       <w:pPr>
         <w:pStyle w:val="p1"/>
-      </w:pPr>
-      <w:r>
-        <w:rPr>
+        <w:rPr>
+          <w:rFonts w:ascii="Times New Roman" w:hAnsi="Times New Roman"/>
+        </w:rPr>
+      </w:pPr>
+      <w:r>
+        <w:rPr>
+          <w:rFonts w:ascii="Times New Roman" w:hAnsi="Times New Roman"/>
           <w:sz w:val="22"/>
           <w:szCs w:val="22"/>
         </w:rPr>
@@ -36091,6 +36840,7 @@
       </w:r>
       <w:r>
         <w:rPr>
+          <w:rFonts w:ascii="Times New Roman" w:hAnsi="Times New Roman"/>
           <w:sz w:val="22"/>
           <w:szCs w:val="22"/>
           <w:vertAlign w:val="superscript"/>
@@ -36099,6 +36849,7 @@
       </w:r>
       <w:r>
         <w:rPr>
+          <w:rFonts w:ascii="Times New Roman" w:hAnsi="Times New Roman"/>
           <w:sz w:val="22"/>
           <w:szCs w:val="22"/>
         </w:rPr>
@@ -36116,6 +36867,7 @@
       </w:r>
       <w:r>
         <w:rPr>
+          <w:rFonts w:ascii="Times New Roman" w:hAnsi="Times New Roman"/>
           <w:b/>
           <w:bCs/>
           <w:sz w:val="22"/>
@@ -36125,6 +36877,7 @@
       </w:r>
       <w:r>
         <w:rPr>
+          <w:rFonts w:ascii="Times New Roman" w:hAnsi="Times New Roman"/>
           <w:sz w:val="22"/>
           <w:szCs w:val="22"/>
         </w:rPr>
@@ -36132,6 +36885,7 @@
       </w:r>
       <w:r>
         <w:rPr>
+          <w:rFonts w:ascii="Times New Roman" w:hAnsi="Times New Roman"/>
           <w:sz w:val="22"/>
           <w:szCs w:val="22"/>
           <w:vertAlign w:val="superscript"/>
@@ -36140,6 +36894,7 @@
       </w:r>
       <w:r>
         <w:rPr>
+          <w:rFonts w:ascii="Times New Roman" w:hAnsi="Times New Roman"/>
           <w:sz w:val="22"/>
           <w:szCs w:val="22"/>
         </w:rPr>
@@ -36360,7 +37115,6 @@
           <w:szCs w:val="40"/>
           <w:u w:val="single"/>
         </w:rPr>
-        <w:lastRenderedPageBreak/>
         <w:t xml:space="preserve">Appendix </w:t>
       </w:r>
       <w:r>
@@ -36551,6 +37305,12 @@
       </w:r>
     </w:p>
     <w:sectPr>
+      <w:headerReference w:type="even" r:id="rId12"/>
+      <w:headerReference w:type="default" r:id="rId13"/>
+      <w:footerReference w:type="even" r:id="rId14"/>
+      <w:footerReference w:type="default" r:id="rId15"/>
+      <w:headerReference w:type="first" r:id="rId16"/>
+      <w:footerReference w:type="first" r:id="rId17"/>
       <w:pgSz w:w="11906" w:h="16838"/>
       <w:pgMar w:top="1440" w:right="1440" w:bottom="1440" w:left="1440" w:header="708" w:footer="708" w:gutter="0"/>
       <w:cols w:space="708"/>
@@ -36579,6 +37339,36 @@
 </w:endnotes>
 </file>
 
+<file path=word/footer1.xml><?xml version="1.0" encoding="utf-8"?>
+<w:ftr xmlns:wpc="http://schemas.microsoft.com/office/word/2010/wordprocessingCanvas" xmlns:cx="http://schemas.microsoft.com/office/drawing/2014/chartex" xmlns:cx1="http://schemas.microsoft.com/office/drawing/2015/9/8/chartex" xmlns:cx2="http://schemas.microsoft.com/office/drawing/2015/10/21/chartex" xmlns:cx3="http://schemas.microsoft.com/office/drawing/2016/5/9/chartex" xmlns:cx4="http://schemas.microsoft.com/office/drawing/2016/5/10/chartex" xmlns:cx5="http://schemas.microsoft.com/office/drawing/2016/5/11/chartex" xmlns:cx6="http://schemas.microsoft.com/office/drawing/2016/5/12/chartex" xmlns:cx7="http://schemas.microsoft.com/office/drawing/2016/5/13/chartex" xmlns:cx8="http://schemas.microsoft.com/office/drawing/2016/5/14/chartex" xmlns:mc="http://schemas.openxmlformats.org/markup-compatibility/2006" xmlns:m="http://schemas.openxmlformats.org/officeDocument/2006/math" xmlns:aink="http://schemas.microsoft.com/office/drawing/2016/ink" xmlns:am3d="http://schemas.microsoft.com/office/drawing/2017/model3d" xmlns:oel="http://schemas.microsoft.com/office/2019/extlst" xmlns:r="http://schemas.openxmlformats.org/officeDocument/2006/relationships" xmlns:wp14="http://schemas.microsoft.com/office/word/2010/wordprocessingDrawing" xmlns:wp="http://schemas.openxmlformats.org/drawingml/2006/wordprocessingDrawing" xmlns:wpg="http://schemas.microsoft.com/office/word/2010/wordprocessingGroup" xmlns:wpi="http://schemas.microsoft.com/office/word/2010/wordprocessingInk" xmlns:wps="http://schemas.microsoft.com/office/word/2010/wordprocessingShape" xmlns:o="urn:schemas-microsoft-com:office:office" xmlns:v="urn:schemas-microsoft-com:vml" xmlns:w10="urn:schemas-microsoft-com:office:word" xmlns:w="http://schemas.openxmlformats.org/wordprocessingml/2006/main" xmlns:w14="http://schemas.microsoft.com/office/word/2010/wordml" xmlns:w15="http://schemas.microsoft.com/office/word/2012/wordml" xmlns:w16cex="http://schemas.microsoft.com/office/word/2018/wordml/cex" xmlns:w16cid="http://schemas.microsoft.com/office/word/2016/wordml/cid" xmlns:w16="http://schemas.microsoft.com/office/word/2018/wordml" xmlns:w16sdtdh="http://schemas.microsoft.com/office/word/2020/wordml/sdtdatahash" xmlns:w16sdtfl="http://schemas.microsoft.com/office/word/2024/wordml/sdtformatlock" xmlns:w16se="http://schemas.microsoft.com/office/word/2015/wordml/symex" xmlns:w16du="http://schemas.microsoft.com/office/word/2023/wordml/word16du" xmlns:wne="http://schemas.microsoft.com/office/word/2006/wordml" mc:Ignorable="w14 w15 w16se w16cid w16 w16cex w16sdtdh w16sdtfl w16du wp14">
+  <w:p>
+    <w:pPr>
+      <w:pStyle w:val="Footer"/>
+    </w:pPr>
+  </w:p>
+</w:ftr>
+</file>
+
+<file path=word/footer2.xml><?xml version="1.0" encoding="utf-8"?>
+<w:ftr xmlns:wpc="http://schemas.microsoft.com/office/word/2010/wordprocessingCanvas" xmlns:cx="http://schemas.microsoft.com/office/drawing/2014/chartex" xmlns:cx1="http://schemas.microsoft.com/office/drawing/2015/9/8/chartex" xmlns:cx2="http://schemas.microsoft.com/office/drawing/2015/10/21/chartex" xmlns:cx3="http://schemas.microsoft.com/office/drawing/2016/5/9/chartex" xmlns:cx4="http://schemas.microsoft.com/office/drawing/2016/5/10/chartex" xmlns:cx5="http://schemas.microsoft.com/office/drawing/2016/5/11/chartex" xmlns:cx6="http://schemas.microsoft.com/office/drawing/2016/5/12/chartex" xmlns:cx7="http://schemas.microsoft.com/office/drawing/2016/5/13/chartex" xmlns:cx8="http://schemas.microsoft.com/office/drawing/2016/5/14/chartex" xmlns:mc="http://schemas.openxmlformats.org/markup-compatibility/2006" xmlns:m="http://schemas.openxmlformats.org/officeDocument/2006/math" xmlns:aink="http://schemas.microsoft.com/office/drawing/2016/ink" xmlns:am3d="http://schemas.microsoft.com/office/drawing/2017/model3d" xmlns:oel="http://schemas.microsoft.com/office/2019/extlst" xmlns:r="http://schemas.openxmlformats.org/officeDocument/2006/relationships" xmlns:wp14="http://schemas.microsoft.com/office/word/2010/wordprocessingDrawing" xmlns:wp="http://schemas.openxmlformats.org/drawingml/2006/wordprocessingDrawing" xmlns:wpg="http://schemas.microsoft.com/office/word/2010/wordprocessingGroup" xmlns:wpi="http://schemas.microsoft.com/office/word/2010/wordprocessingInk" xmlns:wps="http://schemas.microsoft.com/office/word/2010/wordprocessingShape" xmlns:o="urn:schemas-microsoft-com:office:office" xmlns:v="urn:schemas-microsoft-com:vml" xmlns:w10="urn:schemas-microsoft-com:office:word" xmlns:w="http://schemas.openxmlformats.org/wordprocessingml/2006/main" xmlns:w14="http://schemas.microsoft.com/office/word/2010/wordml" xmlns:w15="http://schemas.microsoft.com/office/word/2012/wordml" xmlns:w16cex="http://schemas.microsoft.com/office/word/2018/wordml/cex" xmlns:w16cid="http://schemas.microsoft.com/office/word/2016/wordml/cid" xmlns:w16="http://schemas.microsoft.com/office/word/2018/wordml" xmlns:w16sdtdh="http://schemas.microsoft.com/office/word/2020/wordml/sdtdatahash" xmlns:w16sdtfl="http://schemas.microsoft.com/office/word/2024/wordml/sdtformatlock" xmlns:w16se="http://schemas.microsoft.com/office/word/2015/wordml/symex" xmlns:w16du="http://schemas.microsoft.com/office/word/2023/wordml/word16du" xmlns:wne="http://schemas.microsoft.com/office/word/2006/wordml" mc:Ignorable="w14 w15 w16se w16cid w16 w16cex w16sdtdh w16sdtfl w16du wp14">
+  <w:p>
+    <w:pPr>
+      <w:pStyle w:val="Footer"/>
+    </w:pPr>
+  </w:p>
+</w:ftr>
+</file>
+
+<file path=word/footer3.xml><?xml version="1.0" encoding="utf-8"?>
+<w:ftr xmlns:wpc="http://schemas.microsoft.com/office/word/2010/wordprocessingCanvas" xmlns:cx="http://schemas.microsoft.com/office/drawing/2014/chartex" xmlns:cx1="http://schemas.microsoft.com/office/drawing/2015/9/8/chartex" xmlns:cx2="http://schemas.microsoft.com/office/drawing/2015/10/21/chartex" xmlns:cx3="http://schemas.microsoft.com/office/drawing/2016/5/9/chartex" xmlns:cx4="http://schemas.microsoft.com/office/drawing/2016/5/10/chartex" xmlns:cx5="http://schemas.microsoft.com/office/drawing/2016/5/11/chartex" xmlns:cx6="http://schemas.microsoft.com/office/drawing/2016/5/12/chartex" xmlns:cx7="http://schemas.microsoft.com/office/drawing/2016/5/13/chartex" xmlns:cx8="http://schemas.microsoft.com/office/drawing/2016/5/14/chartex" xmlns:mc="http://schemas.openxmlformats.org/markup-compatibility/2006" xmlns:m="http://schemas.openxmlformats.org/officeDocument/2006/math" xmlns:aink="http://schemas.microsoft.com/office/drawing/2016/ink" xmlns:am3d="http://schemas.microsoft.com/office/drawing/2017/model3d" xmlns:oel="http://schemas.microsoft.com/office/2019/extlst" xmlns:r="http://schemas.openxmlformats.org/officeDocument/2006/relationships" xmlns:wp14="http://schemas.microsoft.com/office/word/2010/wordprocessingDrawing" xmlns:wp="http://schemas.openxmlformats.org/drawingml/2006/wordprocessingDrawing" xmlns:wpg="http://schemas.microsoft.com/office/word/2010/wordprocessingGroup" xmlns:wpi="http://schemas.microsoft.com/office/word/2010/wordprocessingInk" xmlns:wps="http://schemas.microsoft.com/office/word/2010/wordprocessingShape" xmlns:o="urn:schemas-microsoft-com:office:office" xmlns:v="urn:schemas-microsoft-com:vml" xmlns:w10="urn:schemas-microsoft-com:office:word" xmlns:w="http://schemas.openxmlformats.org/wordprocessingml/2006/main" xmlns:w14="http://schemas.microsoft.com/office/word/2010/wordml" xmlns:w15="http://schemas.microsoft.com/office/word/2012/wordml" xmlns:w16cex="http://schemas.microsoft.com/office/word/2018/wordml/cex" xmlns:w16cid="http://schemas.microsoft.com/office/word/2016/wordml/cid" xmlns:w16="http://schemas.microsoft.com/office/word/2018/wordml" xmlns:w16sdtdh="http://schemas.microsoft.com/office/word/2020/wordml/sdtdatahash" xmlns:w16sdtfl="http://schemas.microsoft.com/office/word/2024/wordml/sdtformatlock" xmlns:w16se="http://schemas.microsoft.com/office/word/2015/wordml/symex" xmlns:w16du="http://schemas.microsoft.com/office/word/2023/wordml/word16du" xmlns:wne="http://schemas.microsoft.com/office/word/2006/wordml" mc:Ignorable="w14 w15 w16se w16cid w16 w16cex w16sdtdh w16sdtfl w16du wp14">
+  <w:p>
+    <w:pPr>
+      <w:pStyle w:val="Footer"/>
+    </w:pPr>
+  </w:p>
+</w:ftr>
+</file>
+
 <file path=word/footnotes.xml><?xml version="1.0" encoding="utf-8"?>
 <w:footnotes xmlns:wpc="http://schemas.microsoft.com/office/word/2010/wordprocessingCanvas" xmlns:cx="http://schemas.microsoft.com/office/drawing/2014/chartex" xmlns:cx1="http://schemas.microsoft.com/office/drawing/2015/9/8/chartex" xmlns:cx2="http://schemas.microsoft.com/office/drawing/2015/10/21/chartex" xmlns:cx3="http://schemas.microsoft.com/office/drawing/2016/5/9/chartex" xmlns:cx4="http://schemas.microsoft.com/office/drawing/2016/5/10/chartex" xmlns:cx5="http://schemas.microsoft.com/office/drawing/2016/5/11/chartex" xmlns:cx6="http://schemas.microsoft.com/office/drawing/2016/5/12/chartex" xmlns:cx7="http://schemas.microsoft.com/office/drawing/2016/5/13/chartex" xmlns:cx8="http://schemas.microsoft.com/office/drawing/2016/5/14/chartex" xmlns:mc="http://schemas.openxmlformats.org/markup-compatibility/2006" xmlns:m="http://schemas.openxmlformats.org/officeDocument/2006/math" xmlns:aink="http://schemas.microsoft.com/office/drawing/2016/ink" xmlns:am3d="http://schemas.microsoft.com/office/drawing/2017/model3d" xmlns:oel="http://schemas.microsoft.com/office/2019/extlst" xmlns:r="http://schemas.openxmlformats.org/officeDocument/2006/relationships" xmlns:wp14="http://schemas.microsoft.com/office/word/2010/wordprocessingDrawing" xmlns:wp="http://schemas.openxmlformats.org/drawingml/2006/wordprocessingDrawing" xmlns:wpg="http://schemas.microsoft.com/office/word/2010/wordprocessingGroup" xmlns:wpi="http://schemas.microsoft.com/office/word/2010/wordprocessingInk" xmlns:wps="http://schemas.microsoft.com/office/word/2010/wordprocessingShape" xmlns:o="urn:schemas-microsoft-com:office:office" xmlns:v="urn:schemas-microsoft-com:vml" xmlns:w10="urn:schemas-microsoft-com:office:word" xmlns:w="http://schemas.openxmlformats.org/wordprocessingml/2006/main" xmlns:w14="http://schemas.microsoft.com/office/word/2010/wordml" xmlns:w15="http://schemas.microsoft.com/office/word/2012/wordml" xmlns:w16cex="http://schemas.microsoft.com/office/word/2018/wordml/cex" xmlns:w16cid="http://schemas.microsoft.com/office/word/2016/wordml/cid" xmlns:w16="http://schemas.microsoft.com/office/word/2018/wordml" xmlns:w16sdtdh="http://schemas.microsoft.com/office/word/2020/wordml/sdtdatahash" xmlns:w16sdtfl="http://schemas.microsoft.com/office/word/2024/wordml/sdtformatlock" xmlns:w16se="http://schemas.microsoft.com/office/word/2015/wordml/symex" xmlns:w16du="http://schemas.microsoft.com/office/word/2023/wordml/word16du" xmlns:wne="http://schemas.microsoft.com/office/word/2006/wordml" mc:Ignorable="w14 w15 w16se w16cid w16 w16cex w16sdtdh w16sdtfl w16du wp14">
   <w:footnote w:type="separator" w:id="-1">
@@ -36596,6 +37386,36 @@
     </w:p>
   </w:footnote>
 </w:footnotes>
+</file>
+
+<file path=word/header1.xml><?xml version="1.0" encoding="utf-8"?>
+<w:hdr xmlns:wpc="http://schemas.microsoft.com/office/word/2010/wordprocessingCanvas" xmlns:cx="http://schemas.microsoft.com/office/drawing/2014/chartex" xmlns:cx1="http://schemas.microsoft.com/office/drawing/2015/9/8/chartex" xmlns:cx2="http://schemas.microsoft.com/office/drawing/2015/10/21/chartex" xmlns:cx3="http://schemas.microsoft.com/office/drawing/2016/5/9/chartex" xmlns:cx4="http://schemas.microsoft.com/office/drawing/2016/5/10/chartex" xmlns:cx5="http://schemas.microsoft.com/office/drawing/2016/5/11/chartex" xmlns:cx6="http://schemas.microsoft.com/office/drawing/2016/5/12/chartex" xmlns:cx7="http://schemas.microsoft.com/office/drawing/2016/5/13/chartex" xmlns:cx8="http://schemas.microsoft.com/office/drawing/2016/5/14/chartex" xmlns:mc="http://schemas.openxmlformats.org/markup-compatibility/2006" xmlns:m="http://schemas.openxmlformats.org/officeDocument/2006/math" xmlns:aink="http://schemas.microsoft.com/office/drawing/2016/ink" xmlns:am3d="http://schemas.microsoft.com/office/drawing/2017/model3d" xmlns:oel="http://schemas.microsoft.com/office/2019/extlst" xmlns:r="http://schemas.openxmlformats.org/officeDocument/2006/relationships" xmlns:wp14="http://schemas.microsoft.com/office/word/2010/wordprocessingDrawing" xmlns:wp="http://schemas.openxmlformats.org/drawingml/2006/wordprocessingDrawing" xmlns:wpg="http://schemas.microsoft.com/office/word/2010/wordprocessingGroup" xmlns:wpi="http://schemas.microsoft.com/office/word/2010/wordprocessingInk" xmlns:wps="http://schemas.microsoft.com/office/word/2010/wordprocessingShape" xmlns:o="urn:schemas-microsoft-com:office:office" xmlns:v="urn:schemas-microsoft-com:vml" xmlns:w10="urn:schemas-microsoft-com:office:word" xmlns:w="http://schemas.openxmlformats.org/wordprocessingml/2006/main" xmlns:w14="http://schemas.microsoft.com/office/word/2010/wordml" xmlns:w15="http://schemas.microsoft.com/office/word/2012/wordml" xmlns:w16cex="http://schemas.microsoft.com/office/word/2018/wordml/cex" xmlns:w16cid="http://schemas.microsoft.com/office/word/2016/wordml/cid" xmlns:w16="http://schemas.microsoft.com/office/word/2018/wordml" xmlns:w16sdtdh="http://schemas.microsoft.com/office/word/2020/wordml/sdtdatahash" xmlns:w16sdtfl="http://schemas.microsoft.com/office/word/2024/wordml/sdtformatlock" xmlns:w16se="http://schemas.microsoft.com/office/word/2015/wordml/symex" xmlns:w16du="http://schemas.microsoft.com/office/word/2023/wordml/word16du" xmlns:wne="http://schemas.microsoft.com/office/word/2006/wordml" mc:Ignorable="w14 w15 w16se w16cid w16 w16cex w16sdtdh w16sdtfl w16du wp14">
+  <w:p>
+    <w:pPr>
+      <w:pStyle w:val="Header"/>
+    </w:pPr>
+  </w:p>
+</w:hdr>
+</file>
+
+<file path=word/header2.xml><?xml version="1.0" encoding="utf-8"?>
+<w:hdr xmlns:wpc="http://schemas.microsoft.com/office/word/2010/wordprocessingCanvas" xmlns:cx="http://schemas.microsoft.com/office/drawing/2014/chartex" xmlns:cx1="http://schemas.microsoft.com/office/drawing/2015/9/8/chartex" xmlns:cx2="http://schemas.microsoft.com/office/drawing/2015/10/21/chartex" xmlns:cx3="http://schemas.microsoft.com/office/drawing/2016/5/9/chartex" xmlns:cx4="http://schemas.microsoft.com/office/drawing/2016/5/10/chartex" xmlns:cx5="http://schemas.microsoft.com/office/drawing/2016/5/11/chartex" xmlns:cx6="http://schemas.microsoft.com/office/drawing/2016/5/12/chartex" xmlns:cx7="http://schemas.microsoft.com/office/drawing/2016/5/13/chartex" xmlns:cx8="http://schemas.microsoft.com/office/drawing/2016/5/14/chartex" xmlns:mc="http://schemas.openxmlformats.org/markup-compatibility/2006" xmlns:m="http://schemas.openxmlformats.org/officeDocument/2006/math" xmlns:aink="http://schemas.microsoft.com/office/drawing/2016/ink" xmlns:am3d="http://schemas.microsoft.com/office/drawing/2017/model3d" xmlns:oel="http://schemas.microsoft.com/office/2019/extlst" xmlns:r="http://schemas.openxmlformats.org/officeDocument/2006/relationships" xmlns:wp14="http://schemas.microsoft.com/office/word/2010/wordprocessingDrawing" xmlns:wp="http://schemas.openxmlformats.org/drawingml/2006/wordprocessingDrawing" xmlns:wpg="http://schemas.microsoft.com/office/word/2010/wordprocessingGroup" xmlns:wpi="http://schemas.microsoft.com/office/word/2010/wordprocessingInk" xmlns:wps="http://schemas.microsoft.com/office/word/2010/wordprocessingShape" xmlns:o="urn:schemas-microsoft-com:office:office" xmlns:v="urn:schemas-microsoft-com:vml" xmlns:w10="urn:schemas-microsoft-com:office:word" xmlns:w="http://schemas.openxmlformats.org/wordprocessingml/2006/main" xmlns:w14="http://schemas.microsoft.com/office/word/2010/wordml" xmlns:w15="http://schemas.microsoft.com/office/word/2012/wordml" xmlns:w16cex="http://schemas.microsoft.com/office/word/2018/wordml/cex" xmlns:w16cid="http://schemas.microsoft.com/office/word/2016/wordml/cid" xmlns:w16="http://schemas.microsoft.com/office/word/2018/wordml" xmlns:w16sdtdh="http://schemas.microsoft.com/office/word/2020/wordml/sdtdatahash" xmlns:w16sdtfl="http://schemas.microsoft.com/office/word/2024/wordml/sdtformatlock" xmlns:w16se="http://schemas.microsoft.com/office/word/2015/wordml/symex" xmlns:w16du="http://schemas.microsoft.com/office/word/2023/wordml/word16du" xmlns:wne="http://schemas.microsoft.com/office/word/2006/wordml" mc:Ignorable="w14 w15 w16se w16cid w16 w16cex w16sdtdh w16sdtfl w16du wp14">
+  <w:p>
+    <w:pPr>
+      <w:pStyle w:val="Header"/>
+    </w:pPr>
+  </w:p>
+</w:hdr>
+</file>
+
+<file path=word/header3.xml><?xml version="1.0" encoding="utf-8"?>
+<w:hdr xmlns:wpc="http://schemas.microsoft.com/office/word/2010/wordprocessingCanvas" xmlns:cx="http://schemas.microsoft.com/office/drawing/2014/chartex" xmlns:cx1="http://schemas.microsoft.com/office/drawing/2015/9/8/chartex" xmlns:cx2="http://schemas.microsoft.com/office/drawing/2015/10/21/chartex" xmlns:cx3="http://schemas.microsoft.com/office/drawing/2016/5/9/chartex" xmlns:cx4="http://schemas.microsoft.com/office/drawing/2016/5/10/chartex" xmlns:cx5="http://schemas.microsoft.com/office/drawing/2016/5/11/chartex" xmlns:cx6="http://schemas.microsoft.com/office/drawing/2016/5/12/chartex" xmlns:cx7="http://schemas.microsoft.com/office/drawing/2016/5/13/chartex" xmlns:cx8="http://schemas.microsoft.com/office/drawing/2016/5/14/chartex" xmlns:mc="http://schemas.openxmlformats.org/markup-compatibility/2006" xmlns:m="http://schemas.openxmlformats.org/officeDocument/2006/math" xmlns:aink="http://schemas.microsoft.com/office/drawing/2016/ink" xmlns:am3d="http://schemas.microsoft.com/office/drawing/2017/model3d" xmlns:oel="http://schemas.microsoft.com/office/2019/extlst" xmlns:r="http://schemas.openxmlformats.org/officeDocument/2006/relationships" xmlns:wp14="http://schemas.microsoft.com/office/word/2010/wordprocessingDrawing" xmlns:wp="http://schemas.openxmlformats.org/drawingml/2006/wordprocessingDrawing" xmlns:wpg="http://schemas.microsoft.com/office/word/2010/wordprocessingGroup" xmlns:wpi="http://schemas.microsoft.com/office/word/2010/wordprocessingInk" xmlns:wps="http://schemas.microsoft.com/office/word/2010/wordprocessingShape" xmlns:o="urn:schemas-microsoft-com:office:office" xmlns:v="urn:schemas-microsoft-com:vml" xmlns:w10="urn:schemas-microsoft-com:office:word" xmlns:w="http://schemas.openxmlformats.org/wordprocessingml/2006/main" xmlns:w14="http://schemas.microsoft.com/office/word/2010/wordml" xmlns:w15="http://schemas.microsoft.com/office/word/2012/wordml" xmlns:w16cex="http://schemas.microsoft.com/office/word/2018/wordml/cex" xmlns:w16cid="http://schemas.microsoft.com/office/word/2016/wordml/cid" xmlns:w16="http://schemas.microsoft.com/office/word/2018/wordml" xmlns:w16sdtdh="http://schemas.microsoft.com/office/word/2020/wordml/sdtdatahash" xmlns:w16sdtfl="http://schemas.microsoft.com/office/word/2024/wordml/sdtformatlock" xmlns:w16se="http://schemas.microsoft.com/office/word/2015/wordml/symex" xmlns:w16du="http://schemas.microsoft.com/office/word/2023/wordml/word16du" xmlns:wne="http://schemas.microsoft.com/office/word/2006/wordml" mc:Ignorable="w14 w15 w16se w16cid w16 w16cex w16sdtdh w16sdtfl w16du wp14">
+  <w:p>
+    <w:pPr>
+      <w:pStyle w:val="Header"/>
+    </w:pPr>
+  </w:p>
+</w:hdr>
 </file>
 
 <file path=word/numbering.xml><?xml version="1.0" encoding="utf-8"?>
@@ -41145,4 +41965,26 @@
     </a:ext>
   </a:extLst>
 </a:theme>
+</file>
+
+<file path=word/webextensions/taskpanes.xml><?xml version="1.0" encoding="utf-8"?>
+<wetp:taskpanes xmlns:wetp="http://schemas.microsoft.com/office/webextensions/taskpanes/2010/11">
+  <wetp:taskpane dockstate="right" visibility="0" width="350" row="0">
+    <wetp:webextensionref xmlns:r="http://schemas.openxmlformats.org/officeDocument/2006/relationships" r:id="rId1"/>
+  </wetp:taskpane>
+</wetp:taskpanes>
+</file>
+
+<file path=word/webextensions/webextension1.xml><?xml version="1.0" encoding="utf-8"?>
+<we:webextension xmlns:we="http://schemas.microsoft.com/office/webextensions/webextension/2010/11" id="{E8CFCAC5-6758-6344-848D-321FB579D795}">
+  <we:reference id="wa200010453" version="1.0.0.1" store="en-GB" storeType="OMEX"/>
+  <we:alternateReferences>
+    <we:reference id="wa200010453" version="1.0.0.1" store="wa200010453" storeType="OMEX"/>
+  </we:alternateReferences>
+  <we:properties>
+    <we:property name="claude.fileId" value="&quot;d418f8bb-614d-45d2-8bd7-0d954103dfec&quot;"/>
+  </we:properties>
+  <we:bindings/>
+  <we:snapshot xmlns:r="http://schemas.openxmlformats.org/officeDocument/2006/relationships"/>
+</we:webextension>
 </file>